--- a/USER_GUIDE_(UPDATED)V4.docx
+++ b/USER_GUIDE_(UPDATED)V4.docx
@@ -13362,7 +13362,7 @@
               <w:rPr>
                 <w:sz w:val="18"/>
               </w:rPr>
-              <w:t>When "Present": Cycling Path; Red Stripe; Signalised Crossing; Traffic Crossing; Zebra Crossing</w:t>
+              <w:t>When "Present": Cycling Path; Red Stripe; Signalised Crossing; Traffic Crossing; Zebra Crossing &lt;br&gt; When "Not Present": Faded Marking</w:t>
             </w:r>
           </w:p>
         </w:tc>
@@ -13810,7 +13810,19 @@
               <w:rPr>
                 <w:sz w:val="18"/>
               </w:rPr>
-              <w:t>Major Surface Deformation or Drain Opening</w:t>
+              <w:t xml:space="preserve">Major Surface Deformation or Drain Opening </w:t>
+            </w:r>
+            <w:r>
+              <w:rPr>
+                <w:b/>
+                <w:sz w:val="18"/>
+              </w:rPr>
+              <w:t>❖</w:t>
+            </w:r>
+            <w:r>
+              <w:rPr>
+                <w:sz w:val="18"/>
+              </w:rPr>
             </w:r>
           </w:p>
         </w:tc>
@@ -13846,7 +13858,7 @@
               <w:rPr>
                 <w:sz w:val="18"/>
               </w:rPr>
-              <w:t>—</w:t>
+              <w:t>When "Present": Footpath crack; Footpath uneven; Footpath Uneven IMU</w:t>
             </w:r>
           </w:p>
         </w:tc>
@@ -14806,6 +14818,62 @@
               <w:rPr>
                 <w:sz w:val="18"/>
               </w:rPr>
+              <w:t>Delineation</w:t>
+            </w:r>
+          </w:p>
+        </w:tc>
+        <w:tc>
+          <w:tcPr>
+            <w:tcW w:type="dxa" w:w="2880"/>
+          </w:tcPr>
+          <w:p>
+            <w:r>
+              <w:rPr>
+                <w:sz w:val="18"/>
+              </w:rPr>
+            </w:r>
+            <w:r>
+              <w:rPr>
+                <w:sz w:val="18"/>
+              </w:rPr>
+              <w:t>Not Present</w:t>
+            </w:r>
+          </w:p>
+        </w:tc>
+        <w:tc>
+          <w:tcPr>
+            <w:tcW w:type="dxa" w:w="2880"/>
+          </w:tcPr>
+          <w:p>
+            <w:r>
+              <w:rPr>
+                <w:sz w:val="18"/>
+              </w:rPr>
+            </w:r>
+            <w:r>
+              <w:rPr>
+                <w:sz w:val="18"/>
+              </w:rPr>
+              <w:t>Faded Marking</w:t>
+            </w:r>
+          </w:p>
+        </w:tc>
+      </w:tr>
+      <w:tr>
+        <w:tc>
+          <w:tcPr>
+            <w:tcW w:type="dxa" w:w="2880"/>
+          </w:tcPr>
+          <w:p>
+            <w:r>
+              <w:rPr>
+                <w:sz w:val="18"/>
+              </w:rPr>
+            </w:r>
+            <w:r>
+              <w:rPr>
+                <w:sz w:val="18"/>
+              </w:rPr>
               <w:t>Crossing Facility</w:t>
             </w:r>
           </w:p>
@@ -14843,6 +14911,62 @@
                 <w:sz w:val="18"/>
               </w:rPr>
               <w:t>Zebra Crossing; Signalised PC; Bicycle Crossing; Unsignalised Junction; Development Access</w:t>
+            </w:r>
+          </w:p>
+        </w:tc>
+      </w:tr>
+      <w:tr>
+        <w:tc>
+          <w:tcPr>
+            <w:tcW w:type="dxa" w:w="2880"/>
+          </w:tcPr>
+          <w:p>
+            <w:r>
+              <w:rPr>
+                <w:sz w:val="18"/>
+              </w:rPr>
+            </w:r>
+            <w:r>
+              <w:rPr>
+                <w:sz w:val="18"/>
+              </w:rPr>
+              <w:t>Major Surface Deformation or Drain Opening</w:t>
+            </w:r>
+          </w:p>
+        </w:tc>
+        <w:tc>
+          <w:tcPr>
+            <w:tcW w:type="dxa" w:w="2880"/>
+          </w:tcPr>
+          <w:p>
+            <w:r>
+              <w:rPr>
+                <w:sz w:val="18"/>
+              </w:rPr>
+            </w:r>
+            <w:r>
+              <w:rPr>
+                <w:sz w:val="18"/>
+              </w:rPr>
+              <w:t>Present</w:t>
+            </w:r>
+          </w:p>
+        </w:tc>
+        <w:tc>
+          <w:tcPr>
+            <w:tcW w:type="dxa" w:w="2880"/>
+          </w:tcPr>
+          <w:p>
+            <w:r>
+              <w:rPr>
+                <w:sz w:val="18"/>
+              </w:rPr>
+            </w:r>
+            <w:r>
+              <w:rPr>
+                <w:sz w:val="18"/>
+              </w:rPr>
+              <w:t>Footpath crack; Footpath uneven; Footpath Uneven IMU</w:t>
             </w:r>
           </w:p>
         </w:tc>
@@ -15817,7 +15941,7 @@
               <w:rPr>
                 <w:sz w:val="18"/>
               </w:rPr>
-              <w:t>5 delineation types</w:t>
+              <w:t>5 delineation types when Present; 1 type when Not Present</w:t>
             </w:r>
           </w:p>
         </w:tc>
@@ -15886,6 +16010,74 @@
                 <w:sz w:val="18"/>
               </w:rPr>
               <w:t>5 crossing types</w:t>
+            </w:r>
+          </w:p>
+        </w:tc>
+      </w:tr>
+      <w:tr>
+        <w:tc>
+          <w:tcPr>
+            <w:tcW w:type="dxa" w:w="2880"/>
+          </w:tcPr>
+          <w:p>
+            <w:r>
+              <w:rPr>
+                <w:sz w:val="18"/>
+              </w:rPr>
+            </w:r>
+            <w:r>
+              <w:rPr>
+                <w:sz w:val="18"/>
+              </w:rPr>
+            </w:r>
+            <w:r>
+              <w:rPr>
+                <w:b/>
+                <w:sz w:val="18"/>
+              </w:rPr>
+              <w:t>Major Surface Deformation or Drain Opening</w:t>
+            </w:r>
+            <w:r>
+              <w:rPr>
+                <w:sz w:val="18"/>
+              </w:rPr>
+              <w:t xml:space="preserve"> ❖</w:t>
+            </w:r>
+          </w:p>
+        </w:tc>
+        <w:tc>
+          <w:tcPr>
+            <w:tcW w:type="dxa" w:w="2880"/>
+          </w:tcPr>
+          <w:p>
+            <w:r>
+              <w:rPr>
+                <w:sz w:val="18"/>
+              </w:rPr>
+            </w:r>
+            <w:r>
+              <w:rPr>
+                <w:sz w:val="18"/>
+              </w:rPr>
+              <w:t>Present; Not Present</w:t>
+            </w:r>
+          </w:p>
+        </w:tc>
+        <w:tc>
+          <w:tcPr>
+            <w:tcW w:type="dxa" w:w="2880"/>
+          </w:tcPr>
+          <w:p>
+            <w:r>
+              <w:rPr>
+                <w:sz w:val="18"/>
+              </w:rPr>
+            </w:r>
+            <w:r>
+              <w:rPr>
+                <w:sz w:val="18"/>
+              </w:rPr>
+              <w:t>3 deformation types</w:t>
             </w:r>
           </w:p>
         </w:tc>
@@ -16728,6 +16920,80 @@
               <w:rPr>
                 <w:sz w:val="18"/>
               </w:rPr>
+              <w:t>Delineation</w:t>
+            </w:r>
+          </w:p>
+        </w:tc>
+        <w:tc>
+          <w:tcPr>
+            <w:tcW w:type="dxa" w:w="2160"/>
+          </w:tcPr>
+          <w:p>
+            <w:r>
+              <w:rPr>
+                <w:sz w:val="18"/>
+              </w:rPr>
+            </w:r>
+            <w:r>
+              <w:rPr>
+                <w:sz w:val="18"/>
+              </w:rPr>
+              <w:t>Not Present</w:t>
+            </w:r>
+          </w:p>
+        </w:tc>
+        <w:tc>
+          <w:tcPr>
+            <w:tcW w:type="dxa" w:w="2160"/>
+          </w:tcPr>
+          <w:p>
+            <w:r>
+              <w:rPr>
+                <w:sz w:val="18"/>
+              </w:rPr>
+            </w:r>
+            <w:r>
+              <w:rPr>
+                <w:sz w:val="18"/>
+              </w:rPr>
+              <w:t>Faded Marking</w:t>
+            </w:r>
+          </w:p>
+        </w:tc>
+        <w:tc>
+          <w:tcPr>
+            <w:tcW w:type="dxa" w:w="2160"/>
+          </w:tcPr>
+          <w:p>
+            <w:r>
+              <w:rPr>
+                <w:sz w:val="18"/>
+              </w:rPr>
+            </w:r>
+            <w:r>
+              <w:rPr>
+                <w:sz w:val="18"/>
+              </w:rPr>
+              <w:t>Unique colour per type</w:t>
+            </w:r>
+          </w:p>
+        </w:tc>
+      </w:tr>
+      <w:tr>
+        <w:tc>
+          <w:tcPr>
+            <w:tcW w:type="dxa" w:w="2160"/>
+          </w:tcPr>
+          <w:p>
+            <w:r>
+              <w:rPr>
+                <w:sz w:val="18"/>
+              </w:rPr>
+            </w:r>
+            <w:r>
+              <w:rPr>
+                <w:sz w:val="18"/>
+              </w:rPr>
               <w:t>Crossing Facility</w:t>
             </w:r>
           </w:p>
@@ -16765,6 +17031,80 @@
                 <w:sz w:val="18"/>
               </w:rPr>
               <w:t>Zebra Crossing · Signalised PC · Bicycle Crossing · Unsignalised Junction · Development Access</w:t>
+            </w:r>
+          </w:p>
+        </w:tc>
+        <w:tc>
+          <w:tcPr>
+            <w:tcW w:type="dxa" w:w="2160"/>
+          </w:tcPr>
+          <w:p>
+            <w:r>
+              <w:rPr>
+                <w:sz w:val="18"/>
+              </w:rPr>
+            </w:r>
+            <w:r>
+              <w:rPr>
+                <w:sz w:val="18"/>
+              </w:rPr>
+              <w:t>Unique colour per type</w:t>
+            </w:r>
+          </w:p>
+        </w:tc>
+      </w:tr>
+      <w:tr>
+        <w:tc>
+          <w:tcPr>
+            <w:tcW w:type="dxa" w:w="2160"/>
+          </w:tcPr>
+          <w:p>
+            <w:r>
+              <w:rPr>
+                <w:sz w:val="18"/>
+              </w:rPr>
+            </w:r>
+            <w:r>
+              <w:rPr>
+                <w:sz w:val="18"/>
+              </w:rPr>
+              <w:t>Major Surface Deformation or Drain Opening</w:t>
+            </w:r>
+          </w:p>
+        </w:tc>
+        <w:tc>
+          <w:tcPr>
+            <w:tcW w:type="dxa" w:w="2160"/>
+          </w:tcPr>
+          <w:p>
+            <w:r>
+              <w:rPr>
+                <w:sz w:val="18"/>
+              </w:rPr>
+            </w:r>
+            <w:r>
+              <w:rPr>
+                <w:sz w:val="18"/>
+              </w:rPr>
+              <w:t>Present</w:t>
+            </w:r>
+          </w:p>
+        </w:tc>
+        <w:tc>
+          <w:tcPr>
+            <w:tcW w:type="dxa" w:w="2160"/>
+          </w:tcPr>
+          <w:p>
+            <w:r>
+              <w:rPr>
+                <w:sz w:val="18"/>
+              </w:rPr>
+            </w:r>
+            <w:r>
+              <w:rPr>
+                <w:sz w:val="18"/>
+              </w:rPr>
+              <w:t>Footpath crack · Footpath uneven · Footpath Uneven IMU</w:t>
             </w:r>
           </w:p>
         </w:tc>
@@ -22756,7 +23096,7 @@
               <w:rPr>
                 <w:sz w:val="18"/>
               </w:rPr>
-              <w:t>Facility Width, Curvature</w:t>
+              <w:t>Cycling Path Type Reference</w:t>
             </w:r>
           </w:p>
         </w:tc>
@@ -22781,21 +23121,7 @@
                 <w:color w:val="C53030"/>
                 <w:sz w:val="18"/>
               </w:rPr>
-              <w:t>path_width (1)</w:t>
-            </w:r>
-            <w:r>
-              <w:rPr>
-                <w:sz w:val="18"/>
-              </w:rPr>
-              <w:t xml:space="preserve">, </w:t>
-            </w:r>
-            <w:r>
-              <w:rPr>
-                <w:rFonts w:ascii="Courier New" w:hAnsi="Courier New"/>
-                <w:color w:val="C53030"/>
-                <w:sz w:val="18"/>
-              </w:rPr>
-              <w:t>path_type (2)</w:t>
+              <w:t>path_type (1)</w:t>
             </w:r>
             <w:r>
               <w:rPr>

--- a/USER_GUIDE_(UPDATED)V4.docx
+++ b/USER_GUIDE_(UPDATED)V4.docx
@@ -92,6 +92,56 @@
     <w:p>
       <w:pPr>
         <w:pStyle w:val="Heading3"/>
+      </w:pPr>
+      <w:r>
+        <w:t>1.0 How to Install PSAT</w:t>
+      </w:r>
+    </w:p>
+    <w:p>
+      <w:pPr/>
+      <w:r>
+        <w:t>Note: This section is a placeholder. Full installation instructions will be added once the installation package is finalised by the development team.</w:t>
+      </w:r>
+    </w:p>
+    <w:p>
+      <w:pPr/>
+      <w:r>
+        <w:t>The PSAT installation folder contains everything needed to run the tool on your machine:</w:t>
+      </w:r>
+    </w:p>
+    <w:p>
+      <w:pPr>
+        <w:pStyle w:val="ListBullet"/>
+      </w:pPr>
+      <w:r>
+        <w:t>run.PSAT — the main launcher executable to start the application</w:t>
+      </w:r>
+    </w:p>
+    <w:p>
+      <w:pPr>
+        <w:pStyle w:val="ListBullet"/>
+      </w:pPr>
+      <w:r>
+        <w:t>GIS layers — all shapefiles required for auto-coding and spatial analysis</w:t>
+      </w:r>
+    </w:p>
+    <w:p>
+      <w:pPr>
+        <w:pStyle w:val="ListBullet"/>
+      </w:pPr>
+      <w:r>
+        <w:t>Latest survey images — pre-loaded images (e.g. 1Q26) for initial project setup</w:t>
+      </w:r>
+    </w:p>
+    <w:p>
+      <w:pPr/>
+      <w:r>
+        <w:t>Contact your administrator for the latest installation package and setup instructions.</w:t>
+      </w:r>
+    </w:p>
+    <w:p>
+      <w:pPr>
+        <w:pStyle w:val="Heading3"/>
         <w:spacing w:before="160"/>
       </w:pPr>
       <w:r>
@@ -550,6 +600,66 @@
       </w:r>
       <w:r>
         <w:t>. The map also pans and zooms to that road so you can visually confirm you are creating the project from the correct location before proceeding.</w:t>
+      </w:r>
+    </w:p>
+    <w:p>
+      <w:pPr>
+        <w:pStyle w:val="Heading4"/>
+      </w:pPr>
+      <w:r>
+        <w:t>The in/ Import Folder</w:t>
+      </w:r>
+    </w:p>
+    <w:p>
+      <w:pPr/>
+      <w:r>
+        <w:t>The in/ folder is the staging area for all survey images. Before you can create a project, images must be placed in a named sub-folder inside in/.</w:t>
+      </w:r>
+    </w:p>
+    <w:p>
+      <w:pPr/>
+      <w:r>
+        <w:t>Where to get the images:</w:t>
+      </w:r>
+    </w:p>
+    <w:p>
+      <w:pPr/>
+      <w:r>
+        <w:t>Survey images are captured using the LTA survey vehicle. The raw image files are provided by the survey team and must be copied into a named sub-folder under in/ on the PSAT machine.</w:t>
+      </w:r>
+    </w:p>
+    <w:p>
+      <w:pPr/>
+      <w:r>
+        <w:t>How images are auto-named:</w:t>
+      </w:r>
+    </w:p>
+    <w:p>
+      <w:pPr/>
+      <w:r>
+        <w:t>Images are automatically associated with a project and quarter based on two things:</w:t>
+      </w:r>
+    </w:p>
+    <w:p>
+      <w:pPr>
+        <w:pStyle w:val="ListBullet"/>
+      </w:pPr>
+      <w:r>
+        <w:t>Project folder name — the sub-folder name inside in/ becomes the road name shown in PSAT (e.g. a folder named AMK AVE 8 creates a project called AMK AVE 8)</w:t>
+      </w:r>
+    </w:p>
+    <w:p>
+      <w:pPr>
+        <w:pStyle w:val="ListBullet"/>
+      </w:pPr>
+      <w:r>
+        <w:t>Survey quarter — the date embedded in each image file determines its quarter label automatically (e.g. images taken in January–March 2026 are tagged as 1Q26)</w:t>
+      </w:r>
+    </w:p>
+    <w:p>
+      <w:pPr/>
+      <w:r>
+        <w:t>Tip: Do not use underscores in folder names — use spaces or dashes instead (e.g. AMK AVE 8, not AMK_AVE_8).</w:t>
       </w:r>
     </w:p>
     <w:p>
@@ -828,195 +938,15 @@
       </w:r>
     </w:p>
     <w:p>
-      <w:r>
-        <w:t xml:space="preserve">Click </w:t>
-      </w:r>
-      <w:r>
-        <w:rPr>
-          <w:b/>
-        </w:rPr>
-        <w:t>View GIS Layers</w:t>
-      </w:r>
-      <w:r>
-        <w:t xml:space="preserve"> from the sidebar to open the GIS Layers dashboard.</w:t>
-      </w:r>
-    </w:p>
-    <w:p>
-      <w:r>
-        <w:t>From the GIS Layers page you can:</w:t>
-      </w:r>
-    </w:p>
-    <w:p>
-      <w:pPr>
-        <w:pStyle w:val="ListBullet"/>
-      </w:pPr>
-      <w:r>
-        <w:t>Browse all current GIS layers (sorted in alphabetical order)</w:t>
-      </w:r>
-    </w:p>
-    <w:p>
-      <w:pPr>
-        <w:pStyle w:val="ListBullet"/>
-      </w:pPr>
-      <w:r>
-        <w:t>View last updated date, required columns, and metadata for each layer</w:t>
-      </w:r>
-    </w:p>
-    <w:p>
-      <w:pPr>
-        <w:pStyle w:val="ListBullet"/>
-      </w:pPr>
-      <w:r/>
-      <w:r>
-        <w:rPr>
-          <w:b/>
-        </w:rPr>
-        <w:t>Filter shapefiles</w:t>
-      </w:r>
-      <w:r>
-        <w:t xml:space="preserve"> — type any keyword into the filter box beside the "Available Shapefiles" heading to instantly narrow the list to matching layers. This is useful when you have many layers and want to jump straight to the one you need (e.g. type </w:t>
-      </w:r>
-      <w:r>
-        <w:rPr>
-          <w:rFonts w:ascii="Courier New" w:hAnsi="Courier New"/>
-          <w:color w:val="C53030"/>
-          <w:sz w:val="18"/>
-        </w:rPr>
-        <w:t>bus</w:t>
-      </w:r>
-      <w:r>
-        <w:t xml:space="preserve"> to surface all bus-related layers)</w:t>
-      </w:r>
-    </w:p>
-    <w:p>
-      <w:pPr>
-        <w:pStyle w:val="ListBullet"/>
-      </w:pPr>
-      <w:r/>
-      <w:r>
-        <w:rPr>
-          <w:b/>
-        </w:rPr>
-        <w:t>Rename a layer</w:t>
-      </w:r>
-      <w:r>
-        <w:t xml:space="preserve"> — click </w:t>
-      </w:r>
-      <w:r>
-        <w:rPr>
-          <w:b/>
-        </w:rPr>
-        <w:t>Edit</w:t>
-      </w:r>
-      <w:r>
-        <w:t xml:space="preserve"> next to any shapefile to give it a custom display name that is meaningful to your team. The rename takes effect immediately across the dashboard</w:t>
-      </w:r>
-    </w:p>
-    <w:p>
-      <w:pPr>
-        <w:pStyle w:val="ListBullet"/>
-      </w:pPr>
-      <w:r/>
-      <w:r>
-        <w:rPr>
-          <w:b/>
-        </w:rPr>
-        <w:t>Revert to original name</w:t>
-      </w:r>
-      <w:r>
-        <w:t xml:space="preserve"> — if a layer has been renamed, click </w:t>
-      </w:r>
-      <w:r>
-        <w:rPr>
-          <w:b/>
-        </w:rPr>
-        <w:t>Revert</w:t>
-      </w:r>
-      <w:r>
-        <w:t xml:space="preserve"> to restore its original filename at any time</w:t>
-      </w:r>
-    </w:p>
-    <w:p>
-      <w:pPr>
-        <w:pStyle w:val="ListBullet"/>
-      </w:pPr>
-      <w:r>
-        <w:t xml:space="preserve">Using the </w:t>
-      </w:r>
-      <w:r>
-        <w:rPr>
-          <w:b/>
-        </w:rPr>
-        <w:t>Update GIS Layer</w:t>
-      </w:r>
-      <w:r>
-        <w:t xml:space="preserve"> button:</w:t>
-      </w:r>
-    </w:p>
-    <w:p>
-      <w:pPr>
-        <w:pStyle w:val="ListBullet2"/>
-      </w:pPr>
-      <w:r/>
-      <w:r>
-        <w:rPr>
-          <w:b/>
-        </w:rPr>
-        <w:t>Add</w:t>
-      </w:r>
-      <w:r>
-        <w:t xml:space="preserve"> entirely new GIS layers for new categories</w:t>
-      </w:r>
-    </w:p>
-    <w:p>
-      <w:pPr>
-        <w:pStyle w:val="ListBullet2"/>
-      </w:pPr>
-      <w:r/>
-      <w:r>
-        <w:rPr>
-          <w:b/>
-        </w:rPr>
-        <w:t>Replace</w:t>
-      </w:r>
-      <w:r>
-        <w:t xml:space="preserve"> an existing layer with an updated file</w:t>
-      </w:r>
-    </w:p>
-    <w:p>
-      <w:pPr>
-        <w:pStyle w:val="ListBullet2"/>
-      </w:pPr>
-      <w:r/>
-      <w:r>
-        <w:rPr>
-          <w:b/>
-        </w:rPr>
-        <w:t>Delete</w:t>
-      </w:r>
-      <w:r>
-        <w:t xml:space="preserve"> a layer that is no longer needed</w:t>
-      </w:r>
-    </w:p>
-    <w:p>
-      <w:pPr>
-        <w:spacing w:before="80" w:after="80"/>
-        <w:ind w:left="504"/>
-        <w:pBdr>
-          <w:left w:val="single" w:sz="12" w:space="4" w:color="3182CE"/>
-        </w:pBdr>
-      </w:pPr>
-      <w:r>
-        <w:rPr>
-          <w:i/>
-          <w:color w:val="4A5568"/>
-        </w:rPr>
-        <w:t>For full GIS layer management instructions, see [Section 8: GIS Layer Management](#8-gis-layer-management).</w:t>
-      </w:r>
-    </w:p>
-    <w:p>
-      <w:r>
-        <w:br w:type="page"/>
+      <w:pPr/>
+      <w:r>
+        <w:t>Click View GIS Layers from the sidebar to open the GIS Layers dashboard, where you can browse, filter, rename, and update the spatial data layers that power PSAT auto-coding.</w:t>
+      </w:r>
+    </w:p>
+    <w:p>
+      <w:pPr/>
+      <w:r>
+        <w:t>For full instructions on adding, replacing, filtering, and renaming layers, see Section 7: GIS Layer Management.</w:t>
       </w:r>
     </w:p>
     <w:p>
@@ -1528,6 +1458,70 @@
       <w:r>
         <w:t>2.3 Attribute Default Values</w:t>
       </w:r>
+    </w:p>
+    <w:p>
+      <w:pPr>
+        <w:pStyle w:val="Heading4"/>
+      </w:pPr>
+      <w:r>
+        <w:t>2.3.1 Attribute Panel Groups</w:t>
+      </w:r>
+    </w:p>
+    <w:p>
+      <w:pPr/>
+      <w:r>
+        <w:t>The attributes panel organises all 44 coding attributes into 5 tabs (groups). Click any tab to view only the attributes in that category:</w:t>
+      </w:r>
+    </w:p>
+    <w:p>
+      <w:pPr>
+        <w:pStyle w:val="ListBullet"/>
+      </w:pPr>
+      <w:r>
+        <w:t>Facility Configuration: Area Type; Facility Type; Adjacent Sidewalk 0-1m &amp; 1-3m; Adjacent Road Lane 0-1m &amp; 1-3m; Adjacent Vehicle Parking 0-1m &amp; 1-3m; Adjacent Object or Level Change 0-1m &amp; 1-3m</w:t>
+      </w:r>
+    </w:p>
+    <w:p>
+      <w:pPr>
+        <w:pStyle w:val="ListBullet"/>
+      </w:pPr>
+      <w:r>
+        <w:t>Facility Clear Width: Facility Access; Light Segregation; Fixed Obstacle on Facility; Non-Fixed Obstacle on Facility; Facility Width per Direction; Width Restriction; Adjacent Severe Hazard 0-1m &amp; 1-3m; Line of Sight</w:t>
+      </w:r>
+    </w:p>
+    <w:p>
+      <w:pPr>
+        <w:pStyle w:val="ListBullet"/>
+      </w:pPr>
+      <w:r>
+        <w:t>Facility Surface Conditions: Delineation; Major Surface Deformation or Drain Opening; Loose or Slippery Surface; Grade; Curvature; Tram or Train Rails; Street Lighting</w:t>
+      </w:r>
+    </w:p>
+    <w:p>
+      <w:pPr>
+        <w:pStyle w:val="ListBullet"/>
+      </w:pPr>
+      <w:r>
+        <w:t>Intersection: Intersection Approach; Intersection or Road Crossing; Crossing Facility; Property Access; Pedestrian Crossing; Intersecting Bicycle Facility; Number of Lanes (Adjacent / Intersecting)</w:t>
+      </w:r>
+    </w:p>
+    <w:p>
+      <w:pPr>
+        <w:pStyle w:val="ListBullet"/>
+      </w:pPr>
+      <w:r>
+        <w:t>Flow &amp; Speed: Flow Direction; Peak Pedestrian Flow; Peak Bicycle/LV Traffic Flow; Observed Proportion of Cargo Bikes; Heavy Vehicle Flow; Bicycle/LV Speed; Road AADT; Road Operating Speed; Road Speed Limit</w:t>
+      </w:r>
+    </w:p>
+    <w:p>
+      <w:pPr/>
+      <w:r>
+        <w:t>This grouping makes it easier to focus on related attributes — for example, all width and obstacle fields together in the Facility Clear Width tab, or all speed and traffic fields in the Flow &amp; Speed tab.</w:t>
+      </w:r>
+    </w:p>
+    <w:p>
+      <w:pPr/>
+      <w:r/>
     </w:p>
     <w:p>
       <w:r>
@@ -1752,12 +1746,12 @@
               <w:rPr>
                 <w:sz w:val="18"/>
               </w:rPr>
-            </w:r>
-            <w:r>
-              <w:rPr>
-                <w:sz w:val="18"/>
-              </w:rPr>
-              <w:t>Multi-Use Path</w:t>
+              <w:t>Sidewalk</w:t>
+            </w:r>
+            <w:r>
+              <w:rPr>
+                <w:sz w:val="18"/>
+              </w:rPr>
             </w:r>
           </w:p>
         </w:tc>
@@ -1770,12 +1764,12 @@
               <w:rPr>
                 <w:sz w:val="18"/>
               </w:rPr>
-            </w:r>
-            <w:r>
-              <w:rPr>
-                <w:sz w:val="18"/>
-              </w:rPr>
-              <w:t>Most common facility type; overridden by CV image analysis</w:t>
+              <w:t>Most common facility type in Singapore; overridden by CV image analysis</w:t>
+            </w:r>
+            <w:r>
+              <w:rPr>
+                <w:sz w:val="18"/>
+              </w:rPr>
             </w:r>
           </w:p>
         </w:tc>
@@ -2344,12 +2338,12 @@
               <w:rPr>
                 <w:sz w:val="18"/>
               </w:rPr>
-            </w:r>
-            <w:r>
-              <w:rPr>
-                <w:sz w:val="18"/>
-              </w:rPr>
-              <w:t>Present</w:t>
+              <w:t>Not Present</w:t>
+            </w:r>
+            <w:r>
+              <w:rPr>
+                <w:sz w:val="18"/>
+              </w:rPr>
             </w:r>
           </w:p>
         </w:tc>
@@ -2362,12 +2356,12 @@
               <w:rPr>
                 <w:sz w:val="18"/>
               </w:rPr>
-            </w:r>
-            <w:r>
-              <w:rPr>
-                <w:sz w:val="18"/>
-              </w:rPr>
-              <w:t>Default not present; CV codes first, then overwritten if PATH provides faded marking data</w:t>
+              <w:t>Default is Not Present because the default Facility Type is Sidewalk (sidewalks are not delineated); CV codes first, then overwritten if PATH provides faded marking data</w:t>
+            </w:r>
+            <w:r>
+              <w:rPr>
+                <w:sz w:val="18"/>
+              </w:rPr>
             </w:r>
           </w:p>
         </w:tc>
@@ -2954,12 +2948,12 @@
               <w:rPr>
                 <w:sz w:val="18"/>
               </w:rPr>
-            </w:r>
-            <w:r>
-              <w:rPr>
-                <w:sz w:val="18"/>
-              </w:rPr>
-              <w:t>Co-occurs with adjacent road lane; inferred by CV and logic rules</w:t>
+              <w:t>May be present when a road carriageway is within 1m of the path edge with no protective barrier; inferred by CV and logic rules — not always present even on off-road paths</w:t>
+            </w:r>
+            <w:r>
+              <w:rPr>
+                <w:sz w:val="18"/>
+              </w:rPr>
             </w:r>
           </w:p>
         </w:tc>
@@ -3028,12 +3022,12 @@
               <w:rPr>
                 <w:sz w:val="18"/>
               </w:rPr>
-            </w:r>
-            <w:r>
-              <w:rPr>
-                <w:sz w:val="18"/>
-              </w:rPr>
-              <w:t>Assumed present in urban context; derived by CV and logic rules</w:t>
+              <w:t>Present when a separate pedestrian footpath runs parallel within 1m of the cycling path (e.g. split paths); detected by CV using multi-path classification and refined by logic rules</w:t>
+            </w:r>
+            <w:r>
+              <w:rPr>
+                <w:sz w:val="18"/>
+              </w:rPr>
             </w:r>
           </w:p>
         </w:tc>
@@ -4901,7 +4895,7 @@
     </w:p>
     <w:p>
       <w:r>
-        <w:t>PSAT supports five auto-code methods that can be run individually or in combination:</w:t>
+        <w:t>PSAT supports six auto-code methods that can be run individually or in combination:</w:t>
       </w:r>
     </w:p>
     <w:p>
@@ -4953,7 +4947,20 @@
       <w:pPr>
         <w:pStyle w:val="ListBullet"/>
       </w:pPr>
-      <w:r/>
+      <w:r>
+        <w:rPr>
+          <w:b/>
+        </w:rPr>
+        <w:t xml:space="preserve">Auto-code (by segment)</w:t>
+      </w:r>
+      <w:r>
+        <w:t xml:space="preserve"> — auto-codes all attributes for the currently selected segment</w:t>
+      </w:r>
+    </w:p>
+    <w:p>
+      <w:pPr>
+        <w:pStyle w:val="ListBullet"/>
+      </w:pPr>
       <w:r>
         <w:rPr>
           <w:b/>
@@ -4961,14 +4968,22 @@
         <w:t>Bulk auto-code</w:t>
       </w:r>
       <w:r>
-        <w:t xml:space="preserve"> — runs across all selected rows or the full project</w:t>
+        <w:rPr>
+          <w:b/>
+        </w:rPr>
+      </w:r>
+      <w:r/>
+      <w:r>
+        <w:rPr>
+          <w:b w:val="0"/>
+        </w:rPr>
+        <w:t xml:space="preserve"> — runs across all selected rows or the full project (use Autocode All Projects to run across all loaded projects)</w:t>
       </w:r>
     </w:p>
     <w:p>
       <w:pPr>
         <w:pStyle w:val="ListBullet"/>
       </w:pPr>
-      <w:r/>
       <w:r>
         <w:rPr>
           <w:b/>
@@ -4976,7 +4991,16 @@
         <w:t>Per-attribute auto-code</w:t>
       </w:r>
       <w:r>
-        <w:t xml:space="preserve"> — targets only certain attributes</w:t>
+        <w:rPr>
+          <w:b/>
+        </w:rPr>
+      </w:r>
+      <w:r/>
+      <w:r>
+        <w:rPr>
+          <w:b w:val="0"/>
+        </w:rPr>
+        <w:t xml:space="preserve"> — targets only certain attributes across selected project(s)</w:t>
       </w:r>
     </w:p>
     <w:p>
@@ -5392,12 +5416,12 @@
               <w:rPr>
                 <w:sz w:val="18"/>
               </w:rPr>
-            </w:r>
-            <w:r>
-              <w:rPr>
-                <w:sz w:val="18"/>
-              </w:rPr>
-              <w:t>Fixed obstacle segmentation (label 9 = non-fixed)</w:t>
+              <w:t>Fixed obstacle segmentation model — class label 9 in the YOLO model corresponds to non-fixed obstacles (temporary items such as bins, cones, and bicycles parked on the path)</w:t>
+            </w:r>
+            <w:r>
+              <w:rPr>
+                <w:sz w:val="18"/>
+              </w:rPr>
             </w:r>
           </w:p>
         </w:tc>
@@ -6721,6 +6745,142 @@
                 <w:sz w:val="18"/>
               </w:rPr>
               <w:t>Within 20 m buffer</w:t>
+            </w:r>
+          </w:p>
+        </w:tc>
+      </w:tr>
+      <w:tr>
+        <w:tc>
+          <w:tcPr>
+            <w:tcW w:type="dxa" w:w="2880"/>
+          </w:tcPr>
+          <w:p>
+            <w:r>
+              <w:rPr>
+                <w:sz w:val="18"/>
+              </w:rPr>
+              <w:t>Grade</w:t>
+            </w:r>
+            <w:r>
+              <w:rPr>
+                <w:sz w:val="18"/>
+              </w:rPr>
+            </w:r>
+          </w:p>
+        </w:tc>
+        <w:tc>
+          <w:tcPr>
+            <w:tcW w:type="dxa" w:w="2880"/>
+          </w:tcPr>
+          <w:p>
+            <w:r>
+              <w:rPr>
+                <w:sz w:val="18"/>
+              </w:rPr>
+              <w:t>LiDAR 3D point cloud (elevation data)</w:t>
+            </w:r>
+            <w:r>
+              <w:rPr>
+                <w:sz w:val="18"/>
+              </w:rPr>
+            </w:r>
+            <w:r>
+              <w:rPr>
+                <w:rFonts w:ascii="Courier New" w:hAnsi="Courier New"/>
+                <w:color w:val="C53030"/>
+                <w:sz w:val="18"/>
+              </w:rPr>
+            </w:r>
+            <w:r>
+              <w:rPr>
+                <w:sz w:val="18"/>
+              </w:rPr>
+            </w:r>
+          </w:p>
+        </w:tc>
+        <w:tc>
+          <w:tcPr>
+            <w:tcW w:type="dxa" w:w="2880"/>
+          </w:tcPr>
+          <w:p>
+            <w:r>
+              <w:rPr>
+                <w:sz w:val="18"/>
+              </w:rPr>
+              <w:t>Weighted elevation interpolation within 3 m radius (see §2.4.2.1)</w:t>
+            </w:r>
+            <w:r>
+              <w:rPr>
+                <w:sz w:val="18"/>
+              </w:rPr>
+            </w:r>
+          </w:p>
+        </w:tc>
+      </w:tr>
+      <w:tr>
+        <w:tc>
+          <w:tcPr>
+            <w:tcW w:type="dxa" w:w="2880"/>
+          </w:tcPr>
+          <w:p>
+            <w:r>
+              <w:rPr>
+                <w:sz w:val="18"/>
+              </w:rPr>
+              <w:t>Curvature</w:t>
+            </w:r>
+            <w:r>
+              <w:rPr>
+                <w:sz w:val="18"/>
+              </w:rPr>
+            </w:r>
+          </w:p>
+        </w:tc>
+        <w:tc>
+          <w:tcPr>
+            <w:tcW w:type="dxa" w:w="2880"/>
+          </w:tcPr>
+          <w:p>
+            <w:r>
+              <w:rPr>
+                <w:sz w:val="18"/>
+              </w:rPr>
+              <w:t>path / CyclingPath_Jul2024 / FootPath_Mar2025 centreline</w:t>
+            </w:r>
+            <w:r>
+              <w:rPr>
+                <w:sz w:val="18"/>
+              </w:rPr>
+            </w:r>
+            <w:r>
+              <w:rPr>
+                <w:rFonts w:ascii="Courier New" w:hAnsi="Courier New"/>
+                <w:color w:val="C53030"/>
+                <w:sz w:val="18"/>
+              </w:rPr>
+            </w:r>
+            <w:r>
+              <w:rPr>
+                <w:sz w:val="18"/>
+              </w:rPr>
+            </w:r>
+          </w:p>
+        </w:tc>
+        <w:tc>
+          <w:tcPr>
+            <w:tcW w:type="dxa" w:w="2880"/>
+          </w:tcPr>
+          <w:p>
+            <w:r>
+              <w:rPr>
+                <w:sz w:val="18"/>
+              </w:rPr>
+              <w:t>Path centreline geometry analysis within 5 m radius (see §2.4.2.2)</w:t>
+            </w:r>
+            <w:r>
+              <w:rPr>
+                <w:sz w:val="18"/>
+              </w:rPr>
             </w:r>
           </w:p>
         </w:tc>

--- a/USER_GUIDE_(UPDATED)V4.docx
+++ b/USER_GUIDE_(UPDATED)V4.docx
@@ -6051,7 +6051,7 @@
                 <w:color w:val="C53030"/>
                 <w:sz w:val="18"/>
               </w:rPr>
-              <w:t>LinkID_Shape_File</w:t>
+              <w:t>Link Ful</w:t>
             </w:r>
             <w:r>
               <w:rPr>
@@ -6876,6 +6876,142 @@
                 <w:sz w:val="18"/>
               </w:rPr>
               <w:t>Path centreline geometry analysis within 5 m radius (see §2.4.2.2)</w:t>
+            </w:r>
+            <w:r>
+              <w:rPr>
+                <w:sz w:val="18"/>
+              </w:rPr>
+            </w:r>
+          </w:p>
+        </w:tc>
+      </w:tr>
+      <w:tr>
+        <w:tc>
+          <w:tcPr>
+            <w:tcW w:type="dxa" w:w="2880"/>
+          </w:tcPr>
+          <w:p>
+            <w:r>
+              <w:rPr>
+                <w:sz w:val="18"/>
+              </w:rPr>
+              <w:t>Loose or Slippery Surface</w:t>
+            </w:r>
+            <w:r>
+              <w:rPr>
+                <w:sz w:val="18"/>
+              </w:rPr>
+            </w:r>
+          </w:p>
+        </w:tc>
+        <w:tc>
+          <w:tcPr>
+            <w:tcW w:type="dxa" w:w="2880"/>
+          </w:tcPr>
+          <w:p>
+            <w:r>
+              <w:rPr>
+                <w:sz w:val="18"/>
+              </w:rPr>
+              <w:t>Pathwatcher defects layer (algae detections)</w:t>
+            </w:r>
+            <w:r>
+              <w:rPr>
+                <w:sz w:val="18"/>
+              </w:rPr>
+            </w:r>
+            <w:r>
+              <w:rPr>
+                <w:rFonts w:ascii="Courier New" w:hAnsi="Courier New"/>
+                <w:color w:val="C53030"/>
+                <w:sz w:val="18"/>
+              </w:rPr>
+            </w:r>
+            <w:r>
+              <w:rPr>
+                <w:sz w:val="18"/>
+              </w:rPr>
+            </w:r>
+          </w:p>
+        </w:tc>
+        <w:tc>
+          <w:tcPr>
+            <w:tcW w:type="dxa" w:w="2880"/>
+          </w:tcPr>
+          <w:p>
+            <w:r>
+              <w:rPr>
+                <w:sz w:val="18"/>
+              </w:rPr>
+              <w:t>Within 5 m buffer</w:t>
+            </w:r>
+            <w:r>
+              <w:rPr>
+                <w:sz w:val="18"/>
+              </w:rPr>
+            </w:r>
+          </w:p>
+        </w:tc>
+      </w:tr>
+      <w:tr>
+        <w:tc>
+          <w:tcPr>
+            <w:tcW w:type="dxa" w:w="2880"/>
+          </w:tcPr>
+          <w:p>
+            <w:r>
+              <w:rPr>
+                <w:sz w:val="18"/>
+              </w:rPr>
+              <w:t>Road AADT</w:t>
+            </w:r>
+            <w:r>
+              <w:rPr>
+                <w:sz w:val="18"/>
+              </w:rPr>
+            </w:r>
+          </w:p>
+        </w:tc>
+        <w:tc>
+          <w:tcPr>
+            <w:tcW w:type="dxa" w:w="2880"/>
+          </w:tcPr>
+          <w:p>
+            <w:r>
+              <w:rPr>
+                <w:sz w:val="18"/>
+              </w:rPr>
+              <w:t>No GIS auto-code — must be coded manually</w:t>
+            </w:r>
+            <w:r>
+              <w:rPr>
+                <w:sz w:val="18"/>
+              </w:rPr>
+            </w:r>
+            <w:r>
+              <w:rPr>
+                <w:rFonts w:ascii="Courier New" w:hAnsi="Courier New"/>
+                <w:color w:val="C53030"/>
+                <w:sz w:val="18"/>
+              </w:rPr>
+            </w:r>
+            <w:r>
+              <w:rPr>
+                <w:sz w:val="18"/>
+              </w:rPr>
+            </w:r>
+          </w:p>
+        </w:tc>
+        <w:tc>
+          <w:tcPr>
+            <w:tcW w:type="dxa" w:w="2880"/>
+          </w:tcPr>
+          <w:p>
+            <w:r>
+              <w:rPr>
+                <w:sz w:val="18"/>
+              </w:rPr>
+              <w:t>—</w:t>
             </w:r>
             <w:r>
               <w:rPr>
@@ -6961,12 +7097,12 @@
         <w:pStyle w:val="ListBullet"/>
       </w:pPr>
       <w:r>
-        <w:t>Score in relation to distance is calculated using this sigmund curve modified to accept a parameter for number of points</w:t>
-      </w:r>
-    </w:p>
-    <w:p>
-      <w:r>
-        <w:t>Confidence level is not a strict cut off point but instead a point at which the score begins to diminish rapidly, seen by the first curve of the sigmoid below. A higher confidence inversely affects the severity of the curve, resulting in a flatter score distribution and thus more evenly weighted across all distance, i.e. a high confidence of 100 will effectively cause points at 0m and 3m to have identical weightage. The confidence level of 2.87 is determined to be the highest accuracy based on comparisons to testing with personal equipment in my neighborhood (smartwatch's baro altimeter). This value can 100% be refined further, but the largest point of error now isn't my equipment accuracy but much more so the LiDAR accuracy.</w:t>
+        <w:t>Score in relation to distance is calculated using this sigmoid curve modified to accept a parameter for number of points</w:t>
+      </w:r>
+    </w:p>
+    <w:p>
+      <w:r>
+        <w:t>Confidence level is not a strict cut off point but instead a point at which the score begins to diminish rapidly, seen by the first curve of the sigmoid below. A higher confidence inversely affects the severity of the curve, resulting in a flatter score distribution and thus more evenly weighted across all distance, i.e. a high confidence of 100 will effectively cause points at 0m and 3m to have identical weightage. The confidence level of 2.87 is determined to be the highest accuracy based on comparisons to testing with personal equipment in a selected area (smartwatch's baro altimeter). This value can be refined further, but the largest point of error now isn't the testing equipment accuracy but much more so the LiDAR accuracy.</w:t>
       </w:r>
     </w:p>
     <w:p>
@@ -6984,7 +7120,7 @@
     </w:p>
     <w:p>
       <w:r>
-        <w:t>Very hard to give typical range due to the incredible amount of inaccuracy in the LiDAR data, i.e. an average elevation of 50m because the equipment happened to scan a flock of birds. Within Singapore, the expected range is 0m to 15m. Unable to give a picture example of said graph because this is purely computational and for auditing. This graph is not used in final calculations.</w:t>
+        <w:t xml:space="preserve">Within Singapore, the expected elevation range is 0m to 15m. </w:t>
       </w:r>
     </w:p>
     <w:p>
@@ -6997,7 +7133,7 @@
     </w:p>
     <w:p>
       <w:r>
-        <w:t>Points closer to 0m have higher weightage in regards to elevation, based on computed score given the sigmoid function above. To be more specific, I used the inverse distance weighting formula below where E-hat is the resulting estimated elevation (the hat signifies estimated, wi being the weight of point i, and ei being the elevation of point i. Further clarification: weight = score, the number calculted from the sigmoid curve above.</w:t>
+        <w:t>Points closer to 0m have higher weightage in regards to elevation, based on computed score given the sigmoid function above. To be more specific, the inverse distance weighting formula below where E-hat is the resulting estimated elevation (the hat signifies estimated, wi being the weight of point i, and ei being the elevation of point i. Further clarification: weight = score, the number calculated from the sigmoid curve above.</w:t>
       </w:r>
     </w:p>
     <w:p>
@@ -10770,119 +10906,6 @@
         <w:br w:type="page"/>
       </w:r>
     </w:p>
-    <w:p>
-      <w:pPr>
-        <w:pStyle w:val="Heading2"/>
-        <w:spacing w:before="240"/>
-      </w:pPr>
-      <w:r>
-        <w:t>3. Map View &amp; Analysis</w:t>
-      </w:r>
-    </w:p>
-    <w:p>
-      <w:r>
-        <w:t>Map views appear in several PSAT workflows, especially Coding, Path Analysis, Treatment, and GIS Layers.</w:t>
-      </w:r>
-    </w:p>
-    <w:p>
-      <w:pPr>
-        <w:pBdr>
-          <w:bottom w:val="single" w:sz="6" w:space="1" w:color="CCCCCC"/>
-        </w:pBdr>
-        <w:spacing w:after="0"/>
-      </w:pPr>
-    </w:p>
-    <w:p>
-      <w:pPr>
-        <w:pStyle w:val="Heading2"/>
-        <w:spacing w:before="240"/>
-      </w:pPr>
-      <w:r>
-        <w:t>Table of Contents</w:t>
-      </w:r>
-    </w:p>
-    <w:p>
-      <w:pPr>
-        <w:pBdr>
-          <w:bottom w:val="single" w:sz="6" w:space="1" w:color="CCCCCC"/>
-        </w:pBdr>
-        <w:spacing w:after="0"/>
-      </w:pPr>
-    </w:p>
-    <w:p>
-      <w:pPr>
-        <w:pStyle w:val="Heading3"/>
-        <w:spacing w:before="160"/>
-      </w:pPr>
-      <w:r>
-        <w:t>3.1 Segment Map in Coding</w:t>
-      </w:r>
-    </w:p>
-    <w:p>
-      <w:r>
-        <w:t>On the Coding page, the map helps you:</w:t>
-      </w:r>
-    </w:p>
-    <w:p>
-      <w:pPr>
-        <w:pStyle w:val="ListBullet"/>
-      </w:pPr>
-      <w:r>
-        <w:t>click a segment to select it</w:t>
-      </w:r>
-    </w:p>
-    <w:p>
-      <w:pPr>
-        <w:pStyle w:val="ListBullet"/>
-      </w:pPr>
-      <w:r>
-        <w:t>see risk-band colouring for saved scoring results</w:t>
-      </w:r>
-    </w:p>
-    <w:p>
-      <w:pPr>
-        <w:pStyle w:val="ListBullet"/>
-      </w:pPr>
-      <w:r>
-        <w:t>view nearby GIS context for the current point</w:t>
-      </w:r>
-    </w:p>
-    <w:p>
-      <w:pPr>
-        <w:pStyle w:val="ListBullet"/>
-      </w:pPr>
-      <w:r>
-        <w:t>inspect the spatial position of the current segment</w:t>
-      </w:r>
-    </w:p>
-    <w:p>
-      <w:pPr>
-        <w:pStyle w:val="Heading3"/>
-        <w:spacing w:before="160"/>
-      </w:pPr>
-      <w:r>
-        <w:t>3.2 Risk Colour Bands</w:t>
-      </w:r>
-    </w:p>
-    <w:p>
-      <w:r>
-        <w:t xml:space="preserve">Segments are colour-coded by their </w:t>
-      </w:r>
-      <w:r>
-        <w:rPr>
-          <w:b/>
-        </w:rPr>
-        <w:t>highest relevant risk band</w:t>
-      </w:r>
-      <w:r>
-        <w:t xml:space="preserve"> so you can quickly spot high-risk areas.</w:t>
-      </w:r>
-    </w:p>
-    <w:p>
-      <w:r>
-        <w:t>PSAT calculates four independent risk scores per segment:</w:t>
-      </w:r>
-    </w:p>
     <w:tbl>
       <w:tblPr>
         <w:tblStyle w:val="TableGrid"/>
@@ -11134,15 +11157,6 @@
         </w:tc>
       </w:tr>
     </w:tbl>
-    <w:p/>
-    <w:p>
-      <w:pPr>
-        <w:pStyle w:val="Heading4"/>
-      </w:pPr>
-      <w:r>
-        <w:t>Risk Bands for BB, BP, SB</w:t>
-      </w:r>
-    </w:p>
     <w:tbl>
       <w:tblPr>
         <w:tblStyle w:val="TableGrid"/>
@@ -11680,15 +11694,6 @@
         </w:tc>
       </w:tr>
     </w:tbl>
-    <w:p/>
-    <w:p>
-      <w:pPr>
-        <w:pStyle w:val="Heading4"/>
-      </w:pPr>
-      <w:r>
-        <w:t>Risk Bands for VB (Vehicle–Bicyclist)</w:t>
-      </w:r>
-    </w:p>
     <w:tbl>
       <w:tblPr>
         <w:tblStyle w:val="TableGrid"/>
@@ -12226,119 +12231,6 @@
         </w:tc>
       </w:tr>
     </w:tbl>
-    <w:p/>
-    <w:p>
-      <w:pPr>
-        <w:spacing w:before="80" w:after="80"/>
-        <w:ind w:left="504"/>
-        <w:pBdr>
-          <w:left w:val="single" w:sz="12" w:space="4" w:color="3182CE"/>
-        </w:pBdr>
-      </w:pPr>
-      <w:r>
-        <w:rPr>
-          <w:i/>
-          <w:color w:val="4A5568"/>
-        </w:rPr>
-        <w:t>**Overall Risk Level Band** = the **highest** band across BB, BP, SB, and VB for that segment. A single Extreme sub-score makes the overall band Extreme regardless of the others.</w:t>
-      </w:r>
-    </w:p>
-    <w:p>
-      <w:pPr>
-        <w:pStyle w:val="Heading3"/>
-        <w:spacing w:before="160"/>
-      </w:pPr>
-      <w:r>
-        <w:t>3.3 GIS Context</w:t>
-      </w:r>
-    </w:p>
-    <w:p>
-      <w:r>
-        <w:t xml:space="preserve">Depending on the page and workflow, PSAT can show nearby GIS information within a </w:t>
-      </w:r>
-      <w:r>
-        <w:rPr>
-          <w:b/>
-        </w:rPr>
-        <w:t>5 m radius</w:t>
-      </w:r>
-      <w:r>
-        <w:t xml:space="preserve"> of the current segment, such as:</w:t>
-      </w:r>
-    </w:p>
-    <w:p>
-      <w:pPr>
-        <w:pStyle w:val="ListBullet"/>
-      </w:pPr>
-      <w:r>
-        <w:t>cycling paths, shared paths, and footpaths</w:t>
-      </w:r>
-    </w:p>
-    <w:p>
-      <w:pPr>
-        <w:pStyle w:val="ListBullet"/>
-      </w:pPr>
-      <w:r>
-        <w:t>road crossings and zebra crossings</w:t>
-      </w:r>
-    </w:p>
-    <w:p>
-      <w:pPr>
-        <w:pStyle w:val="ListBullet"/>
-      </w:pPr>
-      <w:r>
-        <w:t>bus stops and MRT-related features</w:t>
-      </w:r>
-    </w:p>
-    <w:p>
-      <w:pPr>
-        <w:pStyle w:val="ListBullet"/>
-      </w:pPr>
-      <w:r>
-        <w:t>road-name and planning-area context</w:t>
-      </w:r>
-    </w:p>
-    <w:p>
-      <w:pPr>
-        <w:pStyle w:val="ListBullet"/>
-      </w:pPr>
-      <w:r>
-        <w:t>width, curvature, and gradient analysis overlays</w:t>
-      </w:r>
-    </w:p>
-    <w:p>
-      <w:pPr>
-        <w:pStyle w:val="Heading3"/>
-        <w:spacing w:before="160"/>
-      </w:pPr>
-      <w:r>
-        <w:t>3.4 GIS Layers Page</w:t>
-      </w:r>
-    </w:p>
-    <w:p>
-      <w:r>
-        <w:t xml:space="preserve">Use the dedicated </w:t>
-      </w:r>
-      <w:r>
-        <w:rPr>
-          <w:b/>
-        </w:rPr>
-        <w:t>GIS Layers</w:t>
-      </w:r>
-      <w:r>
-        <w:t xml:space="preserve"> page (accessible from the sidebar) when you want to inspect the raw shapefile layers themselves rather than just the map context around a segment.</w:t>
-      </w:r>
-    </w:p>
-    <w:p>
-      <w:r>
-        <w:t>That page lets you preview available layers, review their metadata, and add or replace GIS files when needed.</w:t>
-      </w:r>
-    </w:p>
-    <w:p>
-      <w:r>
-        <w:br w:type="page"/>
-      </w:r>
-    </w:p>
     <w:p>
       <w:pPr>
         <w:pStyle w:val="Heading2"/>
@@ -15645,51 +15537,6 @@
         <w:spacing w:after="0"/>
       </w:pPr>
     </w:p>
-    <w:p>
-      <w:pPr>
-        <w:pStyle w:val="Heading3"/>
-        <w:spacing w:before="160"/>
-      </w:pPr>
-      <w:r>
-        <w:t>4.6 Finer Filtering Reference</w:t>
-      </w:r>
-    </w:p>
-    <w:p>
-      <w:r>
-        <w:t xml:space="preserve">Finer filtering lets you narrow a segment filter down to a specific </w:t>
-      </w:r>
-      <w:r>
-        <w:rPr>
-          <w:b/>
-        </w:rPr>
-        <w:t>sub-type</w:t>
-      </w:r>
-      <w:r>
-        <w:t xml:space="preserve"> within a parent category. When an attribute supports it, selecting a top-level value reveals a second dropdown — and the map immediately updates to colour only the segments that match your exact sub-type.</w:t>
-      </w:r>
-    </w:p>
-    <w:p>
-      <w:r>
-        <w:t xml:space="preserve">Attributes that support finer filtering are marked </w:t>
-      </w:r>
-      <w:r>
-        <w:rPr>
-          <w:b/>
-        </w:rPr>
-        <w:t>❖</w:t>
-      </w:r>
-      <w:r>
-        <w:t xml:space="preserve"> in the filter panel.</w:t>
-      </w:r>
-    </w:p>
-    <w:p>
-      <w:pPr>
-        <w:pStyle w:val="Heading4"/>
-      </w:pPr>
-      <w:r>
-        <w:t>Which Attributes Support Finer Filtering</w:t>
-      </w:r>
-    </w:p>
     <w:tbl>
       <w:tblPr>
         <w:tblStyle w:val="TableGrid"/>
@@ -16243,138 +16090,6 @@
         </w:tc>
       </w:tr>
     </w:tbl>
-    <w:p/>
-    <w:p>
-      <w:r>
-        <w:t>All other attributes use standard single-level filtering.</w:t>
-      </w:r>
-    </w:p>
-    <w:p>
-      <w:pPr>
-        <w:pStyle w:val="Heading4"/>
-      </w:pPr>
-      <w:r>
-        <w:t>How to Use Finer Filtering</w:t>
-      </w:r>
-    </w:p>
-    <w:p>
-      <w:pPr>
-        <w:pStyle w:val="ListNumber"/>
-      </w:pPr>
-      <w:r>
-        <w:t>Open Path Analysis and load one or more projects.</w:t>
-      </w:r>
-    </w:p>
-    <w:p>
-      <w:pPr>
-        <w:pStyle w:val="ListNumber"/>
-      </w:pPr>
-      <w:r>
-        <w:t xml:space="preserve">In the </w:t>
-      </w:r>
-      <w:r>
-        <w:rPr>
-          <w:b/>
-        </w:rPr>
-        <w:t>Filter Segment</w:t>
-      </w:r>
-      <w:r>
-        <w:t xml:space="preserve"> panel, select an attribute marked </w:t>
-      </w:r>
-      <w:r>
-        <w:rPr>
-          <w:b/>
-        </w:rPr>
-        <w:t>❖</w:t>
-      </w:r>
-      <w:r>
-        <w:t xml:space="preserve"> from the dropdown.</w:t>
-      </w:r>
-    </w:p>
-    <w:p>
-      <w:pPr>
-        <w:pStyle w:val="ListNumber"/>
-      </w:pPr>
-      <w:r>
-        <w:t>Choose a top-level value (e.g. *Present* for Crossing Facility).</w:t>
-      </w:r>
-    </w:p>
-    <w:p>
-      <w:pPr>
-        <w:pStyle w:val="ListNumber"/>
-      </w:pPr>
-      <w:r>
-        <w:t xml:space="preserve">A </w:t>
-      </w:r>
-      <w:r>
-        <w:rPr>
-          <w:b/>
-        </w:rPr>
-        <w:t>sub-category dropdown</w:t>
-      </w:r>
-      <w:r>
-        <w:t xml:space="preserve"> appears immediately below — select the specific sub-type you want (e.g. *Zebra Crossing*).</w:t>
-      </w:r>
-    </w:p>
-    <w:p>
-      <w:pPr>
-        <w:pStyle w:val="ListNumber"/>
-      </w:pPr>
-      <w:r>
-        <w:t>The map updates to colour only segments with that sub-type. Segments with other values are shown in grey.</w:t>
-      </w:r>
-    </w:p>
-    <w:p>
-      <w:pPr>
-        <w:pStyle w:val="ListNumber"/>
-      </w:pPr>
-      <w:r>
-        <w:t xml:space="preserve">To </w:t>
-      </w:r>
-      <w:r>
-        <w:rPr>
-          <w:b/>
-        </w:rPr>
-        <w:t>change</w:t>
-      </w:r>
-      <w:r>
-        <w:t xml:space="preserve"> the sub-category, open the second dropdown and choose a different option.</w:t>
-      </w:r>
-    </w:p>
-    <w:p>
-      <w:pPr>
-        <w:pStyle w:val="ListNumber"/>
-      </w:pPr>
-      <w:r>
-        <w:t xml:space="preserve">To </w:t>
-      </w:r>
-      <w:r>
-        <w:rPr>
-          <w:b/>
-        </w:rPr>
-        <w:t>clear</w:t>
-      </w:r>
-      <w:r>
-        <w:t xml:space="preserve"> finer filtering, click the </w:t>
-      </w:r>
-      <w:r>
-        <w:rPr>
-          <w:b/>
-        </w:rPr>
-        <w:t>×</w:t>
-      </w:r>
-      <w:r>
-        <w:t xml:space="preserve"> on the active filter chip, or reset the top-level value to *Not Selected*.</w:t>
-      </w:r>
-    </w:p>
-    <w:p>
-      <w:pPr>
-        <w:pStyle w:val="Heading4"/>
-      </w:pPr>
-      <w:r>
-        <w:t>Sub-category Reference Table</w:t>
-      </w:r>
-    </w:p>
     <w:tbl>
       <w:tblPr>
         <w:tblStyle w:val="TableGrid"/>
@@ -17288,124 +17003,6 @@
         </w:tc>
       </w:tr>
     </w:tbl>
-    <w:p/>
-    <w:p>
-      <w:pPr>
-        <w:pStyle w:val="Heading4"/>
-      </w:pPr>
-      <w:r>
-        <w:t>Correcting Wrong Sub-category Colours</w:t>
-      </w:r>
-    </w:p>
-    <w:p>
-      <w:r>
-        <w:t>If the map shows unexpected colours when a sub-category filter is active, this usually means the source attribute was coded with an incorrect or missing sub-type value.</w:t>
-      </w:r>
-    </w:p>
-    <w:p>
-      <w:pPr>
-        <w:pStyle w:val="ListNumber"/>
-      </w:pPr>
-      <w:r>
-        <w:t>Click the affected segment on the map to select it.</w:t>
-      </w:r>
-    </w:p>
-    <w:p>
-      <w:pPr>
-        <w:pStyle w:val="ListNumber"/>
-      </w:pPr>
-      <w:r>
-        <w:t xml:space="preserve">Click </w:t>
-      </w:r>
-      <w:r>
-        <w:rPr>
-          <w:b/>
-        </w:rPr>
-        <w:t>Open in Coding</w:t>
-      </w:r>
-      <w:r>
-        <w:t xml:space="preserve"> (or navigate to the Coding page from the sidebar).</w:t>
-      </w:r>
-    </w:p>
-    <w:p>
-      <w:pPr>
-        <w:pStyle w:val="ListNumber"/>
-      </w:pPr>
-      <w:r>
-        <w:t>In the attribute table, find the relevant attribute (e.g. *Fixed Obstacle Type* for Fixed Obstacle on Facility).</w:t>
-      </w:r>
-    </w:p>
-    <w:p>
-      <w:pPr>
-        <w:pStyle w:val="ListNumber"/>
-      </w:pPr>
-      <w:r>
-        <w:t>Correct the value to the appropriate sub-type from the dropdown.</w:t>
-      </w:r>
-    </w:p>
-    <w:p>
-      <w:pPr>
-        <w:pStyle w:val="ListNumber"/>
-      </w:pPr>
-      <w:r>
-        <w:t xml:space="preserve">Click </w:t>
-      </w:r>
-      <w:r>
-        <w:rPr>
-          <w:b/>
-        </w:rPr>
-        <w:t>Save</w:t>
-      </w:r>
-      <w:r>
-        <w:t xml:space="preserve"> to persist the change and recalculate risk scores.</w:t>
-      </w:r>
-    </w:p>
-    <w:p>
-      <w:pPr>
-        <w:pStyle w:val="ListNumber"/>
-      </w:pPr>
-      <w:r>
-        <w:t xml:space="preserve">Click </w:t>
-      </w:r>
-      <w:r>
-        <w:rPr>
-          <w:b/>
-        </w:rPr>
-        <w:t>Back to Analysis</w:t>
-      </w:r>
-      <w:r>
-        <w:t xml:space="preserve"> in the sidebar to return to Path Analysis.</w:t>
-      </w:r>
-    </w:p>
-    <w:p>
-      <w:pPr>
-        <w:pStyle w:val="ListNumber"/>
-      </w:pPr>
-      <w:r>
-        <w:t>Re-apply the same filter — the corrected colour will now appear on the map.</w:t>
-      </w:r>
-    </w:p>
-    <w:p>
-      <w:pPr>
-        <w:spacing w:before="80" w:after="80"/>
-        <w:ind w:left="504"/>
-        <w:pBdr>
-          <w:left w:val="single" w:sz="12" w:space="4" w:color="3182CE"/>
-        </w:pBdr>
-      </w:pPr>
-      <w:r>
-        <w:rPr>
-          <w:i/>
-          <w:color w:val="4A5568"/>
-        </w:rPr>
-        <w:t>This also applies when the CV auto-coder assigns a sub-type incorrectly. The Coding page lets you override any auto-coded value and is the authoritative source for what appears in the filters.</w:t>
-      </w:r>
-    </w:p>
-    <w:p>
-      <w:r>
-        <w:br w:type="page"/>
-      </w:r>
-    </w:p>
     <w:p>
       <w:pPr>
         <w:pStyle w:val="Heading2"/>
@@ -18681,354 +18278,6 @@
         </w:pBdr>
         <w:spacing w:after="0"/>
       </w:pPr>
-    </w:p>
-    <w:p>
-      <w:pPr>
-        <w:pStyle w:val="Heading3"/>
-        <w:spacing w:before="160"/>
-      </w:pPr>
-      <w:r>
-        <w:t>5.10 AI Score Preview — Before &amp; After Treatment</w:t>
-      </w:r>
-    </w:p>
-    <w:p>
-      <w:r>
-        <w:t xml:space="preserve">When you select treatments in the Treatment Options panel, PSAT calculates a </w:t>
-      </w:r>
-      <w:r>
-        <w:rPr>
-          <w:b/>
-        </w:rPr>
-        <w:t>predicted score</w:t>
-      </w:r>
-      <w:r>
-        <w:t xml:space="preserve"> for the current segment in real time. This before/after comparison lets you evaluate the safety impact of a treatment before committing to it.</w:t>
-      </w:r>
-    </w:p>
-    <w:p>
-      <w:pPr>
-        <w:pStyle w:val="Heading4"/>
-      </w:pPr>
-      <w:r>
-        <w:t>How the Before / After Comparison Works</w:t>
-      </w:r>
-    </w:p>
-    <w:p>
-      <w:pPr>
-        <w:pStyle w:val="ListNumber"/>
-      </w:pPr>
-      <w:r/>
-      <w:r>
-        <w:rPr>
-          <w:b/>
-        </w:rPr>
-        <w:t>Before score</w:t>
-      </w:r>
-      <w:r>
-        <w:t xml:space="preserve"> — the original crash type scores (BB, BP, SB, VB, Risk Score) computed from the coded attributes.</w:t>
-      </w:r>
-    </w:p>
-    <w:p>
-      <w:pPr>
-        <w:pStyle w:val="ListNumber"/>
-      </w:pPr>
-      <w:r/>
-      <w:r>
-        <w:rPr>
-          <w:b/>
-        </w:rPr>
-        <w:t>Treatment selected</w:t>
-      </w:r>
-      <w:r>
-        <w:t xml:space="preserve"> — ticking a treatment checkbox immediately previews the effect on the current segment's scores.</w:t>
-      </w:r>
-    </w:p>
-    <w:p>
-      <w:pPr>
-        <w:pStyle w:val="ListNumber"/>
-      </w:pPr>
-      <w:r/>
-      <w:r>
-        <w:rPr>
-          <w:b/>
-        </w:rPr>
-        <w:t>After score</w:t>
-      </w:r>
-      <w:r>
-        <w:t xml:space="preserve"> — PSAT re-runs the CycleRAP scoring formula with the updated attribute values to produce a predicted post-treatment score.</w:t>
-      </w:r>
-    </w:p>
-    <w:p>
-      <w:r>
-        <w:t xml:space="preserve">The difference (reduction) is shown as a </w:t>
-      </w:r>
-      <w:r>
-        <w:rPr>
-          <w:b/>
-        </w:rPr>
-        <w:t>↓ value</w:t>
-      </w:r>
-      <w:r>
-        <w:t xml:space="preserve"> beneath each crash type score card. A green indicator confirms improvement; no arrow means the treatment did not affect that crash type.</w:t>
-      </w:r>
-    </w:p>
-    <w:p>
-      <w:pPr>
-        <w:pStyle w:val="Heading4"/>
-      </w:pPr>
-      <w:r>
-        <w:t>Reading the Score Cards</w:t>
-      </w:r>
-    </w:p>
-    <w:p>
-      <w:r>
-        <w:t>When treatments are selected:</w:t>
-      </w:r>
-    </w:p>
-    <w:p>
-      <w:pPr>
-        <w:pStyle w:val="ListBullet"/>
-      </w:pPr>
-      <w:r>
-        <w:t xml:space="preserve">Each card shows the </w:t>
-      </w:r>
-      <w:r>
-        <w:rPr>
-          <w:b/>
-        </w:rPr>
-        <w:t>post-treatment score</w:t>
-      </w:r>
-      <w:r>
-        <w:t xml:space="preserve"> in large text.</w:t>
-      </w:r>
-    </w:p>
-    <w:p>
-      <w:pPr>
-        <w:pStyle w:val="ListBullet"/>
-      </w:pPr>
-      <w:r>
-        <w:t xml:space="preserve">A </w:t>
-      </w:r>
-      <w:r>
-        <w:rPr>
-          <w:b/>
-        </w:rPr>
-        <w:t>↓ X.XX</w:t>
-      </w:r>
-      <w:r>
-        <w:t xml:space="preserve"> delta beneath it shows how much the score decreased.</w:t>
-      </w:r>
-    </w:p>
-    <w:p>
-      <w:pPr>
-        <w:pStyle w:val="ListBullet"/>
-      </w:pPr>
-      <w:r>
-        <w:t xml:space="preserve">The card background colour reflects the </w:t>
-      </w:r>
-      <w:r>
-        <w:rPr>
-          <w:b/>
-        </w:rPr>
-        <w:t>post-treatment band</w:t>
-      </w:r>
-      <w:r>
-        <w:t xml:space="preserve"> — if a treatment moved a segment from High to Medium, the card will show the Medium (yellow/orange) colour.</w:t>
-      </w:r>
-    </w:p>
-    <w:p>
-      <w:pPr>
-        <w:pStyle w:val="Heading4"/>
-      </w:pPr>
-      <w:r>
-        <w:t>Previewing Before You Apply</w:t>
-      </w:r>
-    </w:p>
-    <w:p>
-      <w:pPr>
-        <w:spacing w:before="80" w:after="80"/>
-        <w:ind w:left="504"/>
-        <w:pBdr>
-          <w:left w:val="single" w:sz="12" w:space="4" w:color="3182CE"/>
-        </w:pBdr>
-      </w:pPr>
-      <w:r>
-        <w:rPr>
-          <w:i/>
-          <w:color w:val="4A5568"/>
-        </w:rPr>
-        <w:t>[!IMPORTANT]</w:t>
-      </w:r>
-    </w:p>
-    <w:p>
-      <w:pPr>
-        <w:spacing w:before="80" w:after="80"/>
-        <w:ind w:left="504"/>
-        <w:pBdr>
-          <w:left w:val="single" w:sz="12" w:space="4" w:color="3182CE"/>
-        </w:pBdr>
-      </w:pPr>
-      <w:r>
-        <w:rPr>
-          <w:i/>
-          <w:color w:val="4A5568"/>
-        </w:rPr>
-        <w:t>The **Show Post-Treatment** toggle must be switched **on** in the Attributes panel header to see the live score preview and attribute modifications. If it is toggled off, the score cards and attribute fields will continue showing the original pre-treatment values.</w:t>
-      </w:r>
-    </w:p>
-    <w:p>
-      <w:r>
-        <w:t xml:space="preserve">With the toggle enabled, tick any treatment checkbox to see the </w:t>
-      </w:r>
-      <w:r>
-        <w:rPr>
-          <w:b/>
-        </w:rPr>
-        <w:t>live score preview</w:t>
-      </w:r>
-      <w:r>
-        <w:t xml:space="preserve"> for the current segment. The scores and attributes update automatically as you change your selection — you do not need to click Apply.</w:t>
-      </w:r>
-    </w:p>
-    <w:p>
-      <w:pPr>
-        <w:spacing w:before="80" w:after="80"/>
-        <w:ind w:left="504"/>
-        <w:pBdr>
-          <w:left w:val="single" w:sz="12" w:space="4" w:color="3182CE"/>
-        </w:pBdr>
-      </w:pPr>
-      <w:r>
-        <w:rPr>
-          <w:i/>
-          <w:color w:val="4A5568"/>
-        </w:rPr>
-        <w:t>**Note:** Selecting treatments only previews the effect — nothing is saved until you click **Apply**.</w:t>
-      </w:r>
-    </w:p>
-    <w:p>
-      <w:pPr>
-        <w:pStyle w:val="Heading4"/>
-      </w:pPr>
-      <w:r>
-        <w:t>AI-Assisted Visualisation (Prompt &amp; Image Copy)</w:t>
-      </w:r>
-    </w:p>
-    <w:p>
-      <w:r>
-        <w:t>Two clipboard buttons help you create visual representations of proposed improvements:</w:t>
-      </w:r>
-    </w:p>
-    <w:p>
-      <w:pPr>
-        <w:pStyle w:val="ListBullet"/>
-      </w:pPr>
-      <w:r/>
-      <w:r>
-        <w:rPr>
-          <w:b/>
-        </w:rPr>
-        <w:t>Copy prompt</w:t>
-      </w:r>
-      <w:r>
-        <w:t xml:space="preserve"> — copies a ready-to-use text prompt describing the selected or applied treatments. Use the dropdown to choose:</w:t>
-      </w:r>
-    </w:p>
-    <w:p>
-      <w:pPr>
-        <w:pStyle w:val="ListBullet2"/>
-      </w:pPr>
-      <w:r/>
-      <w:r>
-        <w:rPr>
-          <w:b/>
-        </w:rPr>
-        <w:t>Copy Applied</w:t>
-      </w:r>
-      <w:r>
-        <w:t xml:space="preserve"> — prompt based on treatments already </w:t>
-      </w:r>
-      <w:r>
-        <w:rPr>
-          <w:b/>
-        </w:rPr>
-        <w:t>applied and saved</w:t>
-      </w:r>
-      <w:r>
-        <w:t xml:space="preserve"> for this segment.</w:t>
-      </w:r>
-    </w:p>
-    <w:p>
-      <w:pPr>
-        <w:pStyle w:val="ListBullet2"/>
-      </w:pPr>
-      <w:r/>
-      <w:r>
-        <w:rPr>
-          <w:b/>
-        </w:rPr>
-        <w:t>Copy Selected</w:t>
-      </w:r>
-      <w:r>
-        <w:t xml:space="preserve"> — prompt based on treatments currently </w:t>
-      </w:r>
-      <w:r>
-        <w:rPr>
-          <w:b/>
-        </w:rPr>
-        <w:t>ticked/selected</w:t>
-      </w:r>
-      <w:r>
-        <w:t xml:space="preserve"> in the panel.</w:t>
-      </w:r>
-    </w:p>
-    <w:p>
-      <w:r>
-        <w:t>Paste the prompt into an AI image generation tool (such as ChatGPT or DALL·E) to generate a mock-up of what the improved path might look like.</w:t>
-      </w:r>
-    </w:p>
-    <w:p>
-      <w:pPr>
-        <w:pStyle w:val="ListBullet"/>
-      </w:pPr>
-      <w:r/>
-      <w:r>
-        <w:rPr>
-          <w:b/>
-        </w:rPr>
-        <w:t>Copy image</w:t>
-      </w:r>
-      <w:r>
-        <w:t xml:space="preserve"> — copies the current segment photograph directly to your clipboard. Paste it alongside the prompt so the AI tool has the actual scene to work from.</w:t>
-      </w:r>
-    </w:p>
-    <w:p>
-      <w:r>
-        <w:t xml:space="preserve">Use </w:t>
-      </w:r>
-      <w:r>
-        <w:rPr>
-          <w:b/>
-        </w:rPr>
-        <w:t>Copy Selected</w:t>
-      </w:r>
-      <w:r>
-        <w:t xml:space="preserve"> when exploring options before committing. Use </w:t>
-      </w:r>
-      <w:r>
-        <w:rPr>
-          <w:b/>
-        </w:rPr>
-        <w:t>Copy Applied</w:t>
-      </w:r>
-      <w:r>
-        <w:t xml:space="preserve"> when generating the final before-and-after visualisation.</w:t>
-      </w:r>
-    </w:p>
-    <w:p>
-      <w:r>
-        <w:br w:type="page"/>
-      </w:r>
     </w:p>
     <w:p>
       <w:pPr>
@@ -21804,7 +21053,7 @@
               <w:rPr>
                 <w:sz w:val="18"/>
               </w:rPr>
-              <w:t>LinkID_Shape_File</w:t>
+              <w:t>Link Ful</w:t>
             </w:r>
           </w:p>
         </w:tc>
@@ -21920,7 +21169,7 @@
               <w:rPr>
                 <w:sz w:val="18"/>
               </w:rPr>
-              <w:t>LinkID_Shape_File</w:t>
+              <w:t>Link Ful</w:t>
             </w:r>
           </w:p>
         </w:tc>

--- a/USER_GUIDE_(UPDATED)V4.docx
+++ b/USER_GUIDE_(UPDATED)V4.docx
@@ -14758,7 +14758,55 @@
           <w:b w:val="0"/>
           <w:i/>
         </w:rPr>
-        <w:t xml:space="preserve">, it is likely because the source attribute was coded incorrectly for some segments. To fix this: 1. Hover over a segment dot to preview its thumbnail image and confirm it's the right one, then click the affected segment on the map to open it in the Coding page. 2. Review and correct the attribute value (e.g. change the sub-type for Fixed Obstacle Type). 3. Save the segment, then click </w:t>
+        <w:t>, it is likely because the source attribute was coded incorrectly for some segments. To fix this:</w:t>
+      </w:r>
+    </w:p>
+    <w:p>
+      <w:pPr>
+        <w:pStyle w:val="ListNumber"/>
+        <w:ind w:left="864"/>
+        <w:pBdr>
+          <w:left w:val="single" w:sz="12" w:space="4" w:color="CBD5E0"/>
+        </w:pBdr>
+      </w:pPr>
+      <w:r>
+        <w:rPr>
+          <w:b w:val="0"/>
+          <w:i/>
+        </w:rPr>
+        <w:t>Hover over a segment dot to preview its thumbnail image and confirm it's the right one, then click the affected segment on the map to open it in the Coding page.</w:t>
+      </w:r>
+    </w:p>
+    <w:p>
+      <w:pPr>
+        <w:pStyle w:val="ListNumber"/>
+        <w:ind w:left="864"/>
+        <w:pBdr>
+          <w:left w:val="single" w:sz="12" w:space="4" w:color="CBD5E0"/>
+        </w:pBdr>
+      </w:pPr>
+      <w:r>
+        <w:rPr>
+          <w:b w:val="0"/>
+          <w:i/>
+        </w:rPr>
+        <w:t>Review and correct the attribute value (e.g. change the sub-type for Fixed Obstacle Type).</w:t>
+      </w:r>
+    </w:p>
+    <w:p>
+      <w:pPr>
+        <w:pStyle w:val="ListNumber"/>
+        <w:ind w:left="864"/>
+        <w:pBdr>
+          <w:left w:val="single" w:sz="12" w:space="4" w:color="CBD5E0"/>
+        </w:pBdr>
+      </w:pPr>
+      <w:r>
+        <w:rPr>
+          <w:b w:val="0"/>
+          <w:i/>
+        </w:rPr>
+        <w:t xml:space="preserve">Save the segment, then click </w:t>
       </w:r>
       <w:r>
         <w:rPr>
@@ -14772,7 +14820,23 @@
           <w:b w:val="0"/>
           <w:i/>
         </w:rPr>
-        <w:t xml:space="preserve"> to return. 4. Re-apply the filter — the updated colour will now be reflected on the map.</w:t>
+        <w:t xml:space="preserve"> to return.</w:t>
+      </w:r>
+    </w:p>
+    <w:p>
+      <w:pPr>
+        <w:pStyle w:val="ListNumber"/>
+        <w:ind w:left="864"/>
+        <w:pBdr>
+          <w:left w:val="single" w:sz="12" w:space="4" w:color="CBD5E0"/>
+        </w:pBdr>
+      </w:pPr>
+      <w:r>
+        <w:rPr>
+          <w:b w:val="0"/>
+          <w:i/>
+        </w:rPr>
+        <w:t>Re-apply the filter — the updated colour will now be reflected on the map.</w:t>
       </w:r>
     </w:p>
     <w:p>

--- a/USER_GUIDE_(UPDATED)V4.docx
+++ b/USER_GUIDE_(UPDATED)V4.docx
@@ -21200,6 +21200,18 @@
     </w:p>
     <w:p>
       <w:pPr>
+        <w:pStyle w:val="ListBullet"/>
+      </w:pPr>
+      <w:r>
+        <w:rPr>
+          <w:b w:val="0"/>
+          <w:i w:val="0"/>
+        </w:rPr>
+        <w:t>6.9 Editing Required Columns and Affects</w:t>
+      </w:r>
+    </w:p>
+    <w:p>
+      <w:pPr>
         <w:pBdr>
           <w:bottom w:val="single" w:sz="6" w:space="1" w:color="A0AEC0"/>
         </w:pBdr>
@@ -23996,6 +24008,104 @@
           <w:b/>
           <w:i w:val="0"/>
         </w:rPr>
+        <w:t>File Upload</w:t>
+      </w:r>
+      <w:r>
+        <w:rPr>
+          <w:b w:val="0"/>
+          <w:i w:val="0"/>
+        </w:rPr>
+        <w:t>: Drag and drop your GIS files, or click to browse. For shapefiles, ensure you upload all companion files together (</w:t>
+      </w:r>
+      <w:r>
+        <w:rPr>
+          <w:rFonts w:ascii="Consolas" w:hAnsi="Consolas"/>
+          <w:b w:val="0"/>
+          <w:i w:val="0"/>
+        </w:rPr>
+        <w:t>.shp</w:t>
+      </w:r>
+      <w:r>
+        <w:rPr>
+          <w:b w:val="0"/>
+          <w:i w:val="0"/>
+        </w:rPr>
+        <w:t xml:space="preserve">, </w:t>
+      </w:r>
+      <w:r>
+        <w:rPr>
+          <w:rFonts w:ascii="Consolas" w:hAnsi="Consolas"/>
+          <w:b w:val="0"/>
+          <w:i w:val="0"/>
+        </w:rPr>
+        <w:t>.shx</w:t>
+      </w:r>
+      <w:r>
+        <w:rPr>
+          <w:b w:val="0"/>
+          <w:i w:val="0"/>
+        </w:rPr>
+        <w:t xml:space="preserve">, </w:t>
+      </w:r>
+      <w:r>
+        <w:rPr>
+          <w:rFonts w:ascii="Consolas" w:hAnsi="Consolas"/>
+          <w:b w:val="0"/>
+          <w:i w:val="0"/>
+        </w:rPr>
+        <w:t>.dbf</w:t>
+      </w:r>
+      <w:r>
+        <w:rPr>
+          <w:b w:val="0"/>
+          <w:i w:val="0"/>
+        </w:rPr>
+        <w:t xml:space="preserve">, </w:t>
+      </w:r>
+      <w:r>
+        <w:rPr>
+          <w:rFonts w:ascii="Consolas" w:hAnsi="Consolas"/>
+          <w:b w:val="0"/>
+          <w:i w:val="0"/>
+        </w:rPr>
+        <w:t>.prj</w:t>
+      </w:r>
+      <w:r>
+        <w:rPr>
+          <w:b w:val="0"/>
+          <w:i w:val="0"/>
+        </w:rPr>
+        <w:t>).</w:t>
+      </w:r>
+    </w:p>
+    <w:p>
+      <w:pPr>
+        <w:pStyle w:val="ListBullet"/>
+      </w:pPr>
+      <w:r>
+        <w:rPr>
+          <w:b/>
+          <w:i w:val="0"/>
+        </w:rPr>
+        <w:t>Preview</w:t>
+      </w:r>
+      <w:r>
+        <w:rPr>
+          <w:b w:val="0"/>
+          <w:i w:val="0"/>
+        </w:rPr>
+        <w:t>: Once files are selected, you can preview the geometry on the map before finalising.</w:t>
+      </w:r>
+    </w:p>
+    <w:p>
+      <w:pPr>
+        <w:pStyle w:val="ListBullet"/>
+      </w:pPr>
+      <w:r>
+        <w:rPr>
+          <w:b/>
+          <w:i w:val="0"/>
+        </w:rPr>
         <w:t>New Category</w:t>
       </w:r>
       <w:r>
@@ -24030,14 +24140,28 @@
           <w:b/>
           <w:i w:val="0"/>
         </w:rPr>
-        <w:t>File Upload</w:t>
-      </w:r>
-      <w:r>
-        <w:rPr>
-          <w:b w:val="0"/>
-          <w:i w:val="0"/>
-        </w:rPr>
-        <w:t>: Drag and drop your GIS files. For shapefiles, ensure you upload all companion files together (</w:t>
+        <w:t>Required Columns</w:t>
+      </w:r>
+      <w:r>
+        <w:rPr>
+          <w:b w:val="0"/>
+          <w:i w:val="0"/>
+        </w:rPr>
+        <w:t xml:space="preserve"> </w:t>
+      </w:r>
+      <w:r>
+        <w:rPr>
+          <w:b w:val="0"/>
+          <w:i/>
+        </w:rPr>
+        <w:t>(optional)</w:t>
+      </w:r>
+      <w:r>
+        <w:rPr>
+          <w:b w:val="0"/>
+          <w:i w:val="0"/>
+        </w:rPr>
+        <w:t xml:space="preserve">: Enter the column name(s) the new layer contains, e.g. </w:t>
       </w:r>
       <w:r>
         <w:rPr>
@@ -24045,7 +24169,54 @@
           <w:b w:val="0"/>
           <w:i w:val="0"/>
         </w:rPr>
-        <w:t>.shp</w:t>
+        <w:t>WIDTH, SURFACE_TYPE</w:t>
+      </w:r>
+      <w:r>
+        <w:rPr>
+          <w:b w:val="0"/>
+          <w:i w:val="0"/>
+        </w:rPr>
+        <w:t>. This field can be left blank if you don't need to record any.</w:t>
+      </w:r>
+    </w:p>
+    <w:p>
+      <w:pPr>
+        <w:pStyle w:val="ListBullet"/>
+      </w:pPr>
+      <w:r>
+        <w:rPr>
+          <w:b/>
+          <w:i w:val="0"/>
+        </w:rPr>
+        <w:t>Affects</w:t>
+      </w:r>
+      <w:r>
+        <w:rPr>
+          <w:b w:val="0"/>
+          <w:i w:val="0"/>
+        </w:rPr>
+        <w:t xml:space="preserve"> </w:t>
+      </w:r>
+      <w:r>
+        <w:rPr>
+          <w:b w:val="0"/>
+          <w:i/>
+        </w:rPr>
+        <w:t>(mandatory)</w:t>
+      </w:r>
+      <w:r>
+        <w:rPr>
+          <w:b w:val="0"/>
+          <w:i w:val="0"/>
+        </w:rPr>
+        <w:t xml:space="preserve">: First choose which category this layer belongs to — </w:t>
+      </w:r>
+      <w:r>
+        <w:rPr>
+          <w:b/>
+          <w:i w:val="0"/>
+        </w:rPr>
+        <w:t>For Auto Coding</w:t>
       </w:r>
       <w:r>
         <w:rPr>
@@ -24056,67 +24227,112 @@
       </w:r>
       <w:r>
         <w:rPr>
+          <w:b/>
+          <w:i w:val="0"/>
+        </w:rPr>
+        <w:t>For Area Based Reports</w:t>
+      </w:r>
+      <w:r>
+        <w:rPr>
+          <w:b w:val="0"/>
+          <w:i w:val="0"/>
+        </w:rPr>
+        <w:t xml:space="preserve">, or </w:t>
+      </w:r>
+      <w:r>
+        <w:rPr>
+          <w:b/>
+          <w:i w:val="0"/>
+        </w:rPr>
+        <w:t>For Analysis</w:t>
+      </w:r>
+      <w:r>
+        <w:rPr>
+          <w:b w:val="0"/>
+          <w:i w:val="0"/>
+        </w:rPr>
+        <w:t xml:space="preserve"> — then tick the specific attribute(s) within that category that this layer affects (e.g. Facility Width, Curvature). To add an attribute that isn't listed, type it into </w:t>
+      </w:r>
+      <w:r>
+        <w:rPr>
+          <w:b/>
+          <w:i w:val="0"/>
+        </w:rPr>
+        <w:t>Add a custom parameter to "…"</w:t>
+      </w:r>
+      <w:r>
+        <w:rPr>
+          <w:b w:val="0"/>
+          <w:i w:val="0"/>
+        </w:rPr>
+        <w:t xml:space="preserve"> and click </w:t>
+      </w:r>
+      <w:r>
+        <w:rPr>
+          <w:b/>
+          <w:i w:val="0"/>
+        </w:rPr>
+        <w:t>Add</w:t>
+      </w:r>
+      <w:r>
+        <w:rPr>
+          <w:b w:val="0"/>
+          <w:i w:val="0"/>
+        </w:rPr>
+        <w:t xml:space="preserve">. Each tick is recorded together with its category, e.g. </w:t>
+      </w:r>
+      <w:r>
+        <w:rPr>
           <w:rFonts w:ascii="Consolas" w:hAnsi="Consolas"/>
           <w:b w:val="0"/>
           <w:i w:val="0"/>
         </w:rPr>
-        <w:t>.shx</w:t>
-      </w:r>
-      <w:r>
-        <w:rPr>
-          <w:b w:val="0"/>
-          <w:i w:val="0"/>
-        </w:rPr>
-        <w:t xml:space="preserve">, </w:t>
-      </w:r>
-      <w:r>
-        <w:rPr>
-          <w:rFonts w:ascii="Consolas" w:hAnsi="Consolas"/>
-          <w:b w:val="0"/>
-          <w:i w:val="0"/>
-        </w:rPr>
-        <w:t>.dbf</w:t>
-      </w:r>
-      <w:r>
-        <w:rPr>
-          <w:b w:val="0"/>
-          <w:i w:val="0"/>
-        </w:rPr>
-        <w:t xml:space="preserve">, </w:t>
-      </w:r>
-      <w:r>
-        <w:rPr>
-          <w:rFonts w:ascii="Consolas" w:hAnsi="Consolas"/>
-          <w:b w:val="0"/>
-          <w:i w:val="0"/>
-        </w:rPr>
-        <w:t>.prj</w:t>
-      </w:r>
-      <w:r>
-        <w:rPr>
-          <w:b w:val="0"/>
-          <w:i w:val="0"/>
-        </w:rPr>
-        <w:t>).</w:t>
-      </w:r>
-    </w:p>
-    <w:p>
-      <w:pPr>
-        <w:pStyle w:val="ListBullet"/>
-      </w:pPr>
+        <w:t>For Auto Coding: Facility Width</w:t>
+      </w:r>
+      <w:r>
+        <w:rPr>
+          <w:b w:val="0"/>
+          <w:i w:val="0"/>
+        </w:rPr>
+        <w:t>, and appears as a removable tag below the checklist. You can switch categories and tick attributes from more than one — at least one attribute must be selected in total before uploading.</w:t>
+      </w:r>
+    </w:p>
+    <w:p>
+      <w:pPr/>
+      <w:r>
+        <w:rPr>
+          <w:b w:val="0"/>
+          <w:i/>
+        </w:rPr>
+        <w:t xml:space="preserve">The </w:t>
+      </w:r>
       <w:r>
         <w:rPr>
           <w:b/>
-          <w:i w:val="0"/>
-        </w:rPr>
-        <w:t>Preview</w:t>
-      </w:r>
-      <w:r>
-        <w:rPr>
-          <w:b w:val="0"/>
-          <w:i w:val="0"/>
-        </w:rPr>
-        <w:t>: Once uploaded, you can preview the geometry on the map before finalising.</w:t>
+          <w:i/>
+        </w:rPr>
+        <w:t>Upload</w:t>
+      </w:r>
+      <w:r>
+        <w:rPr>
+          <w:b w:val="0"/>
+          <w:i/>
+        </w:rPr>
+        <w:t xml:space="preserve"> button stays disabled until you have selected a file and ticked at least one </w:t>
+      </w:r>
+      <w:r>
+        <w:rPr>
+          <w:b/>
+          <w:i/>
+        </w:rPr>
+        <w:t>Affects</w:t>
+      </w:r>
+      <w:r>
+        <w:rPr>
+          <w:b w:val="0"/>
+          <w:i/>
+        </w:rPr>
+        <w:t xml:space="preserve"> attribute.</w:t>
       </w:r>
     </w:p>
     <w:p>
@@ -25410,6 +25626,234 @@
           <w:i/>
         </w:rPr>
         <w:t xml:space="preserve"> button only appears on layers that have been given a custom name. Layers still showing their original name will not have this option.</w:t>
+      </w:r>
+    </w:p>
+    <w:p>
+      <w:pPr>
+        <w:pStyle w:val="Heading2"/>
+      </w:pPr>
+      <w:r>
+        <w:rPr>
+          <w:b w:val="0"/>
+          <w:i w:val="0"/>
+        </w:rPr>
+        <w:t>6.9 Editing Required Columns and Affects</w:t>
+      </w:r>
+    </w:p>
+    <w:p>
+      <w:pPr/>
+      <w:r>
+        <w:rPr>
+          <w:b w:val="0"/>
+          <w:i w:val="0"/>
+        </w:rPr>
+        <w:t xml:space="preserve">The </w:t>
+      </w:r>
+      <w:r>
+        <w:rPr>
+          <w:b/>
+          <w:i w:val="0"/>
+        </w:rPr>
+        <w:t>Required Columns</w:t>
+      </w:r>
+      <w:r>
+        <w:rPr>
+          <w:b w:val="0"/>
+          <w:i w:val="0"/>
+        </w:rPr>
+        <w:t xml:space="preserve"> and </w:t>
+      </w:r>
+      <w:r>
+        <w:rPr>
+          <w:b/>
+          <w:i w:val="0"/>
+        </w:rPr>
+        <w:t>Affects</w:t>
+      </w:r>
+      <w:r>
+        <w:rPr>
+          <w:b w:val="0"/>
+          <w:i w:val="0"/>
+        </w:rPr>
+        <w:t xml:space="preserve"> values you entered while uploading a layer (see </w:t>
+      </w:r>
+      <w:r>
+        <w:rPr>
+          <w:b/>
+          <w:i w:val="0"/>
+        </w:rPr>
+        <w:t>Section 6.3</w:t>
+      </w:r>
+      <w:r>
+        <w:rPr>
+          <w:b w:val="0"/>
+          <w:i w:val="0"/>
+        </w:rPr>
+        <w:t>) can be corrected later if needed.</w:t>
+      </w:r>
+    </w:p>
+    <w:p>
+      <w:pPr/>
+      <w:r>
+        <w:rPr>
+          <w:b/>
+          <w:i w:val="0"/>
+        </w:rPr>
+        <w:t>Steps:</w:t>
+      </w:r>
+    </w:p>
+    <w:p>
+      <w:pPr>
+        <w:pStyle w:val="ListNumber"/>
+      </w:pPr>
+      <w:r>
+        <w:rPr>
+          <w:b w:val="0"/>
+          <w:i w:val="0"/>
+        </w:rPr>
+        <w:t>Open the GIS Layers page from the sidebar</w:t>
+      </w:r>
+    </w:p>
+    <w:p>
+      <w:pPr>
+        <w:pStyle w:val="ListNumber"/>
+      </w:pPr>
+      <w:r>
+        <w:rPr>
+          <w:b w:val="0"/>
+          <w:i w:val="0"/>
+        </w:rPr>
+        <w:t>Locate the layer you want to update</w:t>
+      </w:r>
+    </w:p>
+    <w:p>
+      <w:pPr>
+        <w:pStyle w:val="ListNumber"/>
+      </w:pPr>
+      <w:r>
+        <w:rPr>
+          <w:b w:val="0"/>
+          <w:i w:val="0"/>
+        </w:rPr>
+        <w:t xml:space="preserve">Click the </w:t>
+      </w:r>
+      <w:r>
+        <w:rPr>
+          <w:b/>
+          <w:i w:val="0"/>
+        </w:rPr>
+        <w:t>Params</w:t>
+      </w:r>
+      <w:r>
+        <w:rPr>
+          <w:b w:val="0"/>
+          <w:i w:val="0"/>
+        </w:rPr>
+        <w:t xml:space="preserve"> (or </w:t>
+      </w:r>
+      <w:r>
+        <w:rPr>
+          <w:b/>
+          <w:i w:val="0"/>
+        </w:rPr>
+        <w:t>Edit</w:t>
+      </w:r>
+      <w:r>
+        <w:rPr>
+          <w:b w:val="0"/>
+          <w:i w:val="0"/>
+        </w:rPr>
+        <w:t>) button on the layer row</w:t>
+      </w:r>
+    </w:p>
+    <w:p>
+      <w:pPr>
+        <w:pStyle w:val="ListNumber"/>
+      </w:pPr>
+      <w:r>
+        <w:rPr>
+          <w:b w:val="0"/>
+          <w:i w:val="0"/>
+        </w:rPr>
+        <w:t xml:space="preserve">Update the </w:t>
+      </w:r>
+      <w:r>
+        <w:rPr>
+          <w:b/>
+          <w:i w:val="0"/>
+        </w:rPr>
+        <w:t>Affects</w:t>
+      </w:r>
+      <w:r>
+        <w:rPr>
+          <w:b w:val="0"/>
+          <w:i w:val="0"/>
+        </w:rPr>
+        <w:t xml:space="preserve"> selections and/or </w:t>
+      </w:r>
+      <w:r>
+        <w:rPr>
+          <w:b/>
+          <w:i w:val="0"/>
+        </w:rPr>
+        <w:t>Required Columns</w:t>
+      </w:r>
+      <w:r>
+        <w:rPr>
+          <w:b w:val="0"/>
+          <w:i w:val="0"/>
+        </w:rPr>
+        <w:t xml:space="preserve"> text</w:t>
+      </w:r>
+    </w:p>
+    <w:p>
+      <w:pPr>
+        <w:pStyle w:val="ListNumber"/>
+      </w:pPr>
+      <w:r>
+        <w:rPr>
+          <w:b w:val="0"/>
+          <w:i w:val="0"/>
+        </w:rPr>
+        <w:t xml:space="preserve">Click </w:t>
+      </w:r>
+      <w:r>
+        <w:rPr>
+          <w:b/>
+          <w:i w:val="0"/>
+        </w:rPr>
+        <w:t>Save</w:t>
+      </w:r>
+    </w:p>
+    <w:p>
+      <w:pPr/>
+      <w:r>
+        <w:rPr>
+          <w:b/>
+          <w:i/>
+        </w:rPr>
+        <w:t>Only layers you have uploaded through Add GIS Layer can have their Required Columns / Affects edited.</w:t>
+      </w:r>
+      <w:r>
+        <w:rPr>
+          <w:b w:val="0"/>
+          <w:i/>
+        </w:rPr>
+        <w:t xml:space="preserve"> The built-in shapefiles that ship with PSAT, and any layer that already existed before this feature, are read-only for these two fields — the </w:t>
+      </w:r>
+      <w:r>
+        <w:rPr>
+          <w:b/>
+          <w:i/>
+        </w:rPr>
+        <w:t>Params</w:t>
+      </w:r>
+      <w:r>
+        <w:rPr>
+          <w:b w:val="0"/>
+          <w:i/>
+        </w:rPr>
+        <w:t xml:space="preserve"> button is disabled for them. This does not change what columns the scoring engine actually reads; it only corrects the informational labels shown in the GIS Layers list.</w:t>
       </w:r>
     </w:p>
     <w:sectPr>

--- a/USER_GUIDE_(UPDATED)V4.docx
+++ b/USER_GUIDE_(UPDATED)V4.docx
@@ -1230,11 +1230,14 @@
         <w:t>Where to get the images:</w:t>
       </w:r>
       <w:r>
-        <w:rPr>
-          <w:b w:val="0"/>
-          <w:i w:val="0"/>
-        </w:rPr>
-        <w:t xml:space="preserve"> Survey images are captured using the LTA survey vehicle. The raw image files are provided by the survey team and must be copied into a named sub-folder under </w:t>
+        <w:br/>
+      </w:r>
+      <w:r>
+        <w:rPr>
+          <w:b w:val="0"/>
+          <w:i w:val="0"/>
+        </w:rPr>
+        <w:t xml:space="preserve">Survey images are captured using the LTA survey vehicle. The raw image files are provided by the survey team and must be copied into a named sub-folder under </w:t>
       </w:r>
       <w:r>
         <w:rPr>
@@ -1261,11 +1264,14 @@
         <w:t>How images are auto-named:</w:t>
       </w:r>
       <w:r>
-        <w:rPr>
-          <w:b w:val="0"/>
-          <w:i w:val="0"/>
-        </w:rPr>
-        <w:t xml:space="preserve"> Images are automatically associated with a project and quarter based on two things:</w:t>
+        <w:br/>
+      </w:r>
+      <w:r>
+        <w:rPr>
+          <w:b w:val="0"/>
+          <w:i w:val="0"/>
+        </w:rPr>
+        <w:t>Images are automatically associated with a project and quarter based on two things:</w:t>
       </w:r>
     </w:p>
     <w:p>
@@ -17866,7 +17872,7 @@
             <w:color w:val="2563EB"/>
             <w:u w:val="single"/>
           </w:rPr>
-          <w:t xml:space="preserve">5.6 Saved Reports</w:t>
+          <w:t xml:space="preserve">5.6 Generated Reports</w:t>
         </w:r>
       </w:hyperlink>
     </w:p>
@@ -20407,52 +20413,6 @@
                 <w:b/>
                 <w:i w:val="0"/>
               </w:rPr>
-              <w:t>Hard Save</w:t>
-            </w:r>
-          </w:p>
-        </w:tc>
-        <w:tc>
-          <w:tcPr>
-            <w:tcW w:type="dxa" w:w="4320"/>
-          </w:tcPr>
-          <w:p>
-            <w:r/>
-            <w:r>
-              <w:rPr>
-                <w:b w:val="0"/>
-                <w:i w:val="0"/>
-              </w:rPr>
-              <w:t xml:space="preserve">Use </w:t>
-            </w:r>
-            <w:r>
-              <w:rPr>
-                <w:b/>
-                <w:i w:val="0"/>
-              </w:rPr>
-              <w:t>Save Report</w:t>
-            </w:r>
-            <w:r>
-              <w:rPr>
-                <w:b w:val="0"/>
-                <w:i w:val="0"/>
-              </w:rPr>
-              <w:t xml:space="preserve"> to permanently save the report to the system — it will persist across sessions and can be revisited at any time</w:t>
-            </w:r>
-          </w:p>
-        </w:tc>
-      </w:tr>
-      <w:tr>
-        <w:tc>
-          <w:tcPr>
-            <w:tcW w:type="dxa" w:w="4320"/>
-          </w:tcPr>
-          <w:p>
-            <w:r/>
-            <w:r>
-              <w:rPr>
-                <w:b/>
-                <w:i w:val="0"/>
-              </w:rPr>
               <w:t>Reset layout</w:t>
             </w:r>
           </w:p>
@@ -20607,42 +20567,84 @@
           <w:b/>
           <w:i/>
         </w:rPr>
-        <w:t>Hard Save vs. Layout Save:</w:t>
+        <w:t>PDF exports are auto-archived.</w:t>
       </w:r>
       <w:r>
         <w:rPr>
           <w:b w:val="0"/>
           <w:i/>
         </w:rPr>
-        <w:t xml:space="preserve"> </w:t>
-      </w:r>
-      <w:r>
-        <w:rPr>
-          <w:b w:val="0"/>
+        <w:t xml:space="preserve"> Every time you click </w:t>
+      </w:r>
+      <w:r>
+        <w:rPr>
+          <w:b/>
           <w:i/>
         </w:rPr>
-        <w:t>Save layout</w:t>
+        <w:t>↓ PDF</w:t>
       </w:r>
       <w:r>
         <w:rPr>
           <w:b w:val="0"/>
           <w:i/>
         </w:rPr>
-        <w:t xml:space="preserve"> stores your preferences locally in the browser only (cleared if you clear browser data). </w:t>
-      </w:r>
-      <w:r>
-        <w:rPr>
-          <w:b w:val="0"/>
+        <w:t xml:space="preserve">, PSAT downloads the file to your browser </w:t>
+      </w:r>
+      <w:r>
+        <w:rPr>
+          <w:b/>
           <w:i/>
         </w:rPr>
-        <w:t>Hard Save</w:t>
+        <w:t>and</w:t>
       </w:r>
       <w:r>
         <w:rPr>
           <w:b w:val="0"/>
           <w:i/>
         </w:rPr>
-        <w:t xml:space="preserve"> writes the report to the server so you can return to it from any device or session.</w:t>
+        <w:t xml:space="preserve"> silently saves a timestamped copy to the server's </w:t>
+      </w:r>
+      <w:r>
+        <w:rPr>
+          <w:b/>
+          <w:i/>
+        </w:rPr>
+        <w:t>Generated Reports</w:t>
+      </w:r>
+      <w:r>
+        <w:rPr>
+          <w:b w:val="0"/>
+          <w:i/>
+        </w:rPr>
+        <w:t xml:space="preserve"> page (see Section 5.6), so you can come back and re-download or preview it later without regenerating it. This auto-save only happens for </w:t>
+      </w:r>
+      <w:r>
+        <w:rPr>
+          <w:b/>
+          <w:i/>
+        </w:rPr>
+        <w:t>↓ PDF</w:t>
+      </w:r>
+      <w:r>
+        <w:rPr>
+          <w:b w:val="0"/>
+          <w:i/>
+        </w:rPr>
+        <w:t xml:space="preserve"> — </w:t>
+      </w:r>
+      <w:r>
+        <w:rPr>
+          <w:b/>
+          <w:i/>
+        </w:rPr>
+        <w:t>↓ Word</w:t>
+      </w:r>
+      <w:r>
+        <w:rPr>
+          <w:b w:val="0"/>
+          <w:i/>
+        </w:rPr>
+        <w:t xml:space="preserve"> downloads are not archived.</w:t>
       </w:r>
     </w:p>
     <w:p>
@@ -20663,30 +20665,68 @@
           <w:b w:val="0"/>
           <w:i w:val="0"/>
         </w:rPr>
-        <w:t>5.6 Saved Reports</w:t>
-      </w:r>
-    </w:p>
-    <w:p>
-      <w:r>
-        <w:rPr>
-          <w:b w:val="0"/>
-          <w:i w:val="0"/>
-        </w:rPr>
-        <w:t xml:space="preserve">A </w:t>
+        <w:t>5.6 Generated Reports</w:t>
+      </w:r>
+    </w:p>
+    <w:p>
+      <w:r>
+        <w:rPr>
+          <w:b w:val="0"/>
+          <w:i w:val="0"/>
+        </w:rPr>
+        <w:t xml:space="preserve">Every PDF you export from the Report Builder is saved here automatically, so you don't need to keep track of downloaded files yourself. Access it from the </w:t>
       </w:r>
       <w:r>
         <w:rPr>
           <w:b/>
           <w:i w:val="0"/>
         </w:rPr>
-        <w:t>Saved Reports</w:t>
-      </w:r>
-      <w:r>
-        <w:rPr>
-          <w:b w:val="0"/>
-          <w:i w:val="0"/>
-        </w:rPr>
-        <w:t xml:space="preserve"> list shows all reports that have been hard-saved for your projects. From this list you can:</w:t>
+        <w:t>Generated Reports</w:t>
+      </w:r>
+      <w:r>
+        <w:rPr>
+          <w:b w:val="0"/>
+          <w:i w:val="0"/>
+        </w:rPr>
+        <w:t xml:space="preserve"> button in the sidebar (below </w:t>
+      </w:r>
+      <w:r>
+        <w:rPr>
+          <w:b/>
+          <w:i w:val="0"/>
+        </w:rPr>
+        <w:t>GIS Layers</w:t>
+      </w:r>
+      <w:r>
+        <w:rPr>
+          <w:b w:val="0"/>
+          <w:i w:val="0"/>
+        </w:rPr>
+        <w:t xml:space="preserve"> / </w:t>
+      </w:r>
+      <w:r>
+        <w:rPr>
+          <w:b/>
+          <w:i w:val="0"/>
+        </w:rPr>
+        <w:t>User Guide</w:t>
+      </w:r>
+      <w:r>
+        <w:rPr>
+          <w:b w:val="0"/>
+          <w:i w:val="0"/>
+        </w:rPr>
+        <w:t>).</w:t>
+      </w:r>
+    </w:p>
+    <w:p>
+      <w:pPr/>
+      <w:r>
+        <w:rPr>
+          <w:b/>
+          <w:i w:val="0"/>
+        </w:rPr>
+        <w:t>Saved Reports list (left panel):</w:t>
       </w:r>
     </w:p>
     <w:p>
@@ -20695,17 +20735,81 @@
       </w:pPr>
       <w:r>
         <w:rPr>
+          <w:b w:val="0"/>
+          <w:i w:val="0"/>
+        </w:rPr>
+        <w:t xml:space="preserve">Each entry shows the saved </w:t>
+      </w:r>
+      <w:r>
+        <w:rPr>
           <w:b/>
           <w:i w:val="0"/>
         </w:rPr>
-        <w:t>Browse</w:t>
-      </w:r>
-      <w:r>
-        <w:rPr>
-          <w:b w:val="0"/>
-          <w:i w:val="0"/>
-        </w:rPr>
-        <w:t xml:space="preserve"> previously saved reports, shown with their report name, associated project(s), and the date last saved</w:t>
+        <w:t>filename</w:t>
+      </w:r>
+      <w:r>
+        <w:rPr>
+          <w:b w:val="0"/>
+          <w:i w:val="0"/>
+        </w:rPr>
+        <w:t xml:space="preserve"> (auto-named </w:t>
+      </w:r>
+      <w:r>
+        <w:rPr>
+          <w:rFonts w:ascii="Consolas" w:hAnsi="Consolas"/>
+          <w:b w:val="0"/>
+          <w:i w:val="0"/>
+        </w:rPr>
+        <w:t>PSAT_Report_&lt;timestamp&gt;.pdf</w:t>
+      </w:r>
+      <w:r>
+        <w:rPr>
+          <w:b w:val="0"/>
+          <w:i w:val="0"/>
+        </w:rPr>
+        <w:t xml:space="preserve">), a </w:t>
+      </w:r>
+      <w:r>
+        <w:rPr>
+          <w:b/>
+          <w:i w:val="0"/>
+        </w:rPr>
+        <w:t>PDF</w:t>
+      </w:r>
+      <w:r>
+        <w:rPr>
+          <w:b w:val="0"/>
+          <w:i w:val="0"/>
+        </w:rPr>
+        <w:t xml:space="preserve"> badge, the </w:t>
+      </w:r>
+      <w:r>
+        <w:rPr>
+          <w:b/>
+          <w:i w:val="0"/>
+        </w:rPr>
+        <w:t>file size</w:t>
+      </w:r>
+      <w:r>
+        <w:rPr>
+          <w:b w:val="0"/>
+          <w:i w:val="0"/>
+        </w:rPr>
+        <w:t xml:space="preserve">, and the </w:t>
+      </w:r>
+      <w:r>
+        <w:rPr>
+          <w:b/>
+          <w:i w:val="0"/>
+        </w:rPr>
+        <w:t>date/time it was saved</w:t>
+      </w:r>
+      <w:r>
+        <w:rPr>
+          <w:b w:val="0"/>
+          <w:i w:val="0"/>
+        </w:rPr>
+        <w:t xml:space="preserve"> — newest first</w:t>
       </w:r>
     </w:p>
     <w:p>
@@ -20714,17 +20818,24 @@
       </w:pPr>
       <w:r>
         <w:rPr>
+          <w:b w:val="0"/>
+          <w:i w:val="0"/>
+        </w:rPr>
+        <w:t xml:space="preserve">Use the </w:t>
+      </w:r>
+      <w:r>
+        <w:rPr>
           <w:b/>
           <w:i w:val="0"/>
         </w:rPr>
-        <w:t>Open</w:t>
-      </w:r>
-      <w:r>
-        <w:rPr>
-          <w:b w:val="0"/>
-          <w:i w:val="0"/>
-        </w:rPr>
-        <w:t xml:space="preserve"> any saved report to reload it in the Report Builder — your section layout, field values, and visibility settings are restored exactly as saved</w:t>
+        <w:t>Filter reports…</w:t>
+      </w:r>
+      <w:r>
+        <w:rPr>
+          <w:b w:val="0"/>
+          <w:i w:val="0"/>
+        </w:rPr>
+        <w:t xml:space="preserve"> box to narrow the list by filename</w:t>
       </w:r>
     </w:p>
     <w:p>
@@ -20733,17 +20844,24 @@
       </w:pPr>
       <w:r>
         <w:rPr>
+          <w:b w:val="0"/>
+          <w:i w:val="0"/>
+        </w:rPr>
+        <w:t xml:space="preserve">Click a report to select it and load a </w:t>
+      </w:r>
+      <w:r>
+        <w:rPr>
           <w:b/>
           <w:i w:val="0"/>
         </w:rPr>
-        <w:t>Re-export</w:t>
-      </w:r>
-      <w:r>
-        <w:rPr>
-          <w:b w:val="0"/>
-          <w:i w:val="0"/>
-        </w:rPr>
-        <w:t xml:space="preserve"> a revisited report to PDF or Word without rebuilding it from scratch</w:t>
+        <w:t>preview</w:t>
+      </w:r>
+      <w:r>
+        <w:rPr>
+          <w:b w:val="0"/>
+          <w:i w:val="0"/>
+        </w:rPr>
+        <w:t xml:space="preserve"> in the right panel (an embedded PDF viewer)</w:t>
       </w:r>
     </w:p>
     <w:p>
@@ -20752,9 +20870,70 @@
       </w:pPr>
       <w:r>
         <w:rPr>
+          <w:b w:val="0"/>
+          <w:i w:val="0"/>
+        </w:rPr>
+        <w:t xml:space="preserve">Click the </w:t>
+      </w:r>
+      <w:r>
+        <w:rPr>
           <w:b/>
           <w:i w:val="0"/>
         </w:rPr>
+        <w:t>↓</w:t>
+      </w:r>
+      <w:r>
+        <w:rPr>
+          <w:b w:val="0"/>
+          <w:i w:val="0"/>
+        </w:rPr>
+        <w:t xml:space="preserve"> icon on a report row, or </w:t>
+      </w:r>
+      <w:r>
+        <w:rPr>
+          <w:b/>
+          <w:i w:val="0"/>
+        </w:rPr>
+        <w:t>Download</w:t>
+      </w:r>
+      <w:r>
+        <w:rPr>
+          <w:b w:val="0"/>
+          <w:i w:val="0"/>
+        </w:rPr>
+        <w:t xml:space="preserve"> in the preview header, to download that file</w:t>
+      </w:r>
+    </w:p>
+    <w:p>
+      <w:pPr>
+        <w:pStyle w:val="ListBullet"/>
+      </w:pPr>
+      <w:r>
+        <w:rPr>
+          <w:b w:val="0"/>
+          <w:i w:val="0"/>
+        </w:rPr>
+        <w:t xml:space="preserve">Click the </w:t>
+      </w:r>
+      <w:r>
+        <w:rPr>
+          <w:b/>
+          <w:i w:val="0"/>
+        </w:rPr>
+        <w:t>✕</w:t>
+      </w:r>
+      <w:r>
+        <w:rPr>
+          <w:b w:val="0"/>
+          <w:i w:val="0"/>
+        </w:rPr>
+        <w:t xml:space="preserve"> icon on a report row, or </w:t>
+      </w:r>
+      <w:r>
+        <w:rPr>
+          <w:b/>
+          <w:i w:val="0"/>
+        </w:rPr>
         <w:t>Delete</w:t>
       </w:r>
       <w:r>
@@ -20762,7 +20941,61 @@
           <w:b w:val="0"/>
           <w:i w:val="0"/>
         </w:rPr>
-        <w:t xml:space="preserve"> a saved report you no longer need</w:t>
+        <w:t xml:space="preserve"> in the preview header, to remove a report — you'll be asked to confirm (</w:t>
+      </w:r>
+      <w:r>
+        <w:rPr>
+          <w:b/>
+          <w:i w:val="0"/>
+        </w:rPr>
+        <w:t>Yes</w:t>
+      </w:r>
+      <w:r>
+        <w:rPr>
+          <w:b w:val="0"/>
+          <w:i w:val="0"/>
+        </w:rPr>
+        <w:t xml:space="preserve"> / </w:t>
+      </w:r>
+      <w:r>
+        <w:rPr>
+          <w:b/>
+          <w:i w:val="0"/>
+        </w:rPr>
+        <w:t>No</w:t>
+      </w:r>
+      <w:r>
+        <w:rPr>
+          <w:b w:val="0"/>
+          <w:i w:val="0"/>
+        </w:rPr>
+        <w:t>) before it's deleted</w:t>
+      </w:r>
+    </w:p>
+    <w:p>
+      <w:pPr>
+        <w:pStyle w:val="ListBullet"/>
+      </w:pPr>
+      <w:r>
+        <w:rPr>
+          <w:b w:val="0"/>
+          <w:i w:val="0"/>
+        </w:rPr>
+        <w:t xml:space="preserve">Click </w:t>
+      </w:r>
+      <w:r>
+        <w:rPr>
+          <w:b/>
+          <w:i w:val="0"/>
+        </w:rPr>
+        <w:t>Refresh</w:t>
+      </w:r>
+      <w:r>
+        <w:rPr>
+          <w:b w:val="0"/>
+          <w:i w:val="0"/>
+        </w:rPr>
+        <w:t xml:space="preserve"> (top-right of the page) to reload the list, e.g. after exporting a new report from another tab</w:t>
       </w:r>
     </w:p>
     <w:p>
@@ -20775,9 +21008,61 @@
       <w:r>
         <w:rPr>
           <w:b w:val="0"/>
+          <w:i w:val="0"/>
+        </w:rPr>
+        <w:t xml:space="preserve">If no reports have been saved yet, the list shows: </w:t>
+      </w:r>
+      <w:r>
+        <w:rPr>
+          <w:b w:val="0"/>
           <w:i/>
         </w:rPr>
-        <w:t>Saved reports capture a snapshot of the data at the time of saving. If you update project data or re-code segments after saving, re-open the report and save again to refresh it.</w:t>
+        <w:t>"No reports found. Download a PDF from the Report Builder to save one here."</w:t>
+      </w:r>
+    </w:p>
+    <w:p>
+      <w:pPr/>
+      <w:r>
+        <w:rPr>
+          <w:b/>
+          <w:i/>
+        </w:rPr>
+        <w:t>Note:</w:t>
+      </w:r>
+      <w:r>
+        <w:rPr>
+          <w:b w:val="0"/>
+          <w:i/>
+        </w:rPr>
+        <w:t xml:space="preserve"> Only </w:t>
+      </w:r>
+      <w:r>
+        <w:rPr>
+          <w:b/>
+          <w:i/>
+        </w:rPr>
+        <w:t>↓ PDF</w:t>
+      </w:r>
+      <w:r>
+        <w:rPr>
+          <w:b w:val="0"/>
+          <w:i/>
+        </w:rPr>
+        <w:t xml:space="preserve"> exports are archived here — </w:t>
+      </w:r>
+      <w:r>
+        <w:rPr>
+          <w:b/>
+          <w:i/>
+        </w:rPr>
+        <w:t>↓ Word</w:t>
+      </w:r>
+      <w:r>
+        <w:rPr>
+          <w:b w:val="0"/>
+          <w:i/>
+        </w:rPr>
+        <w:t xml:space="preserve"> (.docx) exports download directly to your browser and are not saved to this page. Deleting a report here only removes the saved copy on the server; it does not affect any copy you've already downloaded to your computer.</w:t>
       </w:r>
     </w:p>
     <w:p>
@@ -20985,28 +21270,28 @@
           <w:b/>
           <w:i w:val="0"/>
         </w:rPr>
-        <w:t>Save Report</w:t>
-      </w:r>
-      <w:r>
-        <w:rPr>
-          <w:b w:val="0"/>
-          <w:i w:val="0"/>
-        </w:rPr>
-        <w:t xml:space="preserve"> (hard save) to persist the report for future revisiting, or go straight to </w:t>
+        <w:t>↓ PDF</w:t>
+      </w:r>
+      <w:r>
+        <w:rPr>
+          <w:b w:val="0"/>
+          <w:i w:val="0"/>
+        </w:rPr>
+        <w:t xml:space="preserve"> to export and automatically archive a copy to </w:t>
       </w:r>
       <w:r>
         <w:rPr>
           <w:b/>
           <w:i w:val="0"/>
         </w:rPr>
-        <w:t>↓ PDF</w:t>
-      </w:r>
-      <w:r>
-        <w:rPr>
-          <w:b w:val="0"/>
-          <w:i w:val="0"/>
-        </w:rPr>
-        <w:t xml:space="preserve"> / </w:t>
+        <w:t>Generated Reports</w:t>
+      </w:r>
+      <w:r>
+        <w:rPr>
+          <w:b w:val="0"/>
+          <w:i w:val="0"/>
+        </w:rPr>
+        <w:t xml:space="preserve">, or </w:t>
       </w:r>
       <w:r>
         <w:rPr>
@@ -21020,7 +21305,7 @@
           <w:b w:val="0"/>
           <w:i w:val="0"/>
         </w:rPr>
-        <w:t xml:space="preserve"> to export.</w:t>
+        <w:t xml:space="preserve"> for a directly-downloaded, editable .docx (not archived).</w:t>
       </w:r>
     </w:p>
     <w:p>
@@ -21309,7 +21594,99 @@
           <w:b w:val="0"/>
           <w:i w:val="0"/>
         </w:rPr>
-        <w:t>, indicates the expected column index in the source data</w:t>
+        <w:t xml:space="preserve">, indicates the expected column index in the source data. Layers uploaded with this field left blank show </w:t>
+      </w:r>
+      <w:r>
+        <w:rPr>
+          <w:rFonts w:ascii="Consolas" w:hAnsi="Consolas"/>
+          <w:b w:val="0"/>
+          <w:i w:val="0"/>
+        </w:rPr>
+        <w:t>Required Columns: None</w:t>
+      </w:r>
+    </w:p>
+    <w:p>
+      <w:pPr>
+        <w:pStyle w:val="ListBullet"/>
+      </w:pPr>
+      <w:r>
+        <w:rPr>
+          <w:b/>
+          <w:i w:val="0"/>
+        </w:rPr>
+        <w:t>Affects</w:t>
+      </w:r>
+      <w:r>
+        <w:rPr>
+          <w:b w:val="0"/>
+          <w:i w:val="0"/>
+        </w:rPr>
+        <w:t>: See which PSAT attribute(s) the layer feeds into, and under which category (</w:t>
+      </w:r>
+      <w:r>
+        <w:rPr>
+          <w:b/>
+          <w:i w:val="0"/>
+        </w:rPr>
+        <w:t>For Auto Coding</w:t>
+      </w:r>
+      <w:r>
+        <w:rPr>
+          <w:b w:val="0"/>
+          <w:i w:val="0"/>
+        </w:rPr>
+        <w:t xml:space="preserve">, </w:t>
+      </w:r>
+      <w:r>
+        <w:rPr>
+          <w:b/>
+          <w:i w:val="0"/>
+        </w:rPr>
+        <w:t>For Area Based Reports</w:t>
+      </w:r>
+      <w:r>
+        <w:rPr>
+          <w:b w:val="0"/>
+          <w:i w:val="0"/>
+        </w:rPr>
+        <w:t xml:space="preserve">, or </w:t>
+      </w:r>
+      <w:r>
+        <w:rPr>
+          <w:b/>
+          <w:i w:val="0"/>
+        </w:rPr>
+        <w:t>For Analysis</w:t>
+      </w:r>
+      <w:r>
+        <w:rPr>
+          <w:b w:val="0"/>
+          <w:i w:val="0"/>
+        </w:rPr>
+        <w:t xml:space="preserve">) — shown as </w:t>
+      </w:r>
+      <w:r>
+        <w:rPr>
+          <w:rFonts w:ascii="Consolas" w:hAnsi="Consolas"/>
+          <w:b w:val="0"/>
+          <w:i w:val="0"/>
+        </w:rPr>
+        <w:t>Category: Attribute</w:t>
+      </w:r>
+      <w:r>
+        <w:rPr>
+          <w:b w:val="0"/>
+          <w:i w:val="0"/>
+        </w:rPr>
+        <w:t xml:space="preserve">, e.g. </w:t>
+      </w:r>
+      <w:r>
+        <w:rPr>
+          <w:rFonts w:ascii="Consolas" w:hAnsi="Consolas"/>
+          <w:b w:val="0"/>
+          <w:i w:val="0"/>
+        </w:rPr>
+        <w:t>For Auto Coding: Facility Width</w:t>
       </w:r>
     </w:p>
     <w:p>
@@ -21564,27 +21941,8 @@
             <w:tcW w:type="dxa" w:w="1728"/>
           </w:tcPr>
           <w:p>
-            <w:r/>
-            <w:r>
-              <w:rPr>
-                <w:b w:val="0"/>
-                <w:i w:val="0"/>
-              </w:rPr>
-              <w:t>LinkID</w:t>
-            </w:r>
-            <w:r>
-              <w:rPr>
-                <w:b w:val="0"/>
-                <w:i/>
-              </w:rPr>
-              <w:t>Shape</w:t>
-            </w:r>
-            <w:r>
-              <w:rPr>
-                <w:b w:val="0"/>
-                <w:i w:val="0"/>
-              </w:rPr>
-              <w:t>File</w:t>
+            <w:r>
+              <w:t>LinkID_Shape_File</w:t>
             </w:r>
           </w:p>
         </w:tc>
@@ -21657,27 +22015,8 @@
             <w:tcW w:type="dxa" w:w="1728"/>
           </w:tcPr>
           <w:p>
-            <w:r/>
-            <w:r>
-              <w:rPr>
-                <w:b w:val="0"/>
-                <w:i w:val="0"/>
-              </w:rPr>
-              <w:t>LinkID</w:t>
-            </w:r>
-            <w:r>
-              <w:rPr>
-                <w:b w:val="0"/>
-                <w:i/>
-              </w:rPr>
-              <w:t>Shape</w:t>
-            </w:r>
-            <w:r>
-              <w:rPr>
-                <w:b w:val="0"/>
-                <w:i w:val="0"/>
-              </w:rPr>
-              <w:t>File</w:t>
+            <w:r>
+              <w:t>LinkID_Shape_File</w:t>
             </w:r>
           </w:p>
         </w:tc>
@@ -24333,6 +24672,181 @@
           <w:i/>
         </w:rPr>
         <w:t xml:space="preserve"> attribute.</w:t>
+      </w:r>
+    </w:p>
+    <w:p>
+      <w:pPr>
+        <w:pStyle w:val="Heading3"/>
+      </w:pPr>
+      <w:r>
+        <w:rPr>
+          <w:b w:val="0"/>
+          <w:i w:val="0"/>
+        </w:rPr>
+        <w:t>What You'll See After Uploading</w:t>
+      </w:r>
+    </w:p>
+    <w:p>
+      <w:pPr/>
+      <w:r>
+        <w:rPr>
+          <w:b w:val="0"/>
+          <w:i w:val="0"/>
+        </w:rPr>
+        <w:t>The layer's card on the GIS Layers page displays exactly what you entered on the upload form:</w:t>
+      </w:r>
+    </w:p>
+    <w:p>
+      <w:pPr>
+        <w:pStyle w:val="ListBullet"/>
+      </w:pPr>
+      <w:r>
+        <w:rPr>
+          <w:b w:val="0"/>
+          <w:i w:val="0"/>
+        </w:rPr>
+        <w:t xml:space="preserve">If </w:t>
+      </w:r>
+      <w:r>
+        <w:rPr>
+          <w:b/>
+          <w:i w:val="0"/>
+        </w:rPr>
+        <w:t>Required Columns</w:t>
+      </w:r>
+      <w:r>
+        <w:rPr>
+          <w:b w:val="0"/>
+          <w:i w:val="0"/>
+        </w:rPr>
+        <w:t xml:space="preserve"> was left blank, the card shows </w:t>
+      </w:r>
+      <w:r>
+        <w:rPr>
+          <w:rFonts w:ascii="Consolas" w:hAnsi="Consolas"/>
+          <w:b w:val="0"/>
+          <w:i w:val="0"/>
+        </w:rPr>
+        <w:t>Required Columns: None</w:t>
+      </w:r>
+      <w:r>
+        <w:rPr>
+          <w:b w:val="0"/>
+          <w:i w:val="0"/>
+        </w:rPr>
+        <w:t>.</w:t>
+      </w:r>
+    </w:p>
+    <w:p>
+      <w:pPr>
+        <w:pStyle w:val="ListBullet"/>
+      </w:pPr>
+      <w:r>
+        <w:rPr>
+          <w:b/>
+          <w:i w:val="0"/>
+        </w:rPr>
+        <w:t>Affects</w:t>
+      </w:r>
+      <w:r>
+        <w:rPr>
+          <w:b w:val="0"/>
+          <w:i w:val="0"/>
+        </w:rPr>
+        <w:t xml:space="preserve"> shows every </w:t>
+      </w:r>
+      <w:r>
+        <w:rPr>
+          <w:rFonts w:ascii="Consolas" w:hAnsi="Consolas"/>
+          <w:b w:val="0"/>
+          <w:i w:val="0"/>
+        </w:rPr>
+        <w:t>Category: Attribute</w:t>
+      </w:r>
+      <w:r>
+        <w:rPr>
+          <w:b w:val="0"/>
+          <w:i w:val="0"/>
+        </w:rPr>
+        <w:t xml:space="preserve"> pair you ticked, e.g. </w:t>
+      </w:r>
+      <w:r>
+        <w:rPr>
+          <w:rFonts w:ascii="Consolas" w:hAnsi="Consolas"/>
+          <w:b w:val="0"/>
+          <w:i w:val="0"/>
+        </w:rPr>
+        <w:t>For Auto Coding: Facility Width</w:t>
+      </w:r>
+      <w:r>
+        <w:rPr>
+          <w:b w:val="0"/>
+          <w:i w:val="0"/>
+        </w:rPr>
+        <w:t>. If you ticked attributes from more than one category, all of them are listed.</w:t>
+      </w:r>
+    </w:p>
+    <w:p>
+      <w:pPr/>
+      <w:r>
+        <w:rPr>
+          <w:b/>
+          <w:i w:val="0"/>
+        </w:rPr>
+        <w:t>Example:</w:t>
+      </w:r>
+      <w:r>
+        <w:rPr>
+          <w:b w:val="0"/>
+          <w:i w:val="0"/>
+        </w:rPr>
+        <w:t xml:space="preserve"> You leave Required Columns empty, select the </w:t>
+      </w:r>
+      <w:r>
+        <w:rPr>
+          <w:b/>
+          <w:i w:val="0"/>
+        </w:rPr>
+        <w:t>For Auto Coding</w:t>
+      </w:r>
+      <w:r>
+        <w:rPr>
+          <w:b w:val="0"/>
+          <w:i w:val="0"/>
+        </w:rPr>
+        <w:t xml:space="preserve"> category, and tick </w:t>
+      </w:r>
+      <w:r>
+        <w:rPr>
+          <w:b/>
+          <w:i w:val="0"/>
+        </w:rPr>
+        <w:t>Facility Width</w:t>
+      </w:r>
+      <w:r>
+        <w:rPr>
+          <w:b w:val="0"/>
+          <w:i w:val="0"/>
+        </w:rPr>
+        <w:t>. After uploading, the layer's card reads:</w:t>
+      </w:r>
+    </w:p>
+    <w:p>
+      <w:pPr/>
+      <w:r>
+        <w:rPr>
+          <w:rFonts w:ascii="Consolas" w:hAnsi="Consolas"/>
+        </w:rPr>
+        <w:t>Required Columns: None</w:t>
+      </w:r>
+      <w:r>
+        <w:br/>
+      </w:r>
+      <w:r>
+        <w:rPr>
+          <w:rFonts w:ascii="Consolas" w:hAnsi="Consolas"/>
+        </w:rPr>
+        <w:t>Affects: For Auto Coding: Facility Width</w:t>
       </w:r>
     </w:p>
     <w:p>
@@ -25132,27 +25646,8 @@
             <w:tcW w:type="dxa" w:w="4320"/>
           </w:tcPr>
           <w:p>
-            <w:r/>
-            <w:r>
-              <w:rPr>
-                <w:b w:val="0"/>
-                <w:i w:val="0"/>
-              </w:rPr>
-              <w:t>bus</w:t>
-            </w:r>
-            <w:r>
-              <w:rPr>
-                <w:b w:val="0"/>
-                <w:i/>
-              </w:rPr>
-              <w:t>stop, bus</w:t>
-            </w:r>
-            <w:r>
-              <w:rPr>
-                <w:b w:val="0"/>
-                <w:i w:val="0"/>
-              </w:rPr>
-              <w:t>lane, bus_shelter …</w:t>
+            <w:r>
+              <w:t>bus_stop, bus_lane, bus_shelter …</w:t>
             </w:r>
           </w:p>
         </w:tc>
@@ -25179,27 +25674,8 @@
             <w:tcW w:type="dxa" w:w="4320"/>
           </w:tcPr>
           <w:p>
-            <w:r/>
-            <w:r>
-              <w:rPr>
-                <w:b w:val="0"/>
-                <w:i w:val="0"/>
-              </w:rPr>
-              <w:t>cycling</w:t>
-            </w:r>
-            <w:r>
-              <w:rPr>
-                <w:b w:val="0"/>
-                <w:i/>
-              </w:rPr>
-              <w:t>path, shared</w:t>
-            </w:r>
-            <w:r>
-              <w:rPr>
-                <w:b w:val="0"/>
-                <w:i w:val="0"/>
-              </w:rPr>
-              <w:t>path, footpath, CyclingPath_Jul2024 …</w:t>
+            <w:r>
+              <w:t>cycling_path, shared_path, footpath, CyclingPath_Jul2024 …</w:t>
             </w:r>
           </w:p>
         </w:tc>

--- a/USER_GUIDE_(UPDATED)V4.docx
+++ b/USER_GUIDE_(UPDATED)V4.docx
@@ -1230,11 +1230,14 @@
         <w:t>Where to get the images:</w:t>
       </w:r>
       <w:r>
-        <w:rPr>
-          <w:b w:val="0"/>
-          <w:i w:val="0"/>
-        </w:rPr>
-        <w:t xml:space="preserve"> Survey images are captured using the LTA survey vehicle. The raw image files are provided by the survey team and must be copied into a named sub-folder under </w:t>
+        <w:br/>
+      </w:r>
+      <w:r>
+        <w:rPr>
+          <w:b w:val="0"/>
+          <w:i w:val="0"/>
+        </w:rPr>
+        <w:t xml:space="preserve">Survey images are captured using the LTA survey vehicle. The raw image files are provided by the survey team and must be copied into a named sub-folder under </w:t>
       </w:r>
       <w:r>
         <w:rPr>
@@ -1261,11 +1264,14 @@
         <w:t>How images are auto-named:</w:t>
       </w:r>
       <w:r>
-        <w:rPr>
-          <w:b w:val="0"/>
-          <w:i w:val="0"/>
-        </w:rPr>
-        <w:t xml:space="preserve"> Images are automatically associated with a project and quarter based on two things:</w:t>
+        <w:br/>
+      </w:r>
+      <w:r>
+        <w:rPr>
+          <w:b w:val="0"/>
+          <w:i w:val="0"/>
+        </w:rPr>
+        <w:t>Images are automatically associated with a project and quarter based on two things:</w:t>
       </w:r>
     </w:p>
     <w:p>
@@ -17866,7 +17872,7 @@
             <w:color w:val="2563EB"/>
             <w:u w:val="single"/>
           </w:rPr>
-          <w:t xml:space="preserve">5.6 Saved Reports</w:t>
+          <w:t xml:space="preserve">5.6 Generated Reports</w:t>
         </w:r>
       </w:hyperlink>
     </w:p>
@@ -20407,52 +20413,6 @@
                 <w:b/>
                 <w:i w:val="0"/>
               </w:rPr>
-              <w:t>Hard Save</w:t>
-            </w:r>
-          </w:p>
-        </w:tc>
-        <w:tc>
-          <w:tcPr>
-            <w:tcW w:type="dxa" w:w="4320"/>
-          </w:tcPr>
-          <w:p>
-            <w:r/>
-            <w:r>
-              <w:rPr>
-                <w:b w:val="0"/>
-                <w:i w:val="0"/>
-              </w:rPr>
-              <w:t xml:space="preserve">Use </w:t>
-            </w:r>
-            <w:r>
-              <w:rPr>
-                <w:b/>
-                <w:i w:val="0"/>
-              </w:rPr>
-              <w:t>Save Report</w:t>
-            </w:r>
-            <w:r>
-              <w:rPr>
-                <w:b w:val="0"/>
-                <w:i w:val="0"/>
-              </w:rPr>
-              <w:t xml:space="preserve"> to permanently save the report to the system — it will persist across sessions and can be revisited at any time</w:t>
-            </w:r>
-          </w:p>
-        </w:tc>
-      </w:tr>
-      <w:tr>
-        <w:tc>
-          <w:tcPr>
-            <w:tcW w:type="dxa" w:w="4320"/>
-          </w:tcPr>
-          <w:p>
-            <w:r/>
-            <w:r>
-              <w:rPr>
-                <w:b/>
-                <w:i w:val="0"/>
-              </w:rPr>
               <w:t>Reset layout</w:t>
             </w:r>
           </w:p>
@@ -20607,42 +20567,84 @@
           <w:b/>
           <w:i/>
         </w:rPr>
-        <w:t>Hard Save vs. Layout Save:</w:t>
+        <w:t>PDF exports are auto-archived.</w:t>
       </w:r>
       <w:r>
         <w:rPr>
           <w:b w:val="0"/>
           <w:i/>
         </w:rPr>
-        <w:t xml:space="preserve"> </w:t>
-      </w:r>
-      <w:r>
-        <w:rPr>
-          <w:b w:val="0"/>
+        <w:t xml:space="preserve"> Every time you click </w:t>
+      </w:r>
+      <w:r>
+        <w:rPr>
+          <w:b/>
           <w:i/>
         </w:rPr>
-        <w:t>Save layout</w:t>
+        <w:t>↓ PDF</w:t>
       </w:r>
       <w:r>
         <w:rPr>
           <w:b w:val="0"/>
           <w:i/>
         </w:rPr>
-        <w:t xml:space="preserve"> stores your preferences locally in the browser only (cleared if you clear browser data). </w:t>
-      </w:r>
-      <w:r>
-        <w:rPr>
-          <w:b w:val="0"/>
+        <w:t xml:space="preserve">, PSAT downloads the file to your browser </w:t>
+      </w:r>
+      <w:r>
+        <w:rPr>
+          <w:b/>
           <w:i/>
         </w:rPr>
-        <w:t>Hard Save</w:t>
+        <w:t>and</w:t>
       </w:r>
       <w:r>
         <w:rPr>
           <w:b w:val="0"/>
           <w:i/>
         </w:rPr>
-        <w:t xml:space="preserve"> writes the report to the server so you can return to it from any device or session.</w:t>
+        <w:t xml:space="preserve"> silently saves a timestamped copy to the server's </w:t>
+      </w:r>
+      <w:r>
+        <w:rPr>
+          <w:b/>
+          <w:i/>
+        </w:rPr>
+        <w:t>Generated Reports</w:t>
+      </w:r>
+      <w:r>
+        <w:rPr>
+          <w:b w:val="0"/>
+          <w:i/>
+        </w:rPr>
+        <w:t xml:space="preserve"> page (see Section 5.6), so you can come back and re-download or preview it later without regenerating it. This auto-save only happens for </w:t>
+      </w:r>
+      <w:r>
+        <w:rPr>
+          <w:b/>
+          <w:i/>
+        </w:rPr>
+        <w:t>↓ PDF</w:t>
+      </w:r>
+      <w:r>
+        <w:rPr>
+          <w:b w:val="0"/>
+          <w:i/>
+        </w:rPr>
+        <w:t xml:space="preserve"> — </w:t>
+      </w:r>
+      <w:r>
+        <w:rPr>
+          <w:b/>
+          <w:i/>
+        </w:rPr>
+        <w:t>↓ Word</w:t>
+      </w:r>
+      <w:r>
+        <w:rPr>
+          <w:b w:val="0"/>
+          <w:i/>
+        </w:rPr>
+        <w:t xml:space="preserve"> downloads are not archived.</w:t>
       </w:r>
     </w:p>
     <w:p>
@@ -20663,30 +20665,68 @@
           <w:b w:val="0"/>
           <w:i w:val="0"/>
         </w:rPr>
-        <w:t>5.6 Saved Reports</w:t>
-      </w:r>
-    </w:p>
-    <w:p>
-      <w:r>
-        <w:rPr>
-          <w:b w:val="0"/>
-          <w:i w:val="0"/>
-        </w:rPr>
-        <w:t xml:space="preserve">A </w:t>
+        <w:t>5.6 Generated Reports</w:t>
+      </w:r>
+    </w:p>
+    <w:p>
+      <w:r>
+        <w:rPr>
+          <w:b w:val="0"/>
+          <w:i w:val="0"/>
+        </w:rPr>
+        <w:t xml:space="preserve">Every PDF you export from the Report Builder is saved here automatically, so you don't need to keep track of downloaded files yourself. Access it from the </w:t>
       </w:r>
       <w:r>
         <w:rPr>
           <w:b/>
           <w:i w:val="0"/>
         </w:rPr>
-        <w:t>Saved Reports</w:t>
-      </w:r>
-      <w:r>
-        <w:rPr>
-          <w:b w:val="0"/>
-          <w:i w:val="0"/>
-        </w:rPr>
-        <w:t xml:space="preserve"> list shows all reports that have been hard-saved for your projects. From this list you can:</w:t>
+        <w:t>Generated Reports</w:t>
+      </w:r>
+      <w:r>
+        <w:rPr>
+          <w:b w:val="0"/>
+          <w:i w:val="0"/>
+        </w:rPr>
+        <w:t xml:space="preserve"> button in the sidebar (below </w:t>
+      </w:r>
+      <w:r>
+        <w:rPr>
+          <w:b/>
+          <w:i w:val="0"/>
+        </w:rPr>
+        <w:t>GIS Layers</w:t>
+      </w:r>
+      <w:r>
+        <w:rPr>
+          <w:b w:val="0"/>
+          <w:i w:val="0"/>
+        </w:rPr>
+        <w:t xml:space="preserve"> / </w:t>
+      </w:r>
+      <w:r>
+        <w:rPr>
+          <w:b/>
+          <w:i w:val="0"/>
+        </w:rPr>
+        <w:t>User Guide</w:t>
+      </w:r>
+      <w:r>
+        <w:rPr>
+          <w:b w:val="0"/>
+          <w:i w:val="0"/>
+        </w:rPr>
+        <w:t>).</w:t>
+      </w:r>
+    </w:p>
+    <w:p>
+      <w:pPr/>
+      <w:r>
+        <w:rPr>
+          <w:b/>
+          <w:i w:val="0"/>
+        </w:rPr>
+        <w:t>Saved Reports list (left panel):</w:t>
       </w:r>
     </w:p>
     <w:p>
@@ -20695,17 +20735,81 @@
       </w:pPr>
       <w:r>
         <w:rPr>
+          <w:b w:val="0"/>
+          <w:i w:val="0"/>
+        </w:rPr>
+        <w:t xml:space="preserve">Each entry shows the saved </w:t>
+      </w:r>
+      <w:r>
+        <w:rPr>
           <w:b/>
           <w:i w:val="0"/>
         </w:rPr>
-        <w:t>Browse</w:t>
-      </w:r>
-      <w:r>
-        <w:rPr>
-          <w:b w:val="0"/>
-          <w:i w:val="0"/>
-        </w:rPr>
-        <w:t xml:space="preserve"> previously saved reports, shown with their report name, associated project(s), and the date last saved</w:t>
+        <w:t>filename</w:t>
+      </w:r>
+      <w:r>
+        <w:rPr>
+          <w:b w:val="0"/>
+          <w:i w:val="0"/>
+        </w:rPr>
+        <w:t xml:space="preserve"> (auto-named </w:t>
+      </w:r>
+      <w:r>
+        <w:rPr>
+          <w:rFonts w:ascii="Consolas" w:hAnsi="Consolas"/>
+          <w:b w:val="0"/>
+          <w:i w:val="0"/>
+        </w:rPr>
+        <w:t>PSAT_Report_&lt;timestamp&gt;.pdf</w:t>
+      </w:r>
+      <w:r>
+        <w:rPr>
+          <w:b w:val="0"/>
+          <w:i w:val="0"/>
+        </w:rPr>
+        <w:t xml:space="preserve">), a </w:t>
+      </w:r>
+      <w:r>
+        <w:rPr>
+          <w:b/>
+          <w:i w:val="0"/>
+        </w:rPr>
+        <w:t>PDF</w:t>
+      </w:r>
+      <w:r>
+        <w:rPr>
+          <w:b w:val="0"/>
+          <w:i w:val="0"/>
+        </w:rPr>
+        <w:t xml:space="preserve"> badge, the </w:t>
+      </w:r>
+      <w:r>
+        <w:rPr>
+          <w:b/>
+          <w:i w:val="0"/>
+        </w:rPr>
+        <w:t>file size</w:t>
+      </w:r>
+      <w:r>
+        <w:rPr>
+          <w:b w:val="0"/>
+          <w:i w:val="0"/>
+        </w:rPr>
+        <w:t xml:space="preserve">, and the </w:t>
+      </w:r>
+      <w:r>
+        <w:rPr>
+          <w:b/>
+          <w:i w:val="0"/>
+        </w:rPr>
+        <w:t>date/time it was saved</w:t>
+      </w:r>
+      <w:r>
+        <w:rPr>
+          <w:b w:val="0"/>
+          <w:i w:val="0"/>
+        </w:rPr>
+        <w:t xml:space="preserve"> — newest first</w:t>
       </w:r>
     </w:p>
     <w:p>
@@ -20714,17 +20818,24 @@
       </w:pPr>
       <w:r>
         <w:rPr>
+          <w:b w:val="0"/>
+          <w:i w:val="0"/>
+        </w:rPr>
+        <w:t xml:space="preserve">Use the </w:t>
+      </w:r>
+      <w:r>
+        <w:rPr>
           <w:b/>
           <w:i w:val="0"/>
         </w:rPr>
-        <w:t>Open</w:t>
-      </w:r>
-      <w:r>
-        <w:rPr>
-          <w:b w:val="0"/>
-          <w:i w:val="0"/>
-        </w:rPr>
-        <w:t xml:space="preserve"> any saved report to reload it in the Report Builder — your section layout, field values, and visibility settings are restored exactly as saved</w:t>
+        <w:t>Filter reports…</w:t>
+      </w:r>
+      <w:r>
+        <w:rPr>
+          <w:b w:val="0"/>
+          <w:i w:val="0"/>
+        </w:rPr>
+        <w:t xml:space="preserve"> box to narrow the list by filename</w:t>
       </w:r>
     </w:p>
     <w:p>
@@ -20733,17 +20844,24 @@
       </w:pPr>
       <w:r>
         <w:rPr>
+          <w:b w:val="0"/>
+          <w:i w:val="0"/>
+        </w:rPr>
+        <w:t xml:space="preserve">Click a report to select it and load a </w:t>
+      </w:r>
+      <w:r>
+        <w:rPr>
           <w:b/>
           <w:i w:val="0"/>
         </w:rPr>
-        <w:t>Re-export</w:t>
-      </w:r>
-      <w:r>
-        <w:rPr>
-          <w:b w:val="0"/>
-          <w:i w:val="0"/>
-        </w:rPr>
-        <w:t xml:space="preserve"> a revisited report to PDF or Word without rebuilding it from scratch</w:t>
+        <w:t>preview</w:t>
+      </w:r>
+      <w:r>
+        <w:rPr>
+          <w:b w:val="0"/>
+          <w:i w:val="0"/>
+        </w:rPr>
+        <w:t xml:space="preserve"> in the right panel (an embedded PDF viewer)</w:t>
       </w:r>
     </w:p>
     <w:p>
@@ -20752,9 +20870,70 @@
       </w:pPr>
       <w:r>
         <w:rPr>
+          <w:b w:val="0"/>
+          <w:i w:val="0"/>
+        </w:rPr>
+        <w:t xml:space="preserve">Click the </w:t>
+      </w:r>
+      <w:r>
+        <w:rPr>
           <w:b/>
           <w:i w:val="0"/>
         </w:rPr>
+        <w:t>↓</w:t>
+      </w:r>
+      <w:r>
+        <w:rPr>
+          <w:b w:val="0"/>
+          <w:i w:val="0"/>
+        </w:rPr>
+        <w:t xml:space="preserve"> icon on a report row, or </w:t>
+      </w:r>
+      <w:r>
+        <w:rPr>
+          <w:b/>
+          <w:i w:val="0"/>
+        </w:rPr>
+        <w:t>Download</w:t>
+      </w:r>
+      <w:r>
+        <w:rPr>
+          <w:b w:val="0"/>
+          <w:i w:val="0"/>
+        </w:rPr>
+        <w:t xml:space="preserve"> in the preview header, to download that file</w:t>
+      </w:r>
+    </w:p>
+    <w:p>
+      <w:pPr>
+        <w:pStyle w:val="ListBullet"/>
+      </w:pPr>
+      <w:r>
+        <w:rPr>
+          <w:b w:val="0"/>
+          <w:i w:val="0"/>
+        </w:rPr>
+        <w:t xml:space="preserve">Click the </w:t>
+      </w:r>
+      <w:r>
+        <w:rPr>
+          <w:b/>
+          <w:i w:val="0"/>
+        </w:rPr>
+        <w:t>✕</w:t>
+      </w:r>
+      <w:r>
+        <w:rPr>
+          <w:b w:val="0"/>
+          <w:i w:val="0"/>
+        </w:rPr>
+        <w:t xml:space="preserve"> icon on a report row, or </w:t>
+      </w:r>
+      <w:r>
+        <w:rPr>
+          <w:b/>
+          <w:i w:val="0"/>
+        </w:rPr>
         <w:t>Delete</w:t>
       </w:r>
       <w:r>
@@ -20762,7 +20941,61 @@
           <w:b w:val="0"/>
           <w:i w:val="0"/>
         </w:rPr>
-        <w:t xml:space="preserve"> a saved report you no longer need</w:t>
+        <w:t xml:space="preserve"> in the preview header, to remove a report — you'll be asked to confirm (</w:t>
+      </w:r>
+      <w:r>
+        <w:rPr>
+          <w:b/>
+          <w:i w:val="0"/>
+        </w:rPr>
+        <w:t>Yes</w:t>
+      </w:r>
+      <w:r>
+        <w:rPr>
+          <w:b w:val="0"/>
+          <w:i w:val="0"/>
+        </w:rPr>
+        <w:t xml:space="preserve"> / </w:t>
+      </w:r>
+      <w:r>
+        <w:rPr>
+          <w:b/>
+          <w:i w:val="0"/>
+        </w:rPr>
+        <w:t>No</w:t>
+      </w:r>
+      <w:r>
+        <w:rPr>
+          <w:b w:val="0"/>
+          <w:i w:val="0"/>
+        </w:rPr>
+        <w:t>) before it's deleted</w:t>
+      </w:r>
+    </w:p>
+    <w:p>
+      <w:pPr>
+        <w:pStyle w:val="ListBullet"/>
+      </w:pPr>
+      <w:r>
+        <w:rPr>
+          <w:b w:val="0"/>
+          <w:i w:val="0"/>
+        </w:rPr>
+        <w:t xml:space="preserve">Click </w:t>
+      </w:r>
+      <w:r>
+        <w:rPr>
+          <w:b/>
+          <w:i w:val="0"/>
+        </w:rPr>
+        <w:t>Refresh</w:t>
+      </w:r>
+      <w:r>
+        <w:rPr>
+          <w:b w:val="0"/>
+          <w:i w:val="0"/>
+        </w:rPr>
+        <w:t xml:space="preserve"> (top-right of the page) to reload the list, e.g. after exporting a new report from another tab</w:t>
       </w:r>
     </w:p>
     <w:p>
@@ -20775,9 +21008,61 @@
       <w:r>
         <w:rPr>
           <w:b w:val="0"/>
+          <w:i w:val="0"/>
+        </w:rPr>
+        <w:t xml:space="preserve">If no reports have been saved yet, the list shows: </w:t>
+      </w:r>
+      <w:r>
+        <w:rPr>
+          <w:b w:val="0"/>
           <w:i/>
         </w:rPr>
-        <w:t>Saved reports capture a snapshot of the data at the time of saving. If you update project data or re-code segments after saving, re-open the report and save again to refresh it.</w:t>
+        <w:t>"No reports found. Download a PDF from the Report Builder to save one here."</w:t>
+      </w:r>
+    </w:p>
+    <w:p>
+      <w:pPr/>
+      <w:r>
+        <w:rPr>
+          <w:b/>
+          <w:i/>
+        </w:rPr>
+        <w:t>Note:</w:t>
+      </w:r>
+      <w:r>
+        <w:rPr>
+          <w:b w:val="0"/>
+          <w:i/>
+        </w:rPr>
+        <w:t xml:space="preserve"> Only </w:t>
+      </w:r>
+      <w:r>
+        <w:rPr>
+          <w:b/>
+          <w:i/>
+        </w:rPr>
+        <w:t>↓ PDF</w:t>
+      </w:r>
+      <w:r>
+        <w:rPr>
+          <w:b w:val="0"/>
+          <w:i/>
+        </w:rPr>
+        <w:t xml:space="preserve"> exports are archived here — </w:t>
+      </w:r>
+      <w:r>
+        <w:rPr>
+          <w:b/>
+          <w:i/>
+        </w:rPr>
+        <w:t>↓ Word</w:t>
+      </w:r>
+      <w:r>
+        <w:rPr>
+          <w:b w:val="0"/>
+          <w:i/>
+        </w:rPr>
+        <w:t xml:space="preserve"> (.docx) exports download directly to your browser and are not saved to this page. Deleting a report here only removes the saved copy on the server; it does not affect any copy you've already downloaded to your computer.</w:t>
       </w:r>
     </w:p>
     <w:p>
@@ -20985,28 +21270,28 @@
           <w:b/>
           <w:i w:val="0"/>
         </w:rPr>
-        <w:t>Save Report</w:t>
-      </w:r>
-      <w:r>
-        <w:rPr>
-          <w:b w:val="0"/>
-          <w:i w:val="0"/>
-        </w:rPr>
-        <w:t xml:space="preserve"> (hard save) to persist the report for future revisiting, or go straight to </w:t>
+        <w:t>↓ PDF</w:t>
+      </w:r>
+      <w:r>
+        <w:rPr>
+          <w:b w:val="0"/>
+          <w:i w:val="0"/>
+        </w:rPr>
+        <w:t xml:space="preserve"> to export and automatically archive a copy to </w:t>
       </w:r>
       <w:r>
         <w:rPr>
           <w:b/>
           <w:i w:val="0"/>
         </w:rPr>
-        <w:t>↓ PDF</w:t>
-      </w:r>
-      <w:r>
-        <w:rPr>
-          <w:b w:val="0"/>
-          <w:i w:val="0"/>
-        </w:rPr>
-        <w:t xml:space="preserve"> / </w:t>
+        <w:t>Generated Reports</w:t>
+      </w:r>
+      <w:r>
+        <w:rPr>
+          <w:b w:val="0"/>
+          <w:i w:val="0"/>
+        </w:rPr>
+        <w:t xml:space="preserve">, or </w:t>
       </w:r>
       <w:r>
         <w:rPr>
@@ -21020,7 +21305,7 @@
           <w:b w:val="0"/>
           <w:i w:val="0"/>
         </w:rPr>
-        <w:t xml:space="preserve"> to export.</w:t>
+        <w:t xml:space="preserve"> for a directly-downloaded, editable .docx (not archived).</w:t>
       </w:r>
     </w:p>
     <w:p>
@@ -21200,6 +21485,18 @@
     </w:p>
     <w:p>
       <w:pPr>
+        <w:pStyle w:val="ListBullet"/>
+      </w:pPr>
+      <w:r>
+        <w:rPr>
+          <w:b w:val="0"/>
+          <w:i w:val="0"/>
+        </w:rPr>
+        <w:t>6.9 Editing Required Columns and Affects</w:t>
+      </w:r>
+    </w:p>
+    <w:p>
+      <w:pPr>
         <w:pBdr>
           <w:bottom w:val="single" w:sz="6" w:space="1" w:color="A0AEC0"/>
         </w:pBdr>
@@ -21297,7 +21594,99 @@
           <w:b w:val="0"/>
           <w:i w:val="0"/>
         </w:rPr>
-        <w:t>, indicates the expected column index in the source data</w:t>
+        <w:t xml:space="preserve">, indicates the expected column index in the source data. Layers uploaded with this field left blank show </w:t>
+      </w:r>
+      <w:r>
+        <w:rPr>
+          <w:rFonts w:ascii="Consolas" w:hAnsi="Consolas"/>
+          <w:b w:val="0"/>
+          <w:i w:val="0"/>
+        </w:rPr>
+        <w:t>Required Columns: None</w:t>
+      </w:r>
+    </w:p>
+    <w:p>
+      <w:pPr>
+        <w:pStyle w:val="ListBullet"/>
+      </w:pPr>
+      <w:r>
+        <w:rPr>
+          <w:b/>
+          <w:i w:val="0"/>
+        </w:rPr>
+        <w:t>Affects</w:t>
+      </w:r>
+      <w:r>
+        <w:rPr>
+          <w:b w:val="0"/>
+          <w:i w:val="0"/>
+        </w:rPr>
+        <w:t>: See which PSAT attribute(s) the layer feeds into, and under which category (</w:t>
+      </w:r>
+      <w:r>
+        <w:rPr>
+          <w:b/>
+          <w:i w:val="0"/>
+        </w:rPr>
+        <w:t>For Auto Coding</w:t>
+      </w:r>
+      <w:r>
+        <w:rPr>
+          <w:b w:val="0"/>
+          <w:i w:val="0"/>
+        </w:rPr>
+        <w:t xml:space="preserve">, </w:t>
+      </w:r>
+      <w:r>
+        <w:rPr>
+          <w:b/>
+          <w:i w:val="0"/>
+        </w:rPr>
+        <w:t>For Area Based Reports</w:t>
+      </w:r>
+      <w:r>
+        <w:rPr>
+          <w:b w:val="0"/>
+          <w:i w:val="0"/>
+        </w:rPr>
+        <w:t xml:space="preserve">, or </w:t>
+      </w:r>
+      <w:r>
+        <w:rPr>
+          <w:b/>
+          <w:i w:val="0"/>
+        </w:rPr>
+        <w:t>For Analysis</w:t>
+      </w:r>
+      <w:r>
+        <w:rPr>
+          <w:b w:val="0"/>
+          <w:i w:val="0"/>
+        </w:rPr>
+        <w:t xml:space="preserve">) — shown as </w:t>
+      </w:r>
+      <w:r>
+        <w:rPr>
+          <w:rFonts w:ascii="Consolas" w:hAnsi="Consolas"/>
+          <w:b w:val="0"/>
+          <w:i w:val="0"/>
+        </w:rPr>
+        <w:t>Category: Attribute</w:t>
+      </w:r>
+      <w:r>
+        <w:rPr>
+          <w:b w:val="0"/>
+          <w:i w:val="0"/>
+        </w:rPr>
+        <w:t xml:space="preserve">, e.g. </w:t>
+      </w:r>
+      <w:r>
+        <w:rPr>
+          <w:rFonts w:ascii="Consolas" w:hAnsi="Consolas"/>
+          <w:b w:val="0"/>
+          <w:i w:val="0"/>
+        </w:rPr>
+        <w:t>For Auto Coding: Facility Width</w:t>
       </w:r>
     </w:p>
     <w:p>
@@ -21552,27 +21941,8 @@
             <w:tcW w:type="dxa" w:w="1728"/>
           </w:tcPr>
           <w:p>
-            <w:r/>
-            <w:r>
-              <w:rPr>
-                <w:b w:val="0"/>
-                <w:i w:val="0"/>
-              </w:rPr>
-              <w:t>LinkID</w:t>
-            </w:r>
-            <w:r>
-              <w:rPr>
-                <w:b w:val="0"/>
-                <w:i/>
-              </w:rPr>
-              <w:t>Shape</w:t>
-            </w:r>
-            <w:r>
-              <w:rPr>
-                <w:b w:val="0"/>
-                <w:i w:val="0"/>
-              </w:rPr>
-              <w:t>File</w:t>
+            <w:r>
+              <w:t>LinkID_Shape_File</w:t>
             </w:r>
           </w:p>
         </w:tc>
@@ -21645,27 +22015,8 @@
             <w:tcW w:type="dxa" w:w="1728"/>
           </w:tcPr>
           <w:p>
-            <w:r/>
-            <w:r>
-              <w:rPr>
-                <w:b w:val="0"/>
-                <w:i w:val="0"/>
-              </w:rPr>
-              <w:t>LinkID</w:t>
-            </w:r>
-            <w:r>
-              <w:rPr>
-                <w:b w:val="0"/>
-                <w:i/>
-              </w:rPr>
-              <w:t>Shape</w:t>
-            </w:r>
-            <w:r>
-              <w:rPr>
-                <w:b w:val="0"/>
-                <w:i w:val="0"/>
-              </w:rPr>
-              <w:t>File</w:t>
+            <w:r>
+              <w:t>LinkID_Shape_File</w:t>
             </w:r>
           </w:p>
         </w:tc>
@@ -23996,6 +24347,104 @@
           <w:b/>
           <w:i w:val="0"/>
         </w:rPr>
+        <w:t>File Upload</w:t>
+      </w:r>
+      <w:r>
+        <w:rPr>
+          <w:b w:val="0"/>
+          <w:i w:val="0"/>
+        </w:rPr>
+        <w:t>: Drag and drop your GIS files, or click to browse. For shapefiles, ensure you upload all companion files together (</w:t>
+      </w:r>
+      <w:r>
+        <w:rPr>
+          <w:rFonts w:ascii="Consolas" w:hAnsi="Consolas"/>
+          <w:b w:val="0"/>
+          <w:i w:val="0"/>
+        </w:rPr>
+        <w:t>.shp</w:t>
+      </w:r>
+      <w:r>
+        <w:rPr>
+          <w:b w:val="0"/>
+          <w:i w:val="0"/>
+        </w:rPr>
+        <w:t xml:space="preserve">, </w:t>
+      </w:r>
+      <w:r>
+        <w:rPr>
+          <w:rFonts w:ascii="Consolas" w:hAnsi="Consolas"/>
+          <w:b w:val="0"/>
+          <w:i w:val="0"/>
+        </w:rPr>
+        <w:t>.shx</w:t>
+      </w:r>
+      <w:r>
+        <w:rPr>
+          <w:b w:val="0"/>
+          <w:i w:val="0"/>
+        </w:rPr>
+        <w:t xml:space="preserve">, </w:t>
+      </w:r>
+      <w:r>
+        <w:rPr>
+          <w:rFonts w:ascii="Consolas" w:hAnsi="Consolas"/>
+          <w:b w:val="0"/>
+          <w:i w:val="0"/>
+        </w:rPr>
+        <w:t>.dbf</w:t>
+      </w:r>
+      <w:r>
+        <w:rPr>
+          <w:b w:val="0"/>
+          <w:i w:val="0"/>
+        </w:rPr>
+        <w:t xml:space="preserve">, </w:t>
+      </w:r>
+      <w:r>
+        <w:rPr>
+          <w:rFonts w:ascii="Consolas" w:hAnsi="Consolas"/>
+          <w:b w:val="0"/>
+          <w:i w:val="0"/>
+        </w:rPr>
+        <w:t>.prj</w:t>
+      </w:r>
+      <w:r>
+        <w:rPr>
+          <w:b w:val="0"/>
+          <w:i w:val="0"/>
+        </w:rPr>
+        <w:t>).</w:t>
+      </w:r>
+    </w:p>
+    <w:p>
+      <w:pPr>
+        <w:pStyle w:val="ListBullet"/>
+      </w:pPr>
+      <w:r>
+        <w:rPr>
+          <w:b/>
+          <w:i w:val="0"/>
+        </w:rPr>
+        <w:t>Preview</w:t>
+      </w:r>
+      <w:r>
+        <w:rPr>
+          <w:b w:val="0"/>
+          <w:i w:val="0"/>
+        </w:rPr>
+        <w:t>: Once files are selected, you can preview the geometry on the map before finalising.</w:t>
+      </w:r>
+    </w:p>
+    <w:p>
+      <w:pPr>
+        <w:pStyle w:val="ListBullet"/>
+      </w:pPr>
+      <w:r>
+        <w:rPr>
+          <w:b/>
+          <w:i w:val="0"/>
+        </w:rPr>
         <w:t>New Category</w:t>
       </w:r>
       <w:r>
@@ -24030,14 +24479,28 @@
           <w:b/>
           <w:i w:val="0"/>
         </w:rPr>
-        <w:t>File Upload</w:t>
-      </w:r>
-      <w:r>
-        <w:rPr>
-          <w:b w:val="0"/>
-          <w:i w:val="0"/>
-        </w:rPr>
-        <w:t>: Drag and drop your GIS files. For shapefiles, ensure you upload all companion files together (</w:t>
+        <w:t>Required Columns</w:t>
+      </w:r>
+      <w:r>
+        <w:rPr>
+          <w:b w:val="0"/>
+          <w:i w:val="0"/>
+        </w:rPr>
+        <w:t xml:space="preserve"> </w:t>
+      </w:r>
+      <w:r>
+        <w:rPr>
+          <w:b w:val="0"/>
+          <w:i/>
+        </w:rPr>
+        <w:t>(optional)</w:t>
+      </w:r>
+      <w:r>
+        <w:rPr>
+          <w:b w:val="0"/>
+          <w:i w:val="0"/>
+        </w:rPr>
+        <w:t xml:space="preserve">: Enter the column name(s) the new layer contains, e.g. </w:t>
       </w:r>
       <w:r>
         <w:rPr>
@@ -24045,7 +24508,54 @@
           <w:b w:val="0"/>
           <w:i w:val="0"/>
         </w:rPr>
-        <w:t>.shp</w:t>
+        <w:t>WIDTH, SURFACE_TYPE</w:t>
+      </w:r>
+      <w:r>
+        <w:rPr>
+          <w:b w:val="0"/>
+          <w:i w:val="0"/>
+        </w:rPr>
+        <w:t>. This field can be left blank if you don't need to record any.</w:t>
+      </w:r>
+    </w:p>
+    <w:p>
+      <w:pPr>
+        <w:pStyle w:val="ListBullet"/>
+      </w:pPr>
+      <w:r>
+        <w:rPr>
+          <w:b/>
+          <w:i w:val="0"/>
+        </w:rPr>
+        <w:t>Affects</w:t>
+      </w:r>
+      <w:r>
+        <w:rPr>
+          <w:b w:val="0"/>
+          <w:i w:val="0"/>
+        </w:rPr>
+        <w:t xml:space="preserve"> </w:t>
+      </w:r>
+      <w:r>
+        <w:rPr>
+          <w:b w:val="0"/>
+          <w:i/>
+        </w:rPr>
+        <w:t>(mandatory)</w:t>
+      </w:r>
+      <w:r>
+        <w:rPr>
+          <w:b w:val="0"/>
+          <w:i w:val="0"/>
+        </w:rPr>
+        <w:t xml:space="preserve">: First choose which category this layer belongs to — </w:t>
+      </w:r>
+      <w:r>
+        <w:rPr>
+          <w:b/>
+          <w:i w:val="0"/>
+        </w:rPr>
+        <w:t>For Auto Coding</w:t>
       </w:r>
       <w:r>
         <w:rPr>
@@ -24056,18 +24566,160 @@
       </w:r>
       <w:r>
         <w:rPr>
+          <w:b/>
+          <w:i w:val="0"/>
+        </w:rPr>
+        <w:t>For Area Based Reports</w:t>
+      </w:r>
+      <w:r>
+        <w:rPr>
+          <w:b w:val="0"/>
+          <w:i w:val="0"/>
+        </w:rPr>
+        <w:t xml:space="preserve">, or </w:t>
+      </w:r>
+      <w:r>
+        <w:rPr>
+          <w:b/>
+          <w:i w:val="0"/>
+        </w:rPr>
+        <w:t>For Analysis</w:t>
+      </w:r>
+      <w:r>
+        <w:rPr>
+          <w:b w:val="0"/>
+          <w:i w:val="0"/>
+        </w:rPr>
+        <w:t xml:space="preserve"> — then tick the specific attribute(s) within that category that this layer affects (e.g. Facility Width, Curvature). To add an attribute that isn't listed, type it into </w:t>
+      </w:r>
+      <w:r>
+        <w:rPr>
+          <w:b/>
+          <w:i w:val="0"/>
+        </w:rPr>
+        <w:t>Add a custom parameter to "…"</w:t>
+      </w:r>
+      <w:r>
+        <w:rPr>
+          <w:b w:val="0"/>
+          <w:i w:val="0"/>
+        </w:rPr>
+        <w:t xml:space="preserve"> and click </w:t>
+      </w:r>
+      <w:r>
+        <w:rPr>
+          <w:b/>
+          <w:i w:val="0"/>
+        </w:rPr>
+        <w:t>Add</w:t>
+      </w:r>
+      <w:r>
+        <w:rPr>
+          <w:b w:val="0"/>
+          <w:i w:val="0"/>
+        </w:rPr>
+        <w:t xml:space="preserve">. Each tick is recorded together with its category, e.g. </w:t>
+      </w:r>
+      <w:r>
+        <w:rPr>
           <w:rFonts w:ascii="Consolas" w:hAnsi="Consolas"/>
           <w:b w:val="0"/>
           <w:i w:val="0"/>
         </w:rPr>
-        <w:t>.shx</w:t>
-      </w:r>
-      <w:r>
-        <w:rPr>
-          <w:b w:val="0"/>
-          <w:i w:val="0"/>
-        </w:rPr>
-        <w:t xml:space="preserve">, </w:t>
+        <w:t>For Auto Coding: Facility Width</w:t>
+      </w:r>
+      <w:r>
+        <w:rPr>
+          <w:b w:val="0"/>
+          <w:i w:val="0"/>
+        </w:rPr>
+        <w:t>, and appears as a removable tag below the checklist. You can switch categories and tick attributes from more than one — at least one attribute must be selected in total before uploading.</w:t>
+      </w:r>
+    </w:p>
+    <w:p>
+      <w:pPr/>
+      <w:r>
+        <w:rPr>
+          <w:b w:val="0"/>
+          <w:i/>
+        </w:rPr>
+        <w:t xml:space="preserve">The </w:t>
+      </w:r>
+      <w:r>
+        <w:rPr>
+          <w:b/>
+          <w:i/>
+        </w:rPr>
+        <w:t>Upload</w:t>
+      </w:r>
+      <w:r>
+        <w:rPr>
+          <w:b w:val="0"/>
+          <w:i/>
+        </w:rPr>
+        <w:t xml:space="preserve"> button stays disabled until you have selected a file and ticked at least one </w:t>
+      </w:r>
+      <w:r>
+        <w:rPr>
+          <w:b/>
+          <w:i/>
+        </w:rPr>
+        <w:t>Affects</w:t>
+      </w:r>
+      <w:r>
+        <w:rPr>
+          <w:b w:val="0"/>
+          <w:i/>
+        </w:rPr>
+        <w:t xml:space="preserve"> attribute.</w:t>
+      </w:r>
+    </w:p>
+    <w:p>
+      <w:pPr>
+        <w:pStyle w:val="Heading3"/>
+      </w:pPr>
+      <w:r>
+        <w:rPr>
+          <w:b w:val="0"/>
+          <w:i w:val="0"/>
+        </w:rPr>
+        <w:t>What You'll See After Uploading</w:t>
+      </w:r>
+    </w:p>
+    <w:p>
+      <w:pPr/>
+      <w:r>
+        <w:rPr>
+          <w:b w:val="0"/>
+          <w:i w:val="0"/>
+        </w:rPr>
+        <w:t>The layer's card on the GIS Layers page displays exactly what you entered on the upload form:</w:t>
+      </w:r>
+    </w:p>
+    <w:p>
+      <w:pPr>
+        <w:pStyle w:val="ListBullet"/>
+      </w:pPr>
+      <w:r>
+        <w:rPr>
+          <w:b w:val="0"/>
+          <w:i w:val="0"/>
+        </w:rPr>
+        <w:t xml:space="preserve">If </w:t>
+      </w:r>
+      <w:r>
+        <w:rPr>
+          <w:b/>
+          <w:i w:val="0"/>
+        </w:rPr>
+        <w:t>Required Columns</w:t>
+      </w:r>
+      <w:r>
+        <w:rPr>
+          <w:b w:val="0"/>
+          <w:i w:val="0"/>
+        </w:rPr>
+        <w:t xml:space="preserve"> was left blank, the card shows </w:t>
       </w:r>
       <w:r>
         <w:rPr>
@@ -24075,14 +24727,33 @@
           <w:b w:val="0"/>
           <w:i w:val="0"/>
         </w:rPr>
-        <w:t>.dbf</w:t>
-      </w:r>
-      <w:r>
-        <w:rPr>
-          <w:b w:val="0"/>
-          <w:i w:val="0"/>
-        </w:rPr>
-        <w:t xml:space="preserve">, </w:t>
+        <w:t>Required Columns: None</w:t>
+      </w:r>
+      <w:r>
+        <w:rPr>
+          <w:b w:val="0"/>
+          <w:i w:val="0"/>
+        </w:rPr>
+        <w:t>.</w:t>
+      </w:r>
+    </w:p>
+    <w:p>
+      <w:pPr>
+        <w:pStyle w:val="ListBullet"/>
+      </w:pPr>
+      <w:r>
+        <w:rPr>
+          <w:b/>
+          <w:i w:val="0"/>
+        </w:rPr>
+        <w:t>Affects</w:t>
+      </w:r>
+      <w:r>
+        <w:rPr>
+          <w:b w:val="0"/>
+          <w:i w:val="0"/>
+        </w:rPr>
+        <w:t xml:space="preserve"> shows every </w:t>
       </w:r>
       <w:r>
         <w:rPr>
@@ -24090,33 +24761,92 @@
           <w:b w:val="0"/>
           <w:i w:val="0"/>
         </w:rPr>
-        <w:t>.prj</w:t>
-      </w:r>
-      <w:r>
-        <w:rPr>
-          <w:b w:val="0"/>
-          <w:i w:val="0"/>
-        </w:rPr>
-        <w:t>).</w:t>
-      </w:r>
-    </w:p>
-    <w:p>
-      <w:pPr>
-        <w:pStyle w:val="ListBullet"/>
-      </w:pPr>
+        <w:t>Category: Attribute</w:t>
+      </w:r>
+      <w:r>
+        <w:rPr>
+          <w:b w:val="0"/>
+          <w:i w:val="0"/>
+        </w:rPr>
+        <w:t xml:space="preserve"> pair you ticked, e.g. </w:t>
+      </w:r>
+      <w:r>
+        <w:rPr>
+          <w:rFonts w:ascii="Consolas" w:hAnsi="Consolas"/>
+          <w:b w:val="0"/>
+          <w:i w:val="0"/>
+        </w:rPr>
+        <w:t>For Auto Coding: Facility Width</w:t>
+      </w:r>
+      <w:r>
+        <w:rPr>
+          <w:b w:val="0"/>
+          <w:i w:val="0"/>
+        </w:rPr>
+        <w:t>. If you ticked attributes from more than one category, all of them are listed.</w:t>
+      </w:r>
+    </w:p>
+    <w:p>
+      <w:pPr/>
       <w:r>
         <w:rPr>
           <w:b/>
           <w:i w:val="0"/>
         </w:rPr>
-        <w:t>Preview</w:t>
-      </w:r>
-      <w:r>
-        <w:rPr>
-          <w:b w:val="0"/>
-          <w:i w:val="0"/>
-        </w:rPr>
-        <w:t>: Once uploaded, you can preview the geometry on the map before finalising.</w:t>
+        <w:t>Example:</w:t>
+      </w:r>
+      <w:r>
+        <w:rPr>
+          <w:b w:val="0"/>
+          <w:i w:val="0"/>
+        </w:rPr>
+        <w:t xml:space="preserve"> You leave Required Columns empty, select the </w:t>
+      </w:r>
+      <w:r>
+        <w:rPr>
+          <w:b/>
+          <w:i w:val="0"/>
+        </w:rPr>
+        <w:t>For Auto Coding</w:t>
+      </w:r>
+      <w:r>
+        <w:rPr>
+          <w:b w:val="0"/>
+          <w:i w:val="0"/>
+        </w:rPr>
+        <w:t xml:space="preserve"> category, and tick </w:t>
+      </w:r>
+      <w:r>
+        <w:rPr>
+          <w:b/>
+          <w:i w:val="0"/>
+        </w:rPr>
+        <w:t>Facility Width</w:t>
+      </w:r>
+      <w:r>
+        <w:rPr>
+          <w:b w:val="0"/>
+          <w:i w:val="0"/>
+        </w:rPr>
+        <w:t>. After uploading, the layer's card reads:</w:t>
+      </w:r>
+    </w:p>
+    <w:p>
+      <w:pPr/>
+      <w:r>
+        <w:rPr>
+          <w:rFonts w:ascii="Consolas" w:hAnsi="Consolas"/>
+        </w:rPr>
+        <w:t>Required Columns: None</w:t>
+      </w:r>
+      <w:r>
+        <w:br/>
+      </w:r>
+      <w:r>
+        <w:rPr>
+          <w:rFonts w:ascii="Consolas" w:hAnsi="Consolas"/>
+        </w:rPr>
+        <w:t>Affects: For Auto Coding: Facility Width</w:t>
       </w:r>
     </w:p>
     <w:p>
@@ -24916,27 +25646,8 @@
             <w:tcW w:type="dxa" w:w="4320"/>
           </w:tcPr>
           <w:p>
-            <w:r/>
-            <w:r>
-              <w:rPr>
-                <w:b w:val="0"/>
-                <w:i w:val="0"/>
-              </w:rPr>
-              <w:t>bus</w:t>
-            </w:r>
-            <w:r>
-              <w:rPr>
-                <w:b w:val="0"/>
-                <w:i/>
-              </w:rPr>
-              <w:t>stop, bus</w:t>
-            </w:r>
-            <w:r>
-              <w:rPr>
-                <w:b w:val="0"/>
-                <w:i w:val="0"/>
-              </w:rPr>
-              <w:t>lane, bus_shelter …</w:t>
+            <w:r>
+              <w:t>bus_stop, bus_lane, bus_shelter …</w:t>
             </w:r>
           </w:p>
         </w:tc>
@@ -24963,27 +25674,8 @@
             <w:tcW w:type="dxa" w:w="4320"/>
           </w:tcPr>
           <w:p>
-            <w:r/>
-            <w:r>
-              <w:rPr>
-                <w:b w:val="0"/>
-                <w:i w:val="0"/>
-              </w:rPr>
-              <w:t>cycling</w:t>
-            </w:r>
-            <w:r>
-              <w:rPr>
-                <w:b w:val="0"/>
-                <w:i/>
-              </w:rPr>
-              <w:t>path, shared</w:t>
-            </w:r>
-            <w:r>
-              <w:rPr>
-                <w:b w:val="0"/>
-                <w:i w:val="0"/>
-              </w:rPr>
-              <w:t>path, footpath, CyclingPath_Jul2024 …</w:t>
+            <w:r>
+              <w:t>cycling_path, shared_path, footpath, CyclingPath_Jul2024 …</w:t>
             </w:r>
           </w:p>
         </w:tc>
@@ -25410,6 +26102,234 @@
           <w:i/>
         </w:rPr>
         <w:t xml:space="preserve"> button only appears on layers that have been given a custom name. Layers still showing their original name will not have this option.</w:t>
+      </w:r>
+    </w:p>
+    <w:p>
+      <w:pPr>
+        <w:pStyle w:val="Heading2"/>
+      </w:pPr>
+      <w:r>
+        <w:rPr>
+          <w:b w:val="0"/>
+          <w:i w:val="0"/>
+        </w:rPr>
+        <w:t>6.9 Editing Required Columns and Affects</w:t>
+      </w:r>
+    </w:p>
+    <w:p>
+      <w:pPr/>
+      <w:r>
+        <w:rPr>
+          <w:b w:val="0"/>
+          <w:i w:val="0"/>
+        </w:rPr>
+        <w:t xml:space="preserve">The </w:t>
+      </w:r>
+      <w:r>
+        <w:rPr>
+          <w:b/>
+          <w:i w:val="0"/>
+        </w:rPr>
+        <w:t>Required Columns</w:t>
+      </w:r>
+      <w:r>
+        <w:rPr>
+          <w:b w:val="0"/>
+          <w:i w:val="0"/>
+        </w:rPr>
+        <w:t xml:space="preserve"> and </w:t>
+      </w:r>
+      <w:r>
+        <w:rPr>
+          <w:b/>
+          <w:i w:val="0"/>
+        </w:rPr>
+        <w:t>Affects</w:t>
+      </w:r>
+      <w:r>
+        <w:rPr>
+          <w:b w:val="0"/>
+          <w:i w:val="0"/>
+        </w:rPr>
+        <w:t xml:space="preserve"> values you entered while uploading a layer (see </w:t>
+      </w:r>
+      <w:r>
+        <w:rPr>
+          <w:b/>
+          <w:i w:val="0"/>
+        </w:rPr>
+        <w:t>Section 6.3</w:t>
+      </w:r>
+      <w:r>
+        <w:rPr>
+          <w:b w:val="0"/>
+          <w:i w:val="0"/>
+        </w:rPr>
+        <w:t>) can be corrected later if needed.</w:t>
+      </w:r>
+    </w:p>
+    <w:p>
+      <w:pPr/>
+      <w:r>
+        <w:rPr>
+          <w:b/>
+          <w:i w:val="0"/>
+        </w:rPr>
+        <w:t>Steps:</w:t>
+      </w:r>
+    </w:p>
+    <w:p>
+      <w:pPr>
+        <w:pStyle w:val="ListNumber"/>
+      </w:pPr>
+      <w:r>
+        <w:rPr>
+          <w:b w:val="0"/>
+          <w:i w:val="0"/>
+        </w:rPr>
+        <w:t>Open the GIS Layers page from the sidebar</w:t>
+      </w:r>
+    </w:p>
+    <w:p>
+      <w:pPr>
+        <w:pStyle w:val="ListNumber"/>
+      </w:pPr>
+      <w:r>
+        <w:rPr>
+          <w:b w:val="0"/>
+          <w:i w:val="0"/>
+        </w:rPr>
+        <w:t>Locate the layer you want to update</w:t>
+      </w:r>
+    </w:p>
+    <w:p>
+      <w:pPr>
+        <w:pStyle w:val="ListNumber"/>
+      </w:pPr>
+      <w:r>
+        <w:rPr>
+          <w:b w:val="0"/>
+          <w:i w:val="0"/>
+        </w:rPr>
+        <w:t xml:space="preserve">Click the </w:t>
+      </w:r>
+      <w:r>
+        <w:rPr>
+          <w:b/>
+          <w:i w:val="0"/>
+        </w:rPr>
+        <w:t>Params</w:t>
+      </w:r>
+      <w:r>
+        <w:rPr>
+          <w:b w:val="0"/>
+          <w:i w:val="0"/>
+        </w:rPr>
+        <w:t xml:space="preserve"> (or </w:t>
+      </w:r>
+      <w:r>
+        <w:rPr>
+          <w:b/>
+          <w:i w:val="0"/>
+        </w:rPr>
+        <w:t>Edit</w:t>
+      </w:r>
+      <w:r>
+        <w:rPr>
+          <w:b w:val="0"/>
+          <w:i w:val="0"/>
+        </w:rPr>
+        <w:t>) button on the layer row</w:t>
+      </w:r>
+    </w:p>
+    <w:p>
+      <w:pPr>
+        <w:pStyle w:val="ListNumber"/>
+      </w:pPr>
+      <w:r>
+        <w:rPr>
+          <w:b w:val="0"/>
+          <w:i w:val="0"/>
+        </w:rPr>
+        <w:t xml:space="preserve">Update the </w:t>
+      </w:r>
+      <w:r>
+        <w:rPr>
+          <w:b/>
+          <w:i w:val="0"/>
+        </w:rPr>
+        <w:t>Affects</w:t>
+      </w:r>
+      <w:r>
+        <w:rPr>
+          <w:b w:val="0"/>
+          <w:i w:val="0"/>
+        </w:rPr>
+        <w:t xml:space="preserve"> selections and/or </w:t>
+      </w:r>
+      <w:r>
+        <w:rPr>
+          <w:b/>
+          <w:i w:val="0"/>
+        </w:rPr>
+        <w:t>Required Columns</w:t>
+      </w:r>
+      <w:r>
+        <w:rPr>
+          <w:b w:val="0"/>
+          <w:i w:val="0"/>
+        </w:rPr>
+        <w:t xml:space="preserve"> text</w:t>
+      </w:r>
+    </w:p>
+    <w:p>
+      <w:pPr>
+        <w:pStyle w:val="ListNumber"/>
+      </w:pPr>
+      <w:r>
+        <w:rPr>
+          <w:b w:val="0"/>
+          <w:i w:val="0"/>
+        </w:rPr>
+        <w:t xml:space="preserve">Click </w:t>
+      </w:r>
+      <w:r>
+        <w:rPr>
+          <w:b/>
+          <w:i w:val="0"/>
+        </w:rPr>
+        <w:t>Save</w:t>
+      </w:r>
+    </w:p>
+    <w:p>
+      <w:pPr/>
+      <w:r>
+        <w:rPr>
+          <w:b/>
+          <w:i/>
+        </w:rPr>
+        <w:t>Only layers you have uploaded through Add GIS Layer can have their Required Columns / Affects edited.</w:t>
+      </w:r>
+      <w:r>
+        <w:rPr>
+          <w:b w:val="0"/>
+          <w:i/>
+        </w:rPr>
+        <w:t xml:space="preserve"> The built-in shapefiles that ship with PSAT, and any layer that already existed before this feature, are read-only for these two fields — the </w:t>
+      </w:r>
+      <w:r>
+        <w:rPr>
+          <w:b/>
+          <w:i/>
+        </w:rPr>
+        <w:t>Params</w:t>
+      </w:r>
+      <w:r>
+        <w:rPr>
+          <w:b w:val="0"/>
+          <w:i/>
+        </w:rPr>
+        <w:t xml:space="preserve"> button is disabled for them. This does not change what columns the scoring engine actually reads; it only corrects the informational labels shown in the GIS Layers list.</w:t>
       </w:r>
     </w:p>
     <w:sectPr>

--- a/USER_GUIDE_(UPDATED)V4.docx
+++ b/USER_GUIDE_(UPDATED)V4.docx
@@ -23223,7 +23223,7 @@
                 <w:b w:val="0"/>
                 <w:i w:val="0"/>
               </w:rPr>
-              <w:t>Point / Polygon</w:t>
+              <w:t>Point</w:t>
             </w:r>
           </w:p>
         </w:tc>
@@ -23975,7 +23975,7 @@
                 <w:b w:val="0"/>
                 <w:i w:val="0"/>
               </w:rPr>
-              <w:t>LineString / Point</w:t>
+              <w:t>LineString</w:t>
             </w:r>
           </w:p>
         </w:tc>

--- a/USER_GUIDE_(UPDATED)V4.docx
+++ b/USER_GUIDE_(UPDATED)V4.docx
@@ -26330,6 +26330,352 @@
           <w:i/>
         </w:rPr>
         <w:t xml:space="preserve"> button is disabled for them. This does not change what columns the scoring engine actually reads; it only corrects the informational labels shown in the GIS Layers list.</w:t>
+      </w:r>
+    </w:p>
+    <w:p>
+      <w:r>
+        <w:br w:type="page"/>
+      </w:r>
+    </w:p>
+    <w:p>
+      <w:pPr>
+        <w:pStyle w:val="Heading1"/>
+      </w:pPr>
+      <w:r/>
+      <w:r>
+        <w:t>7. In-Image Path Measurement</w:t>
+      </w:r>
+    </w:p>
+    <w:p>
+      <w:r>
+        <w:t>The Measure tool lets you measure real-world distances directly on a segment's street-level survey photo — for example, how many metres of clear width sit beside a path before hitting a tree, drain, railing, or kerb. Use it to judge whether a path can be widened or have a cycling lane added, based on the actual physical obstructions in the photo, rather than relying only on the top-down GIS width layers (which do not capture on-the-ground obstructions and are sometimes wrong).</w:t>
+      </w:r>
+    </w:p>
+    <w:p>
+      <w:pPr>
+        <w:pBdr>
+          <w:bottom w:val="single" w:sz="6" w:space="1" w:color="CCCCCC"/>
+        </w:pBdr>
+        <w:spacing w:after="0"/>
+      </w:pPr>
+    </w:p>
+    <w:p>
+      <w:pPr>
+        <w:pStyle w:val="Heading2"/>
+      </w:pPr>
+      <w:r/>
+      <w:r>
+        <w:t>Table of Contents</w:t>
+      </w:r>
+    </w:p>
+    <w:p>
+      <w:pPr>
+        <w:pBdr>
+          <w:bottom w:val="single" w:sz="6" w:space="1" w:color="CCCCCC"/>
+        </w:pBdr>
+        <w:spacing w:after="0"/>
+      </w:pPr>
+    </w:p>
+    <w:p>
+      <w:pPr>
+        <w:pStyle w:val="Heading2"/>
+      </w:pPr>
+      <w:r/>
+      <w:r>
+        <w:t>7.1 Opening the Measure Tool</w:t>
+      </w:r>
+    </w:p>
+    <w:p>
+      <w:r>
+        <w:t xml:space="preserve">On the Coding page, open the street-view image panel for the segment you want to measure and click the </w:t>
+      </w:r>
+      <w:r>
+        <w:rPr>
+          <w:b/>
+        </w:rPr>
+        <w:t>Measure</w:t>
+      </w:r>
+      <w:r>
+        <w:t xml:space="preserve"> button in its header. A full-screen measurement window opens for that segment. The button is disabled when the segment has no image.</w:t>
+      </w:r>
+    </w:p>
+    <w:p>
+      <w:r>
+        <w:t>Measurements are read off live on screen — they are not currently saved back to the segment.</w:t>
+      </w:r>
+    </w:p>
+    <w:p>
+      <w:pPr>
+        <w:pStyle w:val="Heading2"/>
+      </w:pPr>
+      <w:r/>
+      <w:r>
+        <w:t>7.2 Measuring Against a Known Object (Anchor)</w:t>
+      </w:r>
+    </w:p>
+    <w:p>
+      <w:r>
+        <w:t>The reliable way to measure is to anchor the tool on an object of known size that appears in the photo:</w:t>
+      </w:r>
+    </w:p>
+    <w:p>
+      <w:r>
+        <w:rPr>
+          <w:b w:val="0"/>
+        </w:rPr>
+        <w:t xml:space="preserve">1. </w:t>
+      </w:r>
+      <w:r>
+        <w:rPr>
+          <w:b/>
+        </w:rPr>
+        <w:t>Pick the anchor type:</w:t>
+      </w:r>
+    </w:p>
+    <w:p>
+      <w:pPr>
+        <w:pStyle w:val="ListBullet2"/>
+      </w:pPr>
+      <w:r>
+        <w:rPr>
+          <w:b/>
+        </w:rPr>
+        <w:t>Drain</w:t>
+      </w:r>
+      <w:r>
+        <w:t xml:space="preserve"> — choose from a dropdown of standard grating sizes. The default is the standard 700 × 850 mm drain grating, with the 700 mm edge facing you, as typically seen on path drains.</w:t>
+      </w:r>
+    </w:p>
+    <w:p>
+      <w:pPr>
+        <w:pStyle w:val="ListBullet2"/>
+      </w:pPr>
+      <w:r>
+        <w:rPr>
+          <w:b/>
+        </w:rPr>
+        <w:t>Tactile</w:t>
+      </w:r>
+      <w:r>
+        <w:t xml:space="preserve"> — the yellow tactile tiles found at every crossing, 300 × 300 mm per tile, with whole-mat options (600 × 600, 900 × 900, …). Outline a full mat when visible — a bigger anchor gives a more accurate result.</w:t>
+      </w:r>
+    </w:p>
+    <w:p>
+      <w:pPr>
+        <w:pStyle w:val="ListBullet2"/>
+      </w:pPr>
+      <w:r>
+        <w:rPr>
+          <w:b/>
+        </w:rPr>
+        <w:t>Custom</w:t>
+      </w:r>
+      <w:r>
+        <w:t xml:space="preserve"> — enter any known flat rectangle's size in millimetres (near edge × side edge), for example ground signage. The object must lie flat on the ground.</w:t>
+      </w:r>
+    </w:p>
+    <w:p>
+      <w:r>
+        <w:t xml:space="preserve">2. </w:t>
+      </w:r>
+      <w:r>
+        <w:rPr>
+          <w:b/>
+        </w:rPr>
+        <w:t>Click the object's four outline corners in order:</w:t>
+      </w:r>
+      <w:r>
+        <w:t xml:space="preserve"> near-left → near-right → far-right → far-left ("near" means the edge closest to the camera). The panel keeps this order visible and a status line counts each corner as you click.</w:t>
+      </w:r>
+    </w:p>
+    <w:p>
+      <w:r>
+        <w:t xml:space="preserve">3. </w:t>
+      </w:r>
+      <w:r>
+        <w:t>Once all four corners are clicked, the grid snaps into place with an exact solution and the tool switches straight to the Ruler.</w:t>
+      </w:r>
+    </w:p>
+    <w:p>
+      <w:pPr>
+        <w:pStyle w:val="Heading2"/>
+      </w:pPr>
+      <w:r/>
+      <w:r>
+        <w:t>7.3 Reading Off a Measurement (Ruler)</w:t>
+      </w:r>
+    </w:p>
+    <w:p>
+      <w:r>
+        <w:t xml:space="preserve">After anchoring, use the </w:t>
+      </w:r>
+      <w:r>
+        <w:rPr>
+          <w:b/>
+        </w:rPr>
+        <w:t>Ruler</w:t>
+      </w:r>
+      <w:r>
+        <w:t>: click the path edge you're widening from, then click the obstacle. The tool reads out the clear width between the two points.</w:t>
+      </w:r>
+    </w:p>
+    <w:p>
+      <w:r>
+        <w:t>A 1 m × 1 m grid is painted over the photo as a visual reference for square-counting, and it extends back toward the camera when the anchor sits further out.</w:t>
+      </w:r>
+    </w:p>
+    <w:p>
+      <w:r>
+        <w:rPr>
+          <w:b/>
+        </w:rPr>
+        <w:t>A few things worth knowing while measuring:</w:t>
+      </w:r>
+    </w:p>
+    <w:p>
+      <w:pPr>
+        <w:pStyle w:val="ListBullet"/>
+      </w:pPr>
+      <w:r>
+        <w:t xml:space="preserve">Every measurement shows a </w:t>
+      </w:r>
+      <w:r>
+        <w:rPr>
+          <w:b/>
+        </w:rPr>
+        <w:t>± uncertainty band</w:t>
+      </w:r>
+      <w:r>
+        <w:t>, never a bare number — this is deliberate. The tool is planning-grade, not survey-grade.</w:t>
+      </w:r>
+    </w:p>
+    <w:p>
+      <w:pPr>
+        <w:pStyle w:val="ListBullet"/>
+      </w:pPr>
+      <w:r>
+        <w:t xml:space="preserve">Measurements are most reliable in the </w:t>
+      </w:r>
+      <w:r>
+        <w:rPr>
+          <w:b/>
+        </w:rPr>
+        <w:t>near field (roughly 0–3 m in front of the camera)</w:t>
+      </w:r>
+      <w:r>
+        <w:t>. Beyond ~3 m the overlay is de-emphasised and a warning appears — treat far readings as soft.</w:t>
+      </w:r>
+    </w:p>
+    <w:p>
+      <w:pPr>
+        <w:pStyle w:val="ListBullet"/>
+      </w:pPr>
+      <w:r>
+        <w:rPr>
+          <w:b/>
+        </w:rPr>
+        <w:t>Yaw</w:t>
+      </w:r>
+      <w:r>
+        <w:t xml:space="preserve"> spins the grid to run down the path (a bike doesn't always point straight down it). Yaw only rotates the grid — it never changes a measured distance.</w:t>
+      </w:r>
+    </w:p>
+    <w:p>
+      <w:pPr>
+        <w:pStyle w:val="Heading2"/>
+      </w:pPr>
+      <w:r/>
+      <w:r>
+        <w:t>7.4 Frames Without a Drain (Manual Dials)</w:t>
+      </w:r>
+    </w:p>
+    <w:p>
+      <w:r>
+        <w:t>If a frame has no drain or other known object to anchor on, use the manual dials (Yaw, k1, Pitch, Height, Roll) to line the grid up by eye. This is the fallback path, not the main one, and is less accurate than anchoring — see the limits below.</w:t>
+      </w:r>
+    </w:p>
+    <w:p>
+      <w:pPr>
+        <w:pStyle w:val="Heading2"/>
+      </w:pPr>
+      <w:r/>
+      <w:r>
+        <w:t>7.5 Accuracy &amp; Honest Limits</w:t>
+      </w:r>
+    </w:p>
+    <w:p>
+      <w:r>
+        <w:t>The Measure tool is intended for planning-grade decisions, not survey-grade certainty:</w:t>
+      </w:r>
+    </w:p>
+    <w:p>
+      <w:pPr>
+        <w:pStyle w:val="ListBullet"/>
+      </w:pPr>
+      <w:r>
+        <w:rPr>
+          <w:b/>
+        </w:rPr>
+        <w:t>Typical accuracy is about ±0.4–0.5 m in the near field.</w:t>
+      </w:r>
+      <w:r>
+        <w:t xml:space="preserve"> This is capped by the source imagery itself (640×457 px, no higher resolution available), not by the measuring method.</w:t>
+      </w:r>
+    </w:p>
+    <w:p>
+      <w:pPr>
+        <w:pStyle w:val="ListBullet"/>
+      </w:pPr>
+      <w:r>
+        <w:rPr>
+          <w:b/>
+        </w:rPr>
+        <w:t>Anchored (drain) measurements are the accurate ones.</w:t>
+      </w:r>
+      <w:r>
+        <w:t xml:space="preserve"> During calibration, the anchor method measured gratings it hadn't seen before to a median error of about 91 mm. Manual-dial measurements are looser.</w:t>
+      </w:r>
+    </w:p>
+    <w:p>
+      <w:pPr>
+        <w:pStyle w:val="ListBullet"/>
+      </w:pPr>
+      <w:r>
+        <w:rPr>
+          <w:b/>
+        </w:rPr>
+        <w:t>Trust the near field.</w:t>
+      </w:r>
+      <w:r>
+        <w:t xml:space="preserve"> Precision falls off quickly toward the horizon as pixels compress in the photo — stay within roughly 0–3 m, and treat readings beyond that as a rough guide only.</w:t>
+      </w:r>
+    </w:p>
+    <w:p>
+      <w:pPr>
+        <w:pStyle w:val="ListBullet"/>
+      </w:pPr>
+      <w:r>
+        <w:rPr>
+          <w:b/>
+        </w:rPr>
+        <w:t>The tool assumes flat ground.</w:t>
+      </w:r>
+      <w:r>
+        <w:t xml:space="preserve"> Slopes, camber, and measuring across a kerb onto a raised verge will make the reading less reliable.</w:t>
+      </w:r>
+    </w:p>
+    <w:p>
+      <w:pPr>
+        <w:pStyle w:val="ListBullet"/>
+      </w:pPr>
+      <w:r>
+        <w:rPr>
+          <w:b/>
+        </w:rPr>
+        <w:t>If the tool and the GIS width layers disagree, that's expected — not a bug.</w:t>
+      </w:r>
+      <w:r>
+        <w:t xml:space="preserve"> The tool exists specifically because the top-down GIS layers can be wrong about physical obstructions on the ground. When in doubt, validate against a tape measurement on site rather than against GIS.</w:t>
       </w:r>
     </w:p>
     <w:sectPr>

--- a/USER_GUIDE_(UPDATED)V4.docx
+++ b/USER_GUIDE_(UPDATED)V4.docx
@@ -23,6 +23,79 @@
           <w:i w:val="0"/>
         </w:rPr>
         <w:t>Welcome to PSAT. The tool helps you create projects from geotagged survey images, review coded path segments, calculate safety risk scores, analyse safety hazards and test treatments.</w:t>
+      </w:r>
+    </w:p>
+    <w:p>
+      <w:pPr/>
+      <w:r>
+        <w:rPr>
+          <w:b/>
+          <w:i/>
+        </w:rPr>
+        <w:t>New in 2026-07-02 — the v2 interface is now the default.</w:t>
+      </w:r>
+      <w:r>
+        <w:rPr>
+          <w:b w:val="0"/>
+          <w:i/>
+        </w:rPr>
+        <w:t xml:space="preserve"> The Home, Create Project, Coding, Path Analysis, Treatment Application, User Guide, and GIS Layers pages all open in the redesigned </w:t>
+      </w:r>
+      <w:r>
+        <w:rPr>
+          <w:b/>
+          <w:i/>
+        </w:rPr>
+        <w:t>v2</w:t>
+      </w:r>
+      <w:r>
+        <w:rPr>
+          <w:b w:val="0"/>
+          <w:i/>
+        </w:rPr>
+        <w:t xml:space="preserve"> layout by default. This guide describes the app as it appears in v2 unless a section says otherwise. If a page still shows the older layout, or you want to compare, add ?ui=v1 to the page's URL (?ui=v2 switches back) — your choice is remembered on this device until you change it again. The </w:t>
+      </w:r>
+      <w:r>
+        <w:rPr>
+          <w:b/>
+          <w:i/>
+        </w:rPr>
+        <w:t>Report Builder</w:t>
+      </w:r>
+      <w:r>
+        <w:rPr>
+          <w:b w:val="0"/>
+          <w:i/>
+        </w:rPr>
+        <w:t xml:space="preserve"> and </w:t>
+      </w:r>
+      <w:r>
+        <w:rPr>
+          <w:b/>
+          <w:i/>
+        </w:rPr>
+        <w:t>Generated Reports</w:t>
+      </w:r>
+      <w:r>
+        <w:rPr>
+          <w:b w:val="0"/>
+          <w:i/>
+        </w:rPr>
+        <w:t xml:space="preserve"> pages keep their existing v1 layout for now, with only minor visual touch-ups applied (see Section 5: Report Generation); the </w:t>
+      </w:r>
+      <w:r>
+        <w:rPr>
+          <w:b/>
+          <w:i/>
+        </w:rPr>
+        <w:t>Landing (login) page</w:t>
+      </w:r>
+      <w:r>
+        <w:rPr>
+          <w:b w:val="0"/>
+          <w:i/>
+        </w:rPr>
+        <w:t>'s branded look is unchanged aside from its profile pop-ups (see Section 1.2).</w:t>
       </w:r>
     </w:p>
     <w:p>
@@ -406,6 +479,23 @@
       </w:r>
     </w:p>
     <w:p>
+      <w:pPr/>
+      <w:r>
+        <w:rPr>
+          <w:b/>
+          <w:i/>
+        </w:rPr>
+        <w:t>v2 layout:</w:t>
+      </w:r>
+      <w:r>
+        <w:rPr>
+          <w:b w:val="0"/>
+          <w:i/>
+        </w:rPr>
+        <w:t xml:space="preserve"> The Help page itself was redesigned for v2 — a single unified canvas with the three guides as tab pills at the top, a slim left-hand section list showing only a “Last updated” caption instead of a date on every entry, and the standard v2 sidebar down the left of the screen. The content and structure of each guide are unchanged.</w:t>
+      </w:r>
+    </w:p>
+    <w:p>
       <w:bookmarkStart w:id="0" w:name="f0_12_user_login__account_management"/>
       <w:pPr>
         <w:pStyle w:val="Heading3"/>
@@ -843,6 +933,167 @@
       </w:r>
     </w:p>
     <w:p>
+      <w:pPr/>
+      <w:r>
+        <w:rPr>
+          <w:b/>
+          <w:i/>
+        </w:rPr>
+        <w:t>What's new in v2 (2026-07-07):</w:t>
+      </w:r>
+      <w:r>
+        <w:rPr>
+          <w:b w:val="0"/>
+          <w:i/>
+        </w:rPr>
+        <w:t xml:space="preserve"> The Landing Page keeps its familiar branded look — background image, PSAT logo/hero, and the green profile selection panel — but the functional pop-ups behind it were rebuilt for v2:</w:t>
+      </w:r>
+    </w:p>
+    <w:p>
+      <w:pPr>
+        <w:pStyle w:val="ListBullet"/>
+      </w:pPr>
+      <w:r>
+        <w:rPr>
+          <w:b w:val="0"/>
+          <w:i w:val="0"/>
+        </w:rPr>
+        <w:t xml:space="preserve">The </w:t>
+      </w:r>
+      <w:r>
+        <w:rPr>
+          <w:b/>
+          <w:i w:val="0"/>
+        </w:rPr>
+        <w:t>Enter PIN</w:t>
+      </w:r>
+      <w:r>
+        <w:rPr>
+          <w:b w:val="0"/>
+          <w:i w:val="0"/>
+        </w:rPr>
+        <w:t xml:space="preserve">, </w:t>
+      </w:r>
+      <w:r>
+        <w:rPr>
+          <w:b/>
+          <w:i w:val="0"/>
+        </w:rPr>
+        <w:t>Create Profile</w:t>
+      </w:r>
+      <w:r>
+        <w:rPr>
+          <w:b w:val="0"/>
+          <w:i w:val="0"/>
+        </w:rPr>
+        <w:t xml:space="preserve">, </w:t>
+      </w:r>
+      <w:r>
+        <w:rPr>
+          <w:b/>
+          <w:i w:val="0"/>
+        </w:rPr>
+        <w:t>Manage Profile</w:t>
+      </w:r>
+      <w:r>
+        <w:rPr>
+          <w:b w:val="0"/>
+          <w:i w:val="0"/>
+        </w:rPr>
+        <w:t xml:space="preserve">, </w:t>
+      </w:r>
+      <w:r>
+        <w:rPr>
+          <w:b/>
+          <w:i w:val="0"/>
+        </w:rPr>
+        <w:t>Delete Profile</w:t>
+      </w:r>
+      <w:r>
+        <w:rPr>
+          <w:b w:val="0"/>
+          <w:i w:val="0"/>
+        </w:rPr>
+        <w:t xml:space="preserve">, and </w:t>
+      </w:r>
+      <w:r>
+        <w:rPr>
+          <w:b/>
+          <w:i w:val="0"/>
+        </w:rPr>
+        <w:t>Reset PIN</w:t>
+      </w:r>
+      <w:r>
+        <w:rPr>
+          <w:b w:val="0"/>
+          <w:i w:val="0"/>
+        </w:rPr>
+        <w:t xml:space="preserve"> dialogs all now open in a new, lighter pop-up style consistent with the rest of the v2 interface.</w:t>
+      </w:r>
+    </w:p>
+    <w:p>
+      <w:pPr>
+        <w:pStyle w:val="ListBullet"/>
+      </w:pPr>
+      <w:r>
+        <w:rPr>
+          <w:b w:val="0"/>
+          <w:i w:val="0"/>
+        </w:rPr>
+        <w:t xml:space="preserve">The right-hand profile panel </w:t>
+      </w:r>
+      <w:r>
+        <w:rPr>
+          <w:b/>
+          <w:i w:val="0"/>
+        </w:rPr>
+        <w:t>no longer scrolls as a whole</w:t>
+      </w:r>
+      <w:r>
+        <w:rPr>
+          <w:b w:val="0"/>
+          <w:i w:val="0"/>
+        </w:rPr>
+        <w:t xml:space="preserve"> — only the list of profiles scrolls internally, so the </w:t>
+      </w:r>
+      <w:r>
+        <w:rPr>
+          <w:b/>
+          <w:i w:val="0"/>
+        </w:rPr>
+        <w:t>Start</w:t>
+      </w:r>
+      <w:r>
+        <w:rPr>
+          <w:b w:val="0"/>
+          <w:i w:val="0"/>
+        </w:rPr>
+        <w:t xml:space="preserve"> button stays pinned and visible on screen no matter how many profiles are registered on the device.</w:t>
+      </w:r>
+    </w:p>
+    <w:p>
+      <w:pPr>
+        <w:pStyle w:val="ListBullet"/>
+      </w:pPr>
+      <w:r>
+        <w:rPr>
+          <w:b w:val="0"/>
+          <w:i w:val="0"/>
+        </w:rPr>
+        <w:t>This fixes an old issue where, on devices with many saved profiles, the Start button could be scrolled out of view.</w:t>
+      </w:r>
+    </w:p>
+    <w:p>
+      <w:pPr/>
+      <w:r>
+        <w:rPr>
+          <w:b w:val="0"/>
+          <w:i/>
+        </w:rPr>
+        <w:t>A full redesign of the branded landing layout itself (background, hero, logo) is still planned for a future update — only the profile pop-ups have moved to v2 so far.</w:t>
+      </w:r>
+    </w:p>
+    <w:p>
       <w:bookmarkStart w:id="0" w:name="f0_13_open_the_project_list"/>
       <w:pPr>
         <w:pStyle w:val="Heading3"/>
@@ -925,6 +1176,162 @@
           <w:i w:val="0"/>
         </w:rPr>
         <w:t>select one or more projects for deletion, coding, path analysis, or treatment work</w:t>
+      </w:r>
+    </w:p>
+    <w:p>
+      <w:pPr/>
+      <w:r>
+        <w:rPr>
+          <w:b/>
+          <w:i/>
+        </w:rPr>
+        <w:t>What's new in v2:</w:t>
+      </w:r>
+      <w:r>
+        <w:rPr>
+          <w:b w:val="0"/>
+          <w:i/>
+        </w:rPr>
+        <w:t xml:space="preserve"> The Home page is fully redesigned. A few behaviours changed along with the new look:</w:t>
+      </w:r>
+    </w:p>
+    <w:p>
+      <w:pPr>
+        <w:pStyle w:val="ListBullet"/>
+      </w:pPr>
+      <w:r>
+        <w:rPr>
+          <w:b/>
+          <w:i w:val="0"/>
+        </w:rPr>
+        <w:t>Clear filters</w:t>
+      </w:r>
+      <w:r>
+        <w:rPr>
+          <w:b w:val="0"/>
+          <w:i w:val="0"/>
+        </w:rPr>
+        <w:t xml:space="preserve"> is now a single </w:t>
+      </w:r>
+      <w:r>
+        <w:rPr>
+          <w:b/>
+          <w:i w:val="0"/>
+        </w:rPr>
+        <w:t>×</w:t>
+      </w:r>
+      <w:r>
+        <w:rPr>
+          <w:b w:val="0"/>
+          <w:i w:val="0"/>
+        </w:rPr>
+        <w:t xml:space="preserve"> at the end of the “Search by Tags” bar (it appears once a search term or tag filter is active) instead of a separate “Clear Filters” button — it still clears the name search and every tag filter in one click.</w:t>
+      </w:r>
+    </w:p>
+    <w:p>
+      <w:pPr>
+        <w:pStyle w:val="ListBullet"/>
+      </w:pPr>
+      <w:r>
+        <w:rPr>
+          <w:b w:val="0"/>
+          <w:i w:val="0"/>
+        </w:rPr>
+        <w:t xml:space="preserve">The </w:t>
+      </w:r>
+      <w:r>
+        <w:rPr>
+          <w:b/>
+          <w:i w:val="0"/>
+        </w:rPr>
+        <w:t>Total Distance Verified</w:t>
+      </w:r>
+      <w:r>
+        <w:rPr>
+          <w:b w:val="0"/>
+          <w:i w:val="0"/>
+        </w:rPr>
+        <w:t xml:space="preserve"> summary shown above the project table in v1 has been removed from the v2 action bar; per-project verified distance is still shown in the table itself.</w:t>
+      </w:r>
+    </w:p>
+    <w:p>
+      <w:pPr>
+        <w:pStyle w:val="ListBullet"/>
+      </w:pPr>
+      <w:r>
+        <w:rPr>
+          <w:b w:val="0"/>
+          <w:i w:val="0"/>
+        </w:rPr>
+        <w:t xml:space="preserve">The sidebar gains a </w:t>
+      </w:r>
+      <w:r>
+        <w:rPr>
+          <w:b/>
+          <w:i w:val="0"/>
+        </w:rPr>
+        <w:t>Quick Select</w:t>
+      </w:r>
+      <w:r>
+        <w:rPr>
+          <w:b w:val="0"/>
+          <w:i w:val="0"/>
+        </w:rPr>
+        <w:t xml:space="preserve"> accordion (see Section 1.6) and, for Home specifically, a </w:t>
+      </w:r>
+      <w:r>
+        <w:rPr>
+          <w:b/>
+          <w:i w:val="0"/>
+        </w:rPr>
+        <w:t>GIS Layers</w:t>
+      </w:r>
+      <w:r>
+        <w:rPr>
+          <w:b w:val="0"/>
+          <w:i w:val="0"/>
+        </w:rPr>
+        <w:t xml:space="preserve"> shortcut and a </w:t>
+      </w:r>
+      <w:r>
+        <w:rPr>
+          <w:b/>
+          <w:i w:val="0"/>
+        </w:rPr>
+        <w:t>Generated Reports</w:t>
+      </w:r>
+      <w:r>
+        <w:rPr>
+          <w:b w:val="0"/>
+          <w:i w:val="0"/>
+        </w:rPr>
+        <w:t xml:space="preserve"> shortcut.</w:t>
+      </w:r>
+    </w:p>
+    <w:p>
+      <w:pPr>
+        <w:pStyle w:val="ListBullet"/>
+      </w:pPr>
+      <w:r>
+        <w:rPr>
+          <w:b w:val="0"/>
+          <w:i w:val="0"/>
+        </w:rPr>
+        <w:t xml:space="preserve">A new </w:t>
+      </w:r>
+      <w:r>
+        <w:rPr>
+          <w:b/>
+          <w:i w:val="0"/>
+        </w:rPr>
+        <w:t>Share</w:t>
+      </w:r>
+      <w:r>
+        <w:rPr>
+          <w:b w:val="0"/>
+          <w:i w:val="0"/>
+        </w:rPr>
+        <w:t xml:space="preserve"> action lets you copy selected projects into another profile's account (see Section 1.8).</w:t>
       </w:r>
     </w:p>
     <w:p>
@@ -1420,6 +1827,51 @@
           <w:i/>
         </w:rPr>
         <w:t>).</w:t>
+      </w:r>
+    </w:p>
+    <w:p>
+      <w:pPr/>
+      <w:r>
+        <w:rPr>
+          <w:b/>
+          <w:i/>
+        </w:rPr>
+        <w:t>What's new in v2:</w:t>
+      </w:r>
+      <w:r>
+        <w:rPr>
+          <w:b w:val="0"/>
+          <w:i/>
+        </w:rPr>
+        <w:t xml:space="preserve"> The Create Project page keeps the same three creation modes, but the </w:t>
+      </w:r>
+      <w:r>
+        <w:rPr>
+          <w:b/>
+          <w:i/>
+        </w:rPr>
+        <w:t>Single Folder</w:t>
+      </w:r>
+      <w:r>
+        <w:rPr>
+          <w:b w:val="0"/>
+          <w:i/>
+        </w:rPr>
+        <w:t xml:space="preserve"> mode now shows a sortable folder table (Folder Name / Segments / Quarter / Distance / Projects) with multi-select checkboxes, and </w:t>
+      </w:r>
+      <w:r>
+        <w:rPr>
+          <w:b/>
+          <w:i/>
+        </w:rPr>
+        <w:t>Polygon / Planning Area</w:t>
+      </w:r>
+      <w:r>
+        <w:rPr>
+          <w:b w:val="0"/>
+          <w:i/>
+        </w:rPr>
+        <w:t xml:space="preserve"> mode has a collapsible 340px Layer View panel (Roads / Planning Area switches + Import Shapefile) with the drawing tools moved into a floating cluster over the map, instead of the old per-button toolbar.</w:t>
       </w:r>
     </w:p>
     <w:p>
@@ -1796,6 +2248,23 @@
       </w:r>
     </w:p>
     <w:p>
+      <w:pPr/>
+      <w:r>
+        <w:rPr>
+          <w:b/>
+          <w:i/>
+        </w:rPr>
+        <w:t>v2 only:</w:t>
+      </w:r>
+      <w:r>
+        <w:rPr>
+          <w:b w:val="0"/>
+          <w:i/>
+        </w:rPr>
+        <w:t xml:space="preserve"> Quick Select is part of the new v2 sidebar and is not available in the v1 interface — in v1, use the project list on the Home page to select projects for each workflow instead.</w:t>
+      </w:r>
+    </w:p>
+    <w:p>
       <w:bookmarkStart w:id="0" w:name="f0_17_viewing_and_updating_gis_layers"/>
       <w:pPr>
         <w:pStyle w:val="Heading3"/>
@@ -1865,6 +2334,23 @@
       </w:r>
     </w:p>
     <w:p>
+      <w:pPr/>
+      <w:r>
+        <w:rPr>
+          <w:b/>
+          <w:i/>
+        </w:rPr>
+        <w:t>What's new in v2:</w:t>
+      </w:r>
+      <w:r>
+        <w:rPr>
+          <w:b w:val="0"/>
+          <w:i/>
+        </w:rPr>
+        <w:t xml:space="preserve"> The GIS Layers page has also been fully redesigned to match the rest of the v2 interface (rounded 6px cards, the v2 sidebar, and consistent tab styling) — the underlying browse/filter/rename/replace workflow described in Section 6 is unchanged.</w:t>
+      </w:r>
+    </w:p>
+    <w:p>
       <w:bookmarkStart w:id="0" w:name="f0_18_sharing_a_project"/>
       <w:pPr>
         <w:pStyle w:val="Heading3"/>
@@ -2055,6 +2541,197 @@
           <w:i w:val="0"/>
         </w:rPr>
         <w:t>The Coding page is the main review workspace. It can open one or more selected projects in a combined session.</w:t>
+      </w:r>
+    </w:p>
+    <w:p>
+      <w:pPr/>
+      <w:r>
+        <w:rPr>
+          <w:b/>
+          <w:i/>
+        </w:rPr>
+        <w:t>What's new in v2:</w:t>
+      </w:r>
+      <w:r>
+        <w:rPr>
+          <w:b w:val="0"/>
+          <w:i/>
+        </w:rPr>
+        <w:t xml:space="preserve"> The Coding page was fully redesigned. The core review workflow (image, attributes table, map) is unchanged, but several controls moved and a few small behaviours changed:</w:t>
+      </w:r>
+    </w:p>
+    <w:p>
+      <w:pPr>
+        <w:pStyle w:val="ListBullet"/>
+      </w:pPr>
+      <w:r>
+        <w:rPr>
+          <w:b w:val="0"/>
+          <w:i w:val="0"/>
+        </w:rPr>
+        <w:t xml:space="preserve">The </w:t>
+      </w:r>
+      <w:r>
+        <w:rPr>
+          <w:b/>
+          <w:i w:val="0"/>
+        </w:rPr>
+        <w:t>segment navigator, “Auto-code (By Segment)”, “Auto-code (By Attribute)”, Previous/Next, and Save</w:t>
+      </w:r>
+      <w:r>
+        <w:rPr>
+          <w:b w:val="0"/>
+          <w:i w:val="0"/>
+        </w:rPr>
+        <w:t xml:space="preserve"> are all now on-canvas, in and around the segment-navigator row, instead of living in the sidebar.</w:t>
+      </w:r>
+    </w:p>
+    <w:p>
+      <w:pPr>
+        <w:pStyle w:val="ListBullet"/>
+      </w:pPr>
+      <w:r>
+        <w:rPr>
+          <w:b w:val="0"/>
+          <w:i w:val="0"/>
+        </w:rPr>
+        <w:t xml:space="preserve">Coded attribute cells use a clearer colour scheme: </w:t>
+      </w:r>
+      <w:r>
+        <w:rPr>
+          <w:b/>
+          <w:i w:val="0"/>
+        </w:rPr>
+        <w:t>red</w:t>
+      </w:r>
+      <w:r>
+        <w:rPr>
+          <w:b w:val="0"/>
+          <w:i w:val="0"/>
+        </w:rPr>
+        <w:t xml:space="preserve"> = manually overwritten, </w:t>
+      </w:r>
+      <w:r>
+        <w:rPr>
+          <w:b/>
+          <w:i w:val="0"/>
+        </w:rPr>
+        <w:t>yellow</w:t>
+      </w:r>
+      <w:r>
+        <w:rPr>
+          <w:b w:val="0"/>
+          <w:i w:val="0"/>
+        </w:rPr>
+        <w:t xml:space="preserve"> = changed by auto-code, </w:t>
+      </w:r>
+      <w:r>
+        <w:rPr>
+          <w:b/>
+          <w:i w:val="0"/>
+        </w:rPr>
+        <w:t>green</w:t>
+      </w:r>
+      <w:r>
+        <w:rPr>
+          <w:b w:val="0"/>
+          <w:i w:val="0"/>
+        </w:rPr>
+        <w:t xml:space="preserve"> = changed by a treatment preview. Autocoded attribute titles show </w:t>
+      </w:r>
+      <w:r>
+        <w:rPr>
+          <w:b/>
+          <w:i w:val="0"/>
+        </w:rPr>
+        <w:t>(CV)</w:t>
+      </w:r>
+      <w:r>
+        <w:rPr>
+          <w:b w:val="0"/>
+          <w:i w:val="0"/>
+        </w:rPr>
+        <w:t xml:space="preserve"> or </w:t>
+      </w:r>
+      <w:r>
+        <w:rPr>
+          <w:b/>
+          <w:i w:val="0"/>
+        </w:rPr>
+        <w:t>(GIS)</w:t>
+      </w:r>
+      <w:r>
+        <w:rPr>
+          <w:b w:val="0"/>
+          <w:i w:val="0"/>
+        </w:rPr>
+        <w:t xml:space="preserve"> to indicate their source.</w:t>
+      </w:r>
+    </w:p>
+    <w:p>
+      <w:pPr>
+        <w:pStyle w:val="ListBullet"/>
+      </w:pPr>
+      <w:r>
+        <w:rPr>
+          <w:b w:val="0"/>
+          <w:i w:val="0"/>
+        </w:rPr>
+        <w:t xml:space="preserve">The GIS </w:t>
+      </w:r>
+      <w:r>
+        <w:rPr>
+          <w:b/>
+          <w:i w:val="0"/>
+        </w:rPr>
+        <w:t>Map Preview &amp; Analysis</w:t>
+      </w:r>
+      <w:r>
+        <w:rPr>
+          <w:b w:val="0"/>
+          <w:i w:val="0"/>
+        </w:rPr>
+        <w:t xml:space="preserve"> side panel (Section 2.10) is a static, collapsible </w:t>
+      </w:r>
+      <w:r>
+        <w:rPr>
+          <w:b/>
+          <w:i w:val="0"/>
+        </w:rPr>
+        <w:t>Layer View</w:t>
+      </w:r>
+      <w:r>
+        <w:rPr>
+          <w:b w:val="0"/>
+          <w:i w:val="0"/>
+        </w:rPr>
+        <w:t xml:space="preserve"> panel instead of the old slide-in overlay — click the small tab on its edge to open or close it.</w:t>
+      </w:r>
+    </w:p>
+    <w:p>
+      <w:pPr>
+        <w:pStyle w:val="ListBullet"/>
+      </w:pPr>
+      <w:r>
+        <w:rPr>
+          <w:b w:val="0"/>
+          <w:i w:val="0"/>
+        </w:rPr>
+        <w:t xml:space="preserve">The </w:t>
+      </w:r>
+      <w:r>
+        <w:rPr>
+          <w:b/>
+          <w:i w:val="0"/>
+        </w:rPr>
+        <w:t>“Start Autocoding?” confirmation pop-up</w:t>
+      </w:r>
+      <w:r>
+        <w:rPr>
+          <w:b w:val="0"/>
+          <w:i w:val="0"/>
+        </w:rPr>
+        <w:t xml:space="preserve"> before running any auto-code action is kept in v2 — it was not removed, since auto-code overwrites existing attribute values and a confirmation step is worth the extra click.</w:t>
       </w:r>
     </w:p>
     <w:p>
@@ -11285,6 +11962,37 @@
           <w:i w:val="0"/>
         </w:rPr>
         <w:t xml:space="preserve"> GIS layers so the overlay is always shown over visible path geometry. There should be a black hollow circle (with 5m radius) showing the features (i.e. radius, width) snapped to the image.</w:t>
+      </w:r>
+    </w:p>
+    <w:p>
+      <w:pPr/>
+      <w:r>
+        <w:rPr>
+          <w:b/>
+          <w:i/>
+        </w:rPr>
+        <w:t>v2 layout:</w:t>
+      </w:r>
+      <w:r>
+        <w:rPr>
+          <w:b w:val="0"/>
+          <w:i/>
+        </w:rPr>
+        <w:t xml:space="preserve"> The GIS layer toggles live in a fixed </w:t>
+      </w:r>
+      <w:r>
+        <w:rPr>
+          <w:b/>
+          <w:i/>
+        </w:rPr>
+        <w:t>Layer View</w:t>
+      </w:r>
+      <w:r>
+        <w:rPr>
+          <w:b w:val="0"/>
+          <w:i/>
+        </w:rPr>
+        <w:t xml:space="preserve"> panel that slides open from the left edge of the map (click the small ›/‹ tab to open or close it) instead of the v1 pop-out overlay. It starts closed; the toggles, Import Shapefile button, and overlay behaviour are otherwise the same as v1.</w:t>
       </w:r>
     </w:p>
     <w:p>
@@ -12634,6 +13342,160 @@
       </w:r>
     </w:p>
     <w:p>
+      <w:pPr/>
+      <w:r>
+        <w:rPr>
+          <w:b/>
+          <w:i/>
+        </w:rPr>
+        <w:t>What's new in v2:</w:t>
+      </w:r>
+      <w:r>
+        <w:rPr>
+          <w:b w:val="0"/>
+          <w:i/>
+        </w:rPr>
+        <w:t xml:space="preserve"> The Path Analysis page was fully redesigned. The underlying filtering, export, and session-continuity behaviour described below is the same — what changed is layout and a few added conveniences:</w:t>
+      </w:r>
+    </w:p>
+    <w:p>
+      <w:pPr>
+        <w:pStyle w:val="ListBullet"/>
+      </w:pPr>
+      <w:r>
+        <w:rPr>
+          <w:b/>
+          <w:i w:val="0"/>
+        </w:rPr>
+        <w:t>Layout:</w:t>
+      </w:r>
+      <w:r>
+        <w:rPr>
+          <w:b w:val="0"/>
+          <w:i w:val="0"/>
+        </w:rPr>
+        <w:t xml:space="preserve"> the top row is now an </w:t>
+      </w:r>
+      <w:r>
+        <w:rPr>
+          <w:b/>
+          <w:i w:val="0"/>
+        </w:rPr>
+        <w:t>accordion card</w:t>
+      </w:r>
+      <w:r>
+        <w:rPr>
+          <w:b w:val="0"/>
+          <w:i w:val="0"/>
+        </w:rPr>
+        <w:t xml:space="preserve"> with three collapsible sections — *Top Risk Contributors* (open by default), *Toggle Attributes*, and *Current Filters* — next to the map; the bottom row shows *Distribution of Project* next to an *Overall Risk Level* card (stacked risk-band bars per crash type, replacing the v1 pie/bar-only view).</w:t>
+      </w:r>
+    </w:p>
+    <w:p>
+      <w:pPr>
+        <w:pStyle w:val="ListBullet"/>
+      </w:pPr>
+      <w:r>
+        <w:rPr>
+          <w:b/>
+          <w:i w:val="0"/>
+        </w:rPr>
+        <w:t>Map/Table toggle, Jump-to-Project pills, and Download</w:t>
+      </w:r>
+      <w:r>
+        <w:rPr>
+          <w:b w:val="0"/>
+          <w:i w:val="0"/>
+        </w:rPr>
+        <w:t xml:space="preserve"> — the Map/Table switch and the project “jump to” pills (now pink) sit above the map; the three separate coloured download buttons are consolidated into a single </w:t>
+      </w:r>
+      <w:r>
+        <w:rPr>
+          <w:b/>
+          <w:i w:val="0"/>
+        </w:rPr>
+        <w:t>“Download ▾”</w:t>
+      </w:r>
+      <w:r>
+        <w:rPr>
+          <w:b w:val="0"/>
+          <w:i w:val="0"/>
+        </w:rPr>
+        <w:t xml:space="preserve"> dropdown.</w:t>
+      </w:r>
+    </w:p>
+    <w:p>
+      <w:pPr>
+        <w:pStyle w:val="ListBullet"/>
+      </w:pPr>
+      <w:r>
+        <w:rPr>
+          <w:b/>
+          <w:i w:val="0"/>
+        </w:rPr>
+        <w:t>Segment hover thumbnails</w:t>
+      </w:r>
+      <w:r>
+        <w:rPr>
+          <w:b w:val="0"/>
+          <w:i w:val="0"/>
+        </w:rPr>
+        <w:t xml:space="preserve"> and </w:t>
+      </w:r>
+      <w:r>
+        <w:rPr>
+          <w:b/>
+          <w:i w:val="0"/>
+        </w:rPr>
+        <w:t>Mark Verified (session-only)</w:t>
+      </w:r>
+      <w:r>
+        <w:rPr>
+          <w:b w:val="0"/>
+          <w:i w:val="0"/>
+        </w:rPr>
+        <w:t xml:space="preserve"> — see the notes further below in this section for details.</w:t>
+      </w:r>
+    </w:p>
+    <w:p>
+      <w:pPr>
+        <w:pStyle w:val="ListBullet"/>
+      </w:pPr>
+      <w:r>
+        <w:rPr>
+          <w:b/>
+          <w:i w:val="0"/>
+        </w:rPr>
+        <w:t>Generate Report</w:t>
+      </w:r>
+      <w:r>
+        <w:rPr>
+          <w:b w:val="0"/>
+          <w:i w:val="0"/>
+        </w:rPr>
+        <w:t xml:space="preserve"> moved from the sidebar onto the canvas, next to the Download dropdown; it reads “📄 Continue Report” instead of “📄 Generate Report” once a report layout already exists in your browser.</w:t>
+      </w:r>
+    </w:p>
+    <w:p>
+      <w:pPr>
+        <w:pStyle w:val="ListBullet"/>
+      </w:pPr>
+      <w:r>
+        <w:rPr>
+          <w:b/>
+          <w:i w:val="0"/>
+        </w:rPr>
+        <w:t>Clear Filters</w:t>
+      </w:r>
+      <w:r>
+        <w:rPr>
+          <w:b w:val="0"/>
+          <w:i w:val="0"/>
+        </w:rPr>
+        <w:t xml:space="preserve"> is on-canvas rather than a dedicated sidebar button.</w:t>
+      </w:r>
+    </w:p>
+    <w:p>
       <w:pPr>
         <w:pBdr>
           <w:bottom w:val="single" w:sz="6" w:space="1" w:color="A0AEC0"/>
@@ -12712,6 +13574,18 @@
     </w:p>
     <w:p>
       <w:pPr>
+        <w:pStyle w:val="ListBullet2"/>
+      </w:pPr>
+      <w:r>
+        <w:rPr>
+          <w:b w:val="0"/>
+          <w:i w:val="0"/>
+        </w:rPr>
+        <w:t>3.3.2 Finer Filtering — Sub-category Options</w:t>
+      </w:r>
+    </w:p>
+    <w:p>
+      <w:pPr>
         <w:pStyle w:val="ListBullet"/>
       </w:pPr>
       <w:hyperlink w:anchor="f2_34_export">
@@ -12737,6 +13611,18 @@
           <w:t xml:space="preserve">3.5 Session Continuity</w:t>
         </w:r>
       </w:hyperlink>
+    </w:p>
+    <w:p>
+      <w:pPr>
+        <w:pStyle w:val="ListBullet"/>
+      </w:pPr>
+      <w:r>
+        <w:rPr>
+          <w:b w:val="0"/>
+          <w:i w:val="0"/>
+        </w:rPr>
+        <w:t>3.6 Finer Filtering Reference</w:t>
+      </w:r>
     </w:p>
     <w:p>
       <w:pPr>
@@ -13159,6 +14045,37 @@
           <w:i w:val="0"/>
         </w:rPr>
         <w:t xml:space="preserve"> — hovering over a segment dot on the map shows a small thumbnail of its street-level image, along with the project name, segment number, and the value of your currently selected focus attribute (if any). This lets you preview a segment before clicking into it. This hover thumbnail is only available on the Path Analysis map, not on the Coding page map.</w:t>
+      </w:r>
+    </w:p>
+    <w:p>
+      <w:pPr/>
+      <w:r>
+        <w:rPr>
+          <w:b/>
+          <w:i w:val="0"/>
+        </w:rPr>
+        <w:t>Clear Filters</w:t>
+      </w:r>
+      <w:r>
+        <w:rPr>
+          <w:b w:val="0"/>
+          <w:i w:val="0"/>
+        </w:rPr>
+        <w:t xml:space="preserve"> — clear every active segment filter in one click from the </w:t>
+      </w:r>
+      <w:r>
+        <w:rPr>
+          <w:b/>
+          <w:i w:val="0"/>
+        </w:rPr>
+        <w:t>Current Filters</w:t>
+      </w:r>
+      <w:r>
+        <w:rPr>
+          <w:b w:val="0"/>
+          <w:i w:val="0"/>
+        </w:rPr>
+        <w:t xml:space="preserve"> section of the accordion (v2) or the dedicated Clear Filters button (v1).</w:t>
       </w:r>
     </w:p>
     <w:p>
@@ -13910,11 +14827,7 @@
           <w:p>
             <w:r/>
             <w:r>
-              <w:rPr>
-                <w:b w:val="0"/>
-                <w:i w:val="0"/>
-              </w:rPr>
-              <w:t>When "Present": Cycling Path; Red Strip; Signalised Crossing; Traffic Crossing; Zebra Crossing &lt;br&gt; When "Not Present": Faded Marking</w:t>
+              <w:t>When "Present": Cycling Path; Red Stripe; Signalised Crossing; Traffic Crossing; Zebra Crossing &lt;br&gt; When "Not Present": Faded Marking</w:t>
             </w:r>
           </w:p>
         </w:tc>
@@ -13964,25 +14877,7 @@
           <w:p>
             <w:r/>
             <w:r>
-              <w:rPr>
-                <w:b w:val="0"/>
-                <w:i w:val="0"/>
-              </w:rPr>
-              <w:t xml:space="preserve">When "Present": Lamp Post; Traffic Light; Covered Linkway Pole; Bollards; Railing; Sign Pole; Billboards, Vegetation; Others (any obstacle not matching a preset type is standardised to </w:t>
-            </w:r>
-            <w:r>
-              <w:rPr>
-                <w:b w:val="0"/>
-                <w:i/>
-              </w:rPr>
-              <w:t>Others</w:t>
-            </w:r>
-            <w:r>
-              <w:rPr>
-                <w:b w:val="0"/>
-                <w:i w:val="0"/>
-              </w:rPr>
-              <w:t>)</w:t>
+              <w:t>When "Present": Lamp Post; Traffic Light; Covered Linkway Pole; Bollard; Billboard; Sign Pole; Utility Box; Railing; Vegetation; Others (any obstacle not matching a preset type is standardised to Others)</w:t>
             </w:r>
           </w:p>
         </w:tc>
@@ -14032,25 +14927,7 @@
           <w:p>
             <w:r/>
             <w:r>
-              <w:rPr>
-                <w:b w:val="0"/>
-                <w:i w:val="0"/>
-              </w:rPr>
-              <w:t xml:space="preserve">When "Present": Barrier; Bins; Bicycle; Cone; Others (any obstacle not matching a preset type is standardised to </w:t>
-            </w:r>
-            <w:r>
-              <w:rPr>
-                <w:b w:val="0"/>
-                <w:i/>
-              </w:rPr>
-              <w:t>Others</w:t>
-            </w:r>
-            <w:r>
-              <w:rPr>
-                <w:b w:val="0"/>
-                <w:i w:val="0"/>
-              </w:rPr>
-              <w:t>)</w:t>
+              <w:t>When "Present": Barrier; Bin; Bicycle; Cone; Others (any obstacle not matching a preset type is standardised to Others)</w:t>
             </w:r>
           </w:p>
         </w:tc>
@@ -14846,26 +15723,25 @@
       </w:r>
     </w:p>
     <w:p>
-      <w:bookmarkStart w:id="0" w:name="f2_34_export"/>
-      <w:pPr>
-        <w:pStyle w:val="Heading3"/>
-      </w:pPr>
-      <w:bookmarkEnd w:id="0"/>
-      <w:r>
-        <w:rPr>
-          <w:b w:val="0"/>
-          <w:i w:val="0"/>
-        </w:rPr>
-        <w:t>3.4 Export</w:t>
-      </w:r>
-    </w:p>
-    <w:p>
-      <w:r>
-        <w:rPr>
-          <w:b w:val="0"/>
-          <w:i w:val="0"/>
-        </w:rPr>
-        <w:t>The page supports three exports:</w:t>
+      <w:pPr>
+        <w:pStyle w:val="Heading4"/>
+      </w:pPr>
+      <w:r>
+        <w:rPr>
+          <w:b w:val="0"/>
+          <w:i w:val="0"/>
+        </w:rPr>
+        <w:t>3.3.2 Finer Filtering — Sub-category Options</w:t>
+      </w:r>
+    </w:p>
+    <w:p>
+      <w:pPr/>
+      <w:r>
+        <w:rPr>
+          <w:b w:val="0"/>
+          <w:i w:val="0"/>
+        </w:rPr>
+        <w:t>Selecting a top-level filter value for any attribute marked ❖ reveals a secondary sub-category dropdown. Each sub-category is shown with a distinct colour on the map.</w:t>
       </w:r>
     </w:p>
     <w:tbl>
@@ -14883,48 +15759,42 @@
         <w:tc>
           <w:tcPr>
             <w:tcW w:type="dxa" w:w="2880"/>
-            <w:shd w:val="clear" w:color="auto" w:fill="E2E8F0"/>
           </w:tcPr>
           <w:p>
             <w:r/>
             <w:r>
               <w:rPr>
                 <w:b/>
-                <w:i w:val="0"/>
-              </w:rPr>
-              <w:t>Export</w:t>
+              </w:rPr>
+              <w:t>Attribute</w:t>
             </w:r>
           </w:p>
         </w:tc>
         <w:tc>
           <w:tcPr>
             <w:tcW w:type="dxa" w:w="2880"/>
-            <w:shd w:val="clear" w:color="auto" w:fill="E2E8F0"/>
           </w:tcPr>
           <w:p>
             <w:r/>
             <w:r>
               <w:rPr>
                 <w:b/>
-                <w:i w:val="0"/>
-              </w:rPr>
-              <w:t>Format</w:t>
+              </w:rPr>
+              <w:t>Trigger Value</w:t>
             </w:r>
           </w:p>
         </w:tc>
         <w:tc>
           <w:tcPr>
             <w:tcW w:type="dxa" w:w="2880"/>
-            <w:shd w:val="clear" w:color="auto" w:fill="E2E8F0"/>
           </w:tcPr>
           <w:p>
             <w:r/>
             <w:r>
               <w:rPr>
                 <w:b/>
-                <w:i w:val="0"/>
-              </w:rPr>
-              <w:t>Contents</w:t>
+              </w:rPr>
+              <w:t>Sub-category Options</w:t>
             </w:r>
           </w:p>
         </w:tc>
@@ -14937,11 +15807,7 @@
           <w:p>
             <w:r/>
             <w:r>
-              <w:rPr>
-                <w:b/>
-                <w:i w:val="0"/>
-              </w:rPr>
-              <w:t>Download Table</w:t>
+              <w:t>Facility Width per Direction</w:t>
             </w:r>
           </w:p>
         </w:tc>
@@ -14952,11 +15818,7 @@
           <w:p>
             <w:r/>
             <w:r>
-              <w:rPr>
-                <w:b w:val="0"/>
-                <w:i w:val="0"/>
-              </w:rPr>
-              <w:t>CSV</w:t>
+              <w:t>Very Narrow</w:t>
             </w:r>
           </w:p>
         </w:tc>
@@ -14967,11 +15829,7 @@
           <w:p>
             <w:r/>
             <w:r>
-              <w:rPr>
-                <w:b w:val="0"/>
-                <w:i w:val="0"/>
-              </w:rPr>
-              <w:t>All currently filtered segment rows</w:t>
+              <w:t>≤1.5 m; &gt;1.5–1.8 m; &gt;1.8–&lt;2 m</w:t>
             </w:r>
           </w:p>
         </w:tc>
@@ -14984,11 +15842,7 @@
           <w:p>
             <w:r/>
             <w:r>
-              <w:rPr>
-                <w:b/>
-                <w:i w:val="0"/>
-              </w:rPr>
-              <w:t>Download Images</w:t>
+              <w:t>Facility Width per Direction</w:t>
             </w:r>
           </w:p>
         </w:tc>
@@ -14999,11 +15853,7 @@
           <w:p>
             <w:r/>
             <w:r>
-              <w:rPr>
-                <w:b w:val="0"/>
-                <w:i w:val="0"/>
-              </w:rPr>
-              <w:t>ZIP</w:t>
+              <w:t>Narrow</w:t>
             </w:r>
           </w:p>
         </w:tc>
@@ -15014,11 +15864,7 @@
           <w:p>
             <w:r/>
             <w:r>
-              <w:rPr>
-                <w:b w:val="0"/>
-                <w:i w:val="0"/>
-              </w:rPr>
-              <w:t>All images for the currently filtered segments</w:t>
+              <w:t>2–&lt;3.5 m; 3.5–4 m</w:t>
             </w:r>
           </w:p>
         </w:tc>
@@ -15031,11 +15877,7 @@
           <w:p>
             <w:r/>
             <w:r>
-              <w:rPr>
-                <w:b/>
-                <w:i w:val="0"/>
-              </w:rPr>
-              <w:t>Download Shapefile</w:t>
+              <w:t>Facility Width per Direction</w:t>
             </w:r>
           </w:p>
         </w:tc>
@@ -15046,11 +15888,7 @@
           <w:p>
             <w:r/>
             <w:r>
-              <w:rPr>
-                <w:b w:val="0"/>
-                <w:i w:val="0"/>
-              </w:rPr>
-              <w:t>ZIP (Shapefile)</w:t>
+              <w:t>Wide</w:t>
             </w:r>
           </w:p>
         </w:tc>
@@ -15061,86 +15899,364 @@
           <w:p>
             <w:r/>
             <w:r>
-              <w:rPr>
-                <w:b w:val="0"/>
-                <w:i w:val="0"/>
-              </w:rPr>
-              <w:t>Filtered segments exported as point geometry with attributes</w:t>
+              <w:t>&gt;4 m</w:t>
+            </w:r>
+          </w:p>
+        </w:tc>
+      </w:tr>
+      <w:tr>
+        <w:tc>
+          <w:tcPr>
+            <w:tcW w:type="dxa" w:w="2880"/>
+          </w:tcPr>
+          <w:p>
+            <w:r/>
+            <w:r>
+              <w:t>Curvature</w:t>
+            </w:r>
+          </w:p>
+        </w:tc>
+        <w:tc>
+          <w:tcPr>
+            <w:tcW w:type="dxa" w:w="2880"/>
+          </w:tcPr>
+          <w:p>
+            <w:r/>
+            <w:r>
+              <w:t>Sharp Turn Present</w:t>
+            </w:r>
+          </w:p>
+        </w:tc>
+        <w:tc>
+          <w:tcPr>
+            <w:tcW w:type="dxa" w:w="2880"/>
+          </w:tcPr>
+          <w:p>
+            <w:r/>
+            <w:r>
+              <w:t>&lt;6.5 m (footpath threshold); 6.5–&lt;10 m; Path Junction</w:t>
+            </w:r>
+          </w:p>
+        </w:tc>
+      </w:tr>
+      <w:tr>
+        <w:tc>
+          <w:tcPr>
+            <w:tcW w:type="dxa" w:w="2880"/>
+          </w:tcPr>
+          <w:p>
+            <w:r/>
+            <w:r>
+              <w:t>Curvature</w:t>
+            </w:r>
+          </w:p>
+        </w:tc>
+        <w:tc>
+          <w:tcPr>
+            <w:tcW w:type="dxa" w:w="2880"/>
+          </w:tcPr>
+          <w:p>
+            <w:r/>
+            <w:r>
+              <w:t>No Sharp Turn Present</w:t>
+            </w:r>
+          </w:p>
+        </w:tc>
+        <w:tc>
+          <w:tcPr>
+            <w:tcW w:type="dxa" w:w="2880"/>
+          </w:tcPr>
+          <w:p>
+            <w:r/>
+            <w:r>
+              <w:t>10–18 m; &gt;18 m (cycling path threshold ≥18 m)</w:t>
+            </w:r>
+          </w:p>
+        </w:tc>
+      </w:tr>
+      <w:tr>
+        <w:tc>
+          <w:tcPr>
+            <w:tcW w:type="dxa" w:w="2880"/>
+          </w:tcPr>
+          <w:p>
+            <w:r/>
+            <w:r>
+              <w:t>Fixed Obstacle on Facility</w:t>
+            </w:r>
+          </w:p>
+        </w:tc>
+        <w:tc>
+          <w:tcPr>
+            <w:tcW w:type="dxa" w:w="2880"/>
+          </w:tcPr>
+          <w:p>
+            <w:r/>
+            <w:r>
+              <w:t>Present</w:t>
+            </w:r>
+          </w:p>
+        </w:tc>
+        <w:tc>
+          <w:tcPr>
+            <w:tcW w:type="dxa" w:w="2880"/>
+          </w:tcPr>
+          <w:p>
+            <w:r/>
+            <w:r>
+              <w:t>Lamp Post; Traffic Light; Covered Linkway Pole; Bollard; Billboard; Sign Pole; Utility Box; Railing; Vegetation; Others (standardised fallback for any unrecognised type)</w:t>
+            </w:r>
+          </w:p>
+        </w:tc>
+      </w:tr>
+      <w:tr>
+        <w:tc>
+          <w:tcPr>
+            <w:tcW w:type="dxa" w:w="2880"/>
+          </w:tcPr>
+          <w:p>
+            <w:r/>
+            <w:r>
+              <w:t>Non-Fixed Obstacle on Facility</w:t>
+            </w:r>
+          </w:p>
+        </w:tc>
+        <w:tc>
+          <w:tcPr>
+            <w:tcW w:type="dxa" w:w="2880"/>
+          </w:tcPr>
+          <w:p>
+            <w:r/>
+            <w:r>
+              <w:t>Present</w:t>
+            </w:r>
+          </w:p>
+        </w:tc>
+        <w:tc>
+          <w:tcPr>
+            <w:tcW w:type="dxa" w:w="2880"/>
+          </w:tcPr>
+          <w:p>
+            <w:r/>
+            <w:r>
+              <w:t>Barrier; Bin; Bicycle; Cone; Others (standardised fallback for any unrecognised type)</w:t>
+            </w:r>
+          </w:p>
+        </w:tc>
+      </w:tr>
+      <w:tr>
+        <w:tc>
+          <w:tcPr>
+            <w:tcW w:type="dxa" w:w="2880"/>
+          </w:tcPr>
+          <w:p>
+            <w:r/>
+            <w:r>
+              <w:t>Delineation</w:t>
+            </w:r>
+          </w:p>
+        </w:tc>
+        <w:tc>
+          <w:tcPr>
+            <w:tcW w:type="dxa" w:w="2880"/>
+          </w:tcPr>
+          <w:p>
+            <w:r/>
+            <w:r>
+              <w:t>Present</w:t>
+            </w:r>
+          </w:p>
+        </w:tc>
+        <w:tc>
+          <w:tcPr>
+            <w:tcW w:type="dxa" w:w="2880"/>
+          </w:tcPr>
+          <w:p>
+            <w:r/>
+            <w:r>
+              <w:t>Cycling Path; Red Stripe; Signalised Crossing; Traffic Crossing; Zebra Crossing</w:t>
+            </w:r>
+          </w:p>
+        </w:tc>
+      </w:tr>
+      <w:tr>
+        <w:tc>
+          <w:tcPr>
+            <w:tcW w:type="dxa" w:w="2880"/>
+          </w:tcPr>
+          <w:p>
+            <w:r/>
+            <w:r>
+              <w:t>Delineation</w:t>
+            </w:r>
+          </w:p>
+        </w:tc>
+        <w:tc>
+          <w:tcPr>
+            <w:tcW w:type="dxa" w:w="2880"/>
+          </w:tcPr>
+          <w:p>
+            <w:r/>
+            <w:r>
+              <w:t>Not Present</w:t>
+            </w:r>
+          </w:p>
+        </w:tc>
+        <w:tc>
+          <w:tcPr>
+            <w:tcW w:type="dxa" w:w="2880"/>
+          </w:tcPr>
+          <w:p>
+            <w:r/>
+            <w:r>
+              <w:t>Faded Marking</w:t>
+            </w:r>
+          </w:p>
+        </w:tc>
+      </w:tr>
+      <w:tr>
+        <w:tc>
+          <w:tcPr>
+            <w:tcW w:type="dxa" w:w="2880"/>
+          </w:tcPr>
+          <w:p>
+            <w:r/>
+            <w:r>
+              <w:t>Crossing Facility</w:t>
+            </w:r>
+          </w:p>
+        </w:tc>
+        <w:tc>
+          <w:tcPr>
+            <w:tcW w:type="dxa" w:w="2880"/>
+          </w:tcPr>
+          <w:p>
+            <w:r/>
+            <w:r>
+              <w:t>Present</w:t>
+            </w:r>
+          </w:p>
+        </w:tc>
+        <w:tc>
+          <w:tcPr>
+            <w:tcW w:type="dxa" w:w="2880"/>
+          </w:tcPr>
+          <w:p>
+            <w:r/>
+            <w:r>
+              <w:t>Zebra Crossing; Signalised PC; Bicycle Crossing; Unsignalised Junction; Development Access</w:t>
+            </w:r>
+          </w:p>
+        </w:tc>
+      </w:tr>
+      <w:tr>
+        <w:tc>
+          <w:tcPr>
+            <w:tcW w:type="dxa" w:w="2880"/>
+          </w:tcPr>
+          <w:p>
+            <w:r/>
+            <w:r>
+              <w:t>Major Surface Deformation or Drain Opening</w:t>
+            </w:r>
+          </w:p>
+        </w:tc>
+        <w:tc>
+          <w:tcPr>
+            <w:tcW w:type="dxa" w:w="2880"/>
+          </w:tcPr>
+          <w:p>
+            <w:r/>
+            <w:r>
+              <w:t>Present</w:t>
+            </w:r>
+          </w:p>
+        </w:tc>
+        <w:tc>
+          <w:tcPr>
+            <w:tcW w:type="dxa" w:w="2880"/>
+          </w:tcPr>
+          <w:p>
+            <w:r/>
+            <w:r>
+              <w:t>Footpath crack; Uneven Footpath</w:t>
             </w:r>
           </w:p>
         </w:tc>
       </w:tr>
     </w:tbl>
     <w:p>
+      <w:pPr/>
       <w:r>
         <w:rPr>
           <w:b/>
           <w:i w:val="0"/>
         </w:rPr>
-        <w:t>Download Shapefile</w:t>
-      </w:r>
-      <w:r>
-        <w:rPr>
-          <w:b w:val="0"/>
-          <w:i w:val="0"/>
-        </w:rPr>
-        <w:t xml:space="preserve"> exports the currently visible filtered segments as a standard GIS shapefile package (</w:t>
-      </w:r>
-      <w:r>
-        <w:rPr>
-          <w:rFonts w:ascii="Consolas" w:hAnsi="Consolas"/>
-          <w:b w:val="0"/>
-          <w:i w:val="0"/>
-        </w:rPr>
-        <w:t>.zip</w:t>
-      </w:r>
-      <w:r>
-        <w:rPr>
-          <w:b w:val="0"/>
-          <w:i w:val="0"/>
-        </w:rPr>
-        <w:t xml:space="preserve">). The file is named </w:t>
-      </w:r>
-      <w:r>
-        <w:rPr>
-          <w:rFonts w:ascii="Consolas" w:hAnsi="Consolas"/>
-          <w:b w:val="0"/>
-          <w:i w:val="0"/>
-        </w:rPr>
-        <w:t>shapefile_export_YYYY-MM-DD.zip</w:t>
-      </w:r>
-      <w:r>
-        <w:rPr>
-          <w:b w:val="0"/>
-          <w:i w:val="0"/>
-        </w:rPr>
-        <w:t xml:space="preserve"> and can be opened in QGIS, ArcGIS, or any other GIS application. Only segments that have a valid image reference are included.</w:t>
-      </w:r>
-    </w:p>
-    <w:p>
-      <w:pPr>
-        <w:ind w:left="432"/>
-        <w:pBdr>
-          <w:left w:val="single" w:sz="12" w:space="4" w:color="CBD5E0"/>
-        </w:pBdr>
-      </w:pPr>
-      <w:r>
-        <w:rPr>
-          <w:b/>
-          <w:i/>
-        </w:rPr>
-        <w:t>Project names in exports</w:t>
-      </w:r>
-      <w:r>
-        <w:rPr>
-          <w:b w:val="0"/>
-          <w:i/>
-        </w:rPr>
-        <w:t xml:space="preserve"> — the project name shown in the CSV and shapefile exports matches exactly what is displayed in the Path Analysis page, ensuring consistency when cross-referencing exported data against the on-screen analysis.</w:t>
-      </w:r>
-    </w:p>
-    <w:p>
-      <w:bookmarkStart w:id="0" w:name="f2_35_session_continuity"/>
+        <w:t>How to use finer filtering:</w:t>
+      </w:r>
+    </w:p>
+    <w:p>
+      <w:pPr>
+        <w:pStyle w:val="ListNumber"/>
+      </w:pPr>
+      <w:r>
+        <w:rPr>
+          <w:b w:val="0"/>
+          <w:i w:val="0"/>
+        </w:rPr>
+        <w:t>In the Filter panel, select an attribute that supports finer filtering (marked ❖).</w:t>
+      </w:r>
+    </w:p>
+    <w:p>
+      <w:pPr>
+        <w:pStyle w:val="ListNumber"/>
+      </w:pPr>
+      <w:r>
+        <w:rPr>
+          <w:b w:val="0"/>
+          <w:i w:val="0"/>
+        </w:rPr>
+        <w:t>Choose a top-level value (e.g. Present for Fixed Obstacle on Facility).</w:t>
+      </w:r>
+    </w:p>
+    <w:p>
+      <w:pPr>
+        <w:pStyle w:val="ListNumber"/>
+      </w:pPr>
+      <w:r>
+        <w:rPr>
+          <w:b w:val="0"/>
+          <w:i w:val="0"/>
+        </w:rPr>
+        <w:t>A second dropdown appears — select the specific sub-type you want to highlight.</w:t>
+      </w:r>
+    </w:p>
+    <w:p>
+      <w:pPr>
+        <w:pStyle w:val="ListNumber"/>
+      </w:pPr>
+      <w:r>
+        <w:rPr>
+          <w:b w:val="0"/>
+          <w:i w:val="0"/>
+        </w:rPr>
+        <w:t>The map immediately updates to colour only segments matching that sub-type.</w:t>
+      </w:r>
+    </w:p>
+    <w:p>
+      <w:pPr>
+        <w:pStyle w:val="ListNumber"/>
+      </w:pPr>
+      <w:r>
+        <w:rPr>
+          <w:b w:val="0"/>
+          <w:i w:val="0"/>
+        </w:rPr>
+        <w:t>To adjust or clear the sub-filter, click the × on the active sub-category chip, or change the top-level value.</w:t>
+      </w:r>
+    </w:p>
+    <w:p>
+      <w:bookmarkStart w:id="0" w:name="f2_34_export"/>
       <w:pPr>
         <w:pStyle w:val="Heading3"/>
       </w:pPr>
@@ -15150,798 +16266,16 @@
           <w:b w:val="0"/>
           <w:i w:val="0"/>
         </w:rPr>
-        <w:t>3.5 Session Continuity</w:t>
-      </w:r>
-    </w:p>
-    <w:p>
-      <w:r>
-        <w:rPr>
-          <w:b w:val="0"/>
-          <w:i w:val="0"/>
-        </w:rPr>
-        <w:t>Your selections and filters are kept for the browser session, so navigating away (e.g. to edit a segment in Coding) and returning does not immediately clear the analysis setup.</w:t>
-      </w:r>
-    </w:p>
-    <w:p>
-      <w:bookmarkStart w:id="0" w:name="f2_filtered_segments_from_path_analysis"/>
-      <w:pPr>
-        <w:pStyle w:val="Heading4"/>
-      </w:pPr>
-      <w:bookmarkEnd w:id="0"/>
-      <w:r>
-        <w:rPr>
-          <w:b w:val="0"/>
-          <w:i w:val="0"/>
-        </w:rPr>
-        <w:t>Filtered Segments from Path Analysis</w:t>
-      </w:r>
-    </w:p>
-    <w:p>
-      <w:r>
-        <w:rPr>
-          <w:b w:val="0"/>
-          <w:i w:val="0"/>
-        </w:rPr>
-        <w:t xml:space="preserve">If you click a segment on the Path Analysis map to open it in the Coding page, the coding page map will show </w:t>
-      </w:r>
-      <w:r>
-        <w:rPr>
-          <w:b/>
-          <w:i w:val="0"/>
-        </w:rPr>
-        <w:t>only the segments that were visible in your active filter — with the same colours</w:t>
-      </w:r>
-      <w:r>
-        <w:rPr>
-          <w:b w:val="0"/>
-          <w:i w:val="0"/>
-        </w:rPr>
-        <w:t xml:space="preserve"> (risk band or finer-filter sub-category colours) carried over from Path Analysis. The currently selected segment is always shown regardless of the filter. This lets you review and correct mis-coded segments by clicking straight through the coloured points on the Coding page map, without needing to keep navigating back and forth to Path Analysis to re-check which segments are affected.</w:t>
-      </w:r>
-    </w:p>
-    <w:p>
-      <w:r>
-        <w:rPr>
-          <w:b w:val="0"/>
-          <w:i w:val="0"/>
-        </w:rPr>
-        <w:t xml:space="preserve">Click </w:t>
-      </w:r>
-      <w:r>
-        <w:rPr>
-          <w:b/>
-          <w:i w:val="0"/>
-        </w:rPr>
-        <w:t>Back to Analysis</w:t>
-      </w:r>
-      <w:r>
-        <w:rPr>
-          <w:b w:val="0"/>
-          <w:i w:val="0"/>
-        </w:rPr>
-        <w:t xml:space="preserve"> in the sidebar to return to Path Analysis with your filters intact. Secondary attribute (finer filter) colours on the map are </w:t>
-      </w:r>
-      <w:r>
-        <w:rPr>
-          <w:b/>
-          <w:i w:val="0"/>
-        </w:rPr>
-        <w:t>automatically refreshed</w:t>
-      </w:r>
-      <w:r>
-        <w:rPr>
-          <w:b w:val="0"/>
-          <w:i w:val="0"/>
-        </w:rPr>
-        <w:t xml:space="preserve"> when you return — changes you made to obstacle types or other sub-category attributes in the Coding page will be reflected immediately without needing to re-apply the filter.</w:t>
-      </w:r>
-    </w:p>
-    <w:p>
-      <w:bookmarkStart w:id="0" w:name="f2_mark_verified"/>
-      <w:pPr>
-        <w:pStyle w:val="Heading4"/>
-      </w:pPr>
-      <w:bookmarkEnd w:id="0"/>
-      <w:r>
-        <w:rPr>
-          <w:b w:val="0"/>
-          <w:i w:val="0"/>
-        </w:rPr>
-        <w:t>Mark Verified</w:t>
-      </w:r>
-    </w:p>
-    <w:p>
-      <w:r>
-        <w:rPr>
-          <w:b w:val="0"/>
-          <w:i w:val="0"/>
-        </w:rPr>
-        <w:t xml:space="preserve">When you open the Coding page from a Path Analysis filter, a </w:t>
-      </w:r>
-      <w:r>
-        <w:rPr>
-          <w:b/>
-          <w:i w:val="0"/>
-        </w:rPr>
-        <w:t>Mark Verified</w:t>
-      </w:r>
-      <w:r>
-        <w:rPr>
-          <w:b w:val="0"/>
-          <w:i w:val="0"/>
-        </w:rPr>
-        <w:t xml:space="preserve"> button is available. Clicking it toggles the current segment between "Mark Verified" and "✓ Verified" (shown with a green fill). Verified segments are highlighted on the map with a green halo around their point, and their tooltip shows "✓ Verified" — making it easy to track which segments in your filtered set you've already reviewed while working through the list.</w:t>
-      </w:r>
-    </w:p>
-    <w:p>
-      <w:pPr>
-        <w:ind w:left="432"/>
-        <w:pBdr>
-          <w:left w:val="single" w:sz="12" w:space="4" w:color="CBD5E0"/>
-        </w:pBdr>
-      </w:pPr>
-      <w:r>
-        <w:rPr>
-          <w:b/>
-          <w:i/>
-        </w:rPr>
-        <w:t>Mark Verified is not permanently saved.</w:t>
-      </w:r>
-      <w:r>
-        <w:rPr>
-          <w:b w:val="0"/>
-          <w:i/>
-        </w:rPr>
-        <w:t xml:space="preserve"> This status is held in memory only for your current session — it is </w:t>
-      </w:r>
-      <w:r>
-        <w:rPr>
-          <w:b/>
-          <w:i/>
-        </w:rPr>
-        <w:t>not</w:t>
-      </w:r>
-      <w:r>
-        <w:rPr>
-          <w:b w:val="0"/>
-          <w:i/>
-        </w:rPr>
-        <w:t xml:space="preserve"> written to the project or database, and resets if you leave and re-enter the Coding page or reload the browser. Treat it as a temporary checklist while reviewing a batch of segments in one sitting, not as a permanent record.</w:t>
-      </w:r>
-    </w:p>
-    <w:p>
-      <w:r>
-        <w:br w:type="page"/>
-      </w:r>
-    </w:p>
-    <w:p>
-      <w:bookmarkStart w:id="0" w:name="f3_4_treatment_application"/>
-      <w:pPr>
-        <w:pStyle w:val="Heading2"/>
-      </w:pPr>
-      <w:bookmarkEnd w:id="0"/>
-      <w:r>
-        <w:rPr>
-          <w:b w:val="0"/>
-          <w:i w:val="0"/>
-        </w:rPr>
-        <w:t>4. Treatment Application</w:t>
-      </w:r>
-    </w:p>
-    <w:p>
-      <w:r>
-        <w:rPr>
-          <w:b w:val="0"/>
-          <w:i w:val="0"/>
-        </w:rPr>
-        <w:t>The Treatment Application page lets you test safety improvements on one or more cycling path projects. You can explore which interventions apply to each segment, preview how they would change risk scores, apply them, and compare before-and-after risk distributions — all without permanently altering the underlying survey data until you are ready.</w:t>
-      </w:r>
-    </w:p>
-    <w:p>
-      <w:pPr>
-        <w:pBdr>
-          <w:bottom w:val="single" w:sz="6" w:space="1" w:color="A0AEC0"/>
-        </w:pBdr>
-      </w:pPr>
-    </w:p>
-    <w:p>
-      <w:bookmarkStart w:id="0" w:name="f3_table_of_contents_3"/>
-      <w:pPr>
-        <w:pStyle w:val="Heading2"/>
-      </w:pPr>
-      <w:bookmarkEnd w:id="0"/>
-      <w:r>
-        <w:rPr>
-          <w:b w:val="0"/>
-          <w:i w:val="0"/>
-        </w:rPr>
-        <w:t>Table of Contents</w:t>
-      </w:r>
-    </w:p>
-    <w:p>
-      <w:pPr>
-        <w:pStyle w:val="ListBullet"/>
-      </w:pPr>
-      <w:hyperlink w:anchor="f3_step_1_find_and_load_your_projects">
-        <w:r>
-          <w:rPr>
-            <w:color w:val="2563EB"/>
-            <w:u w:val="single"/>
-          </w:rPr>
-          <w:t xml:space="preserve">Step 1: Find and load your projects</w:t>
-        </w:r>
-      </w:hyperlink>
-    </w:p>
-    <w:p>
-      <w:pPr>
-        <w:pStyle w:val="ListBullet"/>
-      </w:pPr>
-      <w:hyperlink w:anchor="f3_step_2_understanding_the_workspace_la">
-        <w:r>
-          <w:rPr>
-            <w:color w:val="2563EB"/>
-            <w:u w:val="single"/>
-          </w:rPr>
-          <w:t xml:space="preserve">Step 2: Understanding the workspace layout</w:t>
-        </w:r>
-      </w:hyperlink>
-    </w:p>
-    <w:p>
-      <w:pPr>
-        <w:pStyle w:val="ListBullet"/>
-      </w:pPr>
-      <w:hyperlink w:anchor="f3_step_3_choose_by_segment_or_by_treatm">
-        <w:r>
-          <w:rPr>
-            <w:color w:val="2563EB"/>
-            <w:u w:val="single"/>
-          </w:rPr>
-          <w:t xml:space="preserve">Step 3: Choose By Segment or By Treatment view</w:t>
-        </w:r>
-      </w:hyperlink>
-    </w:p>
-    <w:p>
-      <w:pPr>
-        <w:pStyle w:val="ListBullet"/>
-      </w:pPr>
-      <w:hyperlink w:anchor="f3_step_4_select_and_preview_treatments">
-        <w:r>
-          <w:rPr>
-            <w:color w:val="2563EB"/>
-            <w:u w:val="single"/>
-          </w:rPr>
-          <w:t xml:space="preserve">Step 4: Select and preview treatments</w:t>
-        </w:r>
-      </w:hyperlink>
-    </w:p>
-    <w:p>
-      <w:pPr>
-        <w:pStyle w:val="ListBullet"/>
-      </w:pPr>
-      <w:hyperlink w:anchor="f3_step_5_apply_treatments">
-        <w:r>
-          <w:rPr>
-            <w:color w:val="2563EB"/>
-            <w:u w:val="single"/>
-          </w:rPr>
-          <w:t xml:space="preserve">Step 5: Apply treatments</w:t>
-        </w:r>
-      </w:hyperlink>
-    </w:p>
-    <w:p>
-      <w:pPr>
-        <w:pStyle w:val="ListBullet"/>
-      </w:pPr>
-      <w:hyperlink w:anchor="f3_step_6_read_the_segment_image_scores_">
-        <w:r>
-          <w:rPr>
-            <w:color w:val="2563EB"/>
-            <w:u w:val="single"/>
-          </w:rPr>
-          <w:t xml:space="preserve">Step 6: Read the segment image, scores, and attributes</w:t>
-        </w:r>
-      </w:hyperlink>
-    </w:p>
-    <w:p>
-      <w:pPr>
-        <w:pStyle w:val="ListBullet"/>
-      </w:pPr>
-      <w:hyperlink w:anchor="f3_step_7_before_and_after_maps">
-        <w:r>
-          <w:rPr>
-            <w:color w:val="2563EB"/>
-            <w:u w:val="single"/>
-          </w:rPr>
-          <w:t xml:space="preserve">Step 7: Before and After maps</w:t>
-        </w:r>
-      </w:hyperlink>
-    </w:p>
-    <w:p>
-      <w:pPr>
-        <w:pStyle w:val="ListBullet"/>
-      </w:pPr>
-      <w:hyperlink w:anchor="f3_step_8_generate_ai_visualisations_of_">
-        <w:r>
-          <w:rPr>
-            <w:color w:val="2563EB"/>
-            <w:u w:val="single"/>
-          </w:rPr>
-          <w:t xml:space="preserve">Step 8: Generate AI visualisations of proposed improvements</w:t>
-        </w:r>
-      </w:hyperlink>
-    </w:p>
-    <w:p>
-      <w:pPr>
-        <w:pStyle w:val="ListBullet"/>
-      </w:pPr>
-      <w:hyperlink w:anchor="f3_step_9_review_the_overall_treatment_a">
-        <w:r>
-          <w:rPr>
-            <w:color w:val="2563EB"/>
-            <w:u w:val="single"/>
-          </w:rPr>
-          <w:t xml:space="preserve">Step 9: Review the Overall Treatment Analysis</w:t>
-        </w:r>
-      </w:hyperlink>
-    </w:p>
-    <w:p>
-      <w:pPr>
-        <w:pStyle w:val="ListBullet"/>
-      </w:pPr>
-      <w:hyperlink w:anchor="f3_tips_and_common_workflows">
-        <w:r>
-          <w:rPr>
-            <w:color w:val="2563EB"/>
-            <w:u w:val="single"/>
-          </w:rPr>
-          <w:t xml:space="preserve">Tips and common workflows</w:t>
-        </w:r>
-      </w:hyperlink>
-    </w:p>
-    <w:p>
-      <w:pPr>
-        <w:pStyle w:val="ListBullet"/>
-      </w:pPr>
-      <w:hyperlink w:anchor="f3_410_ai_score_preview__before__after_t">
-        <w:r>
-          <w:rPr>
-            <w:color w:val="2563EB"/>
-            <w:u w:val="single"/>
-          </w:rPr>
-          <w:t xml:space="preserve">4.10 AI Score Preview — Before &amp; After Treatment</w:t>
-        </w:r>
-      </w:hyperlink>
-    </w:p>
-    <w:p>
-      <w:pPr>
-        <w:pBdr>
-          <w:bottom w:val="single" w:sz="6" w:space="1" w:color="A0AEC0"/>
-        </w:pBdr>
-      </w:pPr>
-    </w:p>
-    <w:p>
-      <w:bookmarkStart w:id="0" w:name="f3_step_1_find_and_load_your_projects"/>
-      <w:pPr>
-        <w:pStyle w:val="Heading3"/>
-      </w:pPr>
-      <w:bookmarkEnd w:id="0"/>
-      <w:r>
-        <w:rPr>
-          <w:b w:val="0"/>
-          <w:i w:val="0"/>
-        </w:rPr>
-        <w:t>Step 1: Find and load your projects</w:t>
-      </w:r>
-    </w:p>
-    <w:p>
-      <w:r>
-        <w:rPr>
-          <w:b w:val="0"/>
-          <w:i w:val="0"/>
-        </w:rPr>
-        <w:t xml:space="preserve">Project selection is done from the </w:t>
-      </w:r>
-      <w:r>
-        <w:rPr>
-          <w:b/>
-          <w:i w:val="0"/>
-        </w:rPr>
-        <w:t>Projects page</w:t>
-      </w:r>
-      <w:r>
-        <w:rPr>
-          <w:b w:val="0"/>
-          <w:i w:val="0"/>
-        </w:rPr>
-        <w:t xml:space="preserve">. Select one or more projects and click the green </w:t>
-      </w:r>
-      <w:r>
-        <w:rPr>
-          <w:b/>
-          <w:i w:val="0"/>
-        </w:rPr>
-        <w:t>Treatment Application</w:t>
-      </w:r>
-      <w:r>
-        <w:rPr>
-          <w:b w:val="0"/>
-          <w:i w:val="0"/>
-        </w:rPr>
-        <w:t xml:space="preserve"> button to load them into the treatment workspace.</w:t>
-      </w:r>
-    </w:p>
-    <w:p>
-      <w:pPr>
-        <w:pStyle w:val="ListBullet"/>
-      </w:pPr>
-      <w:r>
-        <w:rPr>
-          <w:b w:val="0"/>
-          <w:i w:val="0"/>
-        </w:rPr>
-        <w:t xml:space="preserve">Click a row (or tick its checkbox) to select it. Use the </w:t>
-      </w:r>
-      <w:r>
-        <w:rPr>
-          <w:b/>
-          <w:i w:val="0"/>
-        </w:rPr>
-        <w:t>Select All</w:t>
-      </w:r>
-      <w:r>
-        <w:rPr>
-          <w:b w:val="0"/>
-          <w:i w:val="0"/>
-        </w:rPr>
-        <w:t xml:space="preserve"> row to select all visible projects at once.</w:t>
-      </w:r>
-    </w:p>
-    <w:p>
-      <w:pPr>
-        <w:pStyle w:val="ListBullet"/>
-      </w:pPr>
-      <w:r>
-        <w:rPr>
-          <w:b w:val="0"/>
-          <w:i w:val="0"/>
-        </w:rPr>
-        <w:t xml:space="preserve">Use the </w:t>
-      </w:r>
-      <w:r>
-        <w:rPr>
-          <w:b/>
-          <w:i w:val="0"/>
-        </w:rPr>
-        <w:t>Search</w:t>
-      </w:r>
-      <w:r>
-        <w:rPr>
-          <w:b w:val="0"/>
-          <w:i w:val="0"/>
-        </w:rPr>
-        <w:t xml:space="preserve"> box or </w:t>
-      </w:r>
-      <w:r>
-        <w:rPr>
-          <w:b/>
-          <w:i w:val="0"/>
-        </w:rPr>
-        <w:t>Filter by tag</w:t>
-      </w:r>
-      <w:r>
-        <w:rPr>
-          <w:b w:val="0"/>
-          <w:i w:val="0"/>
-        </w:rPr>
-        <w:t xml:space="preserve"> dropdown to find projects more quickly.</w:t>
-      </w:r>
-    </w:p>
-    <w:p>
-      <w:pPr>
-        <w:pStyle w:val="ListBullet"/>
-      </w:pPr>
-      <w:r>
-        <w:rPr>
-          <w:b w:val="0"/>
-          <w:i w:val="0"/>
-        </w:rPr>
-        <w:t>You can load multiple projects together to compare or apply treatments across them in one session.</w:t>
-      </w:r>
-    </w:p>
-    <w:p>
-      <w:pPr>
-        <w:pStyle w:val="ListBullet"/>
-      </w:pPr>
-      <w:r>
-        <w:rPr>
-          <w:b w:val="0"/>
-          <w:i w:val="0"/>
-        </w:rPr>
-        <w:t xml:space="preserve">The </w:t>
-      </w:r>
-      <w:r>
-        <w:rPr>
-          <w:b/>
-          <w:i w:val="0"/>
-        </w:rPr>
-        <w:t>Verification Status</w:t>
-      </w:r>
-      <w:r>
-        <w:rPr>
-          <w:b w:val="0"/>
-          <w:i w:val="0"/>
-        </w:rPr>
-        <w:t xml:space="preserve"> column shows ✅ for fully verified projects and ⏳ for projects still in progress.</w:t>
-      </w:r>
-    </w:p>
-    <w:p>
-      <w:pPr>
-        <w:pStyle w:val="ListBullet"/>
-      </w:pPr>
-      <w:r>
-        <w:rPr>
-          <w:b w:val="0"/>
-          <w:i w:val="0"/>
-        </w:rPr>
-        <w:t xml:space="preserve">Click the </w:t>
-      </w:r>
-      <w:r>
-        <w:rPr>
-          <w:b/>
-          <w:i w:val="0"/>
-        </w:rPr>
-        <w:t>pencil icon</w:t>
-      </w:r>
-      <w:r>
-        <w:rPr>
-          <w:b w:val="0"/>
-          <w:i w:val="0"/>
-        </w:rPr>
-        <w:t xml:space="preserve"> in the Actions column to rename a project or change its tags before loading.</w:t>
-      </w:r>
-    </w:p>
-    <w:p>
-      <w:pPr>
-        <w:pBdr>
-          <w:bottom w:val="single" w:sz="6" w:space="1" w:color="A0AEC0"/>
-        </w:pBdr>
-      </w:pPr>
-    </w:p>
-    <w:p>
-      <w:bookmarkStart w:id="0" w:name="f3_step_2_understanding_the_workspace_la"/>
-      <w:pPr>
-        <w:pStyle w:val="Heading3"/>
-      </w:pPr>
-      <w:bookmarkEnd w:id="0"/>
-      <w:r>
-        <w:rPr>
-          <w:b w:val="0"/>
-          <w:i w:val="0"/>
-        </w:rPr>
-        <w:t>Step 2: Understanding the workspace layout</w:t>
-      </w:r>
-    </w:p>
-    <w:p>
-      <w:r>
-        <w:rPr>
-          <w:b w:val="0"/>
-          <w:i w:val="0"/>
-        </w:rPr>
-        <w:t>After loading, the workspace is divided into several areas:</w:t>
-      </w:r>
-    </w:p>
-    <w:p>
-      <w:pPr>
-        <w:pStyle w:val="ListBullet"/>
-      </w:pPr>
-      <w:r>
-        <w:rPr>
-          <w:b/>
-          <w:i w:val="0"/>
-        </w:rPr>
-        <w:t>Project tabs</w:t>
-      </w:r>
-      <w:r>
-        <w:rPr>
-          <w:b w:val="0"/>
-          <w:i w:val="0"/>
-        </w:rPr>
-        <w:t xml:space="preserve"> (shown at the top when you load more than one project) — By default, the workspace starts on the </w:t>
-      </w:r>
-      <w:r>
-        <w:rPr>
-          <w:b/>
-          <w:i w:val="0"/>
-        </w:rPr>
-        <w:t>All Projects</w:t>
-      </w:r>
-      <w:r>
-        <w:rPr>
-          <w:b w:val="0"/>
-          <w:i w:val="0"/>
-        </w:rPr>
-        <w:t xml:space="preserve"> tab to show all loaded projects together. Clicking a specific project tab will focus on that project, jumping to its first segment. On the maps, segments from all other projects will automatically grey out, highlighting only the active project.</w:t>
-      </w:r>
-    </w:p>
-    <w:p>
-      <w:pPr>
-        <w:pStyle w:val="ListBullet"/>
-      </w:pPr>
-      <w:r>
-        <w:rPr>
-          <w:b/>
-          <w:i w:val="0"/>
-        </w:rPr>
-        <w:t>Before Treatment</w:t>
-      </w:r>
-      <w:r>
-        <w:rPr>
-          <w:b w:val="0"/>
-          <w:i w:val="0"/>
-        </w:rPr>
-        <w:t xml:space="preserve"> and </w:t>
-      </w:r>
-      <w:r>
-        <w:rPr>
-          <w:b/>
-          <w:i w:val="0"/>
-        </w:rPr>
-        <w:t>After Treatment maps</w:t>
-      </w:r>
-      <w:r>
-        <w:rPr>
-          <w:b w:val="0"/>
-          <w:i w:val="0"/>
-        </w:rPr>
-        <w:t xml:space="preserve"> — a side-by-side pair of maps at the top of the page, showing all loaded segments colour-coded by risk level. The right map updates in real time as you apply treatments.</w:t>
-      </w:r>
-    </w:p>
-    <w:p>
-      <w:pPr>
-        <w:pStyle w:val="ListBullet"/>
-      </w:pPr>
-      <w:r>
-        <w:rPr>
-          <w:b/>
-          <w:i w:val="0"/>
-        </w:rPr>
-        <w:t>A three-column panel</w:t>
-      </w:r>
-      <w:r>
-        <w:rPr>
-          <w:b w:val="0"/>
-          <w:i w:val="0"/>
-        </w:rPr>
-        <w:t xml:space="preserve"> below the maps — Treatment Options on the left, the segment street-level image in the middle, and the Scores &amp; Attributes panel on the right.</w:t>
-      </w:r>
-    </w:p>
-    <w:p>
-      <w:pPr>
-        <w:pStyle w:val="ListBullet"/>
-      </w:pPr>
-      <w:r>
-        <w:rPr>
-          <w:b/>
-          <w:i w:val="0"/>
-        </w:rPr>
-        <w:t>An Overall Treatment Analysis section</w:t>
-      </w:r>
-      <w:r>
-        <w:rPr>
-          <w:b w:val="0"/>
-          <w:i w:val="0"/>
-        </w:rPr>
-        <w:t xml:space="preserve"> at the bottom with pie charts comparing the risk band distributions before and after your treatments. The charts and percentages dynamically update based on your active tab — showing aggregate data for "All Projects" or specific data for a selected project, updating in real time as treatments are applied.</w:t>
-      </w:r>
-    </w:p>
-    <w:p>
-      <w:r>
-        <w:rPr>
-          <w:b w:val="0"/>
-          <w:i w:val="0"/>
-        </w:rPr>
-        <w:t xml:space="preserve">The </w:t>
-      </w:r>
-      <w:r>
-        <w:rPr>
-          <w:b/>
-          <w:i w:val="0"/>
-        </w:rPr>
-        <w:t>page number</w:t>
-      </w:r>
-      <w:r>
-        <w:rPr>
-          <w:b w:val="0"/>
-          <w:i w:val="0"/>
-        </w:rPr>
-        <w:t xml:space="preserve"> shown at the top right (e.g. </w:t>
-      </w:r>
-      <w:r>
-        <w:rPr>
-          <w:rFonts w:ascii="Consolas" w:hAnsi="Consolas"/>
-          <w:b w:val="0"/>
-          <w:i w:val="0"/>
-        </w:rPr>
-        <w:t>3 / 120</w:t>
-      </w:r>
-      <w:r>
-        <w:rPr>
-          <w:b w:val="0"/>
-          <w:i w:val="0"/>
-        </w:rPr>
-        <w:t xml:space="preserve">) tells you which segment you are currently viewing out of the total. Use the </w:t>
-      </w:r>
-      <w:r>
-        <w:rPr>
-          <w:b/>
-          <w:i w:val="0"/>
-        </w:rPr>
-        <w:t>Previous</w:t>
-      </w:r>
-      <w:r>
-        <w:rPr>
-          <w:b w:val="0"/>
-          <w:i w:val="0"/>
-        </w:rPr>
-        <w:t xml:space="preserve"> and </w:t>
-      </w:r>
-      <w:r>
-        <w:rPr>
-          <w:b/>
-          <w:i w:val="0"/>
-        </w:rPr>
-        <w:t>Next</w:t>
-      </w:r>
-      <w:r>
-        <w:rPr>
-          <w:b w:val="0"/>
-          <w:i w:val="0"/>
-        </w:rPr>
-        <w:t xml:space="preserve"> buttons, or type a page number directly, to jump to any segment.</w:t>
-      </w:r>
-    </w:p>
-    <w:p>
-      <w:pPr>
-        <w:pBdr>
-          <w:bottom w:val="single" w:sz="6" w:space="1" w:color="A0AEC0"/>
-        </w:pBdr>
-      </w:pPr>
-    </w:p>
-    <w:p>
-      <w:bookmarkStart w:id="0" w:name="f3_step_3_choose_by_segment_or_by_treatm"/>
-      <w:pPr>
-        <w:pStyle w:val="Heading3"/>
-      </w:pPr>
-      <w:bookmarkEnd w:id="0"/>
-      <w:r>
-        <w:rPr>
-          <w:b w:val="0"/>
-          <w:i w:val="0"/>
-        </w:rPr>
-        <w:t>Step 3: Choose By Segment or By Treatment view</w:t>
-      </w:r>
-    </w:p>
-    <w:p>
-      <w:r>
-        <w:rPr>
-          <w:b w:val="0"/>
-          <w:i w:val="0"/>
-        </w:rPr>
-        <w:t xml:space="preserve">The </w:t>
-      </w:r>
-      <w:r>
-        <w:rPr>
-          <w:b/>
-          <w:i w:val="0"/>
-        </w:rPr>
-        <w:t>Treatment Options</w:t>
-      </w:r>
-      <w:r>
-        <w:rPr>
-          <w:b w:val="0"/>
-          <w:i w:val="0"/>
-        </w:rPr>
-        <w:t xml:space="preserve"> panel on the left has a dropdown that lets you switch between two views:</w:t>
+        <w:t>3.4 Export</w:t>
+      </w:r>
+    </w:p>
+    <w:p>
+      <w:r>
+        <w:rPr>
+          <w:b w:val="0"/>
+          <w:i w:val="0"/>
+        </w:rPr>
+        <w:t>The page supports three exports:</w:t>
       </w:r>
     </w:p>
     <w:tbl>
@@ -15968,7 +16302,7 @@
                 <w:b/>
                 <w:i w:val="0"/>
               </w:rPr>
-              <w:t>View</w:t>
+              <w:t>Export</w:t>
             </w:r>
           </w:p>
         </w:tc>
@@ -15984,7 +16318,7 @@
                 <w:b/>
                 <w:i w:val="0"/>
               </w:rPr>
-              <w:t>What it shows</w:t>
+              <w:t>Format</w:t>
             </w:r>
           </w:p>
         </w:tc>
@@ -16000,7 +16334,7 @@
                 <w:b/>
                 <w:i w:val="0"/>
               </w:rPr>
-              <w:t>Best used when</w:t>
+              <w:t>Contents</w:t>
             </w:r>
           </w:p>
         </w:tc>
@@ -16017,7 +16351,7 @@
                 <w:b/>
                 <w:i w:val="0"/>
               </w:rPr>
-              <w:t>By Segment</w:t>
+              <w:t>Download Table</w:t>
             </w:r>
           </w:p>
         </w:tc>
@@ -16032,7 +16366,7 @@
                 <w:b w:val="0"/>
                 <w:i w:val="0"/>
               </w:rPr>
-              <w:t>Only the treatments that are relevant to the segment you are currently viewing, sorted by how much each treatment would reduce the risk score (most improvement first)</w:t>
+              <w:t>CSV</w:t>
             </w:r>
           </w:p>
         </w:tc>
@@ -16047,7 +16381,7 @@
                 <w:b w:val="0"/>
                 <w:i w:val="0"/>
               </w:rPr>
-              <w:t>You want to work through the path segment-by-segment and decide on the best fix for each one</w:t>
+              <w:t>All currently filtered segment rows</w:t>
             </w:r>
           </w:p>
         </w:tc>
@@ -16064,7 +16398,7 @@
                 <w:b/>
                 <w:i w:val="0"/>
               </w:rPr>
-              <w:t>By Treatment</w:t>
+              <w:t>Download Images</w:t>
             </w:r>
           </w:p>
         </w:tc>
@@ -16079,7 +16413,7 @@
                 <w:b w:val="0"/>
                 <w:i w:val="0"/>
               </w:rPr>
-              <w:t>All treatments that are applicable to at least one segment across the entire loaded project, sorted by how many segments each treatment improves</w:t>
+              <w:t>ZIP</w:t>
             </w:r>
           </w:p>
         </w:tc>
@@ -16094,40 +16428,103 @@
                 <w:b w:val="0"/>
                 <w:i w:val="0"/>
               </w:rPr>
-              <w:t>You want to roll out one improvement (e.g. adding signage) across as many segments as possible in one action</w:t>
+              <w:t>All images for the currently filtered segments</w:t>
+            </w:r>
+          </w:p>
+        </w:tc>
+      </w:tr>
+      <w:tr>
+        <w:tc>
+          <w:tcPr>
+            <w:tcW w:type="dxa" w:w="2880"/>
+          </w:tcPr>
+          <w:p>
+            <w:r/>
+            <w:r>
+              <w:rPr>
+                <w:b/>
+                <w:i w:val="0"/>
+              </w:rPr>
+              <w:t>Download Shapefile</w:t>
+            </w:r>
+          </w:p>
+        </w:tc>
+        <w:tc>
+          <w:tcPr>
+            <w:tcW w:type="dxa" w:w="2880"/>
+          </w:tcPr>
+          <w:p>
+            <w:r/>
+            <w:r>
+              <w:rPr>
+                <w:b w:val="0"/>
+                <w:i w:val="0"/>
+              </w:rPr>
+              <w:t>ZIP (Shapefile)</w:t>
+            </w:r>
+          </w:p>
+        </w:tc>
+        <w:tc>
+          <w:tcPr>
+            <w:tcW w:type="dxa" w:w="2880"/>
+          </w:tcPr>
+          <w:p>
+            <w:r/>
+            <w:r>
+              <w:rPr>
+                <w:b w:val="0"/>
+                <w:i w:val="0"/>
+              </w:rPr>
+              <w:t>Filtered segments exported as point geometry with attributes</w:t>
             </w:r>
           </w:p>
         </w:tc>
       </w:tr>
     </w:tbl>
     <w:p>
-      <w:pPr>
-        <w:pBdr>
-          <w:bottom w:val="single" w:sz="6" w:space="1" w:color="A0AEC0"/>
-        </w:pBdr>
-      </w:pPr>
-    </w:p>
-    <w:p>
-      <w:bookmarkStart w:id="0" w:name="f3_step_4_select_and_preview_treatments"/>
-      <w:pPr>
-        <w:pStyle w:val="Heading3"/>
-      </w:pPr>
-      <w:bookmarkEnd w:id="0"/>
-      <w:r>
-        <w:rPr>
-          <w:b w:val="0"/>
-          <w:i w:val="0"/>
-        </w:rPr>
-        <w:t>Step 4: Select and preview treatments</w:t>
-      </w:r>
-    </w:p>
-    <w:p>
-      <w:r>
-        <w:rPr>
-          <w:b w:val="0"/>
-          <w:i w:val="0"/>
-        </w:rPr>
-        <w:t>Tick the checkbox next to one or more treatments to select them. Selected treatments are highlighted in the panel.</w:t>
+      <w:r>
+        <w:rPr>
+          <w:b/>
+          <w:i w:val="0"/>
+        </w:rPr>
+        <w:t>Download Shapefile</w:t>
+      </w:r>
+      <w:r>
+        <w:rPr>
+          <w:b w:val="0"/>
+          <w:i w:val="0"/>
+        </w:rPr>
+        <w:t xml:space="preserve"> exports the currently visible filtered segments as a standard GIS shapefile package (</w:t>
+      </w:r>
+      <w:r>
+        <w:rPr>
+          <w:rFonts w:ascii="Consolas" w:hAnsi="Consolas"/>
+          <w:b w:val="0"/>
+          <w:i w:val="0"/>
+        </w:rPr>
+        <w:t>.zip</w:t>
+      </w:r>
+      <w:r>
+        <w:rPr>
+          <w:b w:val="0"/>
+          <w:i w:val="0"/>
+        </w:rPr>
+        <w:t xml:space="preserve">). The file is named </w:t>
+      </w:r>
+      <w:r>
+        <w:rPr>
+          <w:rFonts w:ascii="Consolas" w:hAnsi="Consolas"/>
+          <w:b w:val="0"/>
+          <w:i w:val="0"/>
+        </w:rPr>
+        <w:t>shapefile_export_YYYY-MM-DD.zip</w:t>
+      </w:r>
+      <w:r>
+        <w:rPr>
+          <w:b w:val="0"/>
+          <w:i w:val="0"/>
+        </w:rPr>
+        <w:t xml:space="preserve"> and can be opened in QGIS, ArcGIS, or any other GIS application. Only segments that have a valid image reference are included.</w:t>
       </w:r>
     </w:p>
     <w:p>
@@ -16139,126 +16536,182 @@
       </w:pPr>
       <w:r>
         <w:rPr>
-          <w:b w:val="0"/>
-          <w:i/>
-        </w:rPr>
-        <w:t xml:space="preserve">[!IMPORTANT] As soon as you select a treatment, the </w:t>
-      </w:r>
-      <w:r>
-        <w:rPr>
           <w:b/>
           <w:i/>
         </w:rPr>
-        <w:t>Scores card</w:t>
+        <w:t>Project names in exports</w:t>
       </w:r>
       <w:r>
         <w:rPr>
           <w:b w:val="0"/>
           <w:i/>
         </w:rPr>
-        <w:t xml:space="preserve"> automatically previews the post-treatment risk scores — no toggle needed. The </w:t>
-      </w:r>
+        <w:t xml:space="preserve"> — the project name shown in the CSV and shapefile exports matches exactly what is displayed in the Path Analysis page, ensuring consistency when cross-referencing exported data against the on-screen analysis.</w:t>
+      </w:r>
+    </w:p>
+    <w:p>
+      <w:pPr/>
       <w:r>
         <w:rPr>
           <w:b/>
           <w:i/>
         </w:rPr>
-        <w:t>Show Pre-Treatment</w:t>
+        <w:t>v2 layout:</w:t>
       </w:r>
       <w:r>
         <w:rPr>
           <w:b w:val="0"/>
           <w:i/>
         </w:rPr>
-        <w:t xml:space="preserve"> toggle (located in the Attributes panel header on the right, </w:t>
+        <w:t xml:space="preserve"> All three exports are reached from a single dark </w:t>
       </w:r>
       <w:r>
         <w:rPr>
           <w:b/>
           <w:i/>
         </w:rPr>
-        <w:t>on by default</w:t>
+        <w:t>“Download ▾”</w:t>
       </w:r>
       <w:r>
         <w:rPr>
           <w:b w:val="0"/>
           <w:i/>
         </w:rPr>
-        <w:t>) lets you switch back to the original pre-treatment scores and attribute values at any time; switch it off again to see the post-treatment attribute values alongside the preview scores.</w:t>
-      </w:r>
-    </w:p>
-    <w:p>
-      <w:r>
-        <w:rPr>
-          <w:b w:val="0"/>
-          <w:i w:val="0"/>
-        </w:rPr>
-        <w:t xml:space="preserve">Selecting one or more treatments immediately shows a </w:t>
+        <w:t xml:space="preserve"> dropdown button instead of three separate coloured buttons — the export formats and contents themselves are unchanged.</w:t>
+      </w:r>
+    </w:p>
+    <w:p>
+      <w:bookmarkStart w:id="0" w:name="f2_35_session_continuity"/>
+      <w:pPr>
+        <w:pStyle w:val="Heading3"/>
+      </w:pPr>
+      <w:bookmarkEnd w:id="0"/>
+      <w:r>
+        <w:rPr>
+          <w:b w:val="0"/>
+          <w:i w:val="0"/>
+        </w:rPr>
+        <w:t>3.5 Session Continuity</w:t>
+      </w:r>
+    </w:p>
+    <w:p>
+      <w:r>
+        <w:rPr>
+          <w:b w:val="0"/>
+          <w:i w:val="0"/>
+        </w:rPr>
+        <w:t>Your selections and filters are kept for the browser session, so navigating away (e.g. to edit a segment in Coding) and returning does not immediately clear the analysis setup.</w:t>
+      </w:r>
+    </w:p>
+    <w:p>
+      <w:bookmarkStart w:id="0" w:name="f2_filtered_segments_from_path_analysis"/>
+      <w:pPr>
+        <w:pStyle w:val="Heading4"/>
+      </w:pPr>
+      <w:bookmarkEnd w:id="0"/>
+      <w:r>
+        <w:rPr>
+          <w:b w:val="0"/>
+          <w:i w:val="0"/>
+        </w:rPr>
+        <w:t>Filtered Segments from Path Analysis</w:t>
+      </w:r>
+    </w:p>
+    <w:p>
+      <w:r>
+        <w:rPr>
+          <w:b w:val="0"/>
+          <w:i w:val="0"/>
+        </w:rPr>
+        <w:t xml:space="preserve">If you click a segment on the Path Analysis map to open it in the Coding page, the coding page map will show </w:t>
       </w:r>
       <w:r>
         <w:rPr>
           <w:b/>
           <w:i w:val="0"/>
         </w:rPr>
-        <w:t>live preview</w:t>
-      </w:r>
-      <w:r>
-        <w:rPr>
-          <w:b w:val="0"/>
-          <w:i w:val="0"/>
-        </w:rPr>
-        <w:t xml:space="preserve"> in the </w:t>
+        <w:t>only the segments that were visible in your active filter — with the same colours</w:t>
+      </w:r>
+      <w:r>
+        <w:rPr>
+          <w:b w:val="0"/>
+          <w:i w:val="0"/>
+        </w:rPr>
+        <w:t xml:space="preserve"> (risk band or finer-filter sub-category colours) carried over from Path Analysis. The currently selected segment is always shown regardless of the filter. This lets you review and correct mis-coded segments by clicking straight through the coloured points on the Coding page map, without needing to keep navigating back and forth to Path Analysis to re-check which segments are affected.</w:t>
+      </w:r>
+    </w:p>
+    <w:p>
+      <w:r>
+        <w:rPr>
+          <w:b w:val="0"/>
+          <w:i w:val="0"/>
+        </w:rPr>
+        <w:t xml:space="preserve">Click </w:t>
       </w:r>
       <w:r>
         <w:rPr>
           <w:b/>
           <w:i w:val="0"/>
         </w:rPr>
-        <w:t>Scores card</w:t>
-      </w:r>
-      <w:r>
-        <w:rPr>
-          <w:b w:val="0"/>
-          <w:i w:val="0"/>
-        </w:rPr>
-        <w:t xml:space="preserve"> on the right of what the risk scores would look like if you applied those treatments to the current segment. The preview updates automatically whenever you change your selection — you do not need to click anything to trigger it.</w:t>
-      </w:r>
-    </w:p>
-    <w:p>
-      <w:r>
-        <w:rPr>
-          <w:b w:val="0"/>
-          <w:i w:val="0"/>
-        </w:rPr>
-        <w:t xml:space="preserve">To see exactly which attribute values would change, switch </w:t>
+        <w:t>Back to Analysis</w:t>
+      </w:r>
+      <w:r>
+        <w:rPr>
+          <w:b w:val="0"/>
+          <w:i w:val="0"/>
+        </w:rPr>
+        <w:t xml:space="preserve"> in the sidebar to return to Path Analysis with your filters intact. Secondary attribute (finer filter) colours on the map are </w:t>
       </w:r>
       <w:r>
         <w:rPr>
           <w:b/>
           <w:i w:val="0"/>
         </w:rPr>
-        <w:t>off</w:t>
-      </w:r>
-      <w:r>
-        <w:rPr>
-          <w:b w:val="0"/>
-          <w:i w:val="0"/>
-        </w:rPr>
-        <w:t xml:space="preserve"> the </w:t>
+        <w:t>automatically refreshed</w:t>
+      </w:r>
+      <w:r>
+        <w:rPr>
+          <w:b w:val="0"/>
+          <w:i w:val="0"/>
+        </w:rPr>
+        <w:t xml:space="preserve"> when you return — changes you made to obstacle types or other sub-category attributes in the Coding page will be reflected immediately without needing to re-apply the filter.</w:t>
+      </w:r>
+    </w:p>
+    <w:p>
+      <w:bookmarkStart w:id="0" w:name="f2_mark_verified"/>
+      <w:pPr>
+        <w:pStyle w:val="Heading4"/>
+      </w:pPr>
+      <w:bookmarkEnd w:id="0"/>
+      <w:r>
+        <w:rPr>
+          <w:b w:val="0"/>
+          <w:i w:val="0"/>
+        </w:rPr>
+        <w:t>Mark Verified</w:t>
+      </w:r>
+    </w:p>
+    <w:p>
+      <w:r>
+        <w:rPr>
+          <w:b w:val="0"/>
+          <w:i w:val="0"/>
+        </w:rPr>
+        <w:t xml:space="preserve">When you open the Coding page from a Path Analysis filter, a </w:t>
       </w:r>
       <w:r>
         <w:rPr>
           <w:b/>
           <w:i w:val="0"/>
         </w:rPr>
-        <w:t>Show Pre-Treatment</w:t>
-      </w:r>
-      <w:r>
-        <w:rPr>
-          <w:b w:val="0"/>
-          <w:i w:val="0"/>
-        </w:rPr>
-        <w:t xml:space="preserve"> toggle — the Attributes panel then updates to display the post-treatment attribute values for your selected treatments, so you can understand the reasoning behind the score change.</w:t>
+        <w:t>Mark Verified</w:t>
+      </w:r>
+      <w:r>
+        <w:rPr>
+          <w:b w:val="0"/>
+          <w:i w:val="0"/>
+        </w:rPr>
+        <w:t xml:space="preserve"> button is available. Clicking it toggles the current segment between "Mark Verified" and "✓ Verified" (shown with a green fill). Verified segments are highlighted on the map with a green halo around their point, and their tooltip shows "✓ Verified" — making it easy to track which segments in your filtered set you've already reviewed while working through the list.</w:t>
       </w:r>
     </w:p>
     <w:p>
@@ -16273,14 +16726,1436 @@
           <w:b/>
           <w:i/>
         </w:rPr>
-        <w:t>Note:</w:t>
+        <w:t>Mark Verified is not permanently saved.</w:t>
       </w:r>
       <w:r>
         <w:rPr>
           <w:b w:val="0"/>
           <w:i/>
         </w:rPr>
-        <w:t xml:space="preserve"> Selecting treatments only previews the effect — nothing is saved until you click Apply.</w:t>
+        <w:t xml:space="preserve"> This status is held in memory only for your current session — it is </w:t>
+      </w:r>
+      <w:r>
+        <w:rPr>
+          <w:b/>
+          <w:i/>
+        </w:rPr>
+        <w:t>not</w:t>
+      </w:r>
+      <w:r>
+        <w:rPr>
+          <w:b w:val="0"/>
+          <w:i/>
+        </w:rPr>
+        <w:t xml:space="preserve"> written to the project or database, and resets if you leave and re-enter the Coding page or reload the browser. Treat it as a temporary checklist while reviewing a batch of segments in one sitting, not as a permanent record.</w:t>
+      </w:r>
+    </w:p>
+    <w:p>
+      <w:pPr>
+        <w:pStyle w:val="Heading3"/>
+      </w:pPr>
+      <w:r>
+        <w:rPr>
+          <w:b w:val="0"/>
+          <w:i w:val="0"/>
+        </w:rPr>
+        <w:t>3.6 Finer Filtering Reference</w:t>
+      </w:r>
+    </w:p>
+    <w:p>
+      <w:pPr/>
+      <w:r>
+        <w:rPr>
+          <w:b w:val="0"/>
+          <w:i w:val="0"/>
+        </w:rPr>
+        <w:t>Finer filtering lets you narrow a segment filter down to a specific sub-type within a parent category. When an attribute supports it, selecting a top-level value reveals a second dropdown — and the map immediately updates to colour only the segments that match your exact sub-type.</w:t>
+      </w:r>
+    </w:p>
+    <w:p>
+      <w:pPr/>
+      <w:r>
+        <w:rPr>
+          <w:b w:val="0"/>
+          <w:i w:val="0"/>
+        </w:rPr>
+        <w:t>Attributes that support finer filtering are marked ❖ in the filter panel.</w:t>
+      </w:r>
+    </w:p>
+    <w:p>
+      <w:pPr>
+        <w:pStyle w:val="Heading4"/>
+      </w:pPr>
+      <w:r>
+        <w:rPr>
+          <w:b w:val="0"/>
+          <w:i w:val="0"/>
+        </w:rPr>
+        <w:t>Which Attributes Support Finer Filtering</w:t>
+      </w:r>
+    </w:p>
+    <w:tbl>
+      <w:tblPr>
+        <w:tblStyle w:val="TableGrid"/>
+        <w:tblW w:type="auto" w:w="0"/>
+        <w:tblLook w:firstColumn="1" w:firstRow="1" w:lastColumn="0" w:lastRow="0" w:noHBand="0" w:noVBand="1" w:val="04A0"/>
+      </w:tblPr>
+      <w:tblGrid>
+        <w:gridCol w:w="2880"/>
+        <w:gridCol w:w="2880"/>
+        <w:gridCol w:w="2880"/>
+      </w:tblGrid>
+      <w:tr>
+        <w:tc>
+          <w:tcPr>
+            <w:tcW w:type="dxa" w:w="2880"/>
+          </w:tcPr>
+          <w:p>
+            <w:r/>
+            <w:r>
+              <w:rPr>
+                <w:b/>
+              </w:rPr>
+              <w:t>Attribute</w:t>
+            </w:r>
+          </w:p>
+        </w:tc>
+        <w:tc>
+          <w:tcPr>
+            <w:tcW w:type="dxa" w:w="2880"/>
+          </w:tcPr>
+          <w:p>
+            <w:r/>
+            <w:r>
+              <w:rPr>
+                <w:b/>
+              </w:rPr>
+              <w:t>Top-level Values</w:t>
+            </w:r>
+          </w:p>
+        </w:tc>
+        <w:tc>
+          <w:tcPr>
+            <w:tcW w:type="dxa" w:w="2880"/>
+          </w:tcPr>
+          <w:p>
+            <w:r/>
+            <w:r>
+              <w:rPr>
+                <w:b/>
+              </w:rPr>
+              <w:t>Sub-category Count</w:t>
+            </w:r>
+          </w:p>
+        </w:tc>
+      </w:tr>
+      <w:tr>
+        <w:tc>
+          <w:tcPr>
+            <w:tcW w:type="dxa" w:w="2880"/>
+          </w:tcPr>
+          <w:p>
+            <w:r/>
+            <w:r>
+              <w:t>Facility Width per Direction ❖</w:t>
+            </w:r>
+          </w:p>
+        </w:tc>
+        <w:tc>
+          <w:tcPr>
+            <w:tcW w:type="dxa" w:w="2880"/>
+          </w:tcPr>
+          <w:p>
+            <w:r/>
+            <w:r>
+              <w:t>Very Narrow; Narrow; Wide</w:t>
+            </w:r>
+          </w:p>
+        </w:tc>
+        <w:tc>
+          <w:tcPr>
+            <w:tcW w:type="dxa" w:w="2880"/>
+          </w:tcPr>
+          <w:p>
+            <w:r/>
+            <w:r>
+              <w:t>6 width ranges</w:t>
+            </w:r>
+          </w:p>
+        </w:tc>
+      </w:tr>
+      <w:tr>
+        <w:tc>
+          <w:tcPr>
+            <w:tcW w:type="dxa" w:w="2880"/>
+          </w:tcPr>
+          <w:p>
+            <w:r/>
+            <w:r>
+              <w:t>Curvature ❖</w:t>
+            </w:r>
+          </w:p>
+        </w:tc>
+        <w:tc>
+          <w:tcPr>
+            <w:tcW w:type="dxa" w:w="2880"/>
+          </w:tcPr>
+          <w:p>
+            <w:r/>
+            <w:r>
+              <w:t>Sharp Turn Present; No Sharp Turn Present</w:t>
+            </w:r>
+          </w:p>
+        </w:tc>
+        <w:tc>
+          <w:tcPr>
+            <w:tcW w:type="dxa" w:w="2880"/>
+          </w:tcPr>
+          <w:p>
+            <w:r/>
+            <w:r>
+              <w:t>5 radius ranges</w:t>
+            </w:r>
+          </w:p>
+        </w:tc>
+      </w:tr>
+      <w:tr>
+        <w:tc>
+          <w:tcPr>
+            <w:tcW w:type="dxa" w:w="2880"/>
+          </w:tcPr>
+          <w:p>
+            <w:r/>
+            <w:r>
+              <w:t>Fixed Obstacle on Facility ❖</w:t>
+            </w:r>
+          </w:p>
+        </w:tc>
+        <w:tc>
+          <w:tcPr>
+            <w:tcW w:type="dxa" w:w="2880"/>
+          </w:tcPr>
+          <w:p>
+            <w:r/>
+            <w:r>
+              <w:t>Present; Not Present</w:t>
+            </w:r>
+          </w:p>
+        </w:tc>
+        <w:tc>
+          <w:tcPr>
+            <w:tcW w:type="dxa" w:w="2880"/>
+          </w:tcPr>
+          <w:p>
+            <w:r/>
+            <w:r>
+              <w:t>10 obstacle types</w:t>
+            </w:r>
+          </w:p>
+        </w:tc>
+      </w:tr>
+      <w:tr>
+        <w:tc>
+          <w:tcPr>
+            <w:tcW w:type="dxa" w:w="2880"/>
+          </w:tcPr>
+          <w:p>
+            <w:r/>
+            <w:r>
+              <w:t>Non-Fixed Obstacle on Facility ❖</w:t>
+            </w:r>
+          </w:p>
+        </w:tc>
+        <w:tc>
+          <w:tcPr>
+            <w:tcW w:type="dxa" w:w="2880"/>
+          </w:tcPr>
+          <w:p>
+            <w:r/>
+            <w:r>
+              <w:t>Present; Not Present</w:t>
+            </w:r>
+          </w:p>
+        </w:tc>
+        <w:tc>
+          <w:tcPr>
+            <w:tcW w:type="dxa" w:w="2880"/>
+          </w:tcPr>
+          <w:p>
+            <w:r/>
+            <w:r>
+              <w:t>5 obstacle types</w:t>
+            </w:r>
+          </w:p>
+        </w:tc>
+      </w:tr>
+      <w:tr>
+        <w:tc>
+          <w:tcPr>
+            <w:tcW w:type="dxa" w:w="2880"/>
+          </w:tcPr>
+          <w:p>
+            <w:r/>
+            <w:r>
+              <w:t>Delineation ❖</w:t>
+            </w:r>
+          </w:p>
+        </w:tc>
+        <w:tc>
+          <w:tcPr>
+            <w:tcW w:type="dxa" w:w="2880"/>
+          </w:tcPr>
+          <w:p>
+            <w:r/>
+            <w:r>
+              <w:t>Present; Not Present</w:t>
+            </w:r>
+          </w:p>
+        </w:tc>
+        <w:tc>
+          <w:tcPr>
+            <w:tcW w:type="dxa" w:w="2880"/>
+          </w:tcPr>
+          <w:p>
+            <w:r/>
+            <w:r>
+              <w:t>5 delineation types when Present; 1 type when Not Present</w:t>
+            </w:r>
+          </w:p>
+        </w:tc>
+      </w:tr>
+      <w:tr>
+        <w:tc>
+          <w:tcPr>
+            <w:tcW w:type="dxa" w:w="2880"/>
+          </w:tcPr>
+          <w:p>
+            <w:r/>
+            <w:r>
+              <w:t>Crossing Facility ❖</w:t>
+            </w:r>
+          </w:p>
+        </w:tc>
+        <w:tc>
+          <w:tcPr>
+            <w:tcW w:type="dxa" w:w="2880"/>
+          </w:tcPr>
+          <w:p>
+            <w:r/>
+            <w:r>
+              <w:t>Present; Not Present</w:t>
+            </w:r>
+          </w:p>
+        </w:tc>
+        <w:tc>
+          <w:tcPr>
+            <w:tcW w:type="dxa" w:w="2880"/>
+          </w:tcPr>
+          <w:p>
+            <w:r/>
+            <w:r>
+              <w:t>5 crossing types</w:t>
+            </w:r>
+          </w:p>
+        </w:tc>
+      </w:tr>
+      <w:tr>
+        <w:tc>
+          <w:tcPr>
+            <w:tcW w:type="dxa" w:w="2880"/>
+          </w:tcPr>
+          <w:p>
+            <w:r/>
+            <w:r>
+              <w:t>Major Surface Deformation or Drain Opening ❖</w:t>
+            </w:r>
+          </w:p>
+        </w:tc>
+        <w:tc>
+          <w:tcPr>
+            <w:tcW w:type="dxa" w:w="2880"/>
+          </w:tcPr>
+          <w:p>
+            <w:r/>
+            <w:r>
+              <w:t>Present; Not Present</w:t>
+            </w:r>
+          </w:p>
+        </w:tc>
+        <w:tc>
+          <w:tcPr>
+            <w:tcW w:type="dxa" w:w="2880"/>
+          </w:tcPr>
+          <w:p>
+            <w:r/>
+            <w:r>
+              <w:t>3 deformation types</w:t>
+            </w:r>
+          </w:p>
+        </w:tc>
+      </w:tr>
+    </w:tbl>
+    <w:p>
+      <w:pPr/>
+      <w:r>
+        <w:rPr>
+          <w:b w:val="0"/>
+          <w:i w:val="0"/>
+        </w:rPr>
+        <w:t>All other attributes use standard single-level filtering.</w:t>
+      </w:r>
+    </w:p>
+    <w:p>
+      <w:pPr>
+        <w:pStyle w:val="Heading4"/>
+      </w:pPr>
+      <w:r>
+        <w:rPr>
+          <w:b w:val="0"/>
+          <w:i w:val="0"/>
+        </w:rPr>
+        <w:t>How to Use Finer Filtering</w:t>
+      </w:r>
+    </w:p>
+    <w:p>
+      <w:pPr>
+        <w:pStyle w:val="ListNumber"/>
+      </w:pPr>
+      <w:r>
+        <w:rPr>
+          <w:b w:val="0"/>
+          <w:i w:val="0"/>
+        </w:rPr>
+        <w:t>Open Path Analysis and load one or more projects.</w:t>
+      </w:r>
+    </w:p>
+    <w:p>
+      <w:pPr>
+        <w:pStyle w:val="ListNumber"/>
+      </w:pPr>
+      <w:r>
+        <w:rPr>
+          <w:b w:val="0"/>
+          <w:i w:val="0"/>
+        </w:rPr>
+        <w:t>In the Filter Segment panel, select an attribute marked ❖ from the dropdown.</w:t>
+      </w:r>
+    </w:p>
+    <w:p>
+      <w:pPr>
+        <w:pStyle w:val="ListNumber"/>
+      </w:pPr>
+      <w:r>
+        <w:rPr>
+          <w:b w:val="0"/>
+          <w:i w:val="0"/>
+        </w:rPr>
+        <w:t>Choose a top-level value (e.g. Present for Crossing Facility).</w:t>
+      </w:r>
+    </w:p>
+    <w:p>
+      <w:pPr>
+        <w:pStyle w:val="ListNumber"/>
+      </w:pPr>
+      <w:r>
+        <w:rPr>
+          <w:b w:val="0"/>
+          <w:i w:val="0"/>
+        </w:rPr>
+        <w:t>A sub-category dropdown appears immediately below — select the specific sub-type you want (e.g. Zebra Crossing).</w:t>
+      </w:r>
+    </w:p>
+    <w:p>
+      <w:pPr>
+        <w:pStyle w:val="ListNumber"/>
+      </w:pPr>
+      <w:r>
+        <w:rPr>
+          <w:b w:val="0"/>
+          <w:i w:val="0"/>
+        </w:rPr>
+        <w:t>The map updates to colour only segments with that sub-type. Segments with other values are shown in grey.</w:t>
+      </w:r>
+    </w:p>
+    <w:p>
+      <w:pPr>
+        <w:pStyle w:val="ListNumber"/>
+      </w:pPr>
+      <w:r>
+        <w:rPr>
+          <w:b w:val="0"/>
+          <w:i w:val="0"/>
+        </w:rPr>
+        <w:t>To change the sub-category, open the second dropdown and choose a different option.</w:t>
+      </w:r>
+    </w:p>
+    <w:p>
+      <w:pPr>
+        <w:pStyle w:val="ListNumber"/>
+      </w:pPr>
+      <w:r>
+        <w:rPr>
+          <w:b w:val="0"/>
+          <w:i w:val="0"/>
+        </w:rPr>
+        <w:t>To clear finer filtering, click the × on the active filter chip, or reset the top-level value to Not Selected.</w:t>
+      </w:r>
+    </w:p>
+    <w:p>
+      <w:pPr>
+        <w:pStyle w:val="Heading4"/>
+      </w:pPr>
+      <w:r>
+        <w:rPr>
+          <w:b w:val="0"/>
+          <w:i w:val="0"/>
+        </w:rPr>
+        <w:t>Sub-category Reference Table</w:t>
+      </w:r>
+    </w:p>
+    <w:tbl>
+      <w:tblPr>
+        <w:tblStyle w:val="TableGrid"/>
+        <w:tblW w:type="auto" w:w="0"/>
+        <w:tblLook w:firstColumn="1" w:firstRow="1" w:lastColumn="0" w:lastRow="0" w:noHBand="0" w:noVBand="1" w:val="04A0"/>
+      </w:tblPr>
+      <w:tblGrid>
+        <w:gridCol w:w="2160"/>
+        <w:gridCol w:w="2160"/>
+        <w:gridCol w:w="2160"/>
+        <w:gridCol w:w="2160"/>
+      </w:tblGrid>
+      <w:tr>
+        <w:tc>
+          <w:tcPr>
+            <w:tcW w:type="dxa" w:w="2160"/>
+          </w:tcPr>
+          <w:p>
+            <w:r/>
+            <w:r>
+              <w:rPr>
+                <w:b/>
+              </w:rPr>
+              <w:t>Attribute</w:t>
+            </w:r>
+          </w:p>
+        </w:tc>
+        <w:tc>
+          <w:tcPr>
+            <w:tcW w:type="dxa" w:w="2160"/>
+          </w:tcPr>
+          <w:p>
+            <w:r/>
+            <w:r>
+              <w:rPr>
+                <w:b/>
+              </w:rPr>
+              <w:t>Trigger Value</w:t>
+            </w:r>
+          </w:p>
+        </w:tc>
+        <w:tc>
+          <w:tcPr>
+            <w:tcW w:type="dxa" w:w="2160"/>
+          </w:tcPr>
+          <w:p>
+            <w:r/>
+            <w:r>
+              <w:rPr>
+                <w:b/>
+              </w:rPr>
+              <w:t>Sub-category Options</w:t>
+            </w:r>
+          </w:p>
+        </w:tc>
+        <w:tc>
+          <w:tcPr>
+            <w:tcW w:type="dxa" w:w="2160"/>
+          </w:tcPr>
+          <w:p>
+            <w:r/>
+            <w:r>
+              <w:rPr>
+                <w:b/>
+              </w:rPr>
+              <w:t>Map Colour Logic</w:t>
+            </w:r>
+          </w:p>
+        </w:tc>
+      </w:tr>
+      <w:tr>
+        <w:tc>
+          <w:tcPr>
+            <w:tcW w:type="dxa" w:w="2160"/>
+          </w:tcPr>
+          <w:p>
+            <w:r/>
+            <w:r>
+              <w:t>Facility Width per Direction</w:t>
+            </w:r>
+          </w:p>
+        </w:tc>
+        <w:tc>
+          <w:tcPr>
+            <w:tcW w:type="dxa" w:w="2160"/>
+          </w:tcPr>
+          <w:p>
+            <w:r/>
+            <w:r>
+              <w:t>Very Narrow</w:t>
+            </w:r>
+          </w:p>
+        </w:tc>
+        <w:tc>
+          <w:tcPr>
+            <w:tcW w:type="dxa" w:w="2160"/>
+          </w:tcPr>
+          <w:p>
+            <w:r/>
+            <w:r>
+              <w:t>≤1.5 m · &gt;1.5–1.8 m · &gt;1.8–&lt;2 m</w:t>
+            </w:r>
+          </w:p>
+        </w:tc>
+        <w:tc>
+          <w:tcPr>
+            <w:tcW w:type="dxa" w:w="2160"/>
+          </w:tcPr>
+          <w:p>
+            <w:r/>
+            <w:r>
+              <w:t>Red → Orange → Amber (narrower = more risk)</w:t>
+            </w:r>
+          </w:p>
+        </w:tc>
+      </w:tr>
+      <w:tr>
+        <w:tc>
+          <w:tcPr>
+            <w:tcW w:type="dxa" w:w="2160"/>
+          </w:tcPr>
+          <w:p>
+            <w:r/>
+            <w:r>
+              <w:t>Facility Width per Direction</w:t>
+            </w:r>
+          </w:p>
+        </w:tc>
+        <w:tc>
+          <w:tcPr>
+            <w:tcW w:type="dxa" w:w="2160"/>
+          </w:tcPr>
+          <w:p>
+            <w:r/>
+            <w:r>
+              <w:t>Narrow</w:t>
+            </w:r>
+          </w:p>
+        </w:tc>
+        <w:tc>
+          <w:tcPr>
+            <w:tcW w:type="dxa" w:w="2160"/>
+          </w:tcPr>
+          <w:p>
+            <w:r/>
+            <w:r>
+              <w:t>2–&lt;3.5 m · 3.5–4 m</w:t>
+            </w:r>
+          </w:p>
+        </w:tc>
+        <w:tc>
+          <w:tcPr>
+            <w:tcW w:type="dxa" w:w="2160"/>
+          </w:tcPr>
+          <w:p>
+            <w:r/>
+            <w:r>
+              <w:t>Green shades</w:t>
+            </w:r>
+          </w:p>
+        </w:tc>
+      </w:tr>
+      <w:tr>
+        <w:tc>
+          <w:tcPr>
+            <w:tcW w:type="dxa" w:w="2160"/>
+          </w:tcPr>
+          <w:p>
+            <w:r/>
+            <w:r>
+              <w:t>Facility Width per Direction</w:t>
+            </w:r>
+          </w:p>
+        </w:tc>
+        <w:tc>
+          <w:tcPr>
+            <w:tcW w:type="dxa" w:w="2160"/>
+          </w:tcPr>
+          <w:p>
+            <w:r/>
+            <w:r>
+              <w:t>Wide</w:t>
+            </w:r>
+          </w:p>
+        </w:tc>
+        <w:tc>
+          <w:tcPr>
+            <w:tcW w:type="dxa" w:w="2160"/>
+          </w:tcPr>
+          <w:p>
+            <w:r/>
+            <w:r>
+              <w:t>&gt;4 m</w:t>
+            </w:r>
+          </w:p>
+        </w:tc>
+        <w:tc>
+          <w:tcPr>
+            <w:tcW w:type="dxa" w:w="2160"/>
+          </w:tcPr>
+          <w:p>
+            <w:r/>
+            <w:r>
+              <w:t>Blue</w:t>
+            </w:r>
+          </w:p>
+        </w:tc>
+      </w:tr>
+      <w:tr>
+        <w:tc>
+          <w:tcPr>
+            <w:tcW w:type="dxa" w:w="2160"/>
+          </w:tcPr>
+          <w:p>
+            <w:r/>
+            <w:r>
+              <w:t>Curvature</w:t>
+            </w:r>
+          </w:p>
+        </w:tc>
+        <w:tc>
+          <w:tcPr>
+            <w:tcW w:type="dxa" w:w="2160"/>
+          </w:tcPr>
+          <w:p>
+            <w:r/>
+            <w:r>
+              <w:t>Sharp Turn Present</w:t>
+            </w:r>
+          </w:p>
+        </w:tc>
+        <w:tc>
+          <w:tcPr>
+            <w:tcW w:type="dxa" w:w="2160"/>
+          </w:tcPr>
+          <w:p>
+            <w:r/>
+            <w:r>
+              <w:t>&lt;6.5 m (footpath threshold) · 6.5–&lt;10 m · Path Junction</w:t>
+            </w:r>
+          </w:p>
+        </w:tc>
+        <w:tc>
+          <w:tcPr>
+            <w:tcW w:type="dxa" w:w="2160"/>
+          </w:tcPr>
+          <w:p>
+            <w:r/>
+            <w:r>
+              <w:t>Red · Orange · Purple</w:t>
+            </w:r>
+          </w:p>
+        </w:tc>
+      </w:tr>
+      <w:tr>
+        <w:tc>
+          <w:tcPr>
+            <w:tcW w:type="dxa" w:w="2160"/>
+          </w:tcPr>
+          <w:p>
+            <w:r/>
+            <w:r>
+              <w:t>Curvature</w:t>
+            </w:r>
+          </w:p>
+        </w:tc>
+        <w:tc>
+          <w:tcPr>
+            <w:tcW w:type="dxa" w:w="2160"/>
+          </w:tcPr>
+          <w:p>
+            <w:r/>
+            <w:r>
+              <w:t>No Sharp Turn Present</w:t>
+            </w:r>
+          </w:p>
+        </w:tc>
+        <w:tc>
+          <w:tcPr>
+            <w:tcW w:type="dxa" w:w="2160"/>
+          </w:tcPr>
+          <w:p>
+            <w:r/>
+            <w:r>
+              <w:t>10–18 m · &gt;18 m (cycling path threshold ≥18 m)</w:t>
+            </w:r>
+          </w:p>
+        </w:tc>
+        <w:tc>
+          <w:tcPr>
+            <w:tcW w:type="dxa" w:w="2160"/>
+          </w:tcPr>
+          <w:p>
+            <w:r/>
+            <w:r>
+              <w:t>Green · Blue</w:t>
+            </w:r>
+          </w:p>
+        </w:tc>
+      </w:tr>
+      <w:tr>
+        <w:tc>
+          <w:tcPr>
+            <w:tcW w:type="dxa" w:w="2160"/>
+          </w:tcPr>
+          <w:p>
+            <w:r/>
+            <w:r>
+              <w:t>Fixed Obstacle on Facility</w:t>
+            </w:r>
+          </w:p>
+        </w:tc>
+        <w:tc>
+          <w:tcPr>
+            <w:tcW w:type="dxa" w:w="2160"/>
+          </w:tcPr>
+          <w:p>
+            <w:r/>
+            <w:r>
+              <w:t>Present</w:t>
+            </w:r>
+          </w:p>
+        </w:tc>
+        <w:tc>
+          <w:tcPr>
+            <w:tcW w:type="dxa" w:w="2160"/>
+          </w:tcPr>
+          <w:p>
+            <w:r/>
+            <w:r>
+              <w:t>Lamp Post · Traffic Light · Covered Linkway Pole · Bollard · Billboard · Sign Pole · Utility Box · Railing · Vegetation · Others</w:t>
+            </w:r>
+          </w:p>
+        </w:tc>
+        <w:tc>
+          <w:tcPr>
+            <w:tcW w:type="dxa" w:w="2160"/>
+          </w:tcPr>
+          <w:p>
+            <w:r/>
+            <w:r>
+              <w:t>Unique colour per type; unrecognised types standardised to Others</w:t>
+            </w:r>
+          </w:p>
+        </w:tc>
+      </w:tr>
+      <w:tr>
+        <w:tc>
+          <w:tcPr>
+            <w:tcW w:type="dxa" w:w="2160"/>
+          </w:tcPr>
+          <w:p>
+            <w:r/>
+            <w:r>
+              <w:t>Non-Fixed Obstacle on Facility</w:t>
+            </w:r>
+          </w:p>
+        </w:tc>
+        <w:tc>
+          <w:tcPr>
+            <w:tcW w:type="dxa" w:w="2160"/>
+          </w:tcPr>
+          <w:p>
+            <w:r/>
+            <w:r>
+              <w:t>Present</w:t>
+            </w:r>
+          </w:p>
+        </w:tc>
+        <w:tc>
+          <w:tcPr>
+            <w:tcW w:type="dxa" w:w="2160"/>
+          </w:tcPr>
+          <w:p>
+            <w:r/>
+            <w:r>
+              <w:t>Barrier · Bin · Bicycle · Cone · Others</w:t>
+            </w:r>
+          </w:p>
+        </w:tc>
+        <w:tc>
+          <w:tcPr>
+            <w:tcW w:type="dxa" w:w="2160"/>
+          </w:tcPr>
+          <w:p>
+            <w:r/>
+            <w:r>
+              <w:t>Unique colour per type; unrecognised types standardised to Others</w:t>
+            </w:r>
+          </w:p>
+        </w:tc>
+      </w:tr>
+      <w:tr>
+        <w:tc>
+          <w:tcPr>
+            <w:tcW w:type="dxa" w:w="2160"/>
+          </w:tcPr>
+          <w:p>
+            <w:r/>
+            <w:r>
+              <w:t>Delineation</w:t>
+            </w:r>
+          </w:p>
+        </w:tc>
+        <w:tc>
+          <w:tcPr>
+            <w:tcW w:type="dxa" w:w="2160"/>
+          </w:tcPr>
+          <w:p>
+            <w:r/>
+            <w:r>
+              <w:t>Present</w:t>
+            </w:r>
+          </w:p>
+        </w:tc>
+        <w:tc>
+          <w:tcPr>
+            <w:tcW w:type="dxa" w:w="2160"/>
+          </w:tcPr>
+          <w:p>
+            <w:r/>
+            <w:r>
+              <w:t>Cycling Path · Red Stripe · Signalised Crossing · Traffic Crossing · Zebra Crossing</w:t>
+            </w:r>
+          </w:p>
+        </w:tc>
+        <w:tc>
+          <w:tcPr>
+            <w:tcW w:type="dxa" w:w="2160"/>
+          </w:tcPr>
+          <w:p>
+            <w:r/>
+            <w:r>
+              <w:t>Unique colour per type</w:t>
+            </w:r>
+          </w:p>
+        </w:tc>
+      </w:tr>
+      <w:tr>
+        <w:tc>
+          <w:tcPr>
+            <w:tcW w:type="dxa" w:w="2160"/>
+          </w:tcPr>
+          <w:p>
+            <w:r/>
+            <w:r>
+              <w:t>Delineation</w:t>
+            </w:r>
+          </w:p>
+        </w:tc>
+        <w:tc>
+          <w:tcPr>
+            <w:tcW w:type="dxa" w:w="2160"/>
+          </w:tcPr>
+          <w:p>
+            <w:r/>
+            <w:r>
+              <w:t>Not Present</w:t>
+            </w:r>
+          </w:p>
+        </w:tc>
+        <w:tc>
+          <w:tcPr>
+            <w:tcW w:type="dxa" w:w="2160"/>
+          </w:tcPr>
+          <w:p>
+            <w:r/>
+            <w:r>
+              <w:t>Faded Marking</w:t>
+            </w:r>
+          </w:p>
+        </w:tc>
+        <w:tc>
+          <w:tcPr>
+            <w:tcW w:type="dxa" w:w="2160"/>
+          </w:tcPr>
+          <w:p>
+            <w:r/>
+            <w:r>
+              <w:t>Unique colour per type</w:t>
+            </w:r>
+          </w:p>
+        </w:tc>
+      </w:tr>
+      <w:tr>
+        <w:tc>
+          <w:tcPr>
+            <w:tcW w:type="dxa" w:w="2160"/>
+          </w:tcPr>
+          <w:p>
+            <w:r/>
+            <w:r>
+              <w:t>Crossing Facility</w:t>
+            </w:r>
+          </w:p>
+        </w:tc>
+        <w:tc>
+          <w:tcPr>
+            <w:tcW w:type="dxa" w:w="2160"/>
+          </w:tcPr>
+          <w:p>
+            <w:r/>
+            <w:r>
+              <w:t>Present</w:t>
+            </w:r>
+          </w:p>
+        </w:tc>
+        <w:tc>
+          <w:tcPr>
+            <w:tcW w:type="dxa" w:w="2160"/>
+          </w:tcPr>
+          <w:p>
+            <w:r/>
+            <w:r>
+              <w:t>Zebra Crossing · Signalised PC · Bicycle Crossing · Unsignalised Junction · Development Access</w:t>
+            </w:r>
+          </w:p>
+        </w:tc>
+        <w:tc>
+          <w:tcPr>
+            <w:tcW w:type="dxa" w:w="2160"/>
+          </w:tcPr>
+          <w:p>
+            <w:r/>
+            <w:r>
+              <w:t>Unique colour per type</w:t>
+            </w:r>
+          </w:p>
+        </w:tc>
+      </w:tr>
+      <w:tr>
+        <w:tc>
+          <w:tcPr>
+            <w:tcW w:type="dxa" w:w="2160"/>
+          </w:tcPr>
+          <w:p>
+            <w:r/>
+            <w:r>
+              <w:t>Major Surface Deformation or Drain Opening</w:t>
+            </w:r>
+          </w:p>
+        </w:tc>
+        <w:tc>
+          <w:tcPr>
+            <w:tcW w:type="dxa" w:w="2160"/>
+          </w:tcPr>
+          <w:p>
+            <w:r/>
+            <w:r>
+              <w:t>Present</w:t>
+            </w:r>
+          </w:p>
+        </w:tc>
+        <w:tc>
+          <w:tcPr>
+            <w:tcW w:type="dxa" w:w="2160"/>
+          </w:tcPr>
+          <w:p>
+            <w:r/>
+            <w:r>
+              <w:t>Footpath crack · Uneven Footpath</w:t>
+            </w:r>
+          </w:p>
+        </w:tc>
+        <w:tc>
+          <w:tcPr>
+            <w:tcW w:type="dxa" w:w="2160"/>
+          </w:tcPr>
+          <w:p>
+            <w:r/>
+            <w:r>
+              <w:t>Unique colour per type</w:t>
+            </w:r>
+          </w:p>
+        </w:tc>
+      </w:tr>
+    </w:tbl>
+    <w:p>
+      <w:pPr>
+        <w:pStyle w:val="Heading4"/>
+      </w:pPr>
+      <w:r>
+        <w:rPr>
+          <w:b w:val="0"/>
+          <w:i w:val="0"/>
+        </w:rPr>
+        <w:t>Correcting Wrong Sub-category Colours</w:t>
+      </w:r>
+    </w:p>
+    <w:p>
+      <w:pPr/>
+      <w:r>
+        <w:rPr>
+          <w:b w:val="0"/>
+          <w:i w:val="0"/>
+        </w:rPr>
+        <w:t>If the map shows unexpected colours when a sub-category filter is active, this usually means the source attribute was coded with an incorrect or missing sub-type value.</w:t>
+      </w:r>
+    </w:p>
+    <w:p>
+      <w:pPr>
+        <w:pStyle w:val="ListNumber"/>
+      </w:pPr>
+      <w:r>
+        <w:rPr>
+          <w:b w:val="0"/>
+          <w:i w:val="0"/>
+        </w:rPr>
+        <w:t>Click the affected segment on the map to select it.</w:t>
+      </w:r>
+    </w:p>
+    <w:p>
+      <w:pPr>
+        <w:pStyle w:val="ListNumber"/>
+      </w:pPr>
+      <w:r>
+        <w:rPr>
+          <w:b w:val="0"/>
+          <w:i w:val="0"/>
+        </w:rPr>
+        <w:t>Click Open in Coding (or navigate to the Coding page from the sidebar).</w:t>
+      </w:r>
+    </w:p>
+    <w:p>
+      <w:pPr>
+        <w:pStyle w:val="ListNumber"/>
+      </w:pPr>
+      <w:r>
+        <w:rPr>
+          <w:b w:val="0"/>
+          <w:i w:val="0"/>
+        </w:rPr>
+        <w:t>In the attribute table, find the relevant attribute (e.g. Fixed Obstacle Type for Fixed Obstacle on Facility).</w:t>
+      </w:r>
+    </w:p>
+    <w:p>
+      <w:pPr>
+        <w:pStyle w:val="ListNumber"/>
+      </w:pPr>
+      <w:r>
+        <w:rPr>
+          <w:b w:val="0"/>
+          <w:i w:val="0"/>
+        </w:rPr>
+        <w:t>Correct the value to the appropriate sub-type from the dropdown.</w:t>
+      </w:r>
+    </w:p>
+    <w:p>
+      <w:pPr>
+        <w:pStyle w:val="ListNumber"/>
+      </w:pPr>
+      <w:r>
+        <w:rPr>
+          <w:b w:val="0"/>
+          <w:i w:val="0"/>
+        </w:rPr>
+        <w:t>Click Save to persist the change and recalculate risk scores.</w:t>
+      </w:r>
+    </w:p>
+    <w:p>
+      <w:pPr>
+        <w:pStyle w:val="ListNumber"/>
+      </w:pPr>
+      <w:r>
+        <w:rPr>
+          <w:b w:val="0"/>
+          <w:i w:val="0"/>
+        </w:rPr>
+        <w:t>Click Back to Analysis in the sidebar to return to Path Analysis.</w:t>
+      </w:r>
+    </w:p>
+    <w:p>
+      <w:pPr>
+        <w:pStyle w:val="ListNumber"/>
+      </w:pPr>
+      <w:r>
+        <w:rPr>
+          <w:b w:val="0"/>
+          <w:i w:val="0"/>
+        </w:rPr>
+        <w:t>Re-apply the same filter — the corrected colour will now appear on the map.</w:t>
+      </w:r>
+    </w:p>
+    <w:p>
+      <w:pPr/>
+      <w:r>
+        <w:rPr>
+          <w:b w:val="0"/>
+          <w:i/>
+        </w:rPr>
+        <w:t>This also applies when the CV auto-coder assigns a sub-type incorrectly. The Coding page lets you override any auto-coded value and is the authoritative source for what appears in the filters.</w:t>
+      </w:r>
+    </w:p>
+    <w:p>
+      <w:r>
+        <w:br w:type="page"/>
+      </w:r>
+    </w:p>
+    <w:p>
+      <w:bookmarkStart w:id="0" w:name="f3_4_treatment_application"/>
+      <w:pPr>
+        <w:pStyle w:val="Heading2"/>
+      </w:pPr>
+      <w:bookmarkEnd w:id="0"/>
+      <w:r>
+        <w:rPr>
+          <w:b w:val="0"/>
+          <w:i w:val="0"/>
+        </w:rPr>
+        <w:t>4. Treatment Application</w:t>
+      </w:r>
+    </w:p>
+    <w:p>
+      <w:r>
+        <w:rPr>
+          <w:b w:val="0"/>
+          <w:i w:val="0"/>
+        </w:rPr>
+        <w:t>The Treatment Application page lets you test safety improvements on one or more cycling path projects. You can explore which interventions apply to each segment, preview how they would change risk scores, apply them, and compare before-and-after risk distributions — all without permanently altering the underlying survey data until you are ready.</w:t>
+      </w:r>
+    </w:p>
+    <w:p>
+      <w:pPr/>
+      <w:r>
+        <w:rPr>
+          <w:b/>
+          <w:i/>
+        </w:rPr>
+        <w:t>What's new in v2:</w:t>
+      </w:r>
+      <w:r>
+        <w:rPr>
+          <w:b w:val="0"/>
+          <w:i/>
+        </w:rPr>
+        <w:t xml:space="preserve"> The Treatment Application page was fully redesigned. The core workflow below (select projects → choose By Segment/By Treatment → preview → Apply) is unchanged; what moved is the page chrome:</w:t>
+      </w:r>
+    </w:p>
+    <w:p>
+      <w:pPr>
+        <w:pStyle w:val="ListBullet"/>
+      </w:pPr>
+      <w:r>
+        <w:rPr>
+          <w:b/>
+          <w:i w:val="0"/>
+        </w:rPr>
+        <w:t>On-canvas action row</w:t>
+      </w:r>
+      <w:r>
+        <w:rPr>
+          <w:b w:val="0"/>
+          <w:i w:val="0"/>
+        </w:rPr>
+        <w:t xml:space="preserve"> — </w:t>
+      </w:r>
+      <w:r>
+        <w:rPr>
+          <w:b/>
+          <w:i w:val="0"/>
+        </w:rPr>
+        <w:t>Save</w:t>
+      </w:r>
+      <w:r>
+        <w:rPr>
+          <w:b w:val="0"/>
+          <w:i w:val="0"/>
+        </w:rPr>
+        <w:t xml:space="preserve">, </w:t>
+      </w:r>
+      <w:r>
+        <w:rPr>
+          <w:b/>
+          <w:i w:val="0"/>
+        </w:rPr>
+        <w:t>Reset All</w:t>
+      </w:r>
+      <w:r>
+        <w:rPr>
+          <w:b w:val="0"/>
+          <w:i w:val="0"/>
+        </w:rPr>
+        <w:t xml:space="preserve">, and </w:t>
+      </w:r>
+      <w:r>
+        <w:rPr>
+          <w:b/>
+          <w:i w:val="0"/>
+        </w:rPr>
+        <w:t>Generate/Continue Report</w:t>
+      </w:r>
+      <w:r>
+        <w:rPr>
+          <w:b w:val="0"/>
+          <w:i w:val="0"/>
+        </w:rPr>
+        <w:t xml:space="preserve"> now sit in the page title row instead of the sidebar. There is no dedicated </w:t>
+      </w:r>
+      <w:r>
+        <w:rPr>
+          <w:b/>
+          <w:i w:val="0"/>
+        </w:rPr>
+        <w:t>Exit</w:t>
+      </w:r>
+      <w:r>
+        <w:rPr>
+          <w:b w:val="0"/>
+          <w:i w:val="0"/>
+        </w:rPr>
+        <w:t xml:space="preserve"> button in v2 — clicking any other sidebar link (Home, Quick Select, etc.) takes you straight there.</w:t>
+      </w:r>
+    </w:p>
+    <w:p>
+      <w:pPr>
+        <w:pStyle w:val="ListBullet"/>
+      </w:pPr>
+      <w:r>
+        <w:rPr>
+          <w:b/>
+          <w:i w:val="0"/>
+        </w:rPr>
+        <w:t>“Treat All Segments”</w:t>
+      </w:r>
+      <w:r>
+        <w:rPr>
+          <w:b w:val="0"/>
+          <w:i w:val="0"/>
+        </w:rPr>
+        <w:t xml:space="preserve"> (the v1 sidebar shortcut that applied one treatment to every segment regardless of relevance) has been removed. Use </w:t>
+      </w:r>
+      <w:r>
+        <w:rPr>
+          <w:b/>
+          <w:i w:val="0"/>
+        </w:rPr>
+        <w:t>By Treatment</w:t>
+      </w:r>
+      <w:r>
+        <w:rPr>
+          <w:b w:val="0"/>
+          <w:i w:val="0"/>
+        </w:rPr>
+        <w:t xml:space="preserve"> mode (Step 3) instead — it already limits bulk-apply to segments the treatment is actually eligible for.</w:t>
+      </w:r>
+    </w:p>
+    <w:p>
+      <w:pPr>
+        <w:pStyle w:val="ListBullet"/>
+      </w:pPr>
+      <w:r>
+        <w:rPr>
+          <w:b/>
+          <w:i w:val="0"/>
+        </w:rPr>
+        <w:t>Unsaved-changes guard</w:t>
+      </w:r>
+      <w:r>
+        <w:rPr>
+          <w:b w:val="0"/>
+          <w:i w:val="0"/>
+        </w:rPr>
+        <w:t xml:space="preserve"> — segment-by-segment treatment toggles (By Segment mode) auto-save as you go. The only state that can be lost is a </w:t>
+      </w:r>
+      <w:r>
+        <w:rPr>
+          <w:b/>
+          <w:i w:val="0"/>
+        </w:rPr>
+        <w:t>staged bulk selection in By Treatment mode that you haven't clicked Apply on yet</w:t>
+      </w:r>
+      <w:r>
+        <w:rPr>
+          <w:b w:val="0"/>
+          <w:i w:val="0"/>
+        </w:rPr>
+        <w:t xml:space="preserve"> — navigating away with such a selection pending shows a Save / Discard / Cancel prompt.</w:t>
+      </w:r>
+    </w:p>
+    <w:p>
+      <w:pPr>
+        <w:pStyle w:val="ListBullet"/>
+      </w:pPr>
+      <w:r>
+        <w:rPr>
+          <w:b/>
+          <w:i w:val="0"/>
+        </w:rPr>
+        <w:t>Segment stepper + Effectiveness readout</w:t>
+      </w:r>
+      <w:r>
+        <w:rPr>
+          <w:b w:val="0"/>
+          <w:i w:val="0"/>
+        </w:rPr>
+        <w:t xml:space="preserve"> — the segment navigator and an </w:t>
+      </w:r>
+      <w:r>
+        <w:rPr>
+          <w:b/>
+          <w:i w:val="0"/>
+        </w:rPr>
+        <w:t>Effectiveness</w:t>
+      </w:r>
+      <w:r>
+        <w:rPr>
+          <w:b w:val="0"/>
+          <w:i w:val="0"/>
+        </w:rPr>
+        <w:t xml:space="preserve"> percentage (the share of in-scope segments whose overall risk band improved) now sit together in a context strip below the project tabs.</w:t>
+      </w:r>
+    </w:p>
+    <w:p>
+      <w:pPr>
+        <w:pStyle w:val="ListBullet"/>
+      </w:pPr>
+      <w:r>
+        <w:rPr>
+          <w:b/>
+          <w:i w:val="0"/>
+        </w:rPr>
+        <w:t>Overall Risk Level (bottom section)</w:t>
+      </w:r>
+      <w:r>
+        <w:rPr>
+          <w:b w:val="0"/>
+          <w:i w:val="0"/>
+        </w:rPr>
+        <w:t xml:space="preserve"> — the “Overall Treatment Analysis” pie charts (Step 9) are replaced by </w:t>
+      </w:r>
+      <w:r>
+        <w:rPr>
+          <w:b/>
+          <w:i w:val="0"/>
+        </w:rPr>
+        <w:t>Before/After stacked risk-band bars</w:t>
+      </w:r>
+      <w:r>
+        <w:rPr>
+          <w:b w:val="0"/>
+          <w:i w:val="0"/>
+        </w:rPr>
+        <w:t xml:space="preserve"> per crash type, matching the style used on the Coding and Path Analysis pages.</w:t>
       </w:r>
     </w:p>
     <w:p>
@@ -16291,9 +18166,9 @@
       </w:pPr>
     </w:p>
     <w:p>
-      <w:bookmarkStart w:id="0" w:name="f3_step_5_apply_treatments"/>
-      <w:pPr>
-        <w:pStyle w:val="Heading3"/>
+      <w:bookmarkStart w:id="0" w:name="f3_table_of_contents_3"/>
+      <w:pPr>
+        <w:pStyle w:val="Heading2"/>
       </w:pPr>
       <w:bookmarkEnd w:id="0"/>
       <w:r>
@@ -16301,120 +18176,162 @@
           <w:b w:val="0"/>
           <w:i w:val="0"/>
         </w:rPr>
-        <w:t>Step 5: Apply treatments</w:t>
-      </w:r>
-    </w:p>
-    <w:p>
-      <w:r>
-        <w:rPr>
-          <w:b w:val="0"/>
-          <w:i w:val="0"/>
-        </w:rPr>
-        <w:t xml:space="preserve">When you are satisfied with your selection, click </w:t>
-      </w:r>
-      <w:r>
-        <w:rPr>
-          <w:b/>
-          <w:i w:val="0"/>
-        </w:rPr>
-        <w:t>Apply (N)</w:t>
-      </w:r>
-      <w:r>
-        <w:rPr>
-          <w:b w:val="0"/>
-          <w:i w:val="0"/>
-        </w:rPr>
-        <w:t xml:space="preserve"> at the bottom of the Treatment Options panel (where </w:t>
-      </w:r>
-      <w:r>
-        <w:rPr>
-          <w:b w:val="0"/>
-          <w:i/>
-        </w:rPr>
-        <w:t>N</w:t>
-      </w:r>
-      <w:r>
-        <w:rPr>
-          <w:b w:val="0"/>
-          <w:i w:val="0"/>
-        </w:rPr>
-        <w:t xml:space="preserve"> is the number of treatments selected):</w:t>
+        <w:t>Table of Contents</w:t>
       </w:r>
     </w:p>
     <w:p>
       <w:pPr>
         <w:pStyle w:val="ListBullet"/>
       </w:pPr>
-      <w:r>
-        <w:rPr>
-          <w:b/>
-          <w:i w:val="0"/>
-        </w:rPr>
-        <w:t>In By Segment mode</w:t>
-      </w:r>
-      <w:r>
-        <w:rPr>
-          <w:b w:val="0"/>
-          <w:i w:val="0"/>
-        </w:rPr>
-        <w:t>, Apply saves the selected treatments for the current segment only. The treatment colours on the After Treatment map will update for that segment immediately.</w:t>
-      </w:r>
+      <w:hyperlink w:anchor="f3_step_1_find_and_load_your_projects">
+        <w:r>
+          <w:rPr>
+            <w:color w:val="2563EB"/>
+            <w:u w:val="single"/>
+          </w:rPr>
+          <w:t xml:space="preserve">Step 1: Find and load your projects</w:t>
+        </w:r>
+      </w:hyperlink>
     </w:p>
     <w:p>
       <w:pPr>
         <w:pStyle w:val="ListBullet"/>
       </w:pPr>
-      <w:r>
-        <w:rPr>
-          <w:b/>
-          <w:i w:val="0"/>
-        </w:rPr>
-        <w:t>In By Treatment mode</w:t>
-      </w:r>
-      <w:r>
-        <w:rPr>
-          <w:b w:val="0"/>
-          <w:i w:val="0"/>
-        </w:rPr>
-        <w:t xml:space="preserve">, Apply triggers a confirmation dialog listing each selected treatment and asking whether to apply it to </w:t>
-      </w:r>
-      <w:r>
-        <w:rPr>
-          <w:b/>
-          <w:i w:val="0"/>
-        </w:rPr>
-        <w:t>all eligible segments</w:t>
-      </w:r>
-      <w:r>
-        <w:rPr>
-          <w:b w:val="0"/>
-          <w:i w:val="0"/>
-        </w:rPr>
-        <w:t xml:space="preserve"> across the loaded project. Confirm to apply in bulk, or cancel to go back.</w:t>
-      </w:r>
-    </w:p>
-    <w:p>
-      <w:r>
-        <w:rPr>
-          <w:b w:val="0"/>
-          <w:i w:val="0"/>
-        </w:rPr>
-        <w:t xml:space="preserve">If you change your mind about an applied treatment on the current segment, click the </w:t>
-      </w:r>
-      <w:r>
-        <w:rPr>
-          <w:b/>
-          <w:i w:val="0"/>
-        </w:rPr>
-        <w:t>Reset</w:t>
-      </w:r>
-      <w:r>
-        <w:rPr>
-          <w:b w:val="0"/>
-          <w:i w:val="0"/>
-        </w:rPr>
-        <w:t xml:space="preserve"> button that appears for that treatment to remove it and restore the original scores for that segment.</w:t>
-      </w:r>
+      <w:hyperlink w:anchor="f3_step_2_understanding_the_workspace_la">
+        <w:r>
+          <w:rPr>
+            <w:color w:val="2563EB"/>
+            <w:u w:val="single"/>
+          </w:rPr>
+          <w:t xml:space="preserve">Step 2: Understanding the workspace layout</w:t>
+        </w:r>
+      </w:hyperlink>
+    </w:p>
+    <w:p>
+      <w:pPr>
+        <w:pStyle w:val="ListBullet"/>
+      </w:pPr>
+      <w:hyperlink w:anchor="f3_step_3_choose_by_segment_or_by_treatm">
+        <w:r>
+          <w:rPr>
+            <w:color w:val="2563EB"/>
+            <w:u w:val="single"/>
+          </w:rPr>
+          <w:t xml:space="preserve">Step 3: Choose By Segment or By Treatment view</w:t>
+        </w:r>
+      </w:hyperlink>
+    </w:p>
+    <w:p>
+      <w:pPr>
+        <w:pStyle w:val="ListBullet"/>
+      </w:pPr>
+      <w:hyperlink w:anchor="f3_step_4_select_and_preview_treatments">
+        <w:r>
+          <w:rPr>
+            <w:color w:val="2563EB"/>
+            <w:u w:val="single"/>
+          </w:rPr>
+          <w:t xml:space="preserve">Step 4: Select and preview treatments</w:t>
+        </w:r>
+      </w:hyperlink>
+    </w:p>
+    <w:p>
+      <w:pPr>
+        <w:pStyle w:val="ListBullet"/>
+      </w:pPr>
+      <w:hyperlink w:anchor="f3_step_5_apply_treatments">
+        <w:r>
+          <w:rPr>
+            <w:color w:val="2563EB"/>
+            <w:u w:val="single"/>
+          </w:rPr>
+          <w:t xml:space="preserve">Step 5: Apply treatments</w:t>
+        </w:r>
+      </w:hyperlink>
+    </w:p>
+    <w:p>
+      <w:pPr>
+        <w:pStyle w:val="ListBullet"/>
+      </w:pPr>
+      <w:hyperlink w:anchor="f3_step_6_read_the_segment_image_scores_">
+        <w:r>
+          <w:rPr>
+            <w:color w:val="2563EB"/>
+            <w:u w:val="single"/>
+          </w:rPr>
+          <w:t xml:space="preserve">Step 6: Read the segment image, scores, and attributes</w:t>
+        </w:r>
+      </w:hyperlink>
+    </w:p>
+    <w:p>
+      <w:pPr>
+        <w:pStyle w:val="ListBullet"/>
+      </w:pPr>
+      <w:hyperlink w:anchor="f3_step_7_before_and_after_maps">
+        <w:r>
+          <w:rPr>
+            <w:color w:val="2563EB"/>
+            <w:u w:val="single"/>
+          </w:rPr>
+          <w:t xml:space="preserve">Step 7: Before and After maps</w:t>
+        </w:r>
+      </w:hyperlink>
+    </w:p>
+    <w:p>
+      <w:pPr>
+        <w:pStyle w:val="ListBullet"/>
+      </w:pPr>
+      <w:hyperlink w:anchor="f3_step_8_generate_ai_visualisations_of_">
+        <w:r>
+          <w:rPr>
+            <w:color w:val="2563EB"/>
+            <w:u w:val="single"/>
+          </w:rPr>
+          <w:t xml:space="preserve">Step 8: Generate AI visualisations of proposed improvements</w:t>
+        </w:r>
+      </w:hyperlink>
+    </w:p>
+    <w:p>
+      <w:pPr>
+        <w:pStyle w:val="ListBullet"/>
+      </w:pPr>
+      <w:hyperlink w:anchor="f3_step_9_review_the_overall_treatment_a">
+        <w:r>
+          <w:rPr>
+            <w:color w:val="2563EB"/>
+            <w:u w:val="single"/>
+          </w:rPr>
+          <w:t xml:space="preserve">Step 9: Review the Overall Treatment Analysis</w:t>
+        </w:r>
+      </w:hyperlink>
+    </w:p>
+    <w:p>
+      <w:pPr>
+        <w:pStyle w:val="ListBullet"/>
+      </w:pPr>
+      <w:hyperlink w:anchor="f3_tips_and_common_workflows">
+        <w:r>
+          <w:rPr>
+            <w:color w:val="2563EB"/>
+            <w:u w:val="single"/>
+          </w:rPr>
+          <w:t xml:space="preserve">Tips and common workflows</w:t>
+        </w:r>
+      </w:hyperlink>
+    </w:p>
+    <w:p>
+      <w:pPr>
+        <w:pStyle w:val="ListBullet"/>
+      </w:pPr>
+      <w:hyperlink w:anchor="f3_410_ai_score_preview__before__after_t">
+        <w:r>
+          <w:rPr>
+            <w:color w:val="2563EB"/>
+            <w:u w:val="single"/>
+          </w:rPr>
+          <w:t xml:space="preserve">4.10 AI Score Preview — Before &amp; After Treatment</w:t>
+        </w:r>
+      </w:hyperlink>
     </w:p>
     <w:p>
       <w:pPr>
@@ -16424,7 +18341,7 @@
       </w:pPr>
     </w:p>
     <w:p>
-      <w:bookmarkStart w:id="0" w:name="f3_step_6_read_the_segment_image_scores_"/>
+      <w:bookmarkStart w:id="0" w:name="f3_step_1_find_and_load_your_projects"/>
       <w:pPr>
         <w:pStyle w:val="Heading3"/>
       </w:pPr>
@@ -16434,10 +18351,128 @@
           <w:b w:val="0"/>
           <w:i w:val="0"/>
         </w:rPr>
-        <w:t>Step 6: Read the segment image, scores, and attributes</w:t>
-      </w:r>
-    </w:p>
-    <w:p>
+        <w:t>Step 1: Find and load your projects</w:t>
+      </w:r>
+    </w:p>
+    <w:p>
+      <w:r>
+        <w:rPr>
+          <w:b w:val="0"/>
+          <w:i w:val="0"/>
+        </w:rPr>
+        <w:t xml:space="preserve">Project selection is done from the </w:t>
+      </w:r>
+      <w:r>
+        <w:rPr>
+          <w:b/>
+          <w:i w:val="0"/>
+        </w:rPr>
+        <w:t>Projects page</w:t>
+      </w:r>
+      <w:r>
+        <w:rPr>
+          <w:b w:val="0"/>
+          <w:i w:val="0"/>
+        </w:rPr>
+        <w:t xml:space="preserve">. Select one or more projects and click the green </w:t>
+      </w:r>
+      <w:r>
+        <w:rPr>
+          <w:b/>
+          <w:i w:val="0"/>
+        </w:rPr>
+        <w:t>Treatment Application</w:t>
+      </w:r>
+      <w:r>
+        <w:rPr>
+          <w:b w:val="0"/>
+          <w:i w:val="0"/>
+        </w:rPr>
+        <w:t xml:space="preserve"> button to load them into the treatment workspace.</w:t>
+      </w:r>
+    </w:p>
+    <w:p>
+      <w:pPr>
+        <w:pStyle w:val="ListBullet"/>
+      </w:pPr>
+      <w:r>
+        <w:rPr>
+          <w:b w:val="0"/>
+          <w:i w:val="0"/>
+        </w:rPr>
+        <w:t xml:space="preserve">Click a row (or tick its checkbox) to select it. Use the </w:t>
+      </w:r>
+      <w:r>
+        <w:rPr>
+          <w:b/>
+          <w:i w:val="0"/>
+        </w:rPr>
+        <w:t>Select All</w:t>
+      </w:r>
+      <w:r>
+        <w:rPr>
+          <w:b w:val="0"/>
+          <w:i w:val="0"/>
+        </w:rPr>
+        <w:t xml:space="preserve"> row to select all visible projects at once.</w:t>
+      </w:r>
+    </w:p>
+    <w:p>
+      <w:pPr>
+        <w:pStyle w:val="ListBullet"/>
+      </w:pPr>
+      <w:r>
+        <w:rPr>
+          <w:b w:val="0"/>
+          <w:i w:val="0"/>
+        </w:rPr>
+        <w:t xml:space="preserve">Use the </w:t>
+      </w:r>
+      <w:r>
+        <w:rPr>
+          <w:b/>
+          <w:i w:val="0"/>
+        </w:rPr>
+        <w:t>Search</w:t>
+      </w:r>
+      <w:r>
+        <w:rPr>
+          <w:b w:val="0"/>
+          <w:i w:val="0"/>
+        </w:rPr>
+        <w:t xml:space="preserve"> box or </w:t>
+      </w:r>
+      <w:r>
+        <w:rPr>
+          <w:b/>
+          <w:i w:val="0"/>
+        </w:rPr>
+        <w:t>Filter by tag</w:t>
+      </w:r>
+      <w:r>
+        <w:rPr>
+          <w:b w:val="0"/>
+          <w:i w:val="0"/>
+        </w:rPr>
+        <w:t xml:space="preserve"> dropdown to find projects more quickly.</w:t>
+      </w:r>
+    </w:p>
+    <w:p>
+      <w:pPr>
+        <w:pStyle w:val="ListBullet"/>
+      </w:pPr>
+      <w:r>
+        <w:rPr>
+          <w:b w:val="0"/>
+          <w:i w:val="0"/>
+        </w:rPr>
+        <w:t>You can load multiple projects together to compare or apply treatments across them in one session.</w:t>
+      </w:r>
+    </w:p>
+    <w:p>
+      <w:pPr>
+        <w:pStyle w:val="ListBullet"/>
+      </w:pPr>
       <w:r>
         <w:rPr>
           <w:b w:val="0"/>
@@ -16450,117 +18485,71 @@
           <w:b/>
           <w:i w:val="0"/>
         </w:rPr>
-        <w:t>middle column</w:t>
-      </w:r>
-      <w:r>
-        <w:rPr>
-          <w:b w:val="0"/>
-          <w:i w:val="0"/>
-        </w:rPr>
-        <w:t xml:space="preserve"> shows the street-level photograph for the current segment. Use </w:t>
+        <w:t>Verification Status</w:t>
+      </w:r>
+      <w:r>
+        <w:rPr>
+          <w:b w:val="0"/>
+          <w:i w:val="0"/>
+        </w:rPr>
+        <w:t xml:space="preserve"> column shows ✅ for fully verified projects and ⏳ for projects still in progress.</w:t>
+      </w:r>
+    </w:p>
+    <w:p>
+      <w:pPr>
+        <w:pStyle w:val="ListBullet"/>
+      </w:pPr>
+      <w:r>
+        <w:rPr>
+          <w:b w:val="0"/>
+          <w:i w:val="0"/>
+        </w:rPr>
+        <w:t xml:space="preserve">Click the </w:t>
       </w:r>
       <w:r>
         <w:rPr>
           <w:b/>
           <w:i w:val="0"/>
         </w:rPr>
-        <w:t>Previous</w:t>
-      </w:r>
-      <w:r>
-        <w:rPr>
-          <w:b w:val="0"/>
-          <w:i w:val="0"/>
-        </w:rPr>
-        <w:t xml:space="preserve"> and </w:t>
-      </w:r>
+        <w:t>pencil icon</w:t>
+      </w:r>
+      <w:r>
+        <w:rPr>
+          <w:b w:val="0"/>
+          <w:i w:val="0"/>
+        </w:rPr>
+        <w:t xml:space="preserve"> in the Actions column to rename a project or change its tags before loading.</w:t>
+      </w:r>
+    </w:p>
+    <w:p>
+      <w:pPr/>
       <w:r>
         <w:rPr>
           <w:b/>
-          <w:i w:val="0"/>
-        </w:rPr>
-        <w:t>Next</w:t>
-      </w:r>
-      <w:r>
-        <w:rPr>
-          <w:b w:val="0"/>
-          <w:i w:val="0"/>
-        </w:rPr>
-        <w:t xml:space="preserve"> to move through segments, or jump to a specific page number.</w:t>
-      </w:r>
-    </w:p>
-    <w:p>
-      <w:r>
-        <w:rPr>
-          <w:b w:val="0"/>
-          <w:i w:val="0"/>
-        </w:rPr>
-        <w:t xml:space="preserve">The </w:t>
+          <w:i/>
+        </w:rPr>
+        <w:t>v2 tip:</w:t>
+      </w:r>
+      <w:r>
+        <w:rPr>
+          <w:b w:val="0"/>
+          <w:i/>
+        </w:rPr>
+        <w:t xml:space="preserve"> You can also jump straight into Treatment Application from any page using </w:t>
       </w:r>
       <w:r>
         <w:rPr>
           <w:b/>
-          <w:i w:val="0"/>
-        </w:rPr>
-        <w:t>right column</w:t>
-      </w:r>
-      <w:r>
-        <w:rPr>
-          <w:b w:val="0"/>
-          <w:i w:val="0"/>
-        </w:rPr>
-        <w:t xml:space="preserve"> shows two panels:</w:t>
-      </w:r>
-    </w:p>
-    <w:p>
-      <w:pPr>
-        <w:pStyle w:val="ListBullet"/>
-      </w:pPr>
-      <w:r>
-        <w:rPr>
-          <w:b/>
-          <w:i w:val="0"/>
-        </w:rPr>
-        <w:t>Segment Scores</w:t>
-      </w:r>
-      <w:r>
-        <w:rPr>
-          <w:b w:val="0"/>
-          <w:i w:val="0"/>
-        </w:rPr>
-        <w:t xml:space="preserve"> — displays the four CycleRAP risk scores for the current segment: Vehicle-Bicycle (VB), Bicycle-Pedestrian (BP), Single-Bicycle (SB), and Bicycle-Bicycle (BB). When treatments are selected and applied, this panel shows the "after" scores; you can toggle the button to compare with the "before" score.</w:t>
-      </w:r>
-    </w:p>
-    <w:p>
-      <w:pPr>
-        <w:pStyle w:val="ListBullet"/>
-      </w:pPr>
-      <w:r>
-        <w:rPr>
-          <w:b/>
-          <w:i w:val="0"/>
-        </w:rPr>
-        <w:t>Attributes panel</w:t>
-      </w:r>
-      <w:r>
-        <w:rPr>
-          <w:b w:val="0"/>
-          <w:i w:val="0"/>
-        </w:rPr>
-        <w:t xml:space="preserve"> — lists all coded attribute values for the current segment. The </w:t>
-      </w:r>
-      <w:r>
-        <w:rPr>
-          <w:b/>
-          <w:i w:val="0"/>
-        </w:rPr>
-        <w:t>Show Pre-Treatment</w:t>
-      </w:r>
-      <w:r>
-        <w:rPr>
-          <w:b w:val="0"/>
-          <w:i w:val="0"/>
-        </w:rPr>
-        <w:t xml:space="preserve"> toggle (on by default) switches between the original coded values and the values that would result from the selected treatments; switch it off to see the post-treatment values.</w:t>
+          <w:i/>
+        </w:rPr>
+        <w:t>Quick Select</w:t>
+      </w:r>
+      <w:r>
+        <w:rPr>
+          <w:b w:val="0"/>
+          <w:i/>
+        </w:rPr>
+        <w:t xml:space="preserve"> in the sidebar — see Section 1.6.</w:t>
       </w:r>
     </w:p>
     <w:p>
@@ -16571,7 +18560,7 @@
       </w:pPr>
     </w:p>
     <w:p>
-      <w:bookmarkStart w:id="0" w:name="f3_step_7_before_and_after_maps"/>
+      <w:bookmarkStart w:id="0" w:name="f3_step_2_understanding_the_workspace_la"/>
       <w:pPr>
         <w:pStyle w:val="Heading3"/>
       </w:pPr>
@@ -16581,16 +18570,16 @@
           <w:b w:val="0"/>
           <w:i w:val="0"/>
         </w:rPr>
-        <w:t>Step 7: Before and After maps</w:t>
-      </w:r>
-    </w:p>
-    <w:p>
-      <w:r>
-        <w:rPr>
-          <w:b w:val="0"/>
-          <w:i w:val="0"/>
-        </w:rPr>
-        <w:t>The two maps at the top of the page give you a project-wide view of how treatments are changing risk across all segments:</w:t>
+        <w:t>Step 2: Understanding the workspace layout</w:t>
+      </w:r>
+    </w:p>
+    <w:p>
+      <w:r>
+        <w:rPr>
+          <w:b w:val="0"/>
+          <w:i w:val="0"/>
+        </w:rPr>
+        <w:t>After loading, the workspace is divided into several areas:</w:t>
       </w:r>
     </w:p>
     <w:p>
@@ -16602,14 +18591,28 @@
           <w:b/>
           <w:i w:val="0"/>
         </w:rPr>
-        <w:t>Before Treatment map</w:t>
-      </w:r>
-      <w:r>
-        <w:rPr>
-          <w:b w:val="0"/>
-          <w:i w:val="0"/>
-        </w:rPr>
-        <w:t xml:space="preserve"> — always shows the original risk-band colouring for every segment (green = Low, yellow = Medium, orange = High, purple = Extreme). This map does not change as you apply treatments.</w:t>
+        <w:t>Project tabs</w:t>
+      </w:r>
+      <w:r>
+        <w:rPr>
+          <w:b w:val="0"/>
+          <w:i w:val="0"/>
+        </w:rPr>
+        <w:t xml:space="preserve"> (shown at the top when you load more than one project) — By default, the workspace starts on the </w:t>
+      </w:r>
+      <w:r>
+        <w:rPr>
+          <w:b/>
+          <w:i w:val="0"/>
+        </w:rPr>
+        <w:t>All Projects</w:t>
+      </w:r>
+      <w:r>
+        <w:rPr>
+          <w:b w:val="0"/>
+          <w:i w:val="0"/>
+        </w:rPr>
+        <w:t xml:space="preserve"> tab to show all loaded projects together. Clicking a specific project tab will focus on that project, jumping to its first segment. On the maps, segments from all other projects will automatically grey out, highlighting only the active project.</w:t>
       </w:r>
     </w:p>
     <w:p>
@@ -16621,23 +18624,362 @@
           <w:b/>
           <w:i w:val="0"/>
         </w:rPr>
-        <w:t>After Treatment map</w:t>
-      </w:r>
-      <w:r>
-        <w:rPr>
-          <w:b w:val="0"/>
-          <w:i w:val="0"/>
-        </w:rPr>
-        <w:t xml:space="preserve"> — updates in real time as you apply treatments. Segments that have been treated will shift colour to reflect their new risk band. Segments with no applied treatments remain the same colour as the Before map.</w:t>
-      </w:r>
-    </w:p>
-    <w:p>
-      <w:r>
-        <w:rPr>
-          <w:b w:val="0"/>
-          <w:i w:val="0"/>
-        </w:rPr>
-        <w:t>Click any segment on either map to jump directly to that segment's page in the panel below.</w:t>
+        <w:t>Before Treatment</w:t>
+      </w:r>
+      <w:r>
+        <w:rPr>
+          <w:b w:val="0"/>
+          <w:i w:val="0"/>
+        </w:rPr>
+        <w:t xml:space="preserve"> and </w:t>
+      </w:r>
+      <w:r>
+        <w:rPr>
+          <w:b/>
+          <w:i w:val="0"/>
+        </w:rPr>
+        <w:t>After Treatment maps</w:t>
+      </w:r>
+      <w:r>
+        <w:rPr>
+          <w:b w:val="0"/>
+          <w:i w:val="0"/>
+        </w:rPr>
+        <w:t xml:space="preserve"> — a side-by-side pair of maps at the top of the page, showing all loaded segments colour-coded by risk level. The right map updates in real time as you apply treatments.</w:t>
+      </w:r>
+    </w:p>
+    <w:p>
+      <w:pPr>
+        <w:pStyle w:val="ListBullet"/>
+      </w:pPr>
+      <w:r>
+        <w:rPr>
+          <w:b/>
+          <w:i w:val="0"/>
+        </w:rPr>
+        <w:t>A three-column panel</w:t>
+      </w:r>
+      <w:r>
+        <w:rPr>
+          <w:b w:val="0"/>
+          <w:i w:val="0"/>
+        </w:rPr>
+        <w:t xml:space="preserve"> below the maps — Treatment Options on the left, the segment street-level image in the middle, and the Scores &amp; Attributes panel on the right.</w:t>
+      </w:r>
+    </w:p>
+    <w:p>
+      <w:pPr>
+        <w:pStyle w:val="ListBullet"/>
+      </w:pPr>
+      <w:r>
+        <w:rPr>
+          <w:b/>
+          <w:i w:val="0"/>
+        </w:rPr>
+        <w:t>An Overall Treatment Analysis section</w:t>
+      </w:r>
+      <w:r>
+        <w:rPr>
+          <w:b w:val="0"/>
+          <w:i w:val="0"/>
+        </w:rPr>
+        <w:t xml:space="preserve"> at the bottom with pie charts comparing the risk band distributions before and after your treatments. The charts and percentages dynamically update based on your active tab — showing aggregate data for "All Projects" or specific data for a selected project, updating in real time as treatments are applied.</w:t>
+      </w:r>
+    </w:p>
+    <w:p>
+      <w:r>
+        <w:rPr>
+          <w:b w:val="0"/>
+          <w:i w:val="0"/>
+        </w:rPr>
+        <w:t xml:space="preserve">The </w:t>
+      </w:r>
+      <w:r>
+        <w:rPr>
+          <w:b/>
+          <w:i w:val="0"/>
+        </w:rPr>
+        <w:t>page number</w:t>
+      </w:r>
+      <w:r>
+        <w:rPr>
+          <w:b w:val="0"/>
+          <w:i w:val="0"/>
+        </w:rPr>
+        <w:t xml:space="preserve"> shown at the top right (e.g. </w:t>
+      </w:r>
+      <w:r>
+        <w:rPr>
+          <w:rFonts w:ascii="Consolas" w:hAnsi="Consolas"/>
+          <w:b w:val="0"/>
+          <w:i w:val="0"/>
+        </w:rPr>
+        <w:t>3 / 120</w:t>
+      </w:r>
+      <w:r>
+        <w:rPr>
+          <w:b w:val="0"/>
+          <w:i w:val="0"/>
+        </w:rPr>
+        <w:t xml:space="preserve">) tells you which segment you are currently viewing out of the total. Use the </w:t>
+      </w:r>
+      <w:r>
+        <w:rPr>
+          <w:b/>
+          <w:i w:val="0"/>
+        </w:rPr>
+        <w:t>Previous</w:t>
+      </w:r>
+      <w:r>
+        <w:rPr>
+          <w:b w:val="0"/>
+          <w:i w:val="0"/>
+        </w:rPr>
+        <w:t xml:space="preserve"> and </w:t>
+      </w:r>
+      <w:r>
+        <w:rPr>
+          <w:b/>
+          <w:i w:val="0"/>
+        </w:rPr>
+        <w:t>Next</w:t>
+      </w:r>
+      <w:r>
+        <w:rPr>
+          <w:b w:val="0"/>
+          <w:i w:val="0"/>
+        </w:rPr>
+        <w:t xml:space="preserve"> buttons, or type a page number directly, to jump to any segment.</w:t>
+      </w:r>
+    </w:p>
+    <w:p>
+      <w:pPr>
+        <w:pBdr>
+          <w:bottom w:val="single" w:sz="6" w:space="1" w:color="A0AEC0"/>
+        </w:pBdr>
+      </w:pPr>
+    </w:p>
+    <w:p>
+      <w:bookmarkStart w:id="0" w:name="f3_step_3_choose_by_segment_or_by_treatm"/>
+      <w:pPr>
+        <w:pStyle w:val="Heading3"/>
+      </w:pPr>
+      <w:bookmarkEnd w:id="0"/>
+      <w:r>
+        <w:rPr>
+          <w:b w:val="0"/>
+          <w:i w:val="0"/>
+        </w:rPr>
+        <w:t>Step 3: Choose By Segment or By Treatment view</w:t>
+      </w:r>
+    </w:p>
+    <w:p>
+      <w:r>
+        <w:rPr>
+          <w:b w:val="0"/>
+          <w:i w:val="0"/>
+        </w:rPr>
+        <w:t xml:space="preserve">The </w:t>
+      </w:r>
+      <w:r>
+        <w:rPr>
+          <w:b/>
+          <w:i w:val="0"/>
+        </w:rPr>
+        <w:t>Treatment Options</w:t>
+      </w:r>
+      <w:r>
+        <w:rPr>
+          <w:b w:val="0"/>
+          <w:i w:val="0"/>
+        </w:rPr>
+        <w:t xml:space="preserve"> panel on the left has a dropdown that lets you switch between two views:</w:t>
+      </w:r>
+    </w:p>
+    <w:tbl>
+      <w:tblPr>
+        <w:tblStyle w:val="TableGrid"/>
+        <w:tblW w:type="auto" w:w="0"/>
+        <w:tblLook w:firstColumn="1" w:firstRow="1" w:lastColumn="0" w:lastRow="0" w:noHBand="0" w:noVBand="1" w:val="04A0"/>
+      </w:tblPr>
+      <w:tblGrid>
+        <w:gridCol w:w="2880"/>
+        <w:gridCol w:w="2880"/>
+        <w:gridCol w:w="2880"/>
+      </w:tblGrid>
+      <w:tr>
+        <w:tc>
+          <w:tcPr>
+            <w:tcW w:type="dxa" w:w="2880"/>
+            <w:shd w:val="clear" w:color="auto" w:fill="E2E8F0"/>
+          </w:tcPr>
+          <w:p>
+            <w:r/>
+            <w:r>
+              <w:rPr>
+                <w:b/>
+                <w:i w:val="0"/>
+              </w:rPr>
+              <w:t>View</w:t>
+            </w:r>
+          </w:p>
+        </w:tc>
+        <w:tc>
+          <w:tcPr>
+            <w:tcW w:type="dxa" w:w="2880"/>
+            <w:shd w:val="clear" w:color="auto" w:fill="E2E8F0"/>
+          </w:tcPr>
+          <w:p>
+            <w:r/>
+            <w:r>
+              <w:rPr>
+                <w:b/>
+                <w:i w:val="0"/>
+              </w:rPr>
+              <w:t>What it shows</w:t>
+            </w:r>
+          </w:p>
+        </w:tc>
+        <w:tc>
+          <w:tcPr>
+            <w:tcW w:type="dxa" w:w="2880"/>
+            <w:shd w:val="clear" w:color="auto" w:fill="E2E8F0"/>
+          </w:tcPr>
+          <w:p>
+            <w:r/>
+            <w:r>
+              <w:rPr>
+                <w:b/>
+                <w:i w:val="0"/>
+              </w:rPr>
+              <w:t>Best used when</w:t>
+            </w:r>
+          </w:p>
+        </w:tc>
+      </w:tr>
+      <w:tr>
+        <w:tc>
+          <w:tcPr>
+            <w:tcW w:type="dxa" w:w="2880"/>
+          </w:tcPr>
+          <w:p>
+            <w:r/>
+            <w:r>
+              <w:rPr>
+                <w:b/>
+                <w:i w:val="0"/>
+              </w:rPr>
+              <w:t>By Segment</w:t>
+            </w:r>
+          </w:p>
+        </w:tc>
+        <w:tc>
+          <w:tcPr>
+            <w:tcW w:type="dxa" w:w="2880"/>
+          </w:tcPr>
+          <w:p>
+            <w:r/>
+            <w:r>
+              <w:rPr>
+                <w:b w:val="0"/>
+                <w:i w:val="0"/>
+              </w:rPr>
+              <w:t>Only the treatments that are relevant to the segment you are currently viewing, sorted by how much each treatment would reduce the risk score (most improvement first)</w:t>
+            </w:r>
+          </w:p>
+        </w:tc>
+        <w:tc>
+          <w:tcPr>
+            <w:tcW w:type="dxa" w:w="2880"/>
+          </w:tcPr>
+          <w:p>
+            <w:r/>
+            <w:r>
+              <w:rPr>
+                <w:b w:val="0"/>
+                <w:i w:val="0"/>
+              </w:rPr>
+              <w:t>You want to work through the path segment-by-segment and decide on the best fix for each one</w:t>
+            </w:r>
+          </w:p>
+        </w:tc>
+      </w:tr>
+      <w:tr>
+        <w:tc>
+          <w:tcPr>
+            <w:tcW w:type="dxa" w:w="2880"/>
+          </w:tcPr>
+          <w:p>
+            <w:r/>
+            <w:r>
+              <w:rPr>
+                <w:b/>
+                <w:i w:val="0"/>
+              </w:rPr>
+              <w:t>By Treatment</w:t>
+            </w:r>
+          </w:p>
+        </w:tc>
+        <w:tc>
+          <w:tcPr>
+            <w:tcW w:type="dxa" w:w="2880"/>
+          </w:tcPr>
+          <w:p>
+            <w:r/>
+            <w:r>
+              <w:rPr>
+                <w:b w:val="0"/>
+                <w:i w:val="0"/>
+              </w:rPr>
+              <w:t>All treatments that are applicable to at least one segment across the entire loaded project, sorted by how many segments each treatment improves</w:t>
+            </w:r>
+          </w:p>
+        </w:tc>
+        <w:tc>
+          <w:tcPr>
+            <w:tcW w:type="dxa" w:w="2880"/>
+          </w:tcPr>
+          <w:p>
+            <w:r/>
+            <w:r>
+              <w:rPr>
+                <w:b w:val="0"/>
+                <w:i w:val="0"/>
+              </w:rPr>
+              <w:t>You want to roll out one improvement (e.g. adding signage) across as many segments as possible in one action</w:t>
+            </w:r>
+          </w:p>
+        </w:tc>
+      </w:tr>
+    </w:tbl>
+    <w:p>
+      <w:pPr>
+        <w:pBdr>
+          <w:bottom w:val="single" w:sz="6" w:space="1" w:color="A0AEC0"/>
+        </w:pBdr>
+      </w:pPr>
+    </w:p>
+    <w:p>
+      <w:bookmarkStart w:id="0" w:name="f3_step_4_select_and_preview_treatments"/>
+      <w:pPr>
+        <w:pStyle w:val="Heading3"/>
+      </w:pPr>
+      <w:bookmarkEnd w:id="0"/>
+      <w:r>
+        <w:rPr>
+          <w:b w:val="0"/>
+          <w:i w:val="0"/>
+        </w:rPr>
+        <w:t>Step 4: Select and preview treatments</w:t>
+      </w:r>
+    </w:p>
+    <w:p>
+      <w:r>
+        <w:rPr>
+          <w:b w:val="0"/>
+          <w:i w:val="0"/>
+        </w:rPr>
+        <w:t>Tick the checkbox next to one or more treatments to select them. Selected treatments are highlighted in the panel.</w:t>
       </w:r>
     </w:p>
     <w:p>
@@ -16649,165 +18991,126 @@
       </w:pPr>
       <w:r>
         <w:rPr>
+          <w:b w:val="0"/>
+          <w:i/>
+        </w:rPr>
+        <w:t xml:space="preserve">[!IMPORTANT] As soon as you select a treatment, the </w:t>
+      </w:r>
+      <w:r>
+        <w:rPr>
           <w:b/>
           <w:i/>
         </w:rPr>
-        <w:t>Linked map panels</w:t>
+        <w:t>Scores card</w:t>
       </w:r>
       <w:r>
         <w:rPr>
           <w:b w:val="0"/>
           <w:i/>
         </w:rPr>
-        <w:t xml:space="preserve"> — toggling the visibility or layer state on one map panel automatically applies the same change to the other. Both maps always stay in sync so you are always comparing like with like.</w:t>
-      </w:r>
-    </w:p>
-    <w:p>
-      <w:pPr>
-        <w:pBdr>
-          <w:bottom w:val="single" w:sz="6" w:space="1" w:color="A0AEC0"/>
-        </w:pBdr>
-      </w:pPr>
-    </w:p>
-    <w:p>
-      <w:bookmarkStart w:id="0" w:name="f3_step_8_generate_ai_visualisations_of_"/>
-      <w:pPr>
-        <w:pStyle w:val="Heading3"/>
-      </w:pPr>
-      <w:bookmarkEnd w:id="0"/>
-      <w:r>
-        <w:rPr>
-          <w:b w:val="0"/>
-          <w:i w:val="0"/>
-        </w:rPr>
-        <w:t>Step 8: Generate AI visualisations of proposed improvements</w:t>
-      </w:r>
-    </w:p>
-    <w:p>
-      <w:r>
-        <w:rPr>
-          <w:b w:val="0"/>
-          <w:i w:val="0"/>
-        </w:rPr>
-        <w:t xml:space="preserve">The Treatment Options panel has </w:t>
+        <w:t xml:space="preserve"> automatically previews the post-treatment risk scores — no toggle needed. The </w:t>
       </w:r>
       <w:r>
         <w:rPr>
           <w:b/>
-          <w:i w:val="0"/>
-        </w:rPr>
-        <w:t>two separate buttons</w:t>
-      </w:r>
-      <w:r>
-        <w:rPr>
-          <w:b w:val="0"/>
-          <w:i w:val="0"/>
-        </w:rPr>
-        <w:t xml:space="preserve"> — one for the prompt and one for the image — so each can be copied independently and pasted into AI tools that accept text and image inputs separately (e.g. Gemini, ChatGPT, DALL·E):</w:t>
-      </w:r>
-    </w:p>
-    <w:p>
-      <w:pPr>
-        <w:pStyle w:val="ListBullet"/>
-      </w:pPr>
+          <w:i/>
+        </w:rPr>
+        <w:t>Show Pre-Treatment</w:t>
+      </w:r>
+      <w:r>
+        <w:rPr>
+          <w:b w:val="0"/>
+          <w:i/>
+        </w:rPr>
+        <w:t xml:space="preserve"> toggle (located in the Attributes panel header on the right, </w:t>
+      </w:r>
       <w:r>
         <w:rPr>
           <w:b/>
-          <w:i w:val="0"/>
-        </w:rPr>
-        <w:t>Copy prompt</w:t>
-      </w:r>
-      <w:r>
-        <w:rPr>
-          <w:b w:val="0"/>
-          <w:i w:val="0"/>
-        </w:rPr>
-        <w:t xml:space="preserve"> — copies a ready-to-use text prompt describing treatments in plain language. The prompt templates have been updated to produce clearer, more accurate visualisation instructions. This button has a dropdown with two options:</w:t>
-      </w:r>
-    </w:p>
-    <w:p>
-      <w:pPr>
-        <w:pStyle w:val="ListBullet2"/>
-      </w:pPr>
+          <w:i/>
+        </w:rPr>
+        <w:t>on by default</w:t>
+      </w:r>
+      <w:r>
+        <w:rPr>
+          <w:b w:val="0"/>
+          <w:i/>
+        </w:rPr>
+        <w:t>) lets you switch back to the original pre-treatment scores and attribute values at any time; switch it off again to see the post-treatment attribute values alongside the preview scores.</w:t>
+      </w:r>
+    </w:p>
+    <w:p>
+      <w:r>
+        <w:rPr>
+          <w:b w:val="0"/>
+          <w:i w:val="0"/>
+        </w:rPr>
+        <w:t xml:space="preserve">Selecting one or more treatments immediately shows a </w:t>
+      </w:r>
       <w:r>
         <w:rPr>
           <w:b/>
           <w:i w:val="0"/>
         </w:rPr>
-        <w:t>Copy Applied</w:t>
-      </w:r>
-      <w:r>
-        <w:rPr>
-          <w:b w:val="0"/>
-          <w:i w:val="0"/>
-        </w:rPr>
-        <w:t xml:space="preserve"> — copies a prompt based on the treatments already </w:t>
+        <w:t>live preview</w:t>
+      </w:r>
+      <w:r>
+        <w:rPr>
+          <w:b w:val="0"/>
+          <w:i w:val="0"/>
+        </w:rPr>
+        <w:t xml:space="preserve"> in the </w:t>
       </w:r>
       <w:r>
         <w:rPr>
           <w:b/>
           <w:i w:val="0"/>
         </w:rPr>
-        <w:t>applied and saved</w:t>
-      </w:r>
-      <w:r>
-        <w:rPr>
-          <w:b w:val="0"/>
-          <w:i w:val="0"/>
-        </w:rPr>
-        <w:t xml:space="preserve"> for this segment.</w:t>
-      </w:r>
-    </w:p>
-    <w:p>
-      <w:pPr>
-        <w:pStyle w:val="ListBullet2"/>
-      </w:pPr>
+        <w:t>Scores card</w:t>
+      </w:r>
+      <w:r>
+        <w:rPr>
+          <w:b w:val="0"/>
+          <w:i w:val="0"/>
+        </w:rPr>
+        <w:t xml:space="preserve"> on the right of what the risk scores would look like if you applied those treatments to the current segment. The preview updates automatically whenever you change your selection — you do not need to click anything to trigger it.</w:t>
+      </w:r>
+    </w:p>
+    <w:p>
+      <w:r>
+        <w:rPr>
+          <w:b w:val="0"/>
+          <w:i w:val="0"/>
+        </w:rPr>
+        <w:t xml:space="preserve">To see exactly which attribute values would change, switch </w:t>
+      </w:r>
       <w:r>
         <w:rPr>
           <w:b/>
           <w:i w:val="0"/>
         </w:rPr>
-        <w:t>Copy Selected</w:t>
-      </w:r>
-      <w:r>
-        <w:rPr>
-          <w:b w:val="0"/>
-          <w:i w:val="0"/>
-        </w:rPr>
-        <w:t xml:space="preserve"> — copies a prompt based on the treatments currently </w:t>
+        <w:t>off</w:t>
+      </w:r>
+      <w:r>
+        <w:rPr>
+          <w:b w:val="0"/>
+          <w:i w:val="0"/>
+        </w:rPr>
+        <w:t xml:space="preserve"> the </w:t>
       </w:r>
       <w:r>
         <w:rPr>
           <w:b/>
           <w:i w:val="0"/>
         </w:rPr>
-        <w:t>ticked/selected</w:t>
-      </w:r>
-      <w:r>
-        <w:rPr>
-          <w:b w:val="0"/>
-          <w:i w:val="0"/>
-        </w:rPr>
-        <w:t xml:space="preserve"> in the panel (even if not yet applied).</w:t>
-      </w:r>
-    </w:p>
-    <w:p>
-      <w:pPr>
-        <w:pStyle w:val="ListBullet"/>
-      </w:pPr>
-      <w:r>
-        <w:rPr>
-          <w:b/>
-          <w:i w:val="0"/>
-        </w:rPr>
-        <w:t>Copy image</w:t>
-      </w:r>
-      <w:r>
-        <w:rPr>
-          <w:b w:val="0"/>
-          <w:i w:val="0"/>
-        </w:rPr>
-        <w:t xml:space="preserve"> — copies the current segment photograph directly to your clipboard as a standalone action. Paste it into the AI tool separately from the prompt so the tool has the actual scene to work from.</w:t>
+        <w:t>Show Pre-Treatment</w:t>
+      </w:r>
+      <w:r>
+        <w:rPr>
+          <w:b w:val="0"/>
+          <w:i w:val="0"/>
+        </w:rPr>
+        <w:t xml:space="preserve"> toggle — the Attributes panel then updates to display the post-treatment attribute values for your selected treatments, so you can understand the reasoning behind the score change.</w:t>
       </w:r>
     </w:p>
     <w:p>
@@ -16819,19 +19122,17 @@
       </w:pPr>
       <w:r>
         <w:rPr>
-          <w:b w:val="0"/>
+          <w:b/>
           <w:i/>
         </w:rPr>
-        <w:t>Prompt and image are copied separately because pasting both simultaneously into tools like Gemini is not supported — copy the prompt first, paste it, then copy and attach the image.</w:t>
-      </w:r>
-    </w:p>
-    <w:p>
-      <w:r>
-        <w:rPr>
-          <w:b w:val="0"/>
-          <w:i w:val="0"/>
-        </w:rPr>
-        <w:t>User can copy and paste back the AI generated picture back as Post-Treatment Artistic Impression.</w:t>
+        <w:t>Note:</w:t>
+      </w:r>
+      <w:r>
+        <w:rPr>
+          <w:b w:val="0"/>
+          <w:i/>
+        </w:rPr>
+        <w:t xml:space="preserve"> Selecting treatments only previews the effect — nothing is saved until you click Apply.</w:t>
       </w:r>
     </w:p>
     <w:p>
@@ -16842,7 +19143,7 @@
       </w:pPr>
     </w:p>
     <w:p>
-      <w:bookmarkStart w:id="0" w:name="f3_step_9_review_the_overall_treatment_a"/>
+      <w:bookmarkStart w:id="0" w:name="f3_step_5_apply_treatments"/>
       <w:pPr>
         <w:pStyle w:val="Heading3"/>
       </w:pPr>
@@ -16852,173 +19153,119 @@
           <w:b w:val="0"/>
           <w:i w:val="0"/>
         </w:rPr>
-        <w:t>Step 9: Review the Overall Treatment Analysis</w:t>
-      </w:r>
-    </w:p>
-    <w:p>
-      <w:r>
-        <w:rPr>
-          <w:b w:val="0"/>
-          <w:i w:val="0"/>
-        </w:rPr>
-        <w:t xml:space="preserve">Scroll to the bottom of the page to see the </w:t>
+        <w:t>Step 5: Apply treatments</w:t>
+      </w:r>
+    </w:p>
+    <w:p>
+      <w:r>
+        <w:rPr>
+          <w:b w:val="0"/>
+          <w:i w:val="0"/>
+        </w:rPr>
+        <w:t xml:space="preserve">When you are satisfied with your selection, click </w:t>
       </w:r>
       <w:r>
         <w:rPr>
           <w:b/>
           <w:i w:val="0"/>
         </w:rPr>
-        <w:t>Overall Treatment Analysis</w:t>
-      </w:r>
-      <w:r>
-        <w:rPr>
-          <w:b w:val="0"/>
-          <w:i w:val="0"/>
-        </w:rPr>
-        <w:t xml:space="preserve"> section. It shows two rows of five pie charts each — one row for </w:t>
-      </w:r>
+        <w:t>Apply (N)</w:t>
+      </w:r>
+      <w:r>
+        <w:rPr>
+          <w:b w:val="0"/>
+          <w:i w:val="0"/>
+        </w:rPr>
+        <w:t xml:space="preserve"> at the bottom of the Treatment Options panel (where </w:t>
+      </w:r>
+      <w:r>
+        <w:rPr>
+          <w:b w:val="0"/>
+          <w:i/>
+        </w:rPr>
+        <w:t>N</w:t>
+      </w:r>
+      <w:r>
+        <w:rPr>
+          <w:b w:val="0"/>
+          <w:i w:val="0"/>
+        </w:rPr>
+        <w:t xml:space="preserve"> is the number of treatments selected):</w:t>
+      </w:r>
+    </w:p>
+    <w:p>
+      <w:pPr>
+        <w:pStyle w:val="ListBullet"/>
+      </w:pPr>
       <w:r>
         <w:rPr>
           <w:b/>
           <w:i w:val="0"/>
         </w:rPr>
-        <w:t>Before Treatment</w:t>
-      </w:r>
-      <w:r>
-        <w:rPr>
-          <w:b w:val="0"/>
-          <w:i w:val="0"/>
-        </w:rPr>
-        <w:t xml:space="preserve"> and one for </w:t>
-      </w:r>
+        <w:t>In By Segment mode</w:t>
+      </w:r>
+      <w:r>
+        <w:rPr>
+          <w:b w:val="0"/>
+          <w:i w:val="0"/>
+        </w:rPr>
+        <w:t>, Apply saves the selected treatments for the current segment only. The treatment colours on the After Treatment map will update for that segment immediately.</w:t>
+      </w:r>
+    </w:p>
+    <w:p>
+      <w:pPr>
+        <w:pStyle w:val="ListBullet"/>
+      </w:pPr>
       <w:r>
         <w:rPr>
           <w:b/>
           <w:i w:val="0"/>
         </w:rPr>
-        <w:t>After Treatment</w:t>
-      </w:r>
-      <w:r>
-        <w:rPr>
-          <w:b w:val="0"/>
-          <w:i w:val="0"/>
-        </w:rPr>
-        <w:t>:</w:t>
-      </w:r>
-    </w:p>
-    <w:p>
-      <w:pPr>
-        <w:pStyle w:val="ListBullet"/>
-      </w:pPr>
-      <w:r>
-        <w:rPr>
-          <w:b w:val="0"/>
-          <w:i w:val="0"/>
-        </w:rPr>
-        <w:t xml:space="preserve">Each pie chart covers one crash type: </w:t>
+        <w:t>In By Treatment mode</w:t>
+      </w:r>
+      <w:r>
+        <w:rPr>
+          <w:b w:val="0"/>
+          <w:i w:val="0"/>
+        </w:rPr>
+        <w:t xml:space="preserve">, Apply triggers a confirmation dialog listing each selected treatment and asking whether to apply it to </w:t>
       </w:r>
       <w:r>
         <w:rPr>
           <w:b/>
           <w:i w:val="0"/>
         </w:rPr>
-        <w:t>Overall</w:t>
-      </w:r>
-      <w:r>
-        <w:rPr>
-          <w:b w:val="0"/>
-          <w:i w:val="0"/>
-        </w:rPr>
-        <w:t xml:space="preserve">, </w:t>
+        <w:t>all eligible segments</w:t>
+      </w:r>
+      <w:r>
+        <w:rPr>
+          <w:b w:val="0"/>
+          <w:i w:val="0"/>
+        </w:rPr>
+        <w:t xml:space="preserve"> across the loaded project. Confirm to apply in bulk, or cancel to go back.</w:t>
+      </w:r>
+    </w:p>
+    <w:p>
+      <w:r>
+        <w:rPr>
+          <w:b w:val="0"/>
+          <w:i w:val="0"/>
+        </w:rPr>
+        <w:t xml:space="preserve">If you change your mind about an applied treatment on the current segment, click the </w:t>
       </w:r>
       <w:r>
         <w:rPr>
           <w:b/>
           <w:i w:val="0"/>
         </w:rPr>
-        <w:t>Vehicle-Bicycle (VB)</w:t>
-      </w:r>
-      <w:r>
-        <w:rPr>
-          <w:b w:val="0"/>
-          <w:i w:val="0"/>
-        </w:rPr>
-        <w:t xml:space="preserve">, </w:t>
-      </w:r>
-      <w:r>
-        <w:rPr>
-          <w:b/>
-          <w:i w:val="0"/>
-        </w:rPr>
-        <w:t>Bicycle-Pedestrian (BP)</w:t>
-      </w:r>
-      <w:r>
-        <w:rPr>
-          <w:b w:val="0"/>
-          <w:i w:val="0"/>
-        </w:rPr>
-        <w:t xml:space="preserve">, </w:t>
-      </w:r>
-      <w:r>
-        <w:rPr>
-          <w:b/>
-          <w:i w:val="0"/>
-        </w:rPr>
-        <w:t>Single-Bicycle (SB)</w:t>
-      </w:r>
-      <w:r>
-        <w:rPr>
-          <w:b w:val="0"/>
-          <w:i w:val="0"/>
-        </w:rPr>
-        <w:t xml:space="preserve">, and </w:t>
-      </w:r>
-      <w:r>
-        <w:rPr>
-          <w:b/>
-          <w:i w:val="0"/>
-        </w:rPr>
-        <w:t>Bicycle-Bicycle (BB)</w:t>
-      </w:r>
-      <w:r>
-        <w:rPr>
-          <w:b w:val="0"/>
-          <w:i w:val="0"/>
-        </w:rPr>
-        <w:t>.</w:t>
-      </w:r>
-    </w:p>
-    <w:p>
-      <w:pPr>
-        <w:pStyle w:val="ListBullet"/>
-      </w:pPr>
-      <w:r>
-        <w:rPr>
-          <w:b w:val="0"/>
-          <w:i w:val="0"/>
-        </w:rPr>
-        <w:t>Each chart shows how the segments in the loaded project are distributed across the four risk bands (Low, Medium, High, Extreme).</w:t>
-      </w:r>
-    </w:p>
-    <w:p>
-      <w:pPr>
-        <w:pStyle w:val="ListBullet"/>
-      </w:pPr>
-      <w:r>
-        <w:rPr>
-          <w:b w:val="0"/>
-          <w:i w:val="0"/>
-        </w:rPr>
-        <w:t>The After Treatment row updates as you apply treatments, so you can see the project-wide impact of all your decisions at a glance.</w:t>
-      </w:r>
-    </w:p>
-    <w:p>
-      <w:r>
-        <w:rPr>
-          <w:b w:val="0"/>
-          <w:i w:val="0"/>
-        </w:rPr>
-        <w:t>Use these charts to get a quick sense of whether the treatments you have applied make a meaningful difference at the project level, not just for individual segments.</w:t>
+        <w:t>Reset</w:t>
+      </w:r>
+      <w:r>
+        <w:rPr>
+          <w:b w:val="0"/>
+          <w:i w:val="0"/>
+        </w:rPr>
+        <w:t xml:space="preserve"> button that appears for that treatment to remove it and restore the original scores for that segment.</w:t>
       </w:r>
     </w:p>
     <w:p>
@@ -17029,7 +19276,7 @@
       </w:pPr>
     </w:p>
     <w:p>
-      <w:bookmarkStart w:id="0" w:name="f3_tips_and_common_workflows"/>
+      <w:bookmarkStart w:id="0" w:name="f3_step_6_read_the_segment_image_scores_"/>
       <w:pPr>
         <w:pStyle w:val="Heading3"/>
       </w:pPr>
@@ -17039,7 +19286,81 @@
           <w:b w:val="0"/>
           <w:i w:val="0"/>
         </w:rPr>
-        <w:t>Tips and common workflows</w:t>
+        <w:t>Step 6: Read the segment image, scores, and attributes</w:t>
+      </w:r>
+    </w:p>
+    <w:p>
+      <w:r>
+        <w:rPr>
+          <w:b w:val="0"/>
+          <w:i w:val="0"/>
+        </w:rPr>
+        <w:t xml:space="preserve">The </w:t>
+      </w:r>
+      <w:r>
+        <w:rPr>
+          <w:b/>
+          <w:i w:val="0"/>
+        </w:rPr>
+        <w:t>middle column</w:t>
+      </w:r>
+      <w:r>
+        <w:rPr>
+          <w:b w:val="0"/>
+          <w:i w:val="0"/>
+        </w:rPr>
+        <w:t xml:space="preserve"> shows the street-level photograph for the current segment. Use </w:t>
+      </w:r>
+      <w:r>
+        <w:rPr>
+          <w:b/>
+          <w:i w:val="0"/>
+        </w:rPr>
+        <w:t>Previous</w:t>
+      </w:r>
+      <w:r>
+        <w:rPr>
+          <w:b w:val="0"/>
+          <w:i w:val="0"/>
+        </w:rPr>
+        <w:t xml:space="preserve"> and </w:t>
+      </w:r>
+      <w:r>
+        <w:rPr>
+          <w:b/>
+          <w:i w:val="0"/>
+        </w:rPr>
+        <w:t>Next</w:t>
+      </w:r>
+      <w:r>
+        <w:rPr>
+          <w:b w:val="0"/>
+          <w:i w:val="0"/>
+        </w:rPr>
+        <w:t xml:space="preserve"> to move through segments, or jump to a specific page number.</w:t>
+      </w:r>
+    </w:p>
+    <w:p>
+      <w:r>
+        <w:rPr>
+          <w:b w:val="0"/>
+          <w:i w:val="0"/>
+        </w:rPr>
+        <w:t xml:space="preserve">The </w:t>
+      </w:r>
+      <w:r>
+        <w:rPr>
+          <w:b/>
+          <w:i w:val="0"/>
+        </w:rPr>
+        <w:t>right column</w:t>
+      </w:r>
+      <w:r>
+        <w:rPr>
+          <w:b w:val="0"/>
+          <w:i w:val="0"/>
+        </w:rPr>
+        <w:t xml:space="preserve"> shows two panels:</w:t>
       </w:r>
     </w:p>
     <w:p>
@@ -17051,44 +19372,14 @@
           <w:b/>
           <w:i w:val="0"/>
         </w:rPr>
-        <w:t>Pre and Post tagging</w:t>
-      </w:r>
-      <w:r>
-        <w:rPr>
-          <w:b w:val="0"/>
-          <w:i w:val="0"/>
-        </w:rPr>
-        <w:t xml:space="preserve"> — if you are working with a before-and-after survey pair, tag one project </w:t>
-      </w:r>
-      <w:r>
-        <w:rPr>
-          <w:rFonts w:ascii="Consolas" w:hAnsi="Consolas"/>
-          <w:b w:val="0"/>
-          <w:i w:val="0"/>
-        </w:rPr>
-        <w:t>Pre</w:t>
-      </w:r>
-      <w:r>
-        <w:rPr>
-          <w:b w:val="0"/>
-          <w:i w:val="0"/>
-        </w:rPr>
-        <w:t xml:space="preserve"> and the other </w:t>
-      </w:r>
-      <w:r>
-        <w:rPr>
-          <w:rFonts w:ascii="Consolas" w:hAnsi="Consolas"/>
-          <w:b w:val="0"/>
-          <w:i w:val="0"/>
-        </w:rPr>
-        <w:t>Post</w:t>
-      </w:r>
-      <w:r>
-        <w:rPr>
-          <w:b w:val="0"/>
-          <w:i w:val="0"/>
-        </w:rPr>
-        <w:t>, then load both together. You can then compare the actual post-treatment survey against PSAT's predicted improvement.</w:t>
+        <w:t>Segment Scores</w:t>
+      </w:r>
+      <w:r>
+        <w:rPr>
+          <w:b w:val="0"/>
+          <w:i w:val="0"/>
+        </w:rPr>
+        <w:t xml:space="preserve"> — displays the four CycleRAP risk scores for the current segment: Vehicle-Bicycle (VB), Bicycle-Pedestrian (BP), Single-Bicycle (SB), and Bicycle-Bicycle (BB). When treatments are selected and applied, this panel shows the "after" scores; you can toggle the button to compare with the "before" score.</w:t>
       </w:r>
     </w:p>
     <w:p>
@@ -17100,80 +19391,28 @@
           <w:b/>
           <w:i w:val="0"/>
         </w:rPr>
-        <w:t>Applying a single improvement across a whole project</w:t>
-      </w:r>
-      <w:r>
-        <w:rPr>
-          <w:b w:val="0"/>
-          <w:i w:val="0"/>
-        </w:rPr>
-        <w:t xml:space="preserve"> — switch to </w:t>
+        <w:t>Attributes panel</w:t>
+      </w:r>
+      <w:r>
+        <w:rPr>
+          <w:b w:val="0"/>
+          <w:i w:val="0"/>
+        </w:rPr>
+        <w:t xml:space="preserve"> — lists all coded attribute values for the current segment. The </w:t>
       </w:r>
       <w:r>
         <w:rPr>
           <w:b/>
           <w:i w:val="0"/>
         </w:rPr>
-        <w:t>By Treatment</w:t>
-      </w:r>
-      <w:r>
-        <w:rPr>
-          <w:b w:val="0"/>
-          <w:i w:val="0"/>
-        </w:rPr>
-        <w:t xml:space="preserve"> view, find the treatment you want, tick it, then click Apply. The confirmation dialog will list all eligible segments; confirm to apply in bulk.</w:t>
-      </w:r>
-    </w:p>
-    <w:p>
-      <w:pPr>
-        <w:pStyle w:val="ListBullet"/>
-      </w:pPr>
-      <w:r>
-        <w:rPr>
-          <w:b/>
-          <w:i w:val="0"/>
-        </w:rPr>
-        <w:t>Undoing all changes</w:t>
-      </w:r>
-      <w:r>
-        <w:rPr>
-          <w:b w:val="0"/>
-          <w:i w:val="0"/>
-        </w:rPr>
-        <w:t xml:space="preserve"> — if you want to start fresh, navigate to each segment that has been treated and click Reset to remove treatments one segment at a time.</w:t>
-      </w:r>
-    </w:p>
-    <w:p>
-      <w:pPr>
-        <w:pStyle w:val="ListBullet"/>
-      </w:pPr>
-      <w:r>
-        <w:rPr>
-          <w:b/>
-          <w:i w:val="0"/>
-        </w:rPr>
-        <w:t>Checking what was already applied</w:t>
-      </w:r>
-      <w:r>
-        <w:rPr>
-          <w:b w:val="0"/>
-          <w:i w:val="0"/>
-        </w:rPr>
-        <w:t xml:space="preserve"> — treatments that have already been saved for the current segment are shown with a </w:t>
-      </w:r>
-      <w:r>
-        <w:rPr>
-          <w:b/>
-          <w:i w:val="0"/>
-        </w:rPr>
-        <w:t>green background</w:t>
-      </w:r>
-      <w:r>
-        <w:rPr>
-          <w:b w:val="0"/>
-          <w:i w:val="0"/>
-        </w:rPr>
-        <w:t xml:space="preserve"> in the Treatment Options panel, so you can see at a glance what is already in place.</w:t>
+        <w:t>Show Pre-Treatment</w:t>
+      </w:r>
+      <w:r>
+        <w:rPr>
+          <w:b w:val="0"/>
+          <w:i w:val="0"/>
+        </w:rPr>
+        <w:t xml:space="preserve"> toggle (on by default) switches between the original coded values and the values that would result from the selected treatments; switch it off to see the post-treatment values.</w:t>
       </w:r>
     </w:p>
     <w:p>
@@ -17184,14 +19423,7 @@
       </w:pPr>
     </w:p>
     <w:p>
-      <w:pPr>
-        <w:pBdr>
-          <w:bottom w:val="single" w:sz="6" w:space="1" w:color="A0AEC0"/>
-        </w:pBdr>
-      </w:pPr>
-    </w:p>
-    <w:p>
-      <w:bookmarkStart w:id="0" w:name="f3_410_ai_score_preview__before__after_t"/>
+      <w:bookmarkStart w:id="0" w:name="f3_step_7_before_and_after_maps"/>
       <w:pPr>
         <w:pStyle w:val="Heading3"/>
       </w:pPr>
@@ -17201,239 +19433,63 @@
           <w:b w:val="0"/>
           <w:i w:val="0"/>
         </w:rPr>
-        <w:t>4.10 AI Score Preview — Before &amp; After Treatment</w:t>
-      </w:r>
-    </w:p>
-    <w:p>
-      <w:r>
-        <w:rPr>
-          <w:b w:val="0"/>
-          <w:i w:val="0"/>
-        </w:rPr>
-        <w:t xml:space="preserve">When you select treatments in the Treatment Options panel, PSAT calculates a </w:t>
-      </w:r>
+        <w:t>Step 7: Before and After maps</w:t>
+      </w:r>
+    </w:p>
+    <w:p>
+      <w:r>
+        <w:rPr>
+          <w:b w:val="0"/>
+          <w:i w:val="0"/>
+        </w:rPr>
+        <w:t>The two maps at the top of the page give you a project-wide view of how treatments are changing risk across all segments:</w:t>
+      </w:r>
+    </w:p>
+    <w:p>
+      <w:pPr>
+        <w:pStyle w:val="ListBullet"/>
+      </w:pPr>
       <w:r>
         <w:rPr>
           <w:b/>
           <w:i w:val="0"/>
         </w:rPr>
-        <w:t>predicted score</w:t>
-      </w:r>
-      <w:r>
-        <w:rPr>
-          <w:b w:val="0"/>
-          <w:i w:val="0"/>
-        </w:rPr>
-        <w:t xml:space="preserve"> for the current segment in real time. This before/after comparison lets you evaluate the safety impact of a treatment before committing to it.</w:t>
-      </w:r>
-    </w:p>
-    <w:p>
-      <w:bookmarkStart w:id="0" w:name="f3_how_the_before__after_comparison_work"/>
-      <w:pPr>
-        <w:pStyle w:val="Heading4"/>
-      </w:pPr>
-      <w:bookmarkEnd w:id="0"/>
-      <w:r>
-        <w:rPr>
-          <w:b w:val="0"/>
-          <w:i w:val="0"/>
-        </w:rPr>
-        <w:t>How the Before / After Comparison Works</w:t>
-      </w:r>
-    </w:p>
-    <w:p>
-      <w:pPr>
-        <w:pStyle w:val="ListNumber"/>
+        <w:t>Before Treatment map</w:t>
+      </w:r>
+      <w:r>
+        <w:rPr>
+          <w:b w:val="0"/>
+          <w:i w:val="0"/>
+        </w:rPr>
+        <w:t xml:space="preserve"> — always shows the original risk-band colouring for every segment (green = Low, yellow = Medium, orange = High, purple = Extreme). This map does not change as you apply treatments.</w:t>
+      </w:r>
+    </w:p>
+    <w:p>
+      <w:pPr>
+        <w:pStyle w:val="ListBullet"/>
       </w:pPr>
       <w:r>
         <w:rPr>
           <w:b/>
           <w:i w:val="0"/>
         </w:rPr>
-        <w:t>Before score</w:t>
-      </w:r>
-      <w:r>
-        <w:rPr>
-          <w:b w:val="0"/>
-          <w:i w:val="0"/>
-        </w:rPr>
-        <w:t xml:space="preserve"> — the original crash type scores (BB, BP, SB, VB, Risk Score) computed from the coded attributes.</w:t>
-      </w:r>
-    </w:p>
-    <w:p>
-      <w:pPr>
-        <w:pStyle w:val="ListNumber"/>
-      </w:pPr>
-      <w:r>
-        <w:rPr>
-          <w:b/>
-          <w:i w:val="0"/>
-        </w:rPr>
-        <w:t>Treatment selected</w:t>
-      </w:r>
-      <w:r>
-        <w:rPr>
-          <w:b w:val="0"/>
-          <w:i w:val="0"/>
-        </w:rPr>
-        <w:t xml:space="preserve"> — ticking a treatment checkbox immediately previews the effect on the current segment's scores.</w:t>
-      </w:r>
-    </w:p>
-    <w:p>
-      <w:pPr>
-        <w:pStyle w:val="ListNumber"/>
-      </w:pPr>
-      <w:r>
-        <w:rPr>
-          <w:b/>
-          <w:i w:val="0"/>
-        </w:rPr>
-        <w:t>After score</w:t>
-      </w:r>
-      <w:r>
-        <w:rPr>
-          <w:b w:val="0"/>
-          <w:i w:val="0"/>
-        </w:rPr>
-        <w:t xml:space="preserve"> — PSAT re-runs the CycleRAP scoring formula with the updated attribute values to produce a predicted post-treatment score.</w:t>
-      </w:r>
-    </w:p>
-    <w:p>
-      <w:r>
-        <w:rPr>
-          <w:b w:val="0"/>
-          <w:i w:val="0"/>
-        </w:rPr>
-        <w:t xml:space="preserve">The difference (reduction) is shown as a </w:t>
-      </w:r>
-      <w:r>
-        <w:rPr>
-          <w:b/>
-          <w:i w:val="0"/>
-        </w:rPr>
-        <w:t>↓ value</w:t>
-      </w:r>
-      <w:r>
-        <w:rPr>
-          <w:b w:val="0"/>
-          <w:i w:val="0"/>
-        </w:rPr>
-        <w:t xml:space="preserve"> beneath each crash type score card. A green indicator confirms improvement; no arrow means the treatment did not affect that crash type.</w:t>
-      </w:r>
-    </w:p>
-    <w:p>
-      <w:bookmarkStart w:id="0" w:name="f3_reading_the_score_cards"/>
-      <w:pPr>
-        <w:pStyle w:val="Heading4"/>
-      </w:pPr>
-      <w:bookmarkEnd w:id="0"/>
-      <w:r>
-        <w:rPr>
-          <w:b w:val="0"/>
-          <w:i w:val="0"/>
-        </w:rPr>
-        <w:t>Reading the Score Cards</w:t>
-      </w:r>
-    </w:p>
-    <w:p>
-      <w:r>
-        <w:rPr>
-          <w:b w:val="0"/>
-          <w:i w:val="0"/>
-        </w:rPr>
-        <w:t>When treatments are selected:</w:t>
-      </w:r>
-    </w:p>
-    <w:p>
-      <w:pPr>
-        <w:pStyle w:val="ListBullet"/>
-      </w:pPr>
-      <w:r>
-        <w:rPr>
-          <w:b w:val="0"/>
-          <w:i w:val="0"/>
-        </w:rPr>
-        <w:t xml:space="preserve">Each card shows the </w:t>
-      </w:r>
-      <w:r>
-        <w:rPr>
-          <w:b/>
-          <w:i w:val="0"/>
-        </w:rPr>
-        <w:t>post-treatment score</w:t>
-      </w:r>
-      <w:r>
-        <w:rPr>
-          <w:b w:val="0"/>
-          <w:i w:val="0"/>
-        </w:rPr>
-        <w:t xml:space="preserve"> in large text.</w:t>
-      </w:r>
-    </w:p>
-    <w:p>
-      <w:pPr>
-        <w:pStyle w:val="ListBullet"/>
-      </w:pPr>
-      <w:r>
-        <w:rPr>
-          <w:b w:val="0"/>
-          <w:i w:val="0"/>
-        </w:rPr>
-        <w:t xml:space="preserve">A </w:t>
-      </w:r>
-      <w:r>
-        <w:rPr>
-          <w:b/>
-          <w:i w:val="0"/>
-        </w:rPr>
-        <w:t>↓ X.XX</w:t>
-      </w:r>
-      <w:r>
-        <w:rPr>
-          <w:b w:val="0"/>
-          <w:i w:val="0"/>
-        </w:rPr>
-        <w:t xml:space="preserve"> delta beneath it shows how much the score decreased.</w:t>
-      </w:r>
-    </w:p>
-    <w:p>
-      <w:pPr>
-        <w:pStyle w:val="ListBullet"/>
-      </w:pPr>
-      <w:r>
-        <w:rPr>
-          <w:b w:val="0"/>
-          <w:i w:val="0"/>
-        </w:rPr>
-        <w:t xml:space="preserve">The card background colour reflects the </w:t>
-      </w:r>
-      <w:r>
-        <w:rPr>
-          <w:b/>
-          <w:i w:val="0"/>
-        </w:rPr>
-        <w:t>post-treatment band</w:t>
-      </w:r>
-      <w:r>
-        <w:rPr>
-          <w:b w:val="0"/>
-          <w:i w:val="0"/>
-        </w:rPr>
-        <w:t xml:space="preserve"> — if a treatment moved a segment from High to Medium, the card will show the Medium (yellow/orange) colour.</w:t>
-      </w:r>
-    </w:p>
-    <w:p>
-      <w:bookmarkStart w:id="0" w:name="f3_previewing_before_you_apply"/>
-      <w:pPr>
-        <w:pStyle w:val="Heading4"/>
-      </w:pPr>
-      <w:bookmarkEnd w:id="0"/>
-      <w:r>
-        <w:rPr>
-          <w:b w:val="0"/>
-          <w:i w:val="0"/>
-        </w:rPr>
-        <w:t>Previewing Before You Apply</w:t>
+        <w:t>After Treatment map</w:t>
+      </w:r>
+      <w:r>
+        <w:rPr>
+          <w:b w:val="0"/>
+          <w:i w:val="0"/>
+        </w:rPr>
+        <w:t xml:space="preserve"> — updates in real time as you apply treatments. Segments that have been treated will shift colour to reflect their new risk band. Segments with no applied treatments remain the same colour as the Before map.</w:t>
+      </w:r>
+    </w:p>
+    <w:p>
+      <w:r>
+        <w:rPr>
+          <w:b w:val="0"/>
+          <w:i w:val="0"/>
+        </w:rPr>
+        <w:t>Click any segment on either map to jump directly to that segment's page in the panel below.</w:t>
       </w:r>
     </w:p>
     <w:p>
@@ -17445,89 +19501,165 @@
       </w:pPr>
       <w:r>
         <w:rPr>
-          <w:b w:val="0"/>
-          <w:i/>
-        </w:rPr>
-        <w:t xml:space="preserve">[!IMPORTANT] Ticking any treatment checkbox automatically shows the </w:t>
-      </w:r>
-      <w:r>
-        <w:rPr>
           <w:b/>
           <w:i/>
         </w:rPr>
-        <w:t>live score preview</w:t>
+        <w:t>Linked map panels</w:t>
       </w:r>
       <w:r>
         <w:rPr>
           <w:b w:val="0"/>
           <w:i/>
         </w:rPr>
-        <w:t xml:space="preserve"> for the current segment in the Scores card — no toggle needed. The </w:t>
+        <w:t xml:space="preserve"> — toggling the visibility or layer state on one map panel automatically applies the same change to the other. Both maps always stay in sync so you are always comparing like with like.</w:t>
+      </w:r>
+    </w:p>
+    <w:p>
+      <w:pPr>
+        <w:pBdr>
+          <w:bottom w:val="single" w:sz="6" w:space="1" w:color="A0AEC0"/>
+        </w:pBdr>
+      </w:pPr>
+    </w:p>
+    <w:p>
+      <w:bookmarkStart w:id="0" w:name="f3_step_8_generate_ai_visualisations_of_"/>
+      <w:pPr>
+        <w:pStyle w:val="Heading3"/>
+      </w:pPr>
+      <w:bookmarkEnd w:id="0"/>
+      <w:r>
+        <w:rPr>
+          <w:b w:val="0"/>
+          <w:i w:val="0"/>
+        </w:rPr>
+        <w:t>Step 8: Generate AI visualisations of proposed improvements</w:t>
+      </w:r>
+    </w:p>
+    <w:p>
+      <w:r>
+        <w:rPr>
+          <w:b w:val="0"/>
+          <w:i w:val="0"/>
+        </w:rPr>
+        <w:t xml:space="preserve">The Treatment Options panel has </w:t>
       </w:r>
       <w:r>
         <w:rPr>
           <w:b/>
-          <w:i/>
-        </w:rPr>
-        <w:t>Show Pre-Treatment</w:t>
-      </w:r>
-      <w:r>
-        <w:rPr>
-          <w:b w:val="0"/>
-          <w:i/>
-        </w:rPr>
-        <w:t xml:space="preserve"> toggle (in the Attributes panel header, </w:t>
-      </w:r>
+          <w:i w:val="0"/>
+        </w:rPr>
+        <w:t>two separate buttons</w:t>
+      </w:r>
+      <w:r>
+        <w:rPr>
+          <w:b w:val="0"/>
+          <w:i w:val="0"/>
+        </w:rPr>
+        <w:t xml:space="preserve"> — one for the prompt and one for the image — so each can be copied independently and pasted into AI tools that accept text and image inputs separately (e.g. Gemini, ChatGPT, DALL·E):</w:t>
+      </w:r>
+    </w:p>
+    <w:p>
+      <w:pPr>
+        <w:pStyle w:val="ListBullet"/>
+      </w:pPr>
       <w:r>
         <w:rPr>
           <w:b/>
-          <w:i/>
-        </w:rPr>
-        <w:t>on by default</w:t>
-      </w:r>
-      <w:r>
-        <w:rPr>
-          <w:b w:val="0"/>
-          <w:i/>
-        </w:rPr>
-        <w:t>) lets you switch back to the original pre-treatment scores and attributes at any time; switch it off to see the post-treatment attribute values alongside the preview scores.</w:t>
-      </w:r>
-    </w:p>
-    <w:p>
-      <w:r>
-        <w:rPr>
-          <w:b w:val="0"/>
-          <w:i w:val="0"/>
-        </w:rPr>
-        <w:t xml:space="preserve">Tick any treatment checkbox to see the </w:t>
-      </w:r>
+          <w:i w:val="0"/>
+        </w:rPr>
+        <w:t>Copy prompt</w:t>
+      </w:r>
+      <w:r>
+        <w:rPr>
+          <w:b w:val="0"/>
+          <w:i w:val="0"/>
+        </w:rPr>
+        <w:t xml:space="preserve"> — copies a ready-to-use text prompt describing treatments in plain language. The prompt templates have been updated to produce clearer, more accurate visualisation instructions. This button has a dropdown with two options:</w:t>
+      </w:r>
+    </w:p>
+    <w:p>
+      <w:pPr>
+        <w:pStyle w:val="ListBullet2"/>
+      </w:pPr>
       <w:r>
         <w:rPr>
           <w:b/>
           <w:i w:val="0"/>
         </w:rPr>
-        <w:t>live score preview</w:t>
-      </w:r>
-      <w:r>
-        <w:rPr>
-          <w:b w:val="0"/>
-          <w:i w:val="0"/>
-        </w:rPr>
-        <w:t xml:space="preserve"> for the current segment. The scores update automatically as you change your selection — you do not need to click Apply. To also see which attribute values would change, switch off </w:t>
+        <w:t>Copy Applied</w:t>
+      </w:r>
+      <w:r>
+        <w:rPr>
+          <w:b w:val="0"/>
+          <w:i w:val="0"/>
+        </w:rPr>
+        <w:t xml:space="preserve"> — copies a prompt based on the treatments already </w:t>
       </w:r>
       <w:r>
         <w:rPr>
           <w:b/>
           <w:i w:val="0"/>
         </w:rPr>
-        <w:t>Show Pre-Treatment</w:t>
-      </w:r>
-      <w:r>
-        <w:rPr>
-          <w:b w:val="0"/>
-          <w:i w:val="0"/>
-        </w:rPr>
-        <w:t>.</w:t>
+        <w:t>applied and saved</w:t>
+      </w:r>
+      <w:r>
+        <w:rPr>
+          <w:b w:val="0"/>
+          <w:i w:val="0"/>
+        </w:rPr>
+        <w:t xml:space="preserve"> for this segment.</w:t>
+      </w:r>
+    </w:p>
+    <w:p>
+      <w:pPr>
+        <w:pStyle w:val="ListBullet2"/>
+      </w:pPr>
+      <w:r>
+        <w:rPr>
+          <w:b/>
+          <w:i w:val="0"/>
+        </w:rPr>
+        <w:t>Copy Selected</w:t>
+      </w:r>
+      <w:r>
+        <w:rPr>
+          <w:b w:val="0"/>
+          <w:i w:val="0"/>
+        </w:rPr>
+        <w:t xml:space="preserve"> — copies a prompt based on the treatments currently </w:t>
+      </w:r>
+      <w:r>
+        <w:rPr>
+          <w:b/>
+          <w:i w:val="0"/>
+        </w:rPr>
+        <w:t>ticked/selected</w:t>
+      </w:r>
+      <w:r>
+        <w:rPr>
+          <w:b w:val="0"/>
+          <w:i w:val="0"/>
+        </w:rPr>
+        <w:t xml:space="preserve"> in the panel (even if not yet applied).</w:t>
+      </w:r>
+    </w:p>
+    <w:p>
+      <w:pPr>
+        <w:pStyle w:val="ListBullet"/>
+      </w:pPr>
+      <w:r>
+        <w:rPr>
+          <w:b/>
+          <w:i w:val="0"/>
+        </w:rPr>
+        <w:t>Copy image</w:t>
+      </w:r>
+      <w:r>
+        <w:rPr>
+          <w:b w:val="0"/>
+          <w:i w:val="0"/>
+        </w:rPr>
+        <w:t xml:space="preserve"> — copies the current segment photograph directly to your clipboard as a standalone action. Paste it into the AI tool separately from the prompt so the tool has the actual scene to work from.</w:t>
       </w:r>
     </w:p>
     <w:p>
@@ -17539,23 +19671,809 @@
       </w:pPr>
       <w:r>
         <w:rPr>
+          <w:b w:val="0"/>
+          <w:i/>
+        </w:rPr>
+        <w:t>Prompt and image are copied separately because pasting both simultaneously into tools like Gemini is not supported — copy the prompt first, paste it, then copy and attach the image.</w:t>
+      </w:r>
+    </w:p>
+    <w:p>
+      <w:r>
+        <w:rPr>
+          <w:b w:val="0"/>
+          <w:i w:val="0"/>
+        </w:rPr>
+        <w:t>User can copy and paste back the AI generated picture back as Post-Treatment Artistic Impression.</w:t>
+      </w:r>
+    </w:p>
+    <w:p>
+      <w:pPr>
+        <w:pBdr>
+          <w:bottom w:val="single" w:sz="6" w:space="1" w:color="A0AEC0"/>
+        </w:pBdr>
+      </w:pPr>
+    </w:p>
+    <w:p>
+      <w:bookmarkStart w:id="0" w:name="f3_step_9_review_the_overall_treatment_a"/>
+      <w:pPr>
+        <w:pStyle w:val="Heading3"/>
+      </w:pPr>
+      <w:bookmarkEnd w:id="0"/>
+      <w:r>
+        <w:rPr>
+          <w:b w:val="0"/>
+          <w:i w:val="0"/>
+        </w:rPr>
+        <w:t>Step 9: Review the Overall Treatment Analysis</w:t>
+      </w:r>
+    </w:p>
+    <w:p>
+      <w:r>
+        <w:rPr>
+          <w:b w:val="0"/>
+          <w:i w:val="0"/>
+        </w:rPr>
+        <w:t xml:space="preserve">Scroll to the bottom of the page to see the </w:t>
+      </w:r>
+      <w:r>
+        <w:rPr>
+          <w:b/>
+          <w:i w:val="0"/>
+        </w:rPr>
+        <w:t>Overall Treatment Analysis</w:t>
+      </w:r>
+      <w:r>
+        <w:rPr>
+          <w:b w:val="0"/>
+          <w:i w:val="0"/>
+        </w:rPr>
+        <w:t xml:space="preserve"> section. It shows two rows of five pie charts each — one row for </w:t>
+      </w:r>
+      <w:r>
+        <w:rPr>
+          <w:b/>
+          <w:i w:val="0"/>
+        </w:rPr>
+        <w:t>Before Treatment</w:t>
+      </w:r>
+      <w:r>
+        <w:rPr>
+          <w:b w:val="0"/>
+          <w:i w:val="0"/>
+        </w:rPr>
+        <w:t xml:space="preserve"> and one for </w:t>
+      </w:r>
+      <w:r>
+        <w:rPr>
+          <w:b/>
+          <w:i w:val="0"/>
+        </w:rPr>
+        <w:t>After Treatment</w:t>
+      </w:r>
+      <w:r>
+        <w:rPr>
+          <w:b w:val="0"/>
+          <w:i w:val="0"/>
+        </w:rPr>
+        <w:t>:</w:t>
+      </w:r>
+    </w:p>
+    <w:p>
+      <w:pPr>
+        <w:pStyle w:val="ListBullet"/>
+      </w:pPr>
+      <w:r>
+        <w:rPr>
+          <w:b w:val="0"/>
+          <w:i w:val="0"/>
+        </w:rPr>
+        <w:t xml:space="preserve">Each pie chart covers one crash type: </w:t>
+      </w:r>
+      <w:r>
+        <w:rPr>
+          <w:b/>
+          <w:i w:val="0"/>
+        </w:rPr>
+        <w:t>Overall</w:t>
+      </w:r>
+      <w:r>
+        <w:rPr>
+          <w:b w:val="0"/>
+          <w:i w:val="0"/>
+        </w:rPr>
+        <w:t xml:space="preserve">, </w:t>
+      </w:r>
+      <w:r>
+        <w:rPr>
+          <w:b/>
+          <w:i w:val="0"/>
+        </w:rPr>
+        <w:t>Vehicle-Bicycle (VB)</w:t>
+      </w:r>
+      <w:r>
+        <w:rPr>
+          <w:b w:val="0"/>
+          <w:i w:val="0"/>
+        </w:rPr>
+        <w:t xml:space="preserve">, </w:t>
+      </w:r>
+      <w:r>
+        <w:rPr>
+          <w:b/>
+          <w:i w:val="0"/>
+        </w:rPr>
+        <w:t>Bicycle-Pedestrian (BP)</w:t>
+      </w:r>
+      <w:r>
+        <w:rPr>
+          <w:b w:val="0"/>
+          <w:i w:val="0"/>
+        </w:rPr>
+        <w:t xml:space="preserve">, </w:t>
+      </w:r>
+      <w:r>
+        <w:rPr>
+          <w:b/>
+          <w:i w:val="0"/>
+        </w:rPr>
+        <w:t>Single-Bicycle (SB)</w:t>
+      </w:r>
+      <w:r>
+        <w:rPr>
+          <w:b w:val="0"/>
+          <w:i w:val="0"/>
+        </w:rPr>
+        <w:t xml:space="preserve">, and </w:t>
+      </w:r>
+      <w:r>
+        <w:rPr>
+          <w:b/>
+          <w:i w:val="0"/>
+        </w:rPr>
+        <w:t>Bicycle-Bicycle (BB)</w:t>
+      </w:r>
+      <w:r>
+        <w:rPr>
+          <w:b w:val="0"/>
+          <w:i w:val="0"/>
+        </w:rPr>
+        <w:t>.</w:t>
+      </w:r>
+    </w:p>
+    <w:p>
+      <w:pPr>
+        <w:pStyle w:val="ListBullet"/>
+      </w:pPr>
+      <w:r>
+        <w:rPr>
+          <w:b w:val="0"/>
+          <w:i w:val="0"/>
+        </w:rPr>
+        <w:t>Each chart shows how the segments in the loaded project are distributed across the four risk bands (Low, Medium, High, Extreme).</w:t>
+      </w:r>
+    </w:p>
+    <w:p>
+      <w:pPr>
+        <w:pStyle w:val="ListBullet"/>
+      </w:pPr>
+      <w:r>
+        <w:rPr>
+          <w:b w:val="0"/>
+          <w:i w:val="0"/>
+        </w:rPr>
+        <w:t>The After Treatment row updates as you apply treatments, so you can see the project-wide impact of all your decisions at a glance.</w:t>
+      </w:r>
+    </w:p>
+    <w:p>
+      <w:r>
+        <w:rPr>
+          <w:b w:val="0"/>
+          <w:i w:val="0"/>
+        </w:rPr>
+        <w:t>Use these charts to get a quick sense of whether the treatments you have applied make a meaningful difference at the project level, not just for individual segments.</w:t>
+      </w:r>
+    </w:p>
+    <w:p>
+      <w:pPr/>
+      <w:r>
+        <w:rPr>
           <w:b/>
           <w:i/>
         </w:rPr>
-        <w:t>Note:</w:t>
+        <w:t>v2 layout:</w:t>
       </w:r>
       <w:r>
         <w:rPr>
           <w:b w:val="0"/>
           <w:i/>
         </w:rPr>
-        <w:t xml:space="preserve"> Selecting treatments only previews the effect — nothing is saved until you click </w:t>
+        <w:t xml:space="preserve"> This section is shown as </w:t>
       </w:r>
       <w:r>
         <w:rPr>
           <w:b/>
           <w:i/>
         </w:rPr>
+        <w:t>Before/After “Overall Risk Level” cards</w:t>
+      </w:r>
+      <w:r>
+        <w:rPr>
+          <w:b w:val="0"/>
+          <w:i/>
+        </w:rPr>
+        <w:t xml:space="preserve"> — stacked horizontal risk-band bars per crash type, with the same hover detail (count and percentage) as the equivalent Path Analysis and Coding charts — instead of pie charts. The underlying data and per-tab (All Projects / specific project) behaviour is identical.</w:t>
+      </w:r>
+    </w:p>
+    <w:p>
+      <w:pPr>
+        <w:pBdr>
+          <w:bottom w:val="single" w:sz="6" w:space="1" w:color="A0AEC0"/>
+        </w:pBdr>
+      </w:pPr>
+    </w:p>
+    <w:p>
+      <w:bookmarkStart w:id="0" w:name="f3_tips_and_common_workflows"/>
+      <w:pPr>
+        <w:pStyle w:val="Heading3"/>
+      </w:pPr>
+      <w:bookmarkEnd w:id="0"/>
+      <w:r>
+        <w:rPr>
+          <w:b w:val="0"/>
+          <w:i w:val="0"/>
+        </w:rPr>
+        <w:t>Tips and common workflows</w:t>
+      </w:r>
+    </w:p>
+    <w:p>
+      <w:pPr>
+        <w:pStyle w:val="ListBullet"/>
+      </w:pPr>
+      <w:r>
+        <w:rPr>
+          <w:b/>
+          <w:i w:val="0"/>
+        </w:rPr>
+        <w:t>Pre and Post tagging</w:t>
+      </w:r>
+      <w:r>
+        <w:rPr>
+          <w:b w:val="0"/>
+          <w:i w:val="0"/>
+        </w:rPr>
+        <w:t xml:space="preserve"> — if you are working with a before-and-after survey pair, tag one project </w:t>
+      </w:r>
+      <w:r>
+        <w:rPr>
+          <w:rFonts w:ascii="Consolas" w:hAnsi="Consolas"/>
+          <w:b w:val="0"/>
+          <w:i w:val="0"/>
+        </w:rPr>
+        <w:t>Pre</w:t>
+      </w:r>
+      <w:r>
+        <w:rPr>
+          <w:b w:val="0"/>
+          <w:i w:val="0"/>
+        </w:rPr>
+        <w:t xml:space="preserve"> and the other </w:t>
+      </w:r>
+      <w:r>
+        <w:rPr>
+          <w:rFonts w:ascii="Consolas" w:hAnsi="Consolas"/>
+          <w:b w:val="0"/>
+          <w:i w:val="0"/>
+        </w:rPr>
+        <w:t>Post</w:t>
+      </w:r>
+      <w:r>
+        <w:rPr>
+          <w:b w:val="0"/>
+          <w:i w:val="0"/>
+        </w:rPr>
+        <w:t>, then load both together. You can then compare the actual post-treatment survey against PSAT's predicted improvement.</w:t>
+      </w:r>
+    </w:p>
+    <w:p>
+      <w:pPr>
+        <w:pStyle w:val="ListBullet"/>
+      </w:pPr>
+      <w:r>
+        <w:rPr>
+          <w:b/>
+          <w:i w:val="0"/>
+        </w:rPr>
+        <w:t>Applying a single improvement across a whole project</w:t>
+      </w:r>
+      <w:r>
+        <w:rPr>
+          <w:b w:val="0"/>
+          <w:i w:val="0"/>
+        </w:rPr>
+        <w:t xml:space="preserve"> — switch to </w:t>
+      </w:r>
+      <w:r>
+        <w:rPr>
+          <w:b/>
+          <w:i w:val="0"/>
+        </w:rPr>
+        <w:t>By Treatment</w:t>
+      </w:r>
+      <w:r>
+        <w:rPr>
+          <w:b w:val="0"/>
+          <w:i w:val="0"/>
+        </w:rPr>
+        <w:t xml:space="preserve"> view, find the treatment you want, tick it, then click Apply. The confirmation dialog will list all eligible segments; confirm to apply in bulk.</w:t>
+      </w:r>
+    </w:p>
+    <w:p>
+      <w:pPr>
+        <w:pStyle w:val="ListBullet"/>
+      </w:pPr>
+      <w:r>
+        <w:rPr>
+          <w:b/>
+          <w:i w:val="0"/>
+        </w:rPr>
+        <w:t>Undoing all changes</w:t>
+      </w:r>
+      <w:r>
+        <w:rPr>
+          <w:b w:val="0"/>
+          <w:i w:val="0"/>
+        </w:rPr>
+        <w:t xml:space="preserve"> — if you want to start fresh, navigate to each segment that has been treated and click Reset to remove treatments one segment at a time</w:t>
+      </w:r>
+      <w:r>
+        <w:rPr>
+          <w:b w:val="0"/>
+          <w:i w:val="0"/>
+        </w:rPr>
+        <w:t xml:space="preserve">, or use the on-canvas </w:t>
+      </w:r>
+      <w:r>
+        <w:rPr>
+          <w:b/>
+          <w:i w:val="0"/>
+        </w:rPr>
+        <w:t>Reset All</w:t>
+      </w:r>
+      <w:r>
+        <w:rPr>
+          <w:b w:val="0"/>
+          <w:i w:val="0"/>
+        </w:rPr>
+        <w:t xml:space="preserve"> button (v2) / sidebar </w:t>
+      </w:r>
+      <w:r>
+        <w:rPr>
+          <w:b/>
+          <w:i w:val="0"/>
+        </w:rPr>
+        <w:t>Reset All</w:t>
+      </w:r>
+      <w:r>
+        <w:rPr>
+          <w:b w:val="0"/>
+          <w:i w:val="0"/>
+        </w:rPr>
+        <w:t xml:space="preserve"> (v1) to reset every applied treatment across the loaded project(s) in one action.</w:t>
+      </w:r>
+    </w:p>
+    <w:p>
+      <w:pPr>
+        <w:pStyle w:val="ListBullet"/>
+      </w:pPr>
+      <w:r>
+        <w:rPr>
+          <w:b/>
+          <w:i w:val="0"/>
+        </w:rPr>
+        <w:t>Checking what was already applied</w:t>
+      </w:r>
+      <w:r>
+        <w:rPr>
+          <w:b w:val="0"/>
+          <w:i w:val="0"/>
+        </w:rPr>
+        <w:t xml:space="preserve"> — treatments that have already been saved for the current segment are shown with a </w:t>
+      </w:r>
+      <w:r>
+        <w:rPr>
+          <w:b/>
+          <w:i w:val="0"/>
+        </w:rPr>
+        <w:t>green background</w:t>
+      </w:r>
+      <w:r>
+        <w:rPr>
+          <w:b w:val="0"/>
+          <w:i w:val="0"/>
+        </w:rPr>
+        <w:t xml:space="preserve"> in the Treatment Options panel, so you can see at a glance what is already in place.</w:t>
+      </w:r>
+    </w:p>
+    <w:p>
+      <w:pPr>
+        <w:pBdr>
+          <w:bottom w:val="single" w:sz="6" w:space="1" w:color="A0AEC0"/>
+        </w:pBdr>
+      </w:pPr>
+    </w:p>
+    <w:p>
+      <w:pPr>
+        <w:pBdr>
+          <w:bottom w:val="single" w:sz="6" w:space="1" w:color="A0AEC0"/>
+        </w:pBdr>
+      </w:pPr>
+    </w:p>
+    <w:p>
+      <w:bookmarkStart w:id="0" w:name="f3_410_ai_score_preview__before__after_t"/>
+      <w:pPr>
+        <w:pStyle w:val="Heading3"/>
+      </w:pPr>
+      <w:bookmarkEnd w:id="0"/>
+      <w:r>
+        <w:rPr>
+          <w:b w:val="0"/>
+          <w:i w:val="0"/>
+        </w:rPr>
+        <w:t>4.10 AI Score Preview — Before &amp; After Treatment</w:t>
+      </w:r>
+    </w:p>
+    <w:p>
+      <w:r>
+        <w:rPr>
+          <w:b w:val="0"/>
+          <w:i w:val="0"/>
+        </w:rPr>
+        <w:t xml:space="preserve">When you select treatments in the Treatment Options panel, PSAT calculates a </w:t>
+      </w:r>
+      <w:r>
+        <w:rPr>
+          <w:b/>
+          <w:i w:val="0"/>
+        </w:rPr>
+        <w:t>predicted score</w:t>
+      </w:r>
+      <w:r>
+        <w:rPr>
+          <w:b w:val="0"/>
+          <w:i w:val="0"/>
+        </w:rPr>
+        <w:t xml:space="preserve"> for the current segment in real time. This before/after comparison lets you evaluate the safety impact of a treatment before committing to it.</w:t>
+      </w:r>
+    </w:p>
+    <w:p>
+      <w:bookmarkStart w:id="0" w:name="f3_how_the_before__after_comparison_work"/>
+      <w:pPr>
+        <w:pStyle w:val="Heading4"/>
+      </w:pPr>
+      <w:bookmarkEnd w:id="0"/>
+      <w:r>
+        <w:rPr>
+          <w:b w:val="0"/>
+          <w:i w:val="0"/>
+        </w:rPr>
+        <w:t>How the Before / After Comparison Works</w:t>
+      </w:r>
+    </w:p>
+    <w:p>
+      <w:pPr>
+        <w:pStyle w:val="ListNumber"/>
+      </w:pPr>
+      <w:r>
+        <w:rPr>
+          <w:b/>
+          <w:i w:val="0"/>
+        </w:rPr>
+        <w:t>Before score</w:t>
+      </w:r>
+      <w:r>
+        <w:rPr>
+          <w:b w:val="0"/>
+          <w:i w:val="0"/>
+        </w:rPr>
+        <w:t xml:space="preserve"> — the original crash type scores (BB, BP, SB, VB, Risk Score) computed from the coded attributes.</w:t>
+      </w:r>
+    </w:p>
+    <w:p>
+      <w:pPr>
+        <w:pStyle w:val="ListNumber"/>
+      </w:pPr>
+      <w:r>
+        <w:rPr>
+          <w:b/>
+          <w:i w:val="0"/>
+        </w:rPr>
+        <w:t>Treatment selected</w:t>
+      </w:r>
+      <w:r>
+        <w:rPr>
+          <w:b w:val="0"/>
+          <w:i w:val="0"/>
+        </w:rPr>
+        <w:t xml:space="preserve"> — ticking a treatment checkbox immediately previews the effect on the current segment's scores.</w:t>
+      </w:r>
+    </w:p>
+    <w:p>
+      <w:pPr>
+        <w:pStyle w:val="ListNumber"/>
+      </w:pPr>
+      <w:r>
+        <w:rPr>
+          <w:b/>
+          <w:i w:val="0"/>
+        </w:rPr>
+        <w:t>After score</w:t>
+      </w:r>
+      <w:r>
+        <w:rPr>
+          <w:b w:val="0"/>
+          <w:i w:val="0"/>
+        </w:rPr>
+        <w:t xml:space="preserve"> — PSAT re-runs the CycleRAP scoring formula with the updated attribute values to produce a predicted post-treatment score.</w:t>
+      </w:r>
+    </w:p>
+    <w:p>
+      <w:r>
+        <w:rPr>
+          <w:b w:val="0"/>
+          <w:i w:val="0"/>
+        </w:rPr>
+        <w:t xml:space="preserve">The difference (reduction) is shown as a </w:t>
+      </w:r>
+      <w:r>
+        <w:rPr>
+          <w:b/>
+          <w:i w:val="0"/>
+        </w:rPr>
+        <w:t>↓ value</w:t>
+      </w:r>
+      <w:r>
+        <w:rPr>
+          <w:b w:val="0"/>
+          <w:i w:val="0"/>
+        </w:rPr>
+        <w:t xml:space="preserve"> beneath each crash type score card. A green indicator confirms improvement; no arrow means the treatment did not affect that crash type.</w:t>
+      </w:r>
+    </w:p>
+    <w:p>
+      <w:bookmarkStart w:id="0" w:name="f3_reading_the_score_cards"/>
+      <w:pPr>
+        <w:pStyle w:val="Heading4"/>
+      </w:pPr>
+      <w:bookmarkEnd w:id="0"/>
+      <w:r>
+        <w:rPr>
+          <w:b w:val="0"/>
+          <w:i w:val="0"/>
+        </w:rPr>
+        <w:t>Reading the Score Cards</w:t>
+      </w:r>
+    </w:p>
+    <w:p>
+      <w:r>
+        <w:rPr>
+          <w:b w:val="0"/>
+          <w:i w:val="0"/>
+        </w:rPr>
+        <w:t>When treatments are selected:</w:t>
+      </w:r>
+    </w:p>
+    <w:p>
+      <w:pPr>
+        <w:pStyle w:val="ListBullet"/>
+      </w:pPr>
+      <w:r>
+        <w:rPr>
+          <w:b w:val="0"/>
+          <w:i w:val="0"/>
+        </w:rPr>
+        <w:t xml:space="preserve">Each card shows the </w:t>
+      </w:r>
+      <w:r>
+        <w:rPr>
+          <w:b/>
+          <w:i w:val="0"/>
+        </w:rPr>
+        <w:t>post-treatment score</w:t>
+      </w:r>
+      <w:r>
+        <w:rPr>
+          <w:b w:val="0"/>
+          <w:i w:val="0"/>
+        </w:rPr>
+        <w:t xml:space="preserve"> in large text.</w:t>
+      </w:r>
+    </w:p>
+    <w:p>
+      <w:pPr>
+        <w:pStyle w:val="ListBullet"/>
+      </w:pPr>
+      <w:r>
+        <w:rPr>
+          <w:b w:val="0"/>
+          <w:i w:val="0"/>
+        </w:rPr>
+        <w:t xml:space="preserve">A </w:t>
+      </w:r>
+      <w:r>
+        <w:rPr>
+          <w:b/>
+          <w:i w:val="0"/>
+        </w:rPr>
+        <w:t>↓ X.XX</w:t>
+      </w:r>
+      <w:r>
+        <w:rPr>
+          <w:b w:val="0"/>
+          <w:i w:val="0"/>
+        </w:rPr>
+        <w:t xml:space="preserve"> delta beneath it shows how much the score decreased.</w:t>
+      </w:r>
+    </w:p>
+    <w:p>
+      <w:pPr>
+        <w:pStyle w:val="ListBullet"/>
+      </w:pPr>
+      <w:r>
+        <w:rPr>
+          <w:b w:val="0"/>
+          <w:i w:val="0"/>
+        </w:rPr>
+        <w:t xml:space="preserve">The card background colour reflects the </w:t>
+      </w:r>
+      <w:r>
+        <w:rPr>
+          <w:b/>
+          <w:i w:val="0"/>
+        </w:rPr>
+        <w:t>post-treatment band</w:t>
+      </w:r>
+      <w:r>
+        <w:rPr>
+          <w:b w:val="0"/>
+          <w:i w:val="0"/>
+        </w:rPr>
+        <w:t xml:space="preserve"> — if a treatment moved a segment from High to Medium, the card will show the Medium (yellow/orange) colour.</w:t>
+      </w:r>
+    </w:p>
+    <w:p>
+      <w:bookmarkStart w:id="0" w:name="f3_previewing_before_you_apply"/>
+      <w:pPr>
+        <w:pStyle w:val="Heading4"/>
+      </w:pPr>
+      <w:bookmarkEnd w:id="0"/>
+      <w:r>
+        <w:rPr>
+          <w:b w:val="0"/>
+          <w:i w:val="0"/>
+        </w:rPr>
+        <w:t>Previewing Before You Apply</w:t>
+      </w:r>
+    </w:p>
+    <w:p>
+      <w:pPr>
+        <w:ind w:left="432"/>
+        <w:pBdr>
+          <w:left w:val="single" w:sz="12" w:space="4" w:color="CBD5E0"/>
+        </w:pBdr>
+      </w:pPr>
+      <w:r>
+        <w:rPr>
+          <w:b w:val="0"/>
+          <w:i/>
+        </w:rPr>
+        <w:t xml:space="preserve">[!IMPORTANT] Ticking any treatment checkbox automatically shows the </w:t>
+      </w:r>
+      <w:r>
+        <w:rPr>
+          <w:b/>
+          <w:i/>
+        </w:rPr>
+        <w:t>live score preview</w:t>
+      </w:r>
+      <w:r>
+        <w:rPr>
+          <w:b w:val="0"/>
+          <w:i/>
+        </w:rPr>
+        <w:t xml:space="preserve"> for the current segment in the Scores card — no toggle needed. The </w:t>
+      </w:r>
+      <w:r>
+        <w:rPr>
+          <w:b/>
+          <w:i/>
+        </w:rPr>
+        <w:t>Show Pre-Treatment</w:t>
+      </w:r>
+      <w:r>
+        <w:rPr>
+          <w:b w:val="0"/>
+          <w:i/>
+        </w:rPr>
+        <w:t xml:space="preserve"> toggle (in the Attributes panel header, </w:t>
+      </w:r>
+      <w:r>
+        <w:rPr>
+          <w:b/>
+          <w:i/>
+        </w:rPr>
+        <w:t>on by default</w:t>
+      </w:r>
+      <w:r>
+        <w:rPr>
+          <w:b w:val="0"/>
+          <w:i/>
+        </w:rPr>
+        <w:t>) lets you switch back to the original pre-treatment scores and attributes at any time; switch it off to see the post-treatment attribute values alongside the preview scores.</w:t>
+      </w:r>
+    </w:p>
+    <w:p>
+      <w:r>
+        <w:rPr>
+          <w:b w:val="0"/>
+          <w:i w:val="0"/>
+        </w:rPr>
+        <w:t xml:space="preserve">Tick any treatment checkbox to see the </w:t>
+      </w:r>
+      <w:r>
+        <w:rPr>
+          <w:b/>
+          <w:i w:val="0"/>
+        </w:rPr>
+        <w:t>live score preview</w:t>
+      </w:r>
+      <w:r>
+        <w:rPr>
+          <w:b w:val="0"/>
+          <w:i w:val="0"/>
+        </w:rPr>
+        <w:t xml:space="preserve"> for the current segment. The scores update automatically as you change your selection — you do not need to click Apply. To also see which attribute values would change, switch off </w:t>
+      </w:r>
+      <w:r>
+        <w:rPr>
+          <w:b/>
+          <w:i w:val="0"/>
+        </w:rPr>
+        <w:t>Show Pre-Treatment</w:t>
+      </w:r>
+      <w:r>
+        <w:rPr>
+          <w:b w:val="0"/>
+          <w:i w:val="0"/>
+        </w:rPr>
+        <w:t>.</w:t>
+      </w:r>
+    </w:p>
+    <w:p>
+      <w:pPr>
+        <w:ind w:left="432"/>
+        <w:pBdr>
+          <w:left w:val="single" w:sz="12" w:space="4" w:color="CBD5E0"/>
+        </w:pBdr>
+      </w:pPr>
+      <w:r>
+        <w:rPr>
+          <w:b/>
+          <w:i/>
+        </w:rPr>
+        <w:t>Note:</w:t>
+      </w:r>
+      <w:r>
+        <w:rPr>
+          <w:b w:val="0"/>
+          <w:i/>
+        </w:rPr>
+        <w:t xml:space="preserve"> Selecting treatments only previews the effect — nothing is saved until you click </w:t>
+      </w:r>
+      <w:r>
+        <w:rPr>
+          <w:b/>
+          <w:i/>
+        </w:rPr>
         <w:t>Apply</w:t>
       </w:r>
       <w:r>
@@ -17643,6 +20561,37 @@
           <w:i w:val="0"/>
         </w:rPr>
         <w:t xml:space="preserve"> on the Path Analysis or Treatment page.</w:t>
+      </w:r>
+    </w:p>
+    <w:p>
+      <w:pPr/>
+      <w:r>
+        <w:rPr>
+          <w:b/>
+          <w:i/>
+        </w:rPr>
+        <w:t>v2 status:</w:t>
+      </w:r>
+      <w:r>
+        <w:rPr>
+          <w:b w:val="0"/>
+          <w:i/>
+        </w:rPr>
+        <w:t xml:space="preserve"> Unlike the Home, Coding, Path Analysis, and Treatment Application pages, the Report Builder (and the Generated Reports page) has </w:t>
+      </w:r>
+      <w:r>
+        <w:rPr>
+          <w:b/>
+          <w:i/>
+        </w:rPr>
+        <w:t>not</w:t>
+      </w:r>
+      <w:r>
+        <w:rPr>
+          <w:b w:val="0"/>
+          <w:i/>
+        </w:rPr>
+        <w:t xml:space="preserve"> been fully redesigned for v2 — it only picks up small visual touch-ups (rounded corners, teal accent buttons) when v2 is active. The panel layout, toolbar, and workflow described below are the same in both v1 and v2. A full v2 redesign of this page is planned but not yet scheduled.</w:t>
       </w:r>
     </w:p>
     <w:p>
@@ -19834,139 +22783,85 @@
       </w:r>
     </w:p>
     <w:p>
+      <w:pPr/>
       <w:r>
         <w:rPr>
           <w:b/>
           <w:i w:val="0"/>
         </w:rPr>
-        <w:t>Pasting AI-generated after images:</w:t>
-      </w:r>
-    </w:p>
-    <w:p>
-      <w:r>
-        <w:rPr>
-          <w:b w:val="0"/>
-          <w:i w:val="0"/>
-        </w:rPr>
-        <w:t xml:space="preserve">For each top-risk segment, the survey photo is shown as the </w:t>
-      </w:r>
-      <w:r>
-        <w:rPr>
-          <w:b w:val="0"/>
-          <w:i/>
-        </w:rPr>
-        <w:t>before</w:t>
-      </w:r>
-      <w:r>
-        <w:rPr>
-          <w:b w:val="0"/>
-          <w:i w:val="0"/>
-        </w:rPr>
-        <w:t xml:space="preserve"> image. To add an AI-generated </w:t>
-      </w:r>
-      <w:r>
-        <w:rPr>
-          <w:b w:val="0"/>
-          <w:i/>
-        </w:rPr>
-        <w:t>after</w:t>
-      </w:r>
-      <w:r>
-        <w:rPr>
-          <w:b w:val="0"/>
-          <w:i w:val="0"/>
-        </w:rPr>
-        <w:t xml:space="preserve"> image:</w:t>
-      </w:r>
-    </w:p>
-    <w:p>
-      <w:pPr>
-        <w:pStyle w:val="ListNumber"/>
-      </w:pPr>
-      <w:r>
-        <w:rPr>
-          <w:b w:val="0"/>
-          <w:i w:val="0"/>
-        </w:rPr>
-        <w:t xml:space="preserve">In the </w:t>
-      </w:r>
+        <w:t>Adding a post-treatment image:</w:t>
+      </w:r>
+    </w:p>
+    <w:p>
+      <w:pPr/>
+      <w:r>
+        <w:rPr>
+          <w:b w:val="0"/>
+          <w:i w:val="0"/>
+        </w:rPr>
+        <w:t>Each top-risk segment shows the survey photo as the before image, with a post-treatment image area alongside it — this appears for every segment, whether or not a treatment has actually been recorded for it. There are two ways to add the after photo:</w:t>
+      </w:r>
+    </w:p>
+    <w:p>
+      <w:pPr>
+        <w:pStyle w:val="ListBullet"/>
+      </w:pPr>
       <w:r>
         <w:rPr>
           <w:b/>
           <w:i w:val="0"/>
         </w:rPr>
-        <w:t>Treatment Page</w:t>
-      </w:r>
-      <w:r>
-        <w:rPr>
-          <w:b w:val="0"/>
-          <w:i w:val="0"/>
-        </w:rPr>
-        <w:t xml:space="preserve">, use the </w:t>
-      </w:r>
+        <w:t>Upload Treatment Image</w:t>
+      </w:r>
+      <w:r>
+        <w:rPr>
+          <w:b w:val="0"/>
+          <w:i w:val="0"/>
+        </w:rPr>
+        <w:t xml:space="preserve"> — click the button under the post-treatment panel to pick an image file directly from your computer. This is the quickest option if you already have a photo (e.g. from a completed on-site treatment).</w:t>
+      </w:r>
+    </w:p>
+    <w:p>
+      <w:pPr>
+        <w:pStyle w:val="ListBullet"/>
+      </w:pPr>
       <w:r>
         <w:rPr>
           <w:b/>
           <w:i w:val="0"/>
         </w:rPr>
-        <w:t>AI Prompt</w:t>
-      </w:r>
-      <w:r>
-        <w:rPr>
-          <w:b w:val="0"/>
-          <w:i w:val="0"/>
-        </w:rPr>
-        <w:t xml:space="preserve"> feature to generate an after-treatment visualisation.</w:t>
-      </w:r>
-    </w:p>
-    <w:p>
-      <w:pPr>
-        <w:pStyle w:val="ListNumber"/>
-      </w:pPr>
-      <w:r>
-        <w:rPr>
-          <w:b w:val="0"/>
-          <w:i w:val="0"/>
-        </w:rPr>
-        <w:t>Copy the AI-generated image to your clipboard.</w:t>
-      </w:r>
-    </w:p>
-    <w:p>
-      <w:pPr>
-        <w:pStyle w:val="ListNumber"/>
-      </w:pPr>
-      <w:r>
-        <w:rPr>
-          <w:b w:val="0"/>
-          <w:i w:val="0"/>
-        </w:rPr>
-        <w:t>In the Report Builder, click the image area of the relevant segment.</w:t>
-      </w:r>
-    </w:p>
-    <w:p>
-      <w:pPr>
-        <w:pStyle w:val="ListNumber"/>
-      </w:pPr>
-      <w:r>
-        <w:rPr>
-          <w:b w:val="0"/>
-          <w:i w:val="0"/>
-        </w:rPr>
-        <w:t xml:space="preserve">Press </w:t>
+        <w:t>Paste an AI-generated image</w:t>
+      </w:r>
+      <w:r>
+        <w:rPr>
+          <w:b w:val="0"/>
+          <w:i w:val="0"/>
+        </w:rPr>
+        <w:t xml:space="preserve"> — in the Treatment Page, use the AI Prompt feature to generate an after-treatment visualisation, copy the image to your clipboard, then click the image area of the relevant segment in the Report Builder and press Ctrl+V to paste.</w:t>
+      </w:r>
+    </w:p>
+    <w:p>
+      <w:pPr/>
+      <w:r>
+        <w:rPr>
+          <w:b w:val="0"/>
+          <w:i w:val="0"/>
+        </w:rPr>
+        <w:t xml:space="preserve">If a segment already has a post-treatment image, click </w:t>
       </w:r>
       <w:r>
         <w:rPr>
           <w:b/>
           <w:i w:val="0"/>
         </w:rPr>
-        <w:t>Ctrl+V</w:t>
-      </w:r>
-      <w:r>
-        <w:rPr>
-          <w:b w:val="0"/>
-          <w:i w:val="0"/>
-        </w:rPr>
-        <w:t xml:space="preserve"> to paste — the AI image replaces the survey photo for that segment in the export.</w:t>
+        <w:t>Change Image</w:t>
+      </w:r>
+      <w:r>
+        <w:rPr>
+          <w:b w:val="0"/>
+          <w:i w:val="0"/>
+        </w:rPr>
+        <w:t xml:space="preserve"> to replace it — the new image appears immediately, both in the Report Builder preview and on the Treatment Application page for that segment.</w:t>
       </w:r>
     </w:p>
     <w:p>

--- a/USER_GUIDE_(UPDATED)V4.docx
+++ b/USER_GUIDE_(UPDATED)V4.docx
@@ -9927,19 +9927,42 @@
       </w:r>
     </w:p>
     <w:p>
-      <w:r>
-        <w:rPr>
-          <w:b w:val="0"/>
-          <w:i w:val="0"/>
-        </w:rPr>
-        <w:t>!</w:t>
-      </w:r>
-      <w:r>
-        <w:rPr>
-          <w:b w:val="0"/>
-          <w:i w:val="0"/>
-        </w:rPr>
-        <w:t>5m buffer zone diagram</w:t>
+      <w:pPr>
+        <w:jc w:val="center"/>
+      </w:pPr>
+      <w:r>
+        <w:drawing>
+          <wp:inline xmlns:a="http://schemas.openxmlformats.org/drawingml/2006/main" xmlns:pic="http://schemas.openxmlformats.org/drawingml/2006/picture">
+            <wp:extent cx="5486400" cy="3086100"/>
+            <wp:docPr id="1" name="Picture 1"/>
+            <wp:cNvGraphicFramePr>
+              <a:graphicFrameLocks noChangeAspect="1"/>
+            </wp:cNvGraphicFramePr>
+            <a:graphic>
+              <a:graphicData uri="http://schemas.openxmlformats.org/drawingml/2006/picture">
+                <pic:pic>
+                  <pic:nvPicPr>
+                    <pic:cNvPr id="0" name="image4.png"/>
+                    <pic:cNvPicPr/>
+                  </pic:nvPicPr>
+                  <pic:blipFill>
+                    <a:blip r:embed="rId10"/>
+                    <a:stretch>
+                      <a:fillRect/>
+                    </a:stretch>
+                  </pic:blipFill>
+                  <pic:spPr>
+                    <a:xfrm>
+                      <a:off x="0" y="0"/>
+                      <a:ext cx="5486400" cy="3086100"/>
+                    </a:xfrm>
+                    <a:prstGeom prst="rect"/>
+                  </pic:spPr>
+                </pic:pic>
+              </a:graphicData>
+            </a:graphic>
+          </wp:inline>
+        </w:drawing>
       </w:r>
     </w:p>
     <w:p>
@@ -10011,19 +10034,42 @@
       </w:r>
     </w:p>
     <w:p>
-      <w:r>
-        <w:rPr>
-          <w:b w:val="0"/>
-          <w:i w:val="0"/>
-        </w:rPr>
-        <w:t>!</w:t>
-      </w:r>
-      <w:r>
-        <w:rPr>
-          <w:b w:val="0"/>
-          <w:i w:val="0"/>
-        </w:rPr>
-        <w:t>Triplet lopsided rejection diagram</w:t>
+      <w:pPr>
+        <w:jc w:val="center"/>
+      </w:pPr>
+      <w:r>
+        <w:drawing>
+          <wp:inline xmlns:a="http://schemas.openxmlformats.org/drawingml/2006/main" xmlns:pic="http://schemas.openxmlformats.org/drawingml/2006/picture">
+            <wp:extent cx="5486400" cy="3086100"/>
+            <wp:docPr id="2" name="Picture 2"/>
+            <wp:cNvGraphicFramePr>
+              <a:graphicFrameLocks noChangeAspect="1"/>
+            </wp:cNvGraphicFramePr>
+            <a:graphic>
+              <a:graphicData uri="http://schemas.openxmlformats.org/drawingml/2006/picture">
+                <pic:pic>
+                  <pic:nvPicPr>
+                    <pic:cNvPr id="0" name="image5.png"/>
+                    <pic:cNvPicPr/>
+                  </pic:nvPicPr>
+                  <pic:blipFill>
+                    <a:blip r:embed="rId11"/>
+                    <a:stretch>
+                      <a:fillRect/>
+                    </a:stretch>
+                  </pic:blipFill>
+                  <pic:spPr>
+                    <a:xfrm>
+                      <a:off x="0" y="0"/>
+                      <a:ext cx="5486400" cy="3086100"/>
+                    </a:xfrm>
+                    <a:prstGeom prst="rect"/>
+                  </pic:spPr>
+                </pic:pic>
+              </a:graphicData>
+            </a:graphic>
+          </wp:inline>
+        </w:drawing>
       </w:r>
     </w:p>
     <w:p>
@@ -10084,19 +10130,42 @@
       </w:r>
     </w:p>
     <w:p>
-      <w:r>
-        <w:rPr>
-          <w:b w:val="0"/>
-          <w:i w:val="0"/>
-        </w:rPr>
-        <w:t>!</w:t>
-      </w:r>
-      <w:r>
-        <w:rPr>
-          <w:b w:val="0"/>
-          <w:i w:val="0"/>
-        </w:rPr>
-        <w:t>Path intersection deflection angle diagram</w:t>
+      <w:pPr>
+        <w:jc w:val="center"/>
+      </w:pPr>
+      <w:r>
+        <w:drawing>
+          <wp:inline xmlns:a="http://schemas.openxmlformats.org/drawingml/2006/main" xmlns:pic="http://schemas.openxmlformats.org/drawingml/2006/picture">
+            <wp:extent cx="5486400" cy="3086100"/>
+            <wp:docPr id="3" name="Picture 3"/>
+            <wp:cNvGraphicFramePr>
+              <a:graphicFrameLocks noChangeAspect="1"/>
+            </wp:cNvGraphicFramePr>
+            <a:graphic>
+              <a:graphicData uri="http://schemas.openxmlformats.org/drawingml/2006/picture">
+                <pic:pic>
+                  <pic:nvPicPr>
+                    <pic:cNvPr id="0" name="image6.png"/>
+                    <pic:cNvPicPr/>
+                  </pic:nvPicPr>
+                  <pic:blipFill>
+                    <a:blip r:embed="rId12"/>
+                    <a:stretch>
+                      <a:fillRect/>
+                    </a:stretch>
+                  </pic:blipFill>
+                  <pic:spPr>
+                    <a:xfrm>
+                      <a:off x="0" y="0"/>
+                      <a:ext cx="5486400" cy="3086100"/>
+                    </a:xfrm>
+                    <a:prstGeom prst="rect"/>
+                  </pic:spPr>
+                </pic:pic>
+              </a:graphicData>
+            </a:graphic>
+          </wp:inline>
+        </w:drawing>
       </w:r>
     </w:p>
     <w:p>
